--- a/worksheets/PR_L04_CountControlledLoops_Worksheet.docx
+++ b/worksheets/PR_L04_CountControlledLoops_Worksheet.docx
@@ -59,7 +59,7 @@
                 <w:sz w:val="38"/>
                 <w:szCs w:val="38"/>
               </w:rPr>
-              <w:t xml:space="preserve">Count-controlled iteration: the for loop</w:t>
+              <w:t xml:space="preserve">Count-controlled loops</w:t>
             </w:r>
           </w:p>
           <w:p>
@@ -340,7 +340,7 @@
                 <w:sz w:val="21"/>
                 <w:szCs w:val="21"/>
               </w:rPr>
-              <w:t xml:space="preserve"> you tap the badge.</w:t>
+              <w:t xml:space="preserve"> you start the programs.</w:t>
             </w:r>
           </w:p>
           <w:p>
@@ -363,7 +363,7 @@
                 <w:sz w:val="21"/>
                 <w:szCs w:val="21"/>
               </w:rPr>
-              <w:t xml:space="preserve">Tap the badge and answer the questions on screen. Your first answer is the one that counts.</w:t>
+              <w:t xml:space="preserve">Plan the task on this sheet, then write the program in the editor and press Run to try it.</w:t>
             </w:r>
           </w:p>
           <w:p>
@@ -386,77 +386,30 @@
                 <w:sz w:val="21"/>
                 <w:szCs w:val="21"/>
               </w:rPr>
-              <w:t xml:space="preserve">When the score screen appears, copy your score into the yellow box straight away.</w:t>
+              <w:t xml:space="preserve">Press Check to mark it. You can change your program and check again as often as you like - your best mark is the one that is kept.</w:t>
             </w:r>
           </w:p>
           <w:p>
             <w:pPr>
-              <w:spacing w:after="60" w:before="160"/>
+              <w:spacing w:after="60" w:before="60"/>
             </w:pPr>
             <w:r>
               <w:rPr>
                 <w:rFonts w:ascii="Arial" w:cs="Arial" w:eastAsia="Arial" w:hAnsi="Arial"/>
                 <w:b/>
                 <w:bCs/>
-                <w:color w:val="1C2C4A"/>
                 <w:sz w:val="21"/>
                 <w:szCs w:val="21"/>
               </w:rPr>
-              <w:t xml:space="preserve">By the end of the lesson I will:</w:t>
-            </w:r>
-          </w:p>
-          <w:p>
-            <w:pPr>
-              <w:pStyle w:val="ListParagraph"/>
-              <w:numPr>
-                <w:ilvl w:val="0"/>
-                <w:numId w:val="2"/>
-              </w:numPr>
-              <w:spacing w:after="20" w:before="20"/>
-            </w:pPr>
+              <w:t xml:space="preserve">5.  </w:t>
+            </w:r>
             <w:r>
               <w:rPr>
                 <w:rFonts w:ascii="Arial" w:cs="Arial" w:eastAsia="Arial" w:hAnsi="Arial"/>
                 <w:sz w:val="21"/>
                 <w:szCs w:val="21"/>
               </w:rPr>
-              <w:t xml:space="preserve">know how to write a for loop that repeats a block a set number of times</w:t>
-            </w:r>
-          </w:p>
-          <w:p>
-            <w:pPr>
-              <w:pStyle w:val="ListParagraph"/>
-              <w:numPr>
-                <w:ilvl w:val="0"/>
-                <w:numId w:val="2"/>
-              </w:numPr>
-              <w:spacing w:after="20" w:before="20"/>
-            </w:pPr>
-            <w:r>
-              <w:rPr>
-                <w:rFonts w:ascii="Arial" w:cs="Arial" w:eastAsia="Arial" w:hAnsi="Arial"/>
-                <w:sz w:val="21"/>
-                <w:szCs w:val="21"/>
-              </w:rPr>
-              <w:t xml:space="preserve">understand how range() decides which values the loop counter takes</w:t>
-            </w:r>
-          </w:p>
-          <w:p>
-            <w:pPr>
-              <w:pStyle w:val="ListParagraph"/>
-              <w:numPr>
-                <w:ilvl w:val="0"/>
-                <w:numId w:val="2"/>
-              </w:numPr>
-              <w:spacing w:after="20" w:before="20"/>
-            </w:pPr>
-            <w:r>
-              <w:rPr>
-                <w:rFonts w:ascii="Arial" w:cs="Arial" w:eastAsia="Arial" w:hAnsi="Arial"/>
-                <w:sz w:val="21"/>
-                <w:szCs w:val="21"/>
-              </w:rPr>
-              <w:t xml:space="preserve">know how to build a running total inside a loop, and how to put one loop inside another</w:t>
+              <w:t xml:space="preserve">Read the tests that failed: each one says what was expected and what your program printed.</w:t>
             </w:r>
           </w:p>
         </w:tc>
@@ -1364,7 +1317,7 @@
                 <w:sz w:val="21"/>
                 <w:szCs w:val="21"/>
               </w:rPr>
-              <w:t xml:space="preserve">Iteration is the proper name for repetition, and it is one of the three basic program structures.</w:t>
+              <w:t xml:space="preserve">Iteration is the proper name for repetition, and it is one of the three basic...</w:t>
             </w:r>
           </w:p>
           <w:tbl>
@@ -1444,7 +1397,7 @@
                 <w:sz w:val="21"/>
                 <w:szCs w:val="21"/>
               </w:rPr>
-              <w:t xml:space="preserve">How would you repeat an announcement as many times as the user asks for?</w:t>
+              <w:t xml:space="preserve">How would you repeat a line as many times as the user asks for?</w:t>
             </w:r>
           </w:p>
           <w:tbl>
@@ -2356,7 +2309,7 @@
                 <w:sz w:val="21"/>
                 <w:szCs w:val="21"/>
               </w:rPr>
-              <w:t xml:space="preserve">Counting from 0 is normal in programming, and it is why the first item of a list is item 0.</w:t>
+              <w:t xml:space="preserve">Counting from 0 is normal in programming, and it is why the first item of a list is item...</w:t>
             </w:r>
           </w:p>
           <w:tbl>
@@ -2436,7 +2389,7 @@
                 <w:sz w:val="21"/>
                 <w:szCs w:val="21"/>
               </w:rPr>
-              <w:t xml:space="preserve">What numbers does range(5) actually count through?</w:t>
+              <w:t xml:space="preserve">What has to change so that a loop counts from 1 up to and including n?</w:t>
             </w:r>
           </w:p>
           <w:tbl>
@@ -3348,7 +3301,7 @@
                 <w:sz w:val="21"/>
                 <w:szCs w:val="21"/>
               </w:rPr>
-              <w:t xml:space="preserve">A range does not build a list of its numbers: it works each one out as the loop asks for it.</w:t>
+              <w:t xml:space="preserve">The stop value of a range is the one value the loop never...</w:t>
             </w:r>
           </w:p>
           <w:tbl>
@@ -3428,7 +3381,7 @@
                 <w:sz w:val="21"/>
                 <w:szCs w:val="21"/>
               </w:rPr>
-              <w:t xml:space="preserve">Which range lists the hall rows from 4 to 9 inclusive?</w:t>
+              <w:t xml:space="preserve">Which range counts through 4 to 9, with both of them included?</w:t>
             </w:r>
           </w:p>
           <w:tbl>
@@ -4340,7 +4293,7 @@
                 <w:sz w:val="21"/>
                 <w:szCs w:val="21"/>
               </w:rPr>
-              <w:t xml:space="preserve">A counter and a running total work the same way: one adds 1, the other adds a value.</w:t>
+              <w:t xml:space="preserve">A counter and a running total work the same way: one adds 1 and the other adds...</w:t>
             </w:r>
           </w:p>
           <w:tbl>
@@ -5332,7 +5285,7 @@
                 <w:sz w:val="21"/>
                 <w:szCs w:val="21"/>
               </w:rPr>
-              <w:t xml:space="preserve">Two nested loops of 10 run 100 times, so nesting multiplies the work rather than adding to it.</w:t>
+              <w:t xml:space="preserve">Nesting one loop inside another multiplies the work rather than...</w:t>
             </w:r>
           </w:p>
           <w:tbl>
@@ -6324,7 +6277,7 @@
                 <w:sz w:val="21"/>
                 <w:szCs w:val="21"/>
               </w:rPr>
-              <w:t xml:space="preserve">One pass that gathers several answers at once beats looping over the same data again and again.</w:t>
+              <w:t xml:space="preserve">One pass that gathers several answers at once beats looping over the same data...</w:t>
             </w:r>
           </w:p>
           <w:tbl>
@@ -6404,7 +6357,7 @@
                 <w:sz w:val="21"/>
                 <w:szCs w:val="21"/>
               </w:rPr>
-              <w:t xml:space="preserve">Plan the loop, the counter and the total for a report on a set of words.</w:t>
+              <w:t xml:space="preserve">Which figures can one pass through the data work out at the same time?</w:t>
             </w:r>
           </w:p>
           <w:tbl>
@@ -8570,7 +8523,7 @@
                 <w:sz w:val="21"/>
                 <w:szCs w:val="21"/>
               </w:rPr>
-              <w:t xml:space="preserve">b)  Write a program that reads 7 daily rainfall figures in millimetres and prints their total and their mean.  </w:t>
+              <w:t xml:space="preserve">b)  Write a program that reads how many numbers there are, then reads that many whole numbers and prints their total and their average.  </w:t>
             </w:r>
             <w:r>
               <w:rPr>
@@ -9018,7 +8971,7 @@
                 <w:sz w:val="21"/>
                 <w:szCs w:val="21"/>
               </w:rPr>
-              <w:t xml:space="preserve">c)  Write a program that reads a size from the user and prints a solid square of hash characters of that size.  </w:t>
+              <w:t xml:space="preserve">c)  Write a program that reads a whole number and prints that many lines, the first holding one * character, the second two, and so on.  </w:t>
             </w:r>
             <w:r>
               <w:rPr>
@@ -10135,7 +10088,7 @@
         <w:sz w:val="16"/>
         <w:szCs w:val="16"/>
       </w:rPr>
-      <w:t xml:space="preserve">PY Lesson 4: Count-controlled iteration: the for loop  |  Page </w:t>
+      <w:t xml:space="preserve">PY Lesson 4: Count-controlled loops  |  Page </w:t>
     </w:r>
     <w:r>
       <w:rPr>
@@ -10290,12 +10243,6 @@
   </w:abstractNum>
   <w:num w:numId="1">
     <w:abstractNumId w:val="1"/>
-    <w:lvlOverride w:ilvl="0">
-      <w:startOverride w:val="1"/>
-    </w:lvlOverride>
-  </w:num>
-  <w:num w:numId="2">
-    <w:abstractNumId w:val="2"/>
     <w:lvlOverride w:ilvl="0">
       <w:startOverride w:val="1"/>
     </w:lvlOverride>

--- a/worksheets/PR_L04_CountControlledLoops_Worksheet.docx
+++ b/worksheets/PR_L04_CountControlledLoops_Worksheet.docx
@@ -363,7 +363,7 @@
                 <w:sz w:val="21"/>
                 <w:szCs w:val="21"/>
               </w:rPr>
-              <w:t xml:space="preserve">Plan the task on this sheet, then write the program in the editor and press Run to try it.</w:t>
+              <w:t xml:space="preserve">The What to do column says what each activity asks of you: run a program, say what it will display, change one thing, fill in a gap, fix a mistake, or write it yourself.</w:t>
             </w:r>
           </w:p>
           <w:p>
@@ -386,7 +386,7 @@
                 <w:sz w:val="21"/>
                 <w:szCs w:val="21"/>
               </w:rPr>
-              <w:t xml:space="preserve">Press Check to mark it. You can change your program and check again as often as you like - your best mark is the one that is kept.</w:t>
+              <w:t xml:space="preserve">Plan the ones you write on this sheet, then type the program in the editor and press Run to try it. Run never marks anything, so try things out freely.</w:t>
             </w:r>
           </w:p>
           <w:p>
@@ -409,7 +409,53 @@
                 <w:sz w:val="21"/>
                 <w:szCs w:val="21"/>
               </w:rPr>
-              <w:t xml:space="preserve">Read the tests that failed: each one says what was expected and what your program printed.</w:t>
+              <w:t xml:space="preserve">Press Check to mark it. You can change your program and check again as often as you like - your best mark is the one that is kept.</w:t>
+            </w:r>
+          </w:p>
+          <w:p>
+            <w:pPr>
+              <w:spacing w:after="60" w:before="60"/>
+            </w:pPr>
+            <w:r>
+              <w:rPr>
+                <w:rFonts w:ascii="Arial" w:cs="Arial" w:eastAsia="Arial" w:hAnsi="Arial"/>
+                <w:b/>
+                <w:bCs/>
+                <w:sz w:val="21"/>
+                <w:szCs w:val="21"/>
+              </w:rPr>
+              <w:t xml:space="preserve">6.  </w:t>
+            </w:r>
+            <w:r>
+              <w:rPr>
+                <w:rFonts w:ascii="Arial" w:cs="Arial" w:eastAsia="Arial" w:hAnsi="Arial"/>
+                <w:sz w:val="21"/>
+                <w:szCs w:val="21"/>
+              </w:rPr>
+              <w:t xml:space="preserve">Read the tests that failed: each one says what was expected and what your program displayed. If you are stuck, the Hint button gives you one step at a time.</w:t>
+            </w:r>
+          </w:p>
+          <w:p>
+            <w:pPr>
+              <w:spacing w:after="60" w:before="60"/>
+            </w:pPr>
+            <w:r>
+              <w:rPr>
+                <w:rFonts w:ascii="Arial" w:cs="Arial" w:eastAsia="Arial" w:hAnsi="Arial"/>
+                <w:b/>
+                <w:bCs/>
+                <w:sz w:val="21"/>
+                <w:szCs w:val="21"/>
+              </w:rPr>
+              <w:t xml:space="preserve">7.  </w:t>
+            </w:r>
+            <w:r>
+              <w:rPr>
+                <w:rFonts w:ascii="Arial" w:cs="Arial" w:eastAsia="Arial" w:hAnsi="Arial"/>
+                <w:sz w:val="21"/>
+                <w:szCs w:val="21"/>
+              </w:rPr>
+              <w:t xml:space="preserve">The activities marked Challenge are optional. Finish the rest of a station first, and come back to them if you have time.</w:t>
             </w:r>
           </w:p>
         </w:tc>
@@ -1503,12 +1549,12 @@
                 <w:sz w:val="21"/>
                 <w:szCs w:val="21"/>
               </w:rPr>
-              <w:t xml:space="preserve">Tick each one off as its tests pass in the editor</w:t>
+              <w:t xml:space="preserve">Tick each one off as you finish it in the editor</w:t>
             </w:r>
           </w:p>
           <w:tbl>
             <w:tblPr>
-              <w:tblW w:type="dxa" w:w="10026"/>
+              <w:tblW w:type="dxa" w:w="10024"/>
               <w:tblBorders>
                 <w:top w:val="single" w:color="auto" w:sz="4"/>
                 <w:left w:val="single" w:color="auto" w:sz="4"/>
@@ -1519,9 +1565,10 @@
               </w:tblBorders>
             </w:tblPr>
             <w:tblGrid>
-              <w:gridCol w:w="3342"/>
-              <w:gridCol w:w="3342"/>
-              <w:gridCol w:w="3342"/>
+              <w:gridCol w:w="2506"/>
+              <w:gridCol w:w="2506"/>
+              <w:gridCol w:w="2506"/>
+              <w:gridCol w:w="2506"/>
             </w:tblGrid>
             <w:tr>
               <w:trPr>
@@ -1530,7 +1577,7 @@
               </w:trPr>
               <w:tc>
                 <w:tcPr>
-                  <w:tcW w:type="dxa" w:w="3342"/>
+                  <w:tcW w:type="dxa" w:w="2506"/>
                   <w:tcBorders>
                     <w:top w:val="single" w:color="B7C2D1" w:sz="4"/>
                     <w:left w:val="single" w:color="B7C2D1" w:sz="4"/>
@@ -1558,13 +1605,13 @@
                       <w:sz w:val="20"/>
                       <w:szCs w:val="20"/>
                     </w:rPr>
-                    <w:t xml:space="preserve">Program</w:t>
-                  </w:r>
-                </w:p>
-              </w:tc>
-              <w:tc>
-                <w:tcPr>
-                  <w:tcW w:type="dxa" w:w="3342"/>
+                    <w:t xml:space="preserve">Activity</w:t>
+                  </w:r>
+                </w:p>
+              </w:tc>
+              <w:tc>
+                <w:tcPr>
+                  <w:tcW w:type="dxa" w:w="2506"/>
                   <w:tcBorders>
                     <w:top w:val="single" w:color="B7C2D1" w:sz="4"/>
                     <w:left w:val="single" w:color="B7C2D1" w:sz="4"/>
@@ -1592,13 +1639,47 @@
                       <w:sz w:val="20"/>
                       <w:szCs w:val="20"/>
                     </w:rPr>
+                    <w:t xml:space="preserve">What to do</w:t>
+                  </w:r>
+                </w:p>
+              </w:tc>
+              <w:tc>
+                <w:tcPr>
+                  <w:tcW w:type="dxa" w:w="2506"/>
+                  <w:tcBorders>
+                    <w:top w:val="single" w:color="B7C2D1" w:sz="4"/>
+                    <w:left w:val="single" w:color="B7C2D1" w:sz="4"/>
+                    <w:bottom w:val="single" w:color="B7C2D1" w:sz="4"/>
+                    <w:right w:val="single" w:color="B7C2D1" w:sz="4"/>
+                  </w:tcBorders>
+                  <w:shd w:fill="E6ECF5" w:color="auto" w:val="clear"/>
+                  <w:tcMar>
+                    <w:top w:type="dxa" w:w="80"/>
+                    <w:left w:type="dxa" w:w="120"/>
+                    <w:bottom w:type="dxa" w:w="80"/>
+                    <w:right w:type="dxa" w:w="120"/>
+                  </w:tcMar>
+                  <w:vAlign w:val="center"/>
+                </w:tcPr>
+                <w:p>
+                  <w:pPr>
+                    <w:spacing w:after="0" w:before="0"/>
+                  </w:pPr>
+                  <w:r>
+                    <w:rPr>
+                      <w:rFonts w:ascii="Arial" w:cs="Arial" w:eastAsia="Arial" w:hAnsi="Arial"/>
+                      <w:b/>
+                      <w:bCs/>
+                      <w:sz w:val="20"/>
+                      <w:szCs w:val="20"/>
+                    </w:rPr>
                     <w:t xml:space="preserve">Marks</w:t>
                   </w:r>
                 </w:p>
               </w:tc>
               <w:tc>
                 <w:tcPr>
-                  <w:tcW w:type="dxa" w:w="3342"/>
+                  <w:tcW w:type="dxa" w:w="2506"/>
                   <w:tcBorders>
                     <w:top w:val="single" w:color="B7C2D1" w:sz="4"/>
                     <w:left w:val="single" w:color="B7C2D1" w:sz="4"/>
@@ -1638,73 +1719,107 @@
               </w:trPr>
               <w:tc>
                 <w:tcPr>
-                  <w:tcW w:type="dxa" w:w="3342"/>
-                  <w:tcBorders>
-                    <w:top w:val="single" w:color="B7C2D1" w:sz="4"/>
-                    <w:left w:val="single" w:color="B7C2D1" w:sz="4"/>
-                    <w:bottom w:val="single" w:color="B7C2D1" w:sz="4"/>
-                    <w:right w:val="single" w:color="B7C2D1" w:sz="4"/>
-                  </w:tcBorders>
-                  <w:shd w:fill="FFFFFF" w:color="auto" w:val="clear"/>
-                  <w:tcMar>
-                    <w:top w:type="dxa" w:w="80"/>
-                    <w:left w:type="dxa" w:w="120"/>
-                    <w:bottom w:type="dxa" w:w="80"/>
-                    <w:right w:type="dxa" w:w="120"/>
-                  </w:tcMar>
-                  <w:vAlign w:val="center"/>
-                </w:tcPr>
-                <w:p>
-                  <w:pPr>
-                    <w:spacing w:after="0" w:before="0"/>
-                  </w:pPr>
-                  <w:r>
-                    <w:rPr>
-                      <w:rFonts w:ascii="Arial" w:cs="Arial" w:eastAsia="Arial" w:hAnsi="Arial"/>
-                      <w:sz w:val="21"/>
-                      <w:szCs w:val="21"/>
-                    </w:rPr>
-                    <w:t xml:space="preserve">Ask the user for a word. Display [word] three times, one on each of three lines.</w:t>
-                  </w:r>
-                </w:p>
-              </w:tc>
-              <w:tc>
-                <w:tcPr>
-                  <w:tcW w:type="dxa" w:w="3342"/>
-                  <w:tcBorders>
-                    <w:top w:val="single" w:color="B7C2D1" w:sz="4"/>
-                    <w:left w:val="single" w:color="B7C2D1" w:sz="4"/>
-                    <w:bottom w:val="single" w:color="B7C2D1" w:sz="4"/>
-                    <w:right w:val="single" w:color="B7C2D1" w:sz="4"/>
-                  </w:tcBorders>
-                  <w:shd w:fill="FFFFFF" w:color="auto" w:val="clear"/>
-                  <w:tcMar>
-                    <w:top w:type="dxa" w:w="80"/>
-                    <w:left w:type="dxa" w:w="120"/>
-                    <w:bottom w:type="dxa" w:w="80"/>
-                    <w:right w:type="dxa" w:w="120"/>
-                  </w:tcMar>
-                  <w:vAlign w:val="center"/>
-                </w:tcPr>
-                <w:p>
-                  <w:pPr>
-                    <w:spacing w:after="0" w:before="0"/>
-                  </w:pPr>
-                  <w:r>
-                    <w:rPr>
-                      <w:rFonts w:ascii="Arial" w:cs="Arial" w:eastAsia="Arial" w:hAnsi="Arial"/>
-                      <w:b w:val="false"/>
-                      <w:bCs w:val="false"/>
-                      <w:sz w:val="21"/>
-                      <w:szCs w:val="21"/>
-                    </w:rPr>
-                    <w:t xml:space="preserve">2</w:t>
-                  </w:r>
-                </w:p>
-              </w:tc>
-              <w:tc>
-                <w:tcPr>
-                  <w:tcW w:type="dxa" w:w="3342"/>
+                  <w:tcW w:type="dxa" w:w="2506"/>
+                  <w:tcBorders>
+                    <w:top w:val="single" w:color="B7C2D1" w:sz="4"/>
+                    <w:left w:val="single" w:color="B7C2D1" w:sz="4"/>
+                    <w:bottom w:val="single" w:color="B7C2D1" w:sz="4"/>
+                    <w:right w:val="single" w:color="B7C2D1" w:sz="4"/>
+                  </w:tcBorders>
+                  <w:shd w:fill="FFFFFF" w:color="auto" w:val="clear"/>
+                  <w:tcMar>
+                    <w:top w:type="dxa" w:w="80"/>
+                    <w:left w:type="dxa" w:w="120"/>
+                    <w:bottom w:type="dxa" w:w="80"/>
+                    <w:right w:type="dxa" w:w="120"/>
+                  </w:tcMar>
+                  <w:vAlign w:val="center"/>
+                </w:tcPr>
+                <w:p>
+                  <w:pPr>
+                    <w:spacing w:after="0" w:before="0"/>
+                  </w:pPr>
+                  <w:r>
+                    <w:rPr>
+                      <w:rFonts w:ascii="Arial" w:cs="Arial" w:eastAsia="Arial" w:hAnsi="Arial"/>
+                      <w:sz w:val="21"/>
+                      <w:szCs w:val="21"/>
+                    </w:rPr>
+                    <w:t xml:space="preserve">Press Run and count the lines that appear.</w:t>
+                  </w:r>
+                </w:p>
+              </w:tc>
+              <w:tc>
+                <w:tcPr>
+                  <w:tcW w:type="dxa" w:w="2506"/>
+                  <w:tcBorders>
+                    <w:top w:val="single" w:color="B7C2D1" w:sz="4"/>
+                    <w:left w:val="single" w:color="B7C2D1" w:sz="4"/>
+                    <w:bottom w:val="single" w:color="B7C2D1" w:sz="4"/>
+                    <w:right w:val="single" w:color="B7C2D1" w:sz="4"/>
+                  </w:tcBorders>
+                  <w:shd w:fill="FFFFFF" w:color="auto" w:val="clear"/>
+                  <w:tcMar>
+                    <w:top w:type="dxa" w:w="80"/>
+                    <w:left w:type="dxa" w:w="120"/>
+                    <w:bottom w:type="dxa" w:w="80"/>
+                    <w:right w:type="dxa" w:w="120"/>
+                  </w:tcMar>
+                  <w:vAlign w:val="center"/>
+                </w:tcPr>
+                <w:p>
+                  <w:pPr>
+                    <w:spacing w:after="0" w:before="0"/>
+                  </w:pPr>
+                  <w:r>
+                    <w:rPr>
+                      <w:rFonts w:ascii="Arial" w:cs="Arial" w:eastAsia="Arial" w:hAnsi="Arial"/>
+                      <w:b w:val="false"/>
+                      <w:bCs w:val="false"/>
+                      <w:sz w:val="21"/>
+                      <w:szCs w:val="21"/>
+                    </w:rPr>
+                    <w:t xml:space="preserve">Run it</w:t>
+                  </w:r>
+                </w:p>
+              </w:tc>
+              <w:tc>
+                <w:tcPr>
+                  <w:tcW w:type="dxa" w:w="2506"/>
+                  <w:tcBorders>
+                    <w:top w:val="single" w:color="B7C2D1" w:sz="4"/>
+                    <w:left w:val="single" w:color="B7C2D1" w:sz="4"/>
+                    <w:bottom w:val="single" w:color="B7C2D1" w:sz="4"/>
+                    <w:right w:val="single" w:color="B7C2D1" w:sz="4"/>
+                  </w:tcBorders>
+                  <w:shd w:fill="FFFFFF" w:color="auto" w:val="clear"/>
+                  <w:tcMar>
+                    <w:top w:type="dxa" w:w="80"/>
+                    <w:left w:type="dxa" w:w="120"/>
+                    <w:bottom w:type="dxa" w:w="80"/>
+                    <w:right w:type="dxa" w:w="120"/>
+                  </w:tcMar>
+                  <w:vAlign w:val="center"/>
+                </w:tcPr>
+                <w:p>
+                  <w:pPr>
+                    <w:spacing w:after="0" w:before="0"/>
+                  </w:pPr>
+                  <w:r>
+                    <w:rPr>
+                      <w:rFonts w:ascii="Arial" w:cs="Arial" w:eastAsia="Arial" w:hAnsi="Arial"/>
+                      <w:b w:val="false"/>
+                      <w:bCs w:val="false"/>
+                      <w:sz w:val="21"/>
+                      <w:szCs w:val="21"/>
+                    </w:rPr>
+                    <w:t xml:space="preserve">1</w:t>
+                  </w:r>
+                </w:p>
+              </w:tc>
+              <w:tc>
+                <w:tcPr>
+                  <w:tcW w:type="dxa" w:w="2506"/>
                   <w:tcBorders>
                     <w:top w:val="single" w:color="B7C2D1" w:sz="4"/>
                     <w:left w:val="single" w:color="B7C2D1" w:sz="4"/>
@@ -1744,73 +1859,107 @@
               </w:trPr>
               <w:tc>
                 <w:tcPr>
-                  <w:tcW w:type="dxa" w:w="3342"/>
-                  <w:tcBorders>
-                    <w:top w:val="single" w:color="B7C2D1" w:sz="4"/>
-                    <w:left w:val="single" w:color="B7C2D1" w:sz="4"/>
-                    <w:bottom w:val="single" w:color="B7C2D1" w:sz="4"/>
-                    <w:right w:val="single" w:color="B7C2D1" w:sz="4"/>
-                  </w:tcBorders>
-                  <w:shd w:fill="FFFFFF" w:color="auto" w:val="clear"/>
-                  <w:tcMar>
-                    <w:top w:type="dxa" w:w="80"/>
-                    <w:left w:type="dxa" w:w="120"/>
-                    <w:bottom w:type="dxa" w:w="80"/>
-                    <w:right w:type="dxa" w:w="120"/>
-                  </w:tcMar>
-                  <w:vAlign w:val="center"/>
-                </w:tcPr>
-                <w:p>
-                  <w:pPr>
-                    <w:spacing w:after="0" w:before="0"/>
-                  </w:pPr>
-                  <w:r>
-                    <w:rPr>
-                      <w:rFonts w:ascii="Arial" w:cs="Arial" w:eastAsia="Arial" w:hAnsi="Arial"/>
-                      <w:sz w:val="21"/>
-                      <w:szCs w:val="21"/>
-                    </w:rPr>
-                    <w:t xml:space="preserve">Ask the user for a word. Then ask for a whole number. Display [word] on that many lines.</w:t>
-                  </w:r>
-                </w:p>
-              </w:tc>
-              <w:tc>
-                <w:tcPr>
-                  <w:tcW w:type="dxa" w:w="3342"/>
-                  <w:tcBorders>
-                    <w:top w:val="single" w:color="B7C2D1" w:sz="4"/>
-                    <w:left w:val="single" w:color="B7C2D1" w:sz="4"/>
-                    <w:bottom w:val="single" w:color="B7C2D1" w:sz="4"/>
-                    <w:right w:val="single" w:color="B7C2D1" w:sz="4"/>
-                  </w:tcBorders>
-                  <w:shd w:fill="FFFFFF" w:color="auto" w:val="clear"/>
-                  <w:tcMar>
-                    <w:top w:type="dxa" w:w="80"/>
-                    <w:left w:type="dxa" w:w="120"/>
-                    <w:bottom w:type="dxa" w:w="80"/>
-                    <w:right w:type="dxa" w:w="120"/>
-                  </w:tcMar>
-                  <w:vAlign w:val="center"/>
-                </w:tcPr>
-                <w:p>
-                  <w:pPr>
-                    <w:spacing w:after="0" w:before="0"/>
-                  </w:pPr>
-                  <w:r>
-                    <w:rPr>
-                      <w:rFonts w:ascii="Arial" w:cs="Arial" w:eastAsia="Arial" w:hAnsi="Arial"/>
-                      <w:b w:val="false"/>
-                      <w:bCs w:val="false"/>
-                      <w:sz w:val="21"/>
-                      <w:szCs w:val="21"/>
-                    </w:rPr>
-                    <w:t xml:space="preserve">2</w:t>
-                  </w:r>
-                </w:p>
-              </w:tc>
-              <w:tc>
-                <w:tcPr>
-                  <w:tcW w:type="dxa" w:w="3342"/>
+                  <w:tcW w:type="dxa" w:w="2506"/>
+                  <w:tcBorders>
+                    <w:top w:val="single" w:color="B7C2D1" w:sz="4"/>
+                    <w:left w:val="single" w:color="B7C2D1" w:sz="4"/>
+                    <w:bottom w:val="single" w:color="B7C2D1" w:sz="4"/>
+                    <w:right w:val="single" w:color="B7C2D1" w:sz="4"/>
+                  </w:tcBorders>
+                  <w:shd w:fill="FFFFFF" w:color="auto" w:val="clear"/>
+                  <w:tcMar>
+                    <w:top w:type="dxa" w:w="80"/>
+                    <w:left w:type="dxa" w:w="120"/>
+                    <w:bottom w:type="dxa" w:w="80"/>
+                    <w:right w:type="dxa" w:w="120"/>
+                  </w:tcMar>
+                  <w:vAlign w:val="center"/>
+                </w:tcPr>
+                <w:p>
+                  <w:pPr>
+                    <w:spacing w:after="0" w:before="0"/>
+                  </w:pPr>
+                  <w:r>
+                    <w:rPr>
+                      <w:rFonts w:ascii="Arial" w:cs="Arial" w:eastAsia="Arial" w:hAnsi="Arial"/>
+                      <w:sz w:val="21"/>
+                      <w:szCs w:val="21"/>
+                    </w:rPr>
+                    <w:t xml:space="preserve">What will this program display?</w:t>
+                  </w:r>
+                </w:p>
+              </w:tc>
+              <w:tc>
+                <w:tcPr>
+                  <w:tcW w:type="dxa" w:w="2506"/>
+                  <w:tcBorders>
+                    <w:top w:val="single" w:color="B7C2D1" w:sz="4"/>
+                    <w:left w:val="single" w:color="B7C2D1" w:sz="4"/>
+                    <w:bottom w:val="single" w:color="B7C2D1" w:sz="4"/>
+                    <w:right w:val="single" w:color="B7C2D1" w:sz="4"/>
+                  </w:tcBorders>
+                  <w:shd w:fill="FFFFFF" w:color="auto" w:val="clear"/>
+                  <w:tcMar>
+                    <w:top w:type="dxa" w:w="80"/>
+                    <w:left w:type="dxa" w:w="120"/>
+                    <w:bottom w:type="dxa" w:w="80"/>
+                    <w:right w:type="dxa" w:w="120"/>
+                  </w:tcMar>
+                  <w:vAlign w:val="center"/>
+                </w:tcPr>
+                <w:p>
+                  <w:pPr>
+                    <w:spacing w:after="0" w:before="0"/>
+                  </w:pPr>
+                  <w:r>
+                    <w:rPr>
+                      <w:rFonts w:ascii="Arial" w:cs="Arial" w:eastAsia="Arial" w:hAnsi="Arial"/>
+                      <w:b w:val="false"/>
+                      <w:bCs w:val="false"/>
+                      <w:sz w:val="21"/>
+                      <w:szCs w:val="21"/>
+                    </w:rPr>
+                    <w:t xml:space="preserve">Predict</w:t>
+                  </w:r>
+                </w:p>
+              </w:tc>
+              <w:tc>
+                <w:tcPr>
+                  <w:tcW w:type="dxa" w:w="2506"/>
+                  <w:tcBorders>
+                    <w:top w:val="single" w:color="B7C2D1" w:sz="4"/>
+                    <w:left w:val="single" w:color="B7C2D1" w:sz="4"/>
+                    <w:bottom w:val="single" w:color="B7C2D1" w:sz="4"/>
+                    <w:right w:val="single" w:color="B7C2D1" w:sz="4"/>
+                  </w:tcBorders>
+                  <w:shd w:fill="FFFFFF" w:color="auto" w:val="clear"/>
+                  <w:tcMar>
+                    <w:top w:type="dxa" w:w="80"/>
+                    <w:left w:type="dxa" w:w="120"/>
+                    <w:bottom w:type="dxa" w:w="80"/>
+                    <w:right w:type="dxa" w:w="120"/>
+                  </w:tcMar>
+                  <w:vAlign w:val="center"/>
+                </w:tcPr>
+                <w:p>
+                  <w:pPr>
+                    <w:spacing w:after="0" w:before="0"/>
+                  </w:pPr>
+                  <w:r>
+                    <w:rPr>
+                      <w:rFonts w:ascii="Arial" w:cs="Arial" w:eastAsia="Arial" w:hAnsi="Arial"/>
+                      <w:b w:val="false"/>
+                      <w:bCs w:val="false"/>
+                      <w:sz w:val="21"/>
+                      <w:szCs w:val="21"/>
+                    </w:rPr>
+                    <w:t xml:space="preserve">1</w:t>
+                  </w:r>
+                </w:p>
+              </w:tc>
+              <w:tc>
+                <w:tcPr>
+                  <w:tcW w:type="dxa" w:w="2506"/>
                   <w:tcBorders>
                     <w:top w:val="single" w:color="B7C2D1" w:sz="4"/>
                     <w:left w:val="single" w:color="B7C2D1" w:sz="4"/>
@@ -1850,73 +1999,107 @@
               </w:trPr>
               <w:tc>
                 <w:tcPr>
-                  <w:tcW w:type="dxa" w:w="3342"/>
-                  <w:tcBorders>
-                    <w:top w:val="single" w:color="B7C2D1" w:sz="4"/>
-                    <w:left w:val="single" w:color="B7C2D1" w:sz="4"/>
-                    <w:bottom w:val="single" w:color="B7C2D1" w:sz="4"/>
-                    <w:right w:val="single" w:color="B7C2D1" w:sz="4"/>
-                  </w:tcBorders>
-                  <w:shd w:fill="FFFFFF" w:color="auto" w:val="clear"/>
-                  <w:tcMar>
-                    <w:top w:type="dxa" w:w="80"/>
-                    <w:left w:type="dxa" w:w="120"/>
-                    <w:bottom w:type="dxa" w:w="80"/>
-                    <w:right w:type="dxa" w:w="120"/>
-                  </w:tcMar>
-                  <w:vAlign w:val="center"/>
-                </w:tcPr>
-                <w:p>
-                  <w:pPr>
-                    <w:spacing w:after="0" w:before="0"/>
-                  </w:pPr>
-                  <w:r>
-                    <w:rPr>
-                      <w:rFonts w:ascii="Arial" w:cs="Arial" w:eastAsia="Arial" w:hAnsi="Arial"/>
-                      <w:sz w:val="21"/>
-                      <w:szCs w:val="21"/>
-                    </w:rPr>
-                    <w:t xml:space="preserve">Ask the user for a word. Then ask for a whole number. Display start. Then display [word] on that many lines.</w:t>
-                  </w:r>
-                </w:p>
-              </w:tc>
-              <w:tc>
-                <w:tcPr>
-                  <w:tcW w:type="dxa" w:w="3342"/>
-                  <w:tcBorders>
-                    <w:top w:val="single" w:color="B7C2D1" w:sz="4"/>
-                    <w:left w:val="single" w:color="B7C2D1" w:sz="4"/>
-                    <w:bottom w:val="single" w:color="B7C2D1" w:sz="4"/>
-                    <w:right w:val="single" w:color="B7C2D1" w:sz="4"/>
-                  </w:tcBorders>
-                  <w:shd w:fill="FFFFFF" w:color="auto" w:val="clear"/>
-                  <w:tcMar>
-                    <w:top w:type="dxa" w:w="80"/>
-                    <w:left w:type="dxa" w:w="120"/>
-                    <w:bottom w:type="dxa" w:w="80"/>
-                    <w:right w:type="dxa" w:w="120"/>
-                  </w:tcMar>
-                  <w:vAlign w:val="center"/>
-                </w:tcPr>
-                <w:p>
-                  <w:pPr>
-                    <w:spacing w:after="0" w:before="0"/>
-                  </w:pPr>
-                  <w:r>
-                    <w:rPr>
-                      <w:rFonts w:ascii="Arial" w:cs="Arial" w:eastAsia="Arial" w:hAnsi="Arial"/>
-                      <w:b w:val="false"/>
-                      <w:bCs w:val="false"/>
-                      <w:sz w:val="21"/>
-                      <w:szCs w:val="21"/>
-                    </w:rPr>
-                    <w:t xml:space="preserve">2</w:t>
-                  </w:r>
-                </w:p>
-              </w:tc>
-              <w:tc>
-                <w:tcPr>
-                  <w:tcW w:type="dxa" w:w="3342"/>
+                  <w:tcW w:type="dxa" w:w="2506"/>
+                  <w:tcBorders>
+                    <w:top w:val="single" w:color="B7C2D1" w:sz="4"/>
+                    <w:left w:val="single" w:color="B7C2D1" w:sz="4"/>
+                    <w:bottom w:val="single" w:color="B7C2D1" w:sz="4"/>
+                    <w:right w:val="single" w:color="B7C2D1" w:sz="4"/>
+                  </w:tcBorders>
+                  <w:shd w:fill="FFFFFF" w:color="auto" w:val="clear"/>
+                  <w:tcMar>
+                    <w:top w:type="dxa" w:w="80"/>
+                    <w:left w:type="dxa" w:w="120"/>
+                    <w:bottom w:type="dxa" w:w="80"/>
+                    <w:right w:type="dxa" w:w="120"/>
+                  </w:tcMar>
+                  <w:vAlign w:val="center"/>
+                </w:tcPr>
+                <w:p>
+                  <w:pPr>
+                    <w:spacing w:after="0" w:before="0"/>
+                  </w:pPr>
+                  <w:r>
+                    <w:rPr>
+                      <w:rFonts w:ascii="Arial" w:cs="Arial" w:eastAsia="Arial" w:hAnsi="Arial"/>
+                      <w:sz w:val="21"/>
+                      <w:szCs w:val="21"/>
+                    </w:rPr>
+                    <w:t xml:space="preserve">Change the program so the word ping appears on five lines.</w:t>
+                  </w:r>
+                </w:p>
+              </w:tc>
+              <w:tc>
+                <w:tcPr>
+                  <w:tcW w:type="dxa" w:w="2506"/>
+                  <w:tcBorders>
+                    <w:top w:val="single" w:color="B7C2D1" w:sz="4"/>
+                    <w:left w:val="single" w:color="B7C2D1" w:sz="4"/>
+                    <w:bottom w:val="single" w:color="B7C2D1" w:sz="4"/>
+                    <w:right w:val="single" w:color="B7C2D1" w:sz="4"/>
+                  </w:tcBorders>
+                  <w:shd w:fill="FFFFFF" w:color="auto" w:val="clear"/>
+                  <w:tcMar>
+                    <w:top w:type="dxa" w:w="80"/>
+                    <w:left w:type="dxa" w:w="120"/>
+                    <w:bottom w:type="dxa" w:w="80"/>
+                    <w:right w:type="dxa" w:w="120"/>
+                  </w:tcMar>
+                  <w:vAlign w:val="center"/>
+                </w:tcPr>
+                <w:p>
+                  <w:pPr>
+                    <w:spacing w:after="0" w:before="0"/>
+                  </w:pPr>
+                  <w:r>
+                    <w:rPr>
+                      <w:rFonts w:ascii="Arial" w:cs="Arial" w:eastAsia="Arial" w:hAnsi="Arial"/>
+                      <w:b w:val="false"/>
+                      <w:bCs w:val="false"/>
+                      <w:sz w:val="21"/>
+                      <w:szCs w:val="21"/>
+                    </w:rPr>
+                    <w:t xml:space="preserve">Change it</w:t>
+                  </w:r>
+                </w:p>
+              </w:tc>
+              <w:tc>
+                <w:tcPr>
+                  <w:tcW w:type="dxa" w:w="2506"/>
+                  <w:tcBorders>
+                    <w:top w:val="single" w:color="B7C2D1" w:sz="4"/>
+                    <w:left w:val="single" w:color="B7C2D1" w:sz="4"/>
+                    <w:bottom w:val="single" w:color="B7C2D1" w:sz="4"/>
+                    <w:right w:val="single" w:color="B7C2D1" w:sz="4"/>
+                  </w:tcBorders>
+                  <w:shd w:fill="FFFFFF" w:color="auto" w:val="clear"/>
+                  <w:tcMar>
+                    <w:top w:type="dxa" w:w="80"/>
+                    <w:left w:type="dxa" w:w="120"/>
+                    <w:bottom w:type="dxa" w:w="80"/>
+                    <w:right w:type="dxa" w:w="120"/>
+                  </w:tcMar>
+                  <w:vAlign w:val="center"/>
+                </w:tcPr>
+                <w:p>
+                  <w:pPr>
+                    <w:spacing w:after="0" w:before="0"/>
+                  </w:pPr>
+                  <w:r>
+                    <w:rPr>
+                      <w:rFonts w:ascii="Arial" w:cs="Arial" w:eastAsia="Arial" w:hAnsi="Arial"/>
+                      <w:b w:val="false"/>
+                      <w:bCs w:val="false"/>
+                      <w:sz w:val="21"/>
+                      <w:szCs w:val="21"/>
+                    </w:rPr>
+                    <w:t xml:space="preserve">1</w:t>
+                  </w:r>
+                </w:p>
+              </w:tc>
+              <w:tc>
+                <w:tcPr>
+                  <w:tcW w:type="dxa" w:w="2506"/>
                   <w:tcBorders>
                     <w:top w:val="single" w:color="B7C2D1" w:sz="4"/>
                     <w:left w:val="single" w:color="B7C2D1" w:sz="4"/>
@@ -1956,39 +2139,493 @@
               </w:trPr>
               <w:tc>
                 <w:tcPr>
-                  <w:tcW w:type="dxa" w:w="3342"/>
-                  <w:tcBorders>
-                    <w:top w:val="single" w:color="B7C2D1" w:sz="4"/>
-                    <w:left w:val="single" w:color="B7C2D1" w:sz="4"/>
-                    <w:bottom w:val="single" w:color="B7C2D1" w:sz="4"/>
-                    <w:right w:val="single" w:color="B7C2D1" w:sz="4"/>
-                  </w:tcBorders>
-                  <w:shd w:fill="FFFFFF" w:color="auto" w:val="clear"/>
-                  <w:tcMar>
-                    <w:top w:type="dxa" w:w="80"/>
-                    <w:left w:type="dxa" w:w="120"/>
-                    <w:bottom w:type="dxa" w:w="80"/>
-                    <w:right w:type="dxa" w:w="120"/>
-                  </w:tcMar>
-                  <w:vAlign w:val="center"/>
-                </w:tcPr>
-                <w:p>
-                  <w:pPr>
-                    <w:spacing w:after="0" w:before="0"/>
-                  </w:pPr>
-                  <w:r>
-                    <w:rPr>
-                      <w:rFonts w:ascii="Arial" w:cs="Arial" w:eastAsia="Arial" w:hAnsi="Arial"/>
-                      <w:sz w:val="21"/>
-                      <w:szCs w:val="21"/>
-                    </w:rPr>
-                    <w:t xml:space="preserve">Ask the user for a word. Then ask for a second word. Then ask for a whole number. Display [first word]. Then display [second word] on the next line. Repeat those two lines as many times as the number says.</w:t>
-                  </w:r>
-                </w:p>
-              </w:tc>
-              <w:tc>
-                <w:tcPr>
-                  <w:tcW w:type="dxa" w:w="3342"/>
+                  <w:tcW w:type="dxa" w:w="2506"/>
+                  <w:tcBorders>
+                    <w:top w:val="single" w:color="B7C2D1" w:sz="4"/>
+                    <w:left w:val="single" w:color="B7C2D1" w:sz="4"/>
+                    <w:bottom w:val="single" w:color="B7C2D1" w:sz="4"/>
+                    <w:right w:val="single" w:color="B7C2D1" w:sz="4"/>
+                  </w:tcBorders>
+                  <w:shd w:fill="FFFFFF" w:color="auto" w:val="clear"/>
+                  <w:tcMar>
+                    <w:top w:type="dxa" w:w="80"/>
+                    <w:left w:type="dxa" w:w="120"/>
+                    <w:bottom w:type="dxa" w:w="80"/>
+                    <w:right w:type="dxa" w:w="120"/>
+                  </w:tcMar>
+                  <w:vAlign w:val="center"/>
+                </w:tcPr>
+                <w:p>
+                  <w:pPr>
+                    <w:spacing w:after="0" w:before="0"/>
+                  </w:pPr>
+                  <w:r>
+                    <w:rPr>
+                      <w:rFonts w:ascii="Arial" w:cs="Arial" w:eastAsia="Arial" w:hAnsi="Arial"/>
+                      <w:sz w:val="21"/>
+                      <w:szCs w:val="21"/>
+                    </w:rPr>
+                    <w:t xml:space="preserve">Finish the program so the word ready appears on three lines.</w:t>
+                  </w:r>
+                </w:p>
+              </w:tc>
+              <w:tc>
+                <w:tcPr>
+                  <w:tcW w:type="dxa" w:w="2506"/>
+                  <w:tcBorders>
+                    <w:top w:val="single" w:color="B7C2D1" w:sz="4"/>
+                    <w:left w:val="single" w:color="B7C2D1" w:sz="4"/>
+                    <w:bottom w:val="single" w:color="B7C2D1" w:sz="4"/>
+                    <w:right w:val="single" w:color="B7C2D1" w:sz="4"/>
+                  </w:tcBorders>
+                  <w:shd w:fill="FFFFFF" w:color="auto" w:val="clear"/>
+                  <w:tcMar>
+                    <w:top w:type="dxa" w:w="80"/>
+                    <w:left w:type="dxa" w:w="120"/>
+                    <w:bottom w:type="dxa" w:w="80"/>
+                    <w:right w:type="dxa" w:w="120"/>
+                  </w:tcMar>
+                  <w:vAlign w:val="center"/>
+                </w:tcPr>
+                <w:p>
+                  <w:pPr>
+                    <w:spacing w:after="0" w:before="0"/>
+                  </w:pPr>
+                  <w:r>
+                    <w:rPr>
+                      <w:rFonts w:ascii="Arial" w:cs="Arial" w:eastAsia="Arial" w:hAnsi="Arial"/>
+                      <w:b w:val="false"/>
+                      <w:bCs w:val="false"/>
+                      <w:sz w:val="21"/>
+                      <w:szCs w:val="21"/>
+                    </w:rPr>
+                    <w:t xml:space="preserve">Complete it</w:t>
+                  </w:r>
+                </w:p>
+              </w:tc>
+              <w:tc>
+                <w:tcPr>
+                  <w:tcW w:type="dxa" w:w="2506"/>
+                  <w:tcBorders>
+                    <w:top w:val="single" w:color="B7C2D1" w:sz="4"/>
+                    <w:left w:val="single" w:color="B7C2D1" w:sz="4"/>
+                    <w:bottom w:val="single" w:color="B7C2D1" w:sz="4"/>
+                    <w:right w:val="single" w:color="B7C2D1" w:sz="4"/>
+                  </w:tcBorders>
+                  <w:shd w:fill="FFFFFF" w:color="auto" w:val="clear"/>
+                  <w:tcMar>
+                    <w:top w:type="dxa" w:w="80"/>
+                    <w:left w:type="dxa" w:w="120"/>
+                    <w:bottom w:type="dxa" w:w="80"/>
+                    <w:right w:type="dxa" w:w="120"/>
+                  </w:tcMar>
+                  <w:vAlign w:val="center"/>
+                </w:tcPr>
+                <w:p>
+                  <w:pPr>
+                    <w:spacing w:after="0" w:before="0"/>
+                  </w:pPr>
+                  <w:r>
+                    <w:rPr>
+                      <w:rFonts w:ascii="Arial" w:cs="Arial" w:eastAsia="Arial" w:hAnsi="Arial"/>
+                      <w:b w:val="false"/>
+                      <w:bCs w:val="false"/>
+                      <w:sz w:val="21"/>
+                      <w:szCs w:val="21"/>
+                    </w:rPr>
+                    <w:t xml:space="preserve">2</w:t>
+                  </w:r>
+                </w:p>
+              </w:tc>
+              <w:tc>
+                <w:tcPr>
+                  <w:tcW w:type="dxa" w:w="2506"/>
+                  <w:tcBorders>
+                    <w:top w:val="single" w:color="B7C2D1" w:sz="4"/>
+                    <w:left w:val="single" w:color="B7C2D1" w:sz="4"/>
+                    <w:bottom w:val="single" w:color="B7C2D1" w:sz="4"/>
+                    <w:right w:val="single" w:color="B7C2D1" w:sz="4"/>
+                  </w:tcBorders>
+                  <w:shd w:fill="FFFFFF" w:color="auto" w:val="clear"/>
+                  <w:tcMar>
+                    <w:top w:type="dxa" w:w="80"/>
+                    <w:left w:type="dxa" w:w="120"/>
+                    <w:bottom w:type="dxa" w:w="80"/>
+                    <w:right w:type="dxa" w:w="120"/>
+                  </w:tcMar>
+                  <w:vAlign w:val="center"/>
+                </w:tcPr>
+                <w:p>
+                  <w:pPr>
+                    <w:spacing w:after="0" w:before="0"/>
+                  </w:pPr>
+                  <w:r>
+                    <w:rPr>
+                      <w:rFonts w:ascii="Arial" w:cs="Arial" w:eastAsia="Arial" w:hAnsi="Arial"/>
+                      <w:b w:val="false"/>
+                      <w:bCs w:val="false"/>
+                      <w:sz w:val="21"/>
+                      <w:szCs w:val="21"/>
+                    </w:rPr>
+                    <w:t xml:space="preserve"/>
+                  </w:r>
+                </w:p>
+              </w:tc>
+            </w:tr>
+            <w:tr>
+              <w:trPr>
+                <w:cantSplit/>
+                <w:trHeight w:val="360" w:hRule="atLeast"/>
+              </w:trPr>
+              <w:tc>
+                <w:tcPr>
+                  <w:tcW w:type="dxa" w:w="2506"/>
+                  <w:tcBorders>
+                    <w:top w:val="single" w:color="B7C2D1" w:sz="4"/>
+                    <w:left w:val="single" w:color="B7C2D1" w:sz="4"/>
+                    <w:bottom w:val="single" w:color="B7C2D1" w:sz="4"/>
+                    <w:right w:val="single" w:color="B7C2D1" w:sz="4"/>
+                  </w:tcBorders>
+                  <w:shd w:fill="FFFFFF" w:color="auto" w:val="clear"/>
+                  <w:tcMar>
+                    <w:top w:type="dxa" w:w="80"/>
+                    <w:left w:type="dxa" w:w="120"/>
+                    <w:bottom w:type="dxa" w:w="80"/>
+                    <w:right w:type="dxa" w:w="120"/>
+                  </w:tcMar>
+                  <w:vAlign w:val="center"/>
+                </w:tcPr>
+                <w:p>
+                  <w:pPr>
+                    <w:spacing w:after="0" w:before="0"/>
+                  </w:pPr>
+                  <w:r>
+                    <w:rPr>
+                      <w:rFonts w:ascii="Arial" w:cs="Arial" w:eastAsia="Arial" w:hAnsi="Arial"/>
+                      <w:sz w:val="21"/>
+                      <w:szCs w:val="21"/>
+                    </w:rPr>
+                    <w:t xml:space="preserve">Ask the user for a word. Display that word on three lines.</w:t>
+                  </w:r>
+                </w:p>
+              </w:tc>
+              <w:tc>
+                <w:tcPr>
+                  <w:tcW w:type="dxa" w:w="2506"/>
+                  <w:tcBorders>
+                    <w:top w:val="single" w:color="B7C2D1" w:sz="4"/>
+                    <w:left w:val="single" w:color="B7C2D1" w:sz="4"/>
+                    <w:bottom w:val="single" w:color="B7C2D1" w:sz="4"/>
+                    <w:right w:val="single" w:color="B7C2D1" w:sz="4"/>
+                  </w:tcBorders>
+                  <w:shd w:fill="FFFFFF" w:color="auto" w:val="clear"/>
+                  <w:tcMar>
+                    <w:top w:type="dxa" w:w="80"/>
+                    <w:left w:type="dxa" w:w="120"/>
+                    <w:bottom w:type="dxa" w:w="80"/>
+                    <w:right w:type="dxa" w:w="120"/>
+                  </w:tcMar>
+                  <w:vAlign w:val="center"/>
+                </w:tcPr>
+                <w:p>
+                  <w:pPr>
+                    <w:spacing w:after="0" w:before="0"/>
+                  </w:pPr>
+                  <w:r>
+                    <w:rPr>
+                      <w:rFonts w:ascii="Arial" w:cs="Arial" w:eastAsia="Arial" w:hAnsi="Arial"/>
+                      <w:b w:val="false"/>
+                      <w:bCs w:val="false"/>
+                      <w:sz w:val="21"/>
+                      <w:szCs w:val="21"/>
+                    </w:rPr>
+                    <w:t xml:space="preserve">Write it</w:t>
+                  </w:r>
+                </w:p>
+              </w:tc>
+              <w:tc>
+                <w:tcPr>
+                  <w:tcW w:type="dxa" w:w="2506"/>
+                  <w:tcBorders>
+                    <w:top w:val="single" w:color="B7C2D1" w:sz="4"/>
+                    <w:left w:val="single" w:color="B7C2D1" w:sz="4"/>
+                    <w:bottom w:val="single" w:color="B7C2D1" w:sz="4"/>
+                    <w:right w:val="single" w:color="B7C2D1" w:sz="4"/>
+                  </w:tcBorders>
+                  <w:shd w:fill="FFFFFF" w:color="auto" w:val="clear"/>
+                  <w:tcMar>
+                    <w:top w:type="dxa" w:w="80"/>
+                    <w:left w:type="dxa" w:w="120"/>
+                    <w:bottom w:type="dxa" w:w="80"/>
+                    <w:right w:type="dxa" w:w="120"/>
+                  </w:tcMar>
+                  <w:vAlign w:val="center"/>
+                </w:tcPr>
+                <w:p>
+                  <w:pPr>
+                    <w:spacing w:after="0" w:before="0"/>
+                  </w:pPr>
+                  <w:r>
+                    <w:rPr>
+                      <w:rFonts w:ascii="Arial" w:cs="Arial" w:eastAsia="Arial" w:hAnsi="Arial"/>
+                      <w:b w:val="false"/>
+                      <w:bCs w:val="false"/>
+                      <w:sz w:val="21"/>
+                      <w:szCs w:val="21"/>
+                    </w:rPr>
+                    <w:t xml:space="preserve">2</w:t>
+                  </w:r>
+                </w:p>
+              </w:tc>
+              <w:tc>
+                <w:tcPr>
+                  <w:tcW w:type="dxa" w:w="2506"/>
+                  <w:tcBorders>
+                    <w:top w:val="single" w:color="B7C2D1" w:sz="4"/>
+                    <w:left w:val="single" w:color="B7C2D1" w:sz="4"/>
+                    <w:bottom w:val="single" w:color="B7C2D1" w:sz="4"/>
+                    <w:right w:val="single" w:color="B7C2D1" w:sz="4"/>
+                  </w:tcBorders>
+                  <w:shd w:fill="FFFFFF" w:color="auto" w:val="clear"/>
+                  <w:tcMar>
+                    <w:top w:type="dxa" w:w="80"/>
+                    <w:left w:type="dxa" w:w="120"/>
+                    <w:bottom w:type="dxa" w:w="80"/>
+                    <w:right w:type="dxa" w:w="120"/>
+                  </w:tcMar>
+                  <w:vAlign w:val="center"/>
+                </w:tcPr>
+                <w:p>
+                  <w:pPr>
+                    <w:spacing w:after="0" w:before="0"/>
+                  </w:pPr>
+                  <w:r>
+                    <w:rPr>
+                      <w:rFonts w:ascii="Arial" w:cs="Arial" w:eastAsia="Arial" w:hAnsi="Arial"/>
+                      <w:b w:val="false"/>
+                      <w:bCs w:val="false"/>
+                      <w:sz w:val="21"/>
+                      <w:szCs w:val="21"/>
+                    </w:rPr>
+                    <w:t xml:space="preserve"/>
+                  </w:r>
+                </w:p>
+              </w:tc>
+            </w:tr>
+            <w:tr>
+              <w:trPr>
+                <w:cantSplit/>
+                <w:trHeight w:val="360" w:hRule="atLeast"/>
+              </w:trPr>
+              <w:tc>
+                <w:tcPr>
+                  <w:tcW w:type="dxa" w:w="2506"/>
+                  <w:tcBorders>
+                    <w:top w:val="single" w:color="B7C2D1" w:sz="4"/>
+                    <w:left w:val="single" w:color="B7C2D1" w:sz="4"/>
+                    <w:bottom w:val="single" w:color="B7C2D1" w:sz="4"/>
+                    <w:right w:val="single" w:color="B7C2D1" w:sz="4"/>
+                  </w:tcBorders>
+                  <w:shd w:fill="FFFFFF" w:color="auto" w:val="clear"/>
+                  <w:tcMar>
+                    <w:top w:type="dxa" w:w="80"/>
+                    <w:left w:type="dxa" w:w="120"/>
+                    <w:bottom w:type="dxa" w:w="80"/>
+                    <w:right w:type="dxa" w:w="120"/>
+                  </w:tcMar>
+                  <w:vAlign w:val="center"/>
+                </w:tcPr>
+                <w:p>
+                  <w:pPr>
+                    <w:spacing w:after="0" w:before="0"/>
+                  </w:pPr>
+                  <w:r>
+                    <w:rPr>
+                      <w:rFonts w:ascii="Arial" w:cs="Arial" w:eastAsia="Arial" w:hAnsi="Arial"/>
+                      <w:sz w:val="21"/>
+                      <w:szCs w:val="21"/>
+                    </w:rPr>
+                    <w:t xml:space="preserve">What will this program display?</w:t>
+                  </w:r>
+                </w:p>
+              </w:tc>
+              <w:tc>
+                <w:tcPr>
+                  <w:tcW w:type="dxa" w:w="2506"/>
+                  <w:tcBorders>
+                    <w:top w:val="single" w:color="B7C2D1" w:sz="4"/>
+                    <w:left w:val="single" w:color="B7C2D1" w:sz="4"/>
+                    <w:bottom w:val="single" w:color="B7C2D1" w:sz="4"/>
+                    <w:right w:val="single" w:color="B7C2D1" w:sz="4"/>
+                  </w:tcBorders>
+                  <w:shd w:fill="FFFFFF" w:color="auto" w:val="clear"/>
+                  <w:tcMar>
+                    <w:top w:type="dxa" w:w="80"/>
+                    <w:left w:type="dxa" w:w="120"/>
+                    <w:bottom w:type="dxa" w:w="80"/>
+                    <w:right w:type="dxa" w:w="120"/>
+                  </w:tcMar>
+                  <w:vAlign w:val="center"/>
+                </w:tcPr>
+                <w:p>
+                  <w:pPr>
+                    <w:spacing w:after="0" w:before="0"/>
+                  </w:pPr>
+                  <w:r>
+                    <w:rPr>
+                      <w:rFonts w:ascii="Arial" w:cs="Arial" w:eastAsia="Arial" w:hAnsi="Arial"/>
+                      <w:b w:val="false"/>
+                      <w:bCs w:val="false"/>
+                      <w:sz w:val="21"/>
+                      <w:szCs w:val="21"/>
+                    </w:rPr>
+                    <w:t xml:space="preserve">Predict</w:t>
+                  </w:r>
+                </w:p>
+              </w:tc>
+              <w:tc>
+                <w:tcPr>
+                  <w:tcW w:type="dxa" w:w="2506"/>
+                  <w:tcBorders>
+                    <w:top w:val="single" w:color="B7C2D1" w:sz="4"/>
+                    <w:left w:val="single" w:color="B7C2D1" w:sz="4"/>
+                    <w:bottom w:val="single" w:color="B7C2D1" w:sz="4"/>
+                    <w:right w:val="single" w:color="B7C2D1" w:sz="4"/>
+                  </w:tcBorders>
+                  <w:shd w:fill="FFFFFF" w:color="auto" w:val="clear"/>
+                  <w:tcMar>
+                    <w:top w:type="dxa" w:w="80"/>
+                    <w:left w:type="dxa" w:w="120"/>
+                    <w:bottom w:type="dxa" w:w="80"/>
+                    <w:right w:type="dxa" w:w="120"/>
+                  </w:tcMar>
+                  <w:vAlign w:val="center"/>
+                </w:tcPr>
+                <w:p>
+                  <w:pPr>
+                    <w:spacing w:after="0" w:before="0"/>
+                  </w:pPr>
+                  <w:r>
+                    <w:rPr>
+                      <w:rFonts w:ascii="Arial" w:cs="Arial" w:eastAsia="Arial" w:hAnsi="Arial"/>
+                      <w:b w:val="false"/>
+                      <w:bCs w:val="false"/>
+                      <w:sz w:val="21"/>
+                      <w:szCs w:val="21"/>
+                    </w:rPr>
+                    <w:t xml:space="preserve">1</w:t>
+                  </w:r>
+                </w:p>
+              </w:tc>
+              <w:tc>
+                <w:tcPr>
+                  <w:tcW w:type="dxa" w:w="2506"/>
+                  <w:tcBorders>
+                    <w:top w:val="single" w:color="B7C2D1" w:sz="4"/>
+                    <w:left w:val="single" w:color="B7C2D1" w:sz="4"/>
+                    <w:bottom w:val="single" w:color="B7C2D1" w:sz="4"/>
+                    <w:right w:val="single" w:color="B7C2D1" w:sz="4"/>
+                  </w:tcBorders>
+                  <w:shd w:fill="FFFFFF" w:color="auto" w:val="clear"/>
+                  <w:tcMar>
+                    <w:top w:type="dxa" w:w="80"/>
+                    <w:left w:type="dxa" w:w="120"/>
+                    <w:bottom w:type="dxa" w:w="80"/>
+                    <w:right w:type="dxa" w:w="120"/>
+                  </w:tcMar>
+                  <w:vAlign w:val="center"/>
+                </w:tcPr>
+                <w:p>
+                  <w:pPr>
+                    <w:spacing w:after="0" w:before="0"/>
+                  </w:pPr>
+                  <w:r>
+                    <w:rPr>
+                      <w:rFonts w:ascii="Arial" w:cs="Arial" w:eastAsia="Arial" w:hAnsi="Arial"/>
+                      <w:b w:val="false"/>
+                      <w:bCs w:val="false"/>
+                      <w:sz w:val="21"/>
+                      <w:szCs w:val="21"/>
+                    </w:rPr>
+                    <w:t xml:space="preserve"/>
+                  </w:r>
+                </w:p>
+              </w:tc>
+            </w:tr>
+            <w:tr>
+              <w:trPr>
+                <w:cantSplit/>
+                <w:trHeight w:val="360" w:hRule="atLeast"/>
+              </w:trPr>
+              <w:tc>
+                <w:tcPr>
+                  <w:tcW w:type="dxa" w:w="2506"/>
+                  <w:tcBorders>
+                    <w:top w:val="single" w:color="B7C2D1" w:sz="4"/>
+                    <w:left w:val="single" w:color="B7C2D1" w:sz="4"/>
+                    <w:bottom w:val="single" w:color="B7C2D1" w:sz="4"/>
+                    <w:right w:val="single" w:color="B7C2D1" w:sz="4"/>
+                  </w:tcBorders>
+                  <w:shd w:fill="FFFFFF" w:color="auto" w:val="clear"/>
+                  <w:tcMar>
+                    <w:top w:type="dxa" w:w="80"/>
+                    <w:left w:type="dxa" w:w="120"/>
+                    <w:bottom w:type="dxa" w:w="80"/>
+                    <w:right w:type="dxa" w:w="120"/>
+                  </w:tcMar>
+                  <w:vAlign w:val="center"/>
+                </w:tcPr>
+                <w:p>
+                  <w:pPr>
+                    <w:spacing w:after="0" w:before="0"/>
+                  </w:pPr>
+                  <w:r>
+                    <w:rPr>
+                      <w:rFonts w:ascii="Arial" w:cs="Arial" w:eastAsia="Arial" w:hAnsi="Arial"/>
+                      <w:sz w:val="21"/>
+                      <w:szCs w:val="21"/>
+                    </w:rPr>
+                    <w:t xml:space="preserve">Ask the user for a word. Then ask for a second word. Display the first word, then the second word on the next line. Repeat those two lines three times in all.</w:t>
+                  </w:r>
+                </w:p>
+              </w:tc>
+              <w:tc>
+                <w:tcPr>
+                  <w:tcW w:type="dxa" w:w="2506"/>
+                  <w:tcBorders>
+                    <w:top w:val="single" w:color="B7C2D1" w:sz="4"/>
+                    <w:left w:val="single" w:color="B7C2D1" w:sz="4"/>
+                    <w:bottom w:val="single" w:color="B7C2D1" w:sz="4"/>
+                    <w:right w:val="single" w:color="B7C2D1" w:sz="4"/>
+                  </w:tcBorders>
+                  <w:shd w:fill="FFFFFF" w:color="auto" w:val="clear"/>
+                  <w:tcMar>
+                    <w:top w:type="dxa" w:w="80"/>
+                    <w:left w:type="dxa" w:w="120"/>
+                    <w:bottom w:type="dxa" w:w="80"/>
+                    <w:right w:type="dxa" w:w="120"/>
+                  </w:tcMar>
+                  <w:vAlign w:val="center"/>
+                </w:tcPr>
+                <w:p>
+                  <w:pPr>
+                    <w:spacing w:after="0" w:before="0"/>
+                  </w:pPr>
+                  <w:r>
+                    <w:rPr>
+                      <w:rFonts w:ascii="Arial" w:cs="Arial" w:eastAsia="Arial" w:hAnsi="Arial"/>
+                      <w:b w:val="false"/>
+                      <w:bCs w:val="false"/>
+                      <w:sz w:val="21"/>
+                      <w:szCs w:val="21"/>
+                    </w:rPr>
+                    <w:t xml:space="preserve">Write it</w:t>
+                  </w:r>
+                </w:p>
+              </w:tc>
+              <w:tc>
+                <w:tcPr>
+                  <w:tcW w:type="dxa" w:w="2506"/>
                   <w:tcBorders>
                     <w:top w:val="single" w:color="B7C2D1" w:sz="4"/>
                     <w:left w:val="single" w:color="B7C2D1" w:sz="4"/>
@@ -2022,7 +2659,287 @@
               </w:tc>
               <w:tc>
                 <w:tcPr>
-                  <w:tcW w:type="dxa" w:w="3342"/>
+                  <w:tcW w:type="dxa" w:w="2506"/>
+                  <w:tcBorders>
+                    <w:top w:val="single" w:color="B7C2D1" w:sz="4"/>
+                    <w:left w:val="single" w:color="B7C2D1" w:sz="4"/>
+                    <w:bottom w:val="single" w:color="B7C2D1" w:sz="4"/>
+                    <w:right w:val="single" w:color="B7C2D1" w:sz="4"/>
+                  </w:tcBorders>
+                  <w:shd w:fill="FFFFFF" w:color="auto" w:val="clear"/>
+                  <w:tcMar>
+                    <w:top w:type="dxa" w:w="80"/>
+                    <w:left w:type="dxa" w:w="120"/>
+                    <w:bottom w:type="dxa" w:w="80"/>
+                    <w:right w:type="dxa" w:w="120"/>
+                  </w:tcMar>
+                  <w:vAlign w:val="center"/>
+                </w:tcPr>
+                <w:p>
+                  <w:pPr>
+                    <w:spacing w:after="0" w:before="0"/>
+                  </w:pPr>
+                  <w:r>
+                    <w:rPr>
+                      <w:rFonts w:ascii="Arial" w:cs="Arial" w:eastAsia="Arial" w:hAnsi="Arial"/>
+                      <w:b w:val="false"/>
+                      <w:bCs w:val="false"/>
+                      <w:sz w:val="21"/>
+                      <w:szCs w:val="21"/>
+                    </w:rPr>
+                    <w:t xml:space="preserve"/>
+                  </w:r>
+                </w:p>
+              </w:tc>
+            </w:tr>
+            <w:tr>
+              <w:trPr>
+                <w:cantSplit/>
+                <w:trHeight w:val="360" w:hRule="atLeast"/>
+              </w:trPr>
+              <w:tc>
+                <w:tcPr>
+                  <w:tcW w:type="dxa" w:w="2506"/>
+                  <w:tcBorders>
+                    <w:top w:val="single" w:color="B7C2D1" w:sz="4"/>
+                    <w:left w:val="single" w:color="B7C2D1" w:sz="4"/>
+                    <w:bottom w:val="single" w:color="B7C2D1" w:sz="4"/>
+                    <w:right w:val="single" w:color="B7C2D1" w:sz="4"/>
+                  </w:tcBorders>
+                  <w:shd w:fill="FFFFFF" w:color="auto" w:val="clear"/>
+                  <w:tcMar>
+                    <w:top w:type="dxa" w:w="80"/>
+                    <w:left w:type="dxa" w:w="120"/>
+                    <w:bottom w:type="dxa" w:w="80"/>
+                    <w:right w:type="dxa" w:w="120"/>
+                  </w:tcMar>
+                  <w:vAlign w:val="center"/>
+                </w:tcPr>
+                <w:p>
+                  <w:pPr>
+                    <w:spacing w:after="0" w:before="0"/>
+                  </w:pPr>
+                  <w:r>
+                    <w:rPr>
+                      <w:rFonts w:ascii="Arial" w:cs="Arial" w:eastAsia="Arial" w:hAnsi="Arial"/>
+                      <w:sz w:val="21"/>
+                      <w:szCs w:val="21"/>
+                    </w:rPr>
+                    <w:t xml:space="preserve">This program should display the word drip on four lines. Find the mistake and put it right.</w:t>
+                  </w:r>
+                </w:p>
+              </w:tc>
+              <w:tc>
+                <w:tcPr>
+                  <w:tcW w:type="dxa" w:w="2506"/>
+                  <w:tcBorders>
+                    <w:top w:val="single" w:color="B7C2D1" w:sz="4"/>
+                    <w:left w:val="single" w:color="B7C2D1" w:sz="4"/>
+                    <w:bottom w:val="single" w:color="B7C2D1" w:sz="4"/>
+                    <w:right w:val="single" w:color="B7C2D1" w:sz="4"/>
+                  </w:tcBorders>
+                  <w:shd w:fill="FFFFFF" w:color="auto" w:val="clear"/>
+                  <w:tcMar>
+                    <w:top w:type="dxa" w:w="80"/>
+                    <w:left w:type="dxa" w:w="120"/>
+                    <w:bottom w:type="dxa" w:w="80"/>
+                    <w:right w:type="dxa" w:w="120"/>
+                  </w:tcMar>
+                  <w:vAlign w:val="center"/>
+                </w:tcPr>
+                <w:p>
+                  <w:pPr>
+                    <w:spacing w:after="0" w:before="0"/>
+                  </w:pPr>
+                  <w:r>
+                    <w:rPr>
+                      <w:rFonts w:ascii="Arial" w:cs="Arial" w:eastAsia="Arial" w:hAnsi="Arial"/>
+                      <w:b w:val="false"/>
+                      <w:bCs w:val="false"/>
+                      <w:sz w:val="21"/>
+                      <w:szCs w:val="21"/>
+                    </w:rPr>
+                    <w:t xml:space="preserve">Fix it</w:t>
+                  </w:r>
+                </w:p>
+              </w:tc>
+              <w:tc>
+                <w:tcPr>
+                  <w:tcW w:type="dxa" w:w="2506"/>
+                  <w:tcBorders>
+                    <w:top w:val="single" w:color="B7C2D1" w:sz="4"/>
+                    <w:left w:val="single" w:color="B7C2D1" w:sz="4"/>
+                    <w:bottom w:val="single" w:color="B7C2D1" w:sz="4"/>
+                    <w:right w:val="single" w:color="B7C2D1" w:sz="4"/>
+                  </w:tcBorders>
+                  <w:shd w:fill="FFFFFF" w:color="auto" w:val="clear"/>
+                  <w:tcMar>
+                    <w:top w:type="dxa" w:w="80"/>
+                    <w:left w:type="dxa" w:w="120"/>
+                    <w:bottom w:type="dxa" w:w="80"/>
+                    <w:right w:type="dxa" w:w="120"/>
+                  </w:tcMar>
+                  <w:vAlign w:val="center"/>
+                </w:tcPr>
+                <w:p>
+                  <w:pPr>
+                    <w:spacing w:after="0" w:before="0"/>
+                  </w:pPr>
+                  <w:r>
+                    <w:rPr>
+                      <w:rFonts w:ascii="Arial" w:cs="Arial" w:eastAsia="Arial" w:hAnsi="Arial"/>
+                      <w:b w:val="false"/>
+                      <w:bCs w:val="false"/>
+                      <w:sz w:val="21"/>
+                      <w:szCs w:val="21"/>
+                    </w:rPr>
+                    <w:t xml:space="preserve">2</w:t>
+                  </w:r>
+                </w:p>
+              </w:tc>
+              <w:tc>
+                <w:tcPr>
+                  <w:tcW w:type="dxa" w:w="2506"/>
+                  <w:tcBorders>
+                    <w:top w:val="single" w:color="B7C2D1" w:sz="4"/>
+                    <w:left w:val="single" w:color="B7C2D1" w:sz="4"/>
+                    <w:bottom w:val="single" w:color="B7C2D1" w:sz="4"/>
+                    <w:right w:val="single" w:color="B7C2D1" w:sz="4"/>
+                  </w:tcBorders>
+                  <w:shd w:fill="FFFFFF" w:color="auto" w:val="clear"/>
+                  <w:tcMar>
+                    <w:top w:type="dxa" w:w="80"/>
+                    <w:left w:type="dxa" w:w="120"/>
+                    <w:bottom w:type="dxa" w:w="80"/>
+                    <w:right w:type="dxa" w:w="120"/>
+                  </w:tcMar>
+                  <w:vAlign w:val="center"/>
+                </w:tcPr>
+                <w:p>
+                  <w:pPr>
+                    <w:spacing w:after="0" w:before="0"/>
+                  </w:pPr>
+                  <w:r>
+                    <w:rPr>
+                      <w:rFonts w:ascii="Arial" w:cs="Arial" w:eastAsia="Arial" w:hAnsi="Arial"/>
+                      <w:b w:val="false"/>
+                      <w:bCs w:val="false"/>
+                      <w:sz w:val="21"/>
+                      <w:szCs w:val="21"/>
+                    </w:rPr>
+                    <w:t xml:space="preserve"/>
+                  </w:r>
+                </w:p>
+              </w:tc>
+            </w:tr>
+            <w:tr>
+              <w:trPr>
+                <w:cantSplit/>
+                <w:trHeight w:val="360" w:hRule="atLeast"/>
+              </w:trPr>
+              <w:tc>
+                <w:tcPr>
+                  <w:tcW w:type="dxa" w:w="2506"/>
+                  <w:tcBorders>
+                    <w:top w:val="single" w:color="B7C2D1" w:sz="4"/>
+                    <w:left w:val="single" w:color="B7C2D1" w:sz="4"/>
+                    <w:bottom w:val="single" w:color="B7C2D1" w:sz="4"/>
+                    <w:right w:val="single" w:color="B7C2D1" w:sz="4"/>
+                  </w:tcBorders>
+                  <w:shd w:fill="FFFFFF" w:color="auto" w:val="clear"/>
+                  <w:tcMar>
+                    <w:top w:type="dxa" w:w="80"/>
+                    <w:left w:type="dxa" w:w="120"/>
+                    <w:bottom w:type="dxa" w:w="80"/>
+                    <w:right w:type="dxa" w:w="120"/>
+                  </w:tcMar>
+                  <w:vAlign w:val="center"/>
+                </w:tcPr>
+                <w:p>
+                  <w:pPr>
+                    <w:spacing w:after="0" w:before="0"/>
+                  </w:pPr>
+                  <w:r>
+                    <w:rPr>
+                      <w:rFonts w:ascii="Arial" w:cs="Arial" w:eastAsia="Arial" w:hAnsi="Arial"/>
+                      <w:sz w:val="21"/>
+                      <w:szCs w:val="21"/>
+                    </w:rPr>
+                    <w:t xml:space="preserve">Ask the user for a word. Then ask for a whole number. Display the word on that many lines. Then display done on the next line.</w:t>
+                  </w:r>
+                </w:p>
+              </w:tc>
+              <w:tc>
+                <w:tcPr>
+                  <w:tcW w:type="dxa" w:w="2506"/>
+                  <w:tcBorders>
+                    <w:top w:val="single" w:color="B7C2D1" w:sz="4"/>
+                    <w:left w:val="single" w:color="B7C2D1" w:sz="4"/>
+                    <w:bottom w:val="single" w:color="B7C2D1" w:sz="4"/>
+                    <w:right w:val="single" w:color="B7C2D1" w:sz="4"/>
+                  </w:tcBorders>
+                  <w:shd w:fill="FFFFFF" w:color="auto" w:val="clear"/>
+                  <w:tcMar>
+                    <w:top w:type="dxa" w:w="80"/>
+                    <w:left w:type="dxa" w:w="120"/>
+                    <w:bottom w:type="dxa" w:w="80"/>
+                    <w:right w:type="dxa" w:w="120"/>
+                  </w:tcMar>
+                  <w:vAlign w:val="center"/>
+                </w:tcPr>
+                <w:p>
+                  <w:pPr>
+                    <w:spacing w:after="0" w:before="0"/>
+                  </w:pPr>
+                  <w:r>
+                    <w:rPr>
+                      <w:rFonts w:ascii="Arial" w:cs="Arial" w:eastAsia="Arial" w:hAnsi="Arial"/>
+                      <w:b w:val="false"/>
+                      <w:bCs w:val="false"/>
+                      <w:sz w:val="21"/>
+                      <w:szCs w:val="21"/>
+                    </w:rPr>
+                    <w:t xml:space="preserve">Challenge (optional)</w:t>
+                  </w:r>
+                </w:p>
+              </w:tc>
+              <w:tc>
+                <w:tcPr>
+                  <w:tcW w:type="dxa" w:w="2506"/>
+                  <w:tcBorders>
+                    <w:top w:val="single" w:color="B7C2D1" w:sz="4"/>
+                    <w:left w:val="single" w:color="B7C2D1" w:sz="4"/>
+                    <w:bottom w:val="single" w:color="B7C2D1" w:sz="4"/>
+                    <w:right w:val="single" w:color="B7C2D1" w:sz="4"/>
+                  </w:tcBorders>
+                  <w:shd w:fill="FFFFFF" w:color="auto" w:val="clear"/>
+                  <w:tcMar>
+                    <w:top w:type="dxa" w:w="80"/>
+                    <w:left w:type="dxa" w:w="120"/>
+                    <w:bottom w:type="dxa" w:w="80"/>
+                    <w:right w:type="dxa" w:w="120"/>
+                  </w:tcMar>
+                  <w:vAlign w:val="center"/>
+                </w:tcPr>
+                <w:p>
+                  <w:pPr>
+                    <w:spacing w:after="0" w:before="0"/>
+                  </w:pPr>
+                  <w:r>
+                    <w:rPr>
+                      <w:rFonts w:ascii="Arial" w:cs="Arial" w:eastAsia="Arial" w:hAnsi="Arial"/>
+                      <w:b w:val="false"/>
+                      <w:bCs w:val="false"/>
+                      <w:sz w:val="21"/>
+                      <w:szCs w:val="21"/>
+                    </w:rPr>
+                    <w:t xml:space="preserve">3</w:t>
+                  </w:r>
+                </w:p>
+              </w:tc>
+              <w:tc>
+                <w:tcPr>
+                  <w:tcW w:type="dxa" w:w="2506"/>
                   <w:tcBorders>
                     <w:top w:val="single" w:color="B7C2D1" w:sz="4"/>
                     <w:left w:val="single" w:color="B7C2D1" w:sz="4"/>
@@ -2069,7 +2986,7 @@
                 <w:sz w:val="21"/>
                 <w:szCs w:val="21"/>
               </w:rPr>
-              <w:t xml:space="preserve">Plan the one you found hardest: inputs, what happens to them, what is printed.</w:t>
+              <w:t xml:space="preserve">Plan the one you found hardest: what is typed in, what happens to it, what is displayed.</w:t>
             </w:r>
           </w:p>
           <w:tbl>
@@ -2495,12 +3412,12 @@
                 <w:sz w:val="21"/>
                 <w:szCs w:val="21"/>
               </w:rPr>
-              <w:t xml:space="preserve">Tick each one off as its tests pass in the editor</w:t>
+              <w:t xml:space="preserve">Tick each one off as you finish it in the editor</w:t>
             </w:r>
           </w:p>
           <w:tbl>
             <w:tblPr>
-              <w:tblW w:type="dxa" w:w="10026"/>
+              <w:tblW w:type="dxa" w:w="10024"/>
               <w:tblBorders>
                 <w:top w:val="single" w:color="auto" w:sz="4"/>
                 <w:left w:val="single" w:color="auto" w:sz="4"/>
@@ -2511,9 +3428,10 @@
               </w:tblBorders>
             </w:tblPr>
             <w:tblGrid>
-              <w:gridCol w:w="3342"/>
-              <w:gridCol w:w="3342"/>
-              <w:gridCol w:w="3342"/>
+              <w:gridCol w:w="2506"/>
+              <w:gridCol w:w="2506"/>
+              <w:gridCol w:w="2506"/>
+              <w:gridCol w:w="2506"/>
             </w:tblGrid>
             <w:tr>
               <w:trPr>
@@ -2522,7 +3440,7 @@
               </w:trPr>
               <w:tc>
                 <w:tcPr>
-                  <w:tcW w:type="dxa" w:w="3342"/>
+                  <w:tcW w:type="dxa" w:w="2506"/>
                   <w:tcBorders>
                     <w:top w:val="single" w:color="B7C2D1" w:sz="4"/>
                     <w:left w:val="single" w:color="B7C2D1" w:sz="4"/>
@@ -2550,13 +3468,13 @@
                       <w:sz w:val="20"/>
                       <w:szCs w:val="20"/>
                     </w:rPr>
-                    <w:t xml:space="preserve">Program</w:t>
-                  </w:r>
-                </w:p>
-              </w:tc>
-              <w:tc>
-                <w:tcPr>
-                  <w:tcW w:type="dxa" w:w="3342"/>
+                    <w:t xml:space="preserve">Activity</w:t>
+                  </w:r>
+                </w:p>
+              </w:tc>
+              <w:tc>
+                <w:tcPr>
+                  <w:tcW w:type="dxa" w:w="2506"/>
                   <w:tcBorders>
                     <w:top w:val="single" w:color="B7C2D1" w:sz="4"/>
                     <w:left w:val="single" w:color="B7C2D1" w:sz="4"/>
@@ -2584,13 +3502,47 @@
                       <w:sz w:val="20"/>
                       <w:szCs w:val="20"/>
                     </w:rPr>
+                    <w:t xml:space="preserve">What to do</w:t>
+                  </w:r>
+                </w:p>
+              </w:tc>
+              <w:tc>
+                <w:tcPr>
+                  <w:tcW w:type="dxa" w:w="2506"/>
+                  <w:tcBorders>
+                    <w:top w:val="single" w:color="B7C2D1" w:sz="4"/>
+                    <w:left w:val="single" w:color="B7C2D1" w:sz="4"/>
+                    <w:bottom w:val="single" w:color="B7C2D1" w:sz="4"/>
+                    <w:right w:val="single" w:color="B7C2D1" w:sz="4"/>
+                  </w:tcBorders>
+                  <w:shd w:fill="E6ECF5" w:color="auto" w:val="clear"/>
+                  <w:tcMar>
+                    <w:top w:type="dxa" w:w="80"/>
+                    <w:left w:type="dxa" w:w="120"/>
+                    <w:bottom w:type="dxa" w:w="80"/>
+                    <w:right w:type="dxa" w:w="120"/>
+                  </w:tcMar>
+                  <w:vAlign w:val="center"/>
+                </w:tcPr>
+                <w:p>
+                  <w:pPr>
+                    <w:spacing w:after="0" w:before="0"/>
+                  </w:pPr>
+                  <w:r>
+                    <w:rPr>
+                      <w:rFonts w:ascii="Arial" w:cs="Arial" w:eastAsia="Arial" w:hAnsi="Arial"/>
+                      <w:b/>
+                      <w:bCs/>
+                      <w:sz w:val="20"/>
+                      <w:szCs w:val="20"/>
+                    </w:rPr>
                     <w:t xml:space="preserve">Marks</w:t>
                   </w:r>
                 </w:p>
               </w:tc>
               <w:tc>
                 <w:tcPr>
-                  <w:tcW w:type="dxa" w:w="3342"/>
+                  <w:tcW w:type="dxa" w:w="2506"/>
                   <w:tcBorders>
                     <w:top w:val="single" w:color="B7C2D1" w:sz="4"/>
                     <w:left w:val="single" w:color="B7C2D1" w:sz="4"/>
@@ -2630,73 +3582,107 @@
               </w:trPr>
               <w:tc>
                 <w:tcPr>
-                  <w:tcW w:type="dxa" w:w="3342"/>
-                  <w:tcBorders>
-                    <w:top w:val="single" w:color="B7C2D1" w:sz="4"/>
-                    <w:left w:val="single" w:color="B7C2D1" w:sz="4"/>
-                    <w:bottom w:val="single" w:color="B7C2D1" w:sz="4"/>
-                    <w:right w:val="single" w:color="B7C2D1" w:sz="4"/>
-                  </w:tcBorders>
-                  <w:shd w:fill="FFFFFF" w:color="auto" w:val="clear"/>
-                  <w:tcMar>
-                    <w:top w:type="dxa" w:w="80"/>
-                    <w:left w:type="dxa" w:w="120"/>
-                    <w:bottom w:type="dxa" w:w="80"/>
-                    <w:right w:type="dxa" w:w="120"/>
-                  </w:tcMar>
-                  <w:vAlign w:val="center"/>
-                </w:tcPr>
-                <w:p>
-                  <w:pPr>
-                    <w:spacing w:after="0" w:before="0"/>
-                  </w:pPr>
-                  <w:r>
-                    <w:rPr>
-                      <w:rFonts w:ascii="Arial" w:cs="Arial" w:eastAsia="Arial" w:hAnsi="Arial"/>
-                      <w:sz w:val="21"/>
-                      <w:szCs w:val="21"/>
-                    </w:rPr>
-                    <w:t xml:space="preserve">Ask the user for a whole number. Display every number from 0 up to but not including it, one on each line.</w:t>
-                  </w:r>
-                </w:p>
-              </w:tc>
-              <w:tc>
-                <w:tcPr>
-                  <w:tcW w:type="dxa" w:w="3342"/>
-                  <w:tcBorders>
-                    <w:top w:val="single" w:color="B7C2D1" w:sz="4"/>
-                    <w:left w:val="single" w:color="B7C2D1" w:sz="4"/>
-                    <w:bottom w:val="single" w:color="B7C2D1" w:sz="4"/>
-                    <w:right w:val="single" w:color="B7C2D1" w:sz="4"/>
-                  </w:tcBorders>
-                  <w:shd w:fill="FFFFFF" w:color="auto" w:val="clear"/>
-                  <w:tcMar>
-                    <w:top w:type="dxa" w:w="80"/>
-                    <w:left w:type="dxa" w:w="120"/>
-                    <w:bottom w:type="dxa" w:w="80"/>
-                    <w:right w:type="dxa" w:w="120"/>
-                  </w:tcMar>
-                  <w:vAlign w:val="center"/>
-                </w:tcPr>
-                <w:p>
-                  <w:pPr>
-                    <w:spacing w:after="0" w:before="0"/>
-                  </w:pPr>
-                  <w:r>
-                    <w:rPr>
-                      <w:rFonts w:ascii="Arial" w:cs="Arial" w:eastAsia="Arial" w:hAnsi="Arial"/>
-                      <w:b w:val="false"/>
-                      <w:bCs w:val="false"/>
-                      <w:sz w:val="21"/>
-                      <w:szCs w:val="21"/>
-                    </w:rPr>
-                    <w:t xml:space="preserve">2</w:t>
-                  </w:r>
-                </w:p>
-              </w:tc>
-              <w:tc>
-                <w:tcPr>
-                  <w:tcW w:type="dxa" w:w="3342"/>
+                  <w:tcW w:type="dxa" w:w="2506"/>
+                  <w:tcBorders>
+                    <w:top w:val="single" w:color="B7C2D1" w:sz="4"/>
+                    <w:left w:val="single" w:color="B7C2D1" w:sz="4"/>
+                    <w:bottom w:val="single" w:color="B7C2D1" w:sz="4"/>
+                    <w:right w:val="single" w:color="B7C2D1" w:sz="4"/>
+                  </w:tcBorders>
+                  <w:shd w:fill="FFFFFF" w:color="auto" w:val="clear"/>
+                  <w:tcMar>
+                    <w:top w:type="dxa" w:w="80"/>
+                    <w:left w:type="dxa" w:w="120"/>
+                    <w:bottom w:type="dxa" w:w="80"/>
+                    <w:right w:type="dxa" w:w="120"/>
+                  </w:tcMar>
+                  <w:vAlign w:val="center"/>
+                </w:tcPr>
+                <w:p>
+                  <w:pPr>
+                    <w:spacing w:after="0" w:before="0"/>
+                  </w:pPr>
+                  <w:r>
+                    <w:rPr>
+                      <w:rFonts w:ascii="Arial" w:cs="Arial" w:eastAsia="Arial" w:hAnsi="Arial"/>
+                      <w:sz w:val="21"/>
+                      <w:szCs w:val="21"/>
+                    </w:rPr>
+                    <w:t xml:space="preserve">Press Run. The loop now displays something different on every turn.</w:t>
+                  </w:r>
+                </w:p>
+              </w:tc>
+              <w:tc>
+                <w:tcPr>
+                  <w:tcW w:type="dxa" w:w="2506"/>
+                  <w:tcBorders>
+                    <w:top w:val="single" w:color="B7C2D1" w:sz="4"/>
+                    <w:left w:val="single" w:color="B7C2D1" w:sz="4"/>
+                    <w:bottom w:val="single" w:color="B7C2D1" w:sz="4"/>
+                    <w:right w:val="single" w:color="B7C2D1" w:sz="4"/>
+                  </w:tcBorders>
+                  <w:shd w:fill="FFFFFF" w:color="auto" w:val="clear"/>
+                  <w:tcMar>
+                    <w:top w:type="dxa" w:w="80"/>
+                    <w:left w:type="dxa" w:w="120"/>
+                    <w:bottom w:type="dxa" w:w="80"/>
+                    <w:right w:type="dxa" w:w="120"/>
+                  </w:tcMar>
+                  <w:vAlign w:val="center"/>
+                </w:tcPr>
+                <w:p>
+                  <w:pPr>
+                    <w:spacing w:after="0" w:before="0"/>
+                  </w:pPr>
+                  <w:r>
+                    <w:rPr>
+                      <w:rFonts w:ascii="Arial" w:cs="Arial" w:eastAsia="Arial" w:hAnsi="Arial"/>
+                      <w:b w:val="false"/>
+                      <w:bCs w:val="false"/>
+                      <w:sz w:val="21"/>
+                      <w:szCs w:val="21"/>
+                    </w:rPr>
+                    <w:t xml:space="preserve">Run it</w:t>
+                  </w:r>
+                </w:p>
+              </w:tc>
+              <w:tc>
+                <w:tcPr>
+                  <w:tcW w:type="dxa" w:w="2506"/>
+                  <w:tcBorders>
+                    <w:top w:val="single" w:color="B7C2D1" w:sz="4"/>
+                    <w:left w:val="single" w:color="B7C2D1" w:sz="4"/>
+                    <w:bottom w:val="single" w:color="B7C2D1" w:sz="4"/>
+                    <w:right w:val="single" w:color="B7C2D1" w:sz="4"/>
+                  </w:tcBorders>
+                  <w:shd w:fill="FFFFFF" w:color="auto" w:val="clear"/>
+                  <w:tcMar>
+                    <w:top w:type="dxa" w:w="80"/>
+                    <w:left w:type="dxa" w:w="120"/>
+                    <w:bottom w:type="dxa" w:w="80"/>
+                    <w:right w:type="dxa" w:w="120"/>
+                  </w:tcMar>
+                  <w:vAlign w:val="center"/>
+                </w:tcPr>
+                <w:p>
+                  <w:pPr>
+                    <w:spacing w:after="0" w:before="0"/>
+                  </w:pPr>
+                  <w:r>
+                    <w:rPr>
+                      <w:rFonts w:ascii="Arial" w:cs="Arial" w:eastAsia="Arial" w:hAnsi="Arial"/>
+                      <w:b w:val="false"/>
+                      <w:bCs w:val="false"/>
+                      <w:sz w:val="21"/>
+                      <w:szCs w:val="21"/>
+                    </w:rPr>
+                    <w:t xml:space="preserve">1</w:t>
+                  </w:r>
+                </w:p>
+              </w:tc>
+              <w:tc>
+                <w:tcPr>
+                  <w:tcW w:type="dxa" w:w="2506"/>
                   <w:tcBorders>
                     <w:top w:val="single" w:color="B7C2D1" w:sz="4"/>
                     <w:left w:val="single" w:color="B7C2D1" w:sz="4"/>
@@ -2736,73 +3722,107 @@
               </w:trPr>
               <w:tc>
                 <w:tcPr>
-                  <w:tcW w:type="dxa" w:w="3342"/>
-                  <w:tcBorders>
-                    <w:top w:val="single" w:color="B7C2D1" w:sz="4"/>
-                    <w:left w:val="single" w:color="B7C2D1" w:sz="4"/>
-                    <w:bottom w:val="single" w:color="B7C2D1" w:sz="4"/>
-                    <w:right w:val="single" w:color="B7C2D1" w:sz="4"/>
-                  </w:tcBorders>
-                  <w:shd w:fill="FFFFFF" w:color="auto" w:val="clear"/>
-                  <w:tcMar>
-                    <w:top w:type="dxa" w:w="80"/>
-                    <w:left w:type="dxa" w:w="120"/>
-                    <w:bottom w:type="dxa" w:w="80"/>
-                    <w:right w:type="dxa" w:w="120"/>
-                  </w:tcMar>
-                  <w:vAlign w:val="center"/>
-                </w:tcPr>
-                <w:p>
-                  <w:pPr>
-                    <w:spacing w:after="0" w:before="0"/>
-                  </w:pPr>
-                  <w:r>
-                    <w:rPr>
-                      <w:rFonts w:ascii="Arial" w:cs="Arial" w:eastAsia="Arial" w:hAnsi="Arial"/>
-                      <w:sz w:val="21"/>
-                      <w:szCs w:val="21"/>
-                    </w:rPr>
-                    <w:t xml:space="preserve">Ask the user for a whole number. Display every number from 1 up to and including it, one on each line.</w:t>
-                  </w:r>
-                </w:p>
-              </w:tc>
-              <w:tc>
-                <w:tcPr>
-                  <w:tcW w:type="dxa" w:w="3342"/>
-                  <w:tcBorders>
-                    <w:top w:val="single" w:color="B7C2D1" w:sz="4"/>
-                    <w:left w:val="single" w:color="B7C2D1" w:sz="4"/>
-                    <w:bottom w:val="single" w:color="B7C2D1" w:sz="4"/>
-                    <w:right w:val="single" w:color="B7C2D1" w:sz="4"/>
-                  </w:tcBorders>
-                  <w:shd w:fill="FFFFFF" w:color="auto" w:val="clear"/>
-                  <w:tcMar>
-                    <w:top w:type="dxa" w:w="80"/>
-                    <w:left w:type="dxa" w:w="120"/>
-                    <w:bottom w:type="dxa" w:w="80"/>
-                    <w:right w:type="dxa" w:w="120"/>
-                  </w:tcMar>
-                  <w:vAlign w:val="center"/>
-                </w:tcPr>
-                <w:p>
-                  <w:pPr>
-                    <w:spacing w:after="0" w:before="0"/>
-                  </w:pPr>
-                  <w:r>
-                    <w:rPr>
-                      <w:rFonts w:ascii="Arial" w:cs="Arial" w:eastAsia="Arial" w:hAnsi="Arial"/>
-                      <w:b w:val="false"/>
-                      <w:bCs w:val="false"/>
-                      <w:sz w:val="21"/>
-                      <w:szCs w:val="21"/>
-                    </w:rPr>
-                    <w:t xml:space="preserve">2</w:t>
-                  </w:r>
-                </w:p>
-              </w:tc>
-              <w:tc>
-                <w:tcPr>
-                  <w:tcW w:type="dxa" w:w="3342"/>
+                  <w:tcW w:type="dxa" w:w="2506"/>
+                  <w:tcBorders>
+                    <w:top w:val="single" w:color="B7C2D1" w:sz="4"/>
+                    <w:left w:val="single" w:color="B7C2D1" w:sz="4"/>
+                    <w:bottom w:val="single" w:color="B7C2D1" w:sz="4"/>
+                    <w:right w:val="single" w:color="B7C2D1" w:sz="4"/>
+                  </w:tcBorders>
+                  <w:shd w:fill="FFFFFF" w:color="auto" w:val="clear"/>
+                  <w:tcMar>
+                    <w:top w:type="dxa" w:w="80"/>
+                    <w:left w:type="dxa" w:w="120"/>
+                    <w:bottom w:type="dxa" w:w="80"/>
+                    <w:right w:type="dxa" w:w="120"/>
+                  </w:tcMar>
+                  <w:vAlign w:val="center"/>
+                </w:tcPr>
+                <w:p>
+                  <w:pPr>
+                    <w:spacing w:after="0" w:before="0"/>
+                  </w:pPr>
+                  <w:r>
+                    <w:rPr>
+                      <w:rFonts w:ascii="Arial" w:cs="Arial" w:eastAsia="Arial" w:hAnsi="Arial"/>
+                      <w:sz w:val="21"/>
+                      <w:szCs w:val="21"/>
+                    </w:rPr>
+                    <w:t xml:space="preserve">What will this program display?</w:t>
+                  </w:r>
+                </w:p>
+              </w:tc>
+              <w:tc>
+                <w:tcPr>
+                  <w:tcW w:type="dxa" w:w="2506"/>
+                  <w:tcBorders>
+                    <w:top w:val="single" w:color="B7C2D1" w:sz="4"/>
+                    <w:left w:val="single" w:color="B7C2D1" w:sz="4"/>
+                    <w:bottom w:val="single" w:color="B7C2D1" w:sz="4"/>
+                    <w:right w:val="single" w:color="B7C2D1" w:sz="4"/>
+                  </w:tcBorders>
+                  <w:shd w:fill="FFFFFF" w:color="auto" w:val="clear"/>
+                  <w:tcMar>
+                    <w:top w:type="dxa" w:w="80"/>
+                    <w:left w:type="dxa" w:w="120"/>
+                    <w:bottom w:type="dxa" w:w="80"/>
+                    <w:right w:type="dxa" w:w="120"/>
+                  </w:tcMar>
+                  <w:vAlign w:val="center"/>
+                </w:tcPr>
+                <w:p>
+                  <w:pPr>
+                    <w:spacing w:after="0" w:before="0"/>
+                  </w:pPr>
+                  <w:r>
+                    <w:rPr>
+                      <w:rFonts w:ascii="Arial" w:cs="Arial" w:eastAsia="Arial" w:hAnsi="Arial"/>
+                      <w:b w:val="false"/>
+                      <w:bCs w:val="false"/>
+                      <w:sz w:val="21"/>
+                      <w:szCs w:val="21"/>
+                    </w:rPr>
+                    <w:t xml:space="preserve">Predict</w:t>
+                  </w:r>
+                </w:p>
+              </w:tc>
+              <w:tc>
+                <w:tcPr>
+                  <w:tcW w:type="dxa" w:w="2506"/>
+                  <w:tcBorders>
+                    <w:top w:val="single" w:color="B7C2D1" w:sz="4"/>
+                    <w:left w:val="single" w:color="B7C2D1" w:sz="4"/>
+                    <w:bottom w:val="single" w:color="B7C2D1" w:sz="4"/>
+                    <w:right w:val="single" w:color="B7C2D1" w:sz="4"/>
+                  </w:tcBorders>
+                  <w:shd w:fill="FFFFFF" w:color="auto" w:val="clear"/>
+                  <w:tcMar>
+                    <w:top w:type="dxa" w:w="80"/>
+                    <w:left w:type="dxa" w:w="120"/>
+                    <w:bottom w:type="dxa" w:w="80"/>
+                    <w:right w:type="dxa" w:w="120"/>
+                  </w:tcMar>
+                  <w:vAlign w:val="center"/>
+                </w:tcPr>
+                <w:p>
+                  <w:pPr>
+                    <w:spacing w:after="0" w:before="0"/>
+                  </w:pPr>
+                  <w:r>
+                    <w:rPr>
+                      <w:rFonts w:ascii="Arial" w:cs="Arial" w:eastAsia="Arial" w:hAnsi="Arial"/>
+                      <w:b w:val="false"/>
+                      <w:bCs w:val="false"/>
+                      <w:sz w:val="21"/>
+                      <w:szCs w:val="21"/>
+                    </w:rPr>
+                    <w:t xml:space="preserve">1</w:t>
+                  </w:r>
+                </w:p>
+              </w:tc>
+              <w:tc>
+                <w:tcPr>
+                  <w:tcW w:type="dxa" w:w="2506"/>
                   <w:tcBorders>
                     <w:top w:val="single" w:color="B7C2D1" w:sz="4"/>
                     <w:left w:val="single" w:color="B7C2D1" w:sz="4"/>
@@ -2842,73 +3862,107 @@
               </w:trPr>
               <w:tc>
                 <w:tcPr>
-                  <w:tcW w:type="dxa" w:w="3342"/>
-                  <w:tcBorders>
-                    <w:top w:val="single" w:color="B7C2D1" w:sz="4"/>
-                    <w:left w:val="single" w:color="B7C2D1" w:sz="4"/>
-                    <w:bottom w:val="single" w:color="B7C2D1" w:sz="4"/>
-                    <w:right w:val="single" w:color="B7C2D1" w:sz="4"/>
-                  </w:tcBorders>
-                  <w:shd w:fill="FFFFFF" w:color="auto" w:val="clear"/>
-                  <w:tcMar>
-                    <w:top w:type="dxa" w:w="80"/>
-                    <w:left w:type="dxa" w:w="120"/>
-                    <w:bottom w:type="dxa" w:w="80"/>
-                    <w:right w:type="dxa" w:w="120"/>
-                  </w:tcMar>
-                  <w:vAlign w:val="center"/>
-                </w:tcPr>
-                <w:p>
-                  <w:pPr>
-                    <w:spacing w:after="0" w:before="0"/>
-                  </w:pPr>
-                  <w:r>
-                    <w:rPr>
-                      <w:rFonts w:ascii="Arial" w:cs="Arial" w:eastAsia="Arial" w:hAnsi="Arial"/>
-                      <w:sz w:val="21"/>
-                      <w:szCs w:val="21"/>
-                    </w:rPr>
-                    <w:t xml:space="preserve">Ask the user for a whole number. For every number from 1 up to and including it, display a line in the form [number] [number times itself].</w:t>
-                  </w:r>
-                </w:p>
-              </w:tc>
-              <w:tc>
-                <w:tcPr>
-                  <w:tcW w:type="dxa" w:w="3342"/>
-                  <w:tcBorders>
-                    <w:top w:val="single" w:color="B7C2D1" w:sz="4"/>
-                    <w:left w:val="single" w:color="B7C2D1" w:sz="4"/>
-                    <w:bottom w:val="single" w:color="B7C2D1" w:sz="4"/>
-                    <w:right w:val="single" w:color="B7C2D1" w:sz="4"/>
-                  </w:tcBorders>
-                  <w:shd w:fill="FFFFFF" w:color="auto" w:val="clear"/>
-                  <w:tcMar>
-                    <w:top w:type="dxa" w:w="80"/>
-                    <w:left w:type="dxa" w:w="120"/>
-                    <w:bottom w:type="dxa" w:w="80"/>
-                    <w:right w:type="dxa" w:w="120"/>
-                  </w:tcMar>
-                  <w:vAlign w:val="center"/>
-                </w:tcPr>
-                <w:p>
-                  <w:pPr>
-                    <w:spacing w:after="0" w:before="0"/>
-                  </w:pPr>
-                  <w:r>
-                    <w:rPr>
-                      <w:rFonts w:ascii="Arial" w:cs="Arial" w:eastAsia="Arial" w:hAnsi="Arial"/>
-                      <w:b w:val="false"/>
-                      <w:bCs w:val="false"/>
-                      <w:sz w:val="21"/>
-                      <w:szCs w:val="21"/>
-                    </w:rPr>
-                    <w:t xml:space="preserve">2</w:t>
-                  </w:r>
-                </w:p>
-              </w:tc>
-              <w:tc>
-                <w:tcPr>
-                  <w:tcW w:type="dxa" w:w="3342"/>
+                  <w:tcW w:type="dxa" w:w="2506"/>
+                  <w:tcBorders>
+                    <w:top w:val="single" w:color="B7C2D1" w:sz="4"/>
+                    <w:left w:val="single" w:color="B7C2D1" w:sz="4"/>
+                    <w:bottom w:val="single" w:color="B7C2D1" w:sz="4"/>
+                    <w:right w:val="single" w:color="B7C2D1" w:sz="4"/>
+                  </w:tcBorders>
+                  <w:shd w:fill="FFFFFF" w:color="auto" w:val="clear"/>
+                  <w:tcMar>
+                    <w:top w:type="dxa" w:w="80"/>
+                    <w:left w:type="dxa" w:w="120"/>
+                    <w:bottom w:type="dxa" w:w="80"/>
+                    <w:right w:type="dxa" w:w="120"/>
+                  </w:tcMar>
+                  <w:vAlign w:val="center"/>
+                </w:tcPr>
+                <w:p>
+                  <w:pPr>
+                    <w:spacing w:after="0" w:before="0"/>
+                  </w:pPr>
+                  <w:r>
+                    <w:rPr>
+                      <w:rFonts w:ascii="Arial" w:cs="Arial" w:eastAsia="Arial" w:hAnsi="Arial"/>
+                      <w:sz w:val="21"/>
+                      <w:szCs w:val="21"/>
+                    </w:rPr>
+                    <w:t xml:space="preserve">What will this program display?</w:t>
+                  </w:r>
+                </w:p>
+              </w:tc>
+              <w:tc>
+                <w:tcPr>
+                  <w:tcW w:type="dxa" w:w="2506"/>
+                  <w:tcBorders>
+                    <w:top w:val="single" w:color="B7C2D1" w:sz="4"/>
+                    <w:left w:val="single" w:color="B7C2D1" w:sz="4"/>
+                    <w:bottom w:val="single" w:color="B7C2D1" w:sz="4"/>
+                    <w:right w:val="single" w:color="B7C2D1" w:sz="4"/>
+                  </w:tcBorders>
+                  <w:shd w:fill="FFFFFF" w:color="auto" w:val="clear"/>
+                  <w:tcMar>
+                    <w:top w:type="dxa" w:w="80"/>
+                    <w:left w:type="dxa" w:w="120"/>
+                    <w:bottom w:type="dxa" w:w="80"/>
+                    <w:right w:type="dxa" w:w="120"/>
+                  </w:tcMar>
+                  <w:vAlign w:val="center"/>
+                </w:tcPr>
+                <w:p>
+                  <w:pPr>
+                    <w:spacing w:after="0" w:before="0"/>
+                  </w:pPr>
+                  <w:r>
+                    <w:rPr>
+                      <w:rFonts w:ascii="Arial" w:cs="Arial" w:eastAsia="Arial" w:hAnsi="Arial"/>
+                      <w:b w:val="false"/>
+                      <w:bCs w:val="false"/>
+                      <w:sz w:val="21"/>
+                      <w:szCs w:val="21"/>
+                    </w:rPr>
+                    <w:t xml:space="preserve">Predict</w:t>
+                  </w:r>
+                </w:p>
+              </w:tc>
+              <w:tc>
+                <w:tcPr>
+                  <w:tcW w:type="dxa" w:w="2506"/>
+                  <w:tcBorders>
+                    <w:top w:val="single" w:color="B7C2D1" w:sz="4"/>
+                    <w:left w:val="single" w:color="B7C2D1" w:sz="4"/>
+                    <w:bottom w:val="single" w:color="B7C2D1" w:sz="4"/>
+                    <w:right w:val="single" w:color="B7C2D1" w:sz="4"/>
+                  </w:tcBorders>
+                  <w:shd w:fill="FFFFFF" w:color="auto" w:val="clear"/>
+                  <w:tcMar>
+                    <w:top w:type="dxa" w:w="80"/>
+                    <w:left w:type="dxa" w:w="120"/>
+                    <w:bottom w:type="dxa" w:w="80"/>
+                    <w:right w:type="dxa" w:w="120"/>
+                  </w:tcMar>
+                  <w:vAlign w:val="center"/>
+                </w:tcPr>
+                <w:p>
+                  <w:pPr>
+                    <w:spacing w:after="0" w:before="0"/>
+                  </w:pPr>
+                  <w:r>
+                    <w:rPr>
+                      <w:rFonts w:ascii="Arial" w:cs="Arial" w:eastAsia="Arial" w:hAnsi="Arial"/>
+                      <w:b w:val="false"/>
+                      <w:bCs w:val="false"/>
+                      <w:sz w:val="21"/>
+                      <w:szCs w:val="21"/>
+                    </w:rPr>
+                    <w:t xml:space="preserve">1</w:t>
+                  </w:r>
+                </w:p>
+              </w:tc>
+              <w:tc>
+                <w:tcPr>
+                  <w:tcW w:type="dxa" w:w="2506"/>
                   <w:tcBorders>
                     <w:top w:val="single" w:color="B7C2D1" w:sz="4"/>
                     <w:left w:val="single" w:color="B7C2D1" w:sz="4"/>
@@ -2948,39 +4002,773 @@
               </w:trPr>
               <w:tc>
                 <w:tcPr>
-                  <w:tcW w:type="dxa" w:w="3342"/>
-                  <w:tcBorders>
-                    <w:top w:val="single" w:color="B7C2D1" w:sz="4"/>
-                    <w:left w:val="single" w:color="B7C2D1" w:sz="4"/>
-                    <w:bottom w:val="single" w:color="B7C2D1" w:sz="4"/>
-                    <w:right w:val="single" w:color="B7C2D1" w:sz="4"/>
-                  </w:tcBorders>
-                  <w:shd w:fill="FFFFFF" w:color="auto" w:val="clear"/>
-                  <w:tcMar>
-                    <w:top w:type="dxa" w:w="80"/>
-                    <w:left w:type="dxa" w:w="120"/>
-                    <w:bottom w:type="dxa" w:w="80"/>
-                    <w:right w:type="dxa" w:w="120"/>
-                  </w:tcMar>
-                  <w:vAlign w:val="center"/>
-                </w:tcPr>
-                <w:p>
-                  <w:pPr>
-                    <w:spacing w:after="0" w:before="0"/>
-                  </w:pPr>
-                  <w:r>
-                    <w:rPr>
-                      <w:rFonts w:ascii="Arial" w:cs="Arial" w:eastAsia="Arial" w:hAnsi="Arial"/>
-                      <w:sz w:val="21"/>
-                      <w:szCs w:val="21"/>
-                    </w:rPr>
-                    <w:t xml:space="preserve">Ask the user for a whole number. For every number from 1 up to and including it, display a line in the form [number] [how many numbers still come after it].</w:t>
-                  </w:r>
-                </w:p>
-              </w:tc>
-              <w:tc>
-                <w:tcPr>
-                  <w:tcW w:type="dxa" w:w="3342"/>
+                  <w:tcW w:type="dxa" w:w="2506"/>
+                  <w:tcBorders>
+                    <w:top w:val="single" w:color="B7C2D1" w:sz="4"/>
+                    <w:left w:val="single" w:color="B7C2D1" w:sz="4"/>
+                    <w:bottom w:val="single" w:color="B7C2D1" w:sz="4"/>
+                    <w:right w:val="single" w:color="B7C2D1" w:sz="4"/>
+                  </w:tcBorders>
+                  <w:shd w:fill="FFFFFF" w:color="auto" w:val="clear"/>
+                  <w:tcMar>
+                    <w:top w:type="dxa" w:w="80"/>
+                    <w:left w:type="dxa" w:w="120"/>
+                    <w:bottom w:type="dxa" w:w="80"/>
+                    <w:right w:type="dxa" w:w="120"/>
+                  </w:tcMar>
+                  <w:vAlign w:val="center"/>
+                </w:tcPr>
+                <w:p>
+                  <w:pPr>
+                    <w:spacing w:after="0" w:before="0"/>
+                  </w:pPr>
+                  <w:r>
+                    <w:rPr>
+                      <w:rFonts w:ascii="Arial" w:cs="Arial" w:eastAsia="Arial" w:hAnsi="Arial"/>
+                      <w:sz w:val="21"/>
+                      <w:szCs w:val="21"/>
+                    </w:rPr>
+                    <w:t xml:space="preserve">Change the program so it displays 1 to 5 instead of 0 to 4.</w:t>
+                  </w:r>
+                </w:p>
+              </w:tc>
+              <w:tc>
+                <w:tcPr>
+                  <w:tcW w:type="dxa" w:w="2506"/>
+                  <w:tcBorders>
+                    <w:top w:val="single" w:color="B7C2D1" w:sz="4"/>
+                    <w:left w:val="single" w:color="B7C2D1" w:sz="4"/>
+                    <w:bottom w:val="single" w:color="B7C2D1" w:sz="4"/>
+                    <w:right w:val="single" w:color="B7C2D1" w:sz="4"/>
+                  </w:tcBorders>
+                  <w:shd w:fill="FFFFFF" w:color="auto" w:val="clear"/>
+                  <w:tcMar>
+                    <w:top w:type="dxa" w:w="80"/>
+                    <w:left w:type="dxa" w:w="120"/>
+                    <w:bottom w:type="dxa" w:w="80"/>
+                    <w:right w:type="dxa" w:w="120"/>
+                  </w:tcMar>
+                  <w:vAlign w:val="center"/>
+                </w:tcPr>
+                <w:p>
+                  <w:pPr>
+                    <w:spacing w:after="0" w:before="0"/>
+                  </w:pPr>
+                  <w:r>
+                    <w:rPr>
+                      <w:rFonts w:ascii="Arial" w:cs="Arial" w:eastAsia="Arial" w:hAnsi="Arial"/>
+                      <w:b w:val="false"/>
+                      <w:bCs w:val="false"/>
+                      <w:sz w:val="21"/>
+                      <w:szCs w:val="21"/>
+                    </w:rPr>
+                    <w:t xml:space="preserve">Change it</w:t>
+                  </w:r>
+                </w:p>
+              </w:tc>
+              <w:tc>
+                <w:tcPr>
+                  <w:tcW w:type="dxa" w:w="2506"/>
+                  <w:tcBorders>
+                    <w:top w:val="single" w:color="B7C2D1" w:sz="4"/>
+                    <w:left w:val="single" w:color="B7C2D1" w:sz="4"/>
+                    <w:bottom w:val="single" w:color="B7C2D1" w:sz="4"/>
+                    <w:right w:val="single" w:color="B7C2D1" w:sz="4"/>
+                  </w:tcBorders>
+                  <w:shd w:fill="FFFFFF" w:color="auto" w:val="clear"/>
+                  <w:tcMar>
+                    <w:top w:type="dxa" w:w="80"/>
+                    <w:left w:type="dxa" w:w="120"/>
+                    <w:bottom w:type="dxa" w:w="80"/>
+                    <w:right w:type="dxa" w:w="120"/>
+                  </w:tcMar>
+                  <w:vAlign w:val="center"/>
+                </w:tcPr>
+                <w:p>
+                  <w:pPr>
+                    <w:spacing w:after="0" w:before="0"/>
+                  </w:pPr>
+                  <w:r>
+                    <w:rPr>
+                      <w:rFonts w:ascii="Arial" w:cs="Arial" w:eastAsia="Arial" w:hAnsi="Arial"/>
+                      <w:b w:val="false"/>
+                      <w:bCs w:val="false"/>
+                      <w:sz w:val="21"/>
+                      <w:szCs w:val="21"/>
+                    </w:rPr>
+                    <w:t xml:space="preserve">1</w:t>
+                  </w:r>
+                </w:p>
+              </w:tc>
+              <w:tc>
+                <w:tcPr>
+                  <w:tcW w:type="dxa" w:w="2506"/>
+                  <w:tcBorders>
+                    <w:top w:val="single" w:color="B7C2D1" w:sz="4"/>
+                    <w:left w:val="single" w:color="B7C2D1" w:sz="4"/>
+                    <w:bottom w:val="single" w:color="B7C2D1" w:sz="4"/>
+                    <w:right w:val="single" w:color="B7C2D1" w:sz="4"/>
+                  </w:tcBorders>
+                  <w:shd w:fill="FFFFFF" w:color="auto" w:val="clear"/>
+                  <w:tcMar>
+                    <w:top w:type="dxa" w:w="80"/>
+                    <w:left w:type="dxa" w:w="120"/>
+                    <w:bottom w:type="dxa" w:w="80"/>
+                    <w:right w:type="dxa" w:w="120"/>
+                  </w:tcMar>
+                  <w:vAlign w:val="center"/>
+                </w:tcPr>
+                <w:p>
+                  <w:pPr>
+                    <w:spacing w:after="0" w:before="0"/>
+                  </w:pPr>
+                  <w:r>
+                    <w:rPr>
+                      <w:rFonts w:ascii="Arial" w:cs="Arial" w:eastAsia="Arial" w:hAnsi="Arial"/>
+                      <w:b w:val="false"/>
+                      <w:bCs w:val="false"/>
+                      <w:sz w:val="21"/>
+                      <w:szCs w:val="21"/>
+                    </w:rPr>
+                    <w:t xml:space="preserve"/>
+                  </w:r>
+                </w:p>
+              </w:tc>
+            </w:tr>
+            <w:tr>
+              <w:trPr>
+                <w:cantSplit/>
+                <w:trHeight w:val="360" w:hRule="atLeast"/>
+              </w:trPr>
+              <w:tc>
+                <w:tcPr>
+                  <w:tcW w:type="dxa" w:w="2506"/>
+                  <w:tcBorders>
+                    <w:top w:val="single" w:color="B7C2D1" w:sz="4"/>
+                    <w:left w:val="single" w:color="B7C2D1" w:sz="4"/>
+                    <w:bottom w:val="single" w:color="B7C2D1" w:sz="4"/>
+                    <w:right w:val="single" w:color="B7C2D1" w:sz="4"/>
+                  </w:tcBorders>
+                  <w:shd w:fill="FFFFFF" w:color="auto" w:val="clear"/>
+                  <w:tcMar>
+                    <w:top w:type="dxa" w:w="80"/>
+                    <w:left w:type="dxa" w:w="120"/>
+                    <w:bottom w:type="dxa" w:w="80"/>
+                    <w:right w:type="dxa" w:w="120"/>
+                  </w:tcMar>
+                  <w:vAlign w:val="center"/>
+                </w:tcPr>
+                <w:p>
+                  <w:pPr>
+                    <w:spacing w:after="0" w:before="0"/>
+                  </w:pPr>
+                  <w:r>
+                    <w:rPr>
+                      <w:rFonts w:ascii="Arial" w:cs="Arial" w:eastAsia="Arial" w:hAnsi="Arial"/>
+                      <w:sz w:val="21"/>
+                      <w:szCs w:val="21"/>
+                    </w:rPr>
+                    <w:t xml:space="preserve">Finish the program so it displays every multiple of 10 from 0 to 50, one on each line.</w:t>
+                  </w:r>
+                </w:p>
+              </w:tc>
+              <w:tc>
+                <w:tcPr>
+                  <w:tcW w:type="dxa" w:w="2506"/>
+                  <w:tcBorders>
+                    <w:top w:val="single" w:color="B7C2D1" w:sz="4"/>
+                    <w:left w:val="single" w:color="B7C2D1" w:sz="4"/>
+                    <w:bottom w:val="single" w:color="B7C2D1" w:sz="4"/>
+                    <w:right w:val="single" w:color="B7C2D1" w:sz="4"/>
+                  </w:tcBorders>
+                  <w:shd w:fill="FFFFFF" w:color="auto" w:val="clear"/>
+                  <w:tcMar>
+                    <w:top w:type="dxa" w:w="80"/>
+                    <w:left w:type="dxa" w:w="120"/>
+                    <w:bottom w:type="dxa" w:w="80"/>
+                    <w:right w:type="dxa" w:w="120"/>
+                  </w:tcMar>
+                  <w:vAlign w:val="center"/>
+                </w:tcPr>
+                <w:p>
+                  <w:pPr>
+                    <w:spacing w:after="0" w:before="0"/>
+                  </w:pPr>
+                  <w:r>
+                    <w:rPr>
+                      <w:rFonts w:ascii="Arial" w:cs="Arial" w:eastAsia="Arial" w:hAnsi="Arial"/>
+                      <w:b w:val="false"/>
+                      <w:bCs w:val="false"/>
+                      <w:sz w:val="21"/>
+                      <w:szCs w:val="21"/>
+                    </w:rPr>
+                    <w:t xml:space="preserve">Complete it</w:t>
+                  </w:r>
+                </w:p>
+              </w:tc>
+              <w:tc>
+                <w:tcPr>
+                  <w:tcW w:type="dxa" w:w="2506"/>
+                  <w:tcBorders>
+                    <w:top w:val="single" w:color="B7C2D1" w:sz="4"/>
+                    <w:left w:val="single" w:color="B7C2D1" w:sz="4"/>
+                    <w:bottom w:val="single" w:color="B7C2D1" w:sz="4"/>
+                    <w:right w:val="single" w:color="B7C2D1" w:sz="4"/>
+                  </w:tcBorders>
+                  <w:shd w:fill="FFFFFF" w:color="auto" w:val="clear"/>
+                  <w:tcMar>
+                    <w:top w:type="dxa" w:w="80"/>
+                    <w:left w:type="dxa" w:w="120"/>
+                    <w:bottom w:type="dxa" w:w="80"/>
+                    <w:right w:type="dxa" w:w="120"/>
+                  </w:tcMar>
+                  <w:vAlign w:val="center"/>
+                </w:tcPr>
+                <w:p>
+                  <w:pPr>
+                    <w:spacing w:after="0" w:before="0"/>
+                  </w:pPr>
+                  <w:r>
+                    <w:rPr>
+                      <w:rFonts w:ascii="Arial" w:cs="Arial" w:eastAsia="Arial" w:hAnsi="Arial"/>
+                      <w:b w:val="false"/>
+                      <w:bCs w:val="false"/>
+                      <w:sz w:val="21"/>
+                      <w:szCs w:val="21"/>
+                    </w:rPr>
+                    <w:t xml:space="preserve">2</w:t>
+                  </w:r>
+                </w:p>
+              </w:tc>
+              <w:tc>
+                <w:tcPr>
+                  <w:tcW w:type="dxa" w:w="2506"/>
+                  <w:tcBorders>
+                    <w:top w:val="single" w:color="B7C2D1" w:sz="4"/>
+                    <w:left w:val="single" w:color="B7C2D1" w:sz="4"/>
+                    <w:bottom w:val="single" w:color="B7C2D1" w:sz="4"/>
+                    <w:right w:val="single" w:color="B7C2D1" w:sz="4"/>
+                  </w:tcBorders>
+                  <w:shd w:fill="FFFFFF" w:color="auto" w:val="clear"/>
+                  <w:tcMar>
+                    <w:top w:type="dxa" w:w="80"/>
+                    <w:left w:type="dxa" w:w="120"/>
+                    <w:bottom w:type="dxa" w:w="80"/>
+                    <w:right w:type="dxa" w:w="120"/>
+                  </w:tcMar>
+                  <w:vAlign w:val="center"/>
+                </w:tcPr>
+                <w:p>
+                  <w:pPr>
+                    <w:spacing w:after="0" w:before="0"/>
+                  </w:pPr>
+                  <w:r>
+                    <w:rPr>
+                      <w:rFonts w:ascii="Arial" w:cs="Arial" w:eastAsia="Arial" w:hAnsi="Arial"/>
+                      <w:b w:val="false"/>
+                      <w:bCs w:val="false"/>
+                      <w:sz w:val="21"/>
+                      <w:szCs w:val="21"/>
+                    </w:rPr>
+                    <w:t xml:space="preserve"/>
+                  </w:r>
+                </w:p>
+              </w:tc>
+            </w:tr>
+            <w:tr>
+              <w:trPr>
+                <w:cantSplit/>
+                <w:trHeight w:val="360" w:hRule="atLeast"/>
+              </w:trPr>
+              <w:tc>
+                <w:tcPr>
+                  <w:tcW w:type="dxa" w:w="2506"/>
+                  <w:tcBorders>
+                    <w:top w:val="single" w:color="B7C2D1" w:sz="4"/>
+                    <w:left w:val="single" w:color="B7C2D1" w:sz="4"/>
+                    <w:bottom w:val="single" w:color="B7C2D1" w:sz="4"/>
+                    <w:right w:val="single" w:color="B7C2D1" w:sz="4"/>
+                  </w:tcBorders>
+                  <w:shd w:fill="FFFFFF" w:color="auto" w:val="clear"/>
+                  <w:tcMar>
+                    <w:top w:type="dxa" w:w="80"/>
+                    <w:left w:type="dxa" w:w="120"/>
+                    <w:bottom w:type="dxa" w:w="80"/>
+                    <w:right w:type="dxa" w:w="120"/>
+                  </w:tcMar>
+                  <w:vAlign w:val="center"/>
+                </w:tcPr>
+                <w:p>
+                  <w:pPr>
+                    <w:spacing w:after="0" w:before="0"/>
+                  </w:pPr>
+                  <w:r>
+                    <w:rPr>
+                      <w:rFonts w:ascii="Arial" w:cs="Arial" w:eastAsia="Arial" w:hAnsi="Arial"/>
+                      <w:sz w:val="21"/>
+                      <w:szCs w:val="21"/>
+                    </w:rPr>
+                    <w:t xml:space="preserve">Ask the user for a whole number. Display every number from 0 up to but not including it, one on each line.</w:t>
+                  </w:r>
+                </w:p>
+              </w:tc>
+              <w:tc>
+                <w:tcPr>
+                  <w:tcW w:type="dxa" w:w="2506"/>
+                  <w:tcBorders>
+                    <w:top w:val="single" w:color="B7C2D1" w:sz="4"/>
+                    <w:left w:val="single" w:color="B7C2D1" w:sz="4"/>
+                    <w:bottom w:val="single" w:color="B7C2D1" w:sz="4"/>
+                    <w:right w:val="single" w:color="B7C2D1" w:sz="4"/>
+                  </w:tcBorders>
+                  <w:shd w:fill="FFFFFF" w:color="auto" w:val="clear"/>
+                  <w:tcMar>
+                    <w:top w:type="dxa" w:w="80"/>
+                    <w:left w:type="dxa" w:w="120"/>
+                    <w:bottom w:type="dxa" w:w="80"/>
+                    <w:right w:type="dxa" w:w="120"/>
+                  </w:tcMar>
+                  <w:vAlign w:val="center"/>
+                </w:tcPr>
+                <w:p>
+                  <w:pPr>
+                    <w:spacing w:after="0" w:before="0"/>
+                  </w:pPr>
+                  <w:r>
+                    <w:rPr>
+                      <w:rFonts w:ascii="Arial" w:cs="Arial" w:eastAsia="Arial" w:hAnsi="Arial"/>
+                      <w:b w:val="false"/>
+                      <w:bCs w:val="false"/>
+                      <w:sz w:val="21"/>
+                      <w:szCs w:val="21"/>
+                    </w:rPr>
+                    <w:t xml:space="preserve">Write it</w:t>
+                  </w:r>
+                </w:p>
+              </w:tc>
+              <w:tc>
+                <w:tcPr>
+                  <w:tcW w:type="dxa" w:w="2506"/>
+                  <w:tcBorders>
+                    <w:top w:val="single" w:color="B7C2D1" w:sz="4"/>
+                    <w:left w:val="single" w:color="B7C2D1" w:sz="4"/>
+                    <w:bottom w:val="single" w:color="B7C2D1" w:sz="4"/>
+                    <w:right w:val="single" w:color="B7C2D1" w:sz="4"/>
+                  </w:tcBorders>
+                  <w:shd w:fill="FFFFFF" w:color="auto" w:val="clear"/>
+                  <w:tcMar>
+                    <w:top w:type="dxa" w:w="80"/>
+                    <w:left w:type="dxa" w:w="120"/>
+                    <w:bottom w:type="dxa" w:w="80"/>
+                    <w:right w:type="dxa" w:w="120"/>
+                  </w:tcMar>
+                  <w:vAlign w:val="center"/>
+                </w:tcPr>
+                <w:p>
+                  <w:pPr>
+                    <w:spacing w:after="0" w:before="0"/>
+                  </w:pPr>
+                  <w:r>
+                    <w:rPr>
+                      <w:rFonts w:ascii="Arial" w:cs="Arial" w:eastAsia="Arial" w:hAnsi="Arial"/>
+                      <w:b w:val="false"/>
+                      <w:bCs w:val="false"/>
+                      <w:sz w:val="21"/>
+                      <w:szCs w:val="21"/>
+                    </w:rPr>
+                    <w:t xml:space="preserve">2</w:t>
+                  </w:r>
+                </w:p>
+              </w:tc>
+              <w:tc>
+                <w:tcPr>
+                  <w:tcW w:type="dxa" w:w="2506"/>
+                  <w:tcBorders>
+                    <w:top w:val="single" w:color="B7C2D1" w:sz="4"/>
+                    <w:left w:val="single" w:color="B7C2D1" w:sz="4"/>
+                    <w:bottom w:val="single" w:color="B7C2D1" w:sz="4"/>
+                    <w:right w:val="single" w:color="B7C2D1" w:sz="4"/>
+                  </w:tcBorders>
+                  <w:shd w:fill="FFFFFF" w:color="auto" w:val="clear"/>
+                  <w:tcMar>
+                    <w:top w:type="dxa" w:w="80"/>
+                    <w:left w:type="dxa" w:w="120"/>
+                    <w:bottom w:type="dxa" w:w="80"/>
+                    <w:right w:type="dxa" w:w="120"/>
+                  </w:tcMar>
+                  <w:vAlign w:val="center"/>
+                </w:tcPr>
+                <w:p>
+                  <w:pPr>
+                    <w:spacing w:after="0" w:before="0"/>
+                  </w:pPr>
+                  <w:r>
+                    <w:rPr>
+                      <w:rFonts w:ascii="Arial" w:cs="Arial" w:eastAsia="Arial" w:hAnsi="Arial"/>
+                      <w:b w:val="false"/>
+                      <w:bCs w:val="false"/>
+                      <w:sz w:val="21"/>
+                      <w:szCs w:val="21"/>
+                    </w:rPr>
+                    <w:t xml:space="preserve"/>
+                  </w:r>
+                </w:p>
+              </w:tc>
+            </w:tr>
+            <w:tr>
+              <w:trPr>
+                <w:cantSplit/>
+                <w:trHeight w:val="360" w:hRule="atLeast"/>
+              </w:trPr>
+              <w:tc>
+                <w:tcPr>
+                  <w:tcW w:type="dxa" w:w="2506"/>
+                  <w:tcBorders>
+                    <w:top w:val="single" w:color="B7C2D1" w:sz="4"/>
+                    <w:left w:val="single" w:color="B7C2D1" w:sz="4"/>
+                    <w:bottom w:val="single" w:color="B7C2D1" w:sz="4"/>
+                    <w:right w:val="single" w:color="B7C2D1" w:sz="4"/>
+                  </w:tcBorders>
+                  <w:shd w:fill="FFFFFF" w:color="auto" w:val="clear"/>
+                  <w:tcMar>
+                    <w:top w:type="dxa" w:w="80"/>
+                    <w:left w:type="dxa" w:w="120"/>
+                    <w:bottom w:type="dxa" w:w="80"/>
+                    <w:right w:type="dxa" w:w="120"/>
+                  </w:tcMar>
+                  <w:vAlign w:val="center"/>
+                </w:tcPr>
+                <w:p>
+                  <w:pPr>
+                    <w:spacing w:after="0" w:before="0"/>
+                  </w:pPr>
+                  <w:r>
+                    <w:rPr>
+                      <w:rFonts w:ascii="Arial" w:cs="Arial" w:eastAsia="Arial" w:hAnsi="Arial"/>
+                      <w:sz w:val="21"/>
+                      <w:szCs w:val="21"/>
+                    </w:rPr>
+                    <w:t xml:space="preserve">Ask the user for a whole number. Display every number from 1 up to and including it, one on each line.</w:t>
+                  </w:r>
+                </w:p>
+              </w:tc>
+              <w:tc>
+                <w:tcPr>
+                  <w:tcW w:type="dxa" w:w="2506"/>
+                  <w:tcBorders>
+                    <w:top w:val="single" w:color="B7C2D1" w:sz="4"/>
+                    <w:left w:val="single" w:color="B7C2D1" w:sz="4"/>
+                    <w:bottom w:val="single" w:color="B7C2D1" w:sz="4"/>
+                    <w:right w:val="single" w:color="B7C2D1" w:sz="4"/>
+                  </w:tcBorders>
+                  <w:shd w:fill="FFFFFF" w:color="auto" w:val="clear"/>
+                  <w:tcMar>
+                    <w:top w:type="dxa" w:w="80"/>
+                    <w:left w:type="dxa" w:w="120"/>
+                    <w:bottom w:type="dxa" w:w="80"/>
+                    <w:right w:type="dxa" w:w="120"/>
+                  </w:tcMar>
+                  <w:vAlign w:val="center"/>
+                </w:tcPr>
+                <w:p>
+                  <w:pPr>
+                    <w:spacing w:after="0" w:before="0"/>
+                  </w:pPr>
+                  <w:r>
+                    <w:rPr>
+                      <w:rFonts w:ascii="Arial" w:cs="Arial" w:eastAsia="Arial" w:hAnsi="Arial"/>
+                      <w:b w:val="false"/>
+                      <w:bCs w:val="false"/>
+                      <w:sz w:val="21"/>
+                      <w:szCs w:val="21"/>
+                    </w:rPr>
+                    <w:t xml:space="preserve">Write it</w:t>
+                  </w:r>
+                </w:p>
+              </w:tc>
+              <w:tc>
+                <w:tcPr>
+                  <w:tcW w:type="dxa" w:w="2506"/>
+                  <w:tcBorders>
+                    <w:top w:val="single" w:color="B7C2D1" w:sz="4"/>
+                    <w:left w:val="single" w:color="B7C2D1" w:sz="4"/>
+                    <w:bottom w:val="single" w:color="B7C2D1" w:sz="4"/>
+                    <w:right w:val="single" w:color="B7C2D1" w:sz="4"/>
+                  </w:tcBorders>
+                  <w:shd w:fill="FFFFFF" w:color="auto" w:val="clear"/>
+                  <w:tcMar>
+                    <w:top w:type="dxa" w:w="80"/>
+                    <w:left w:type="dxa" w:w="120"/>
+                    <w:bottom w:type="dxa" w:w="80"/>
+                    <w:right w:type="dxa" w:w="120"/>
+                  </w:tcMar>
+                  <w:vAlign w:val="center"/>
+                </w:tcPr>
+                <w:p>
+                  <w:pPr>
+                    <w:spacing w:after="0" w:before="0"/>
+                  </w:pPr>
+                  <w:r>
+                    <w:rPr>
+                      <w:rFonts w:ascii="Arial" w:cs="Arial" w:eastAsia="Arial" w:hAnsi="Arial"/>
+                      <w:b w:val="false"/>
+                      <w:bCs w:val="false"/>
+                      <w:sz w:val="21"/>
+                      <w:szCs w:val="21"/>
+                    </w:rPr>
+                    <w:t xml:space="preserve">2</w:t>
+                  </w:r>
+                </w:p>
+              </w:tc>
+              <w:tc>
+                <w:tcPr>
+                  <w:tcW w:type="dxa" w:w="2506"/>
+                  <w:tcBorders>
+                    <w:top w:val="single" w:color="B7C2D1" w:sz="4"/>
+                    <w:left w:val="single" w:color="B7C2D1" w:sz="4"/>
+                    <w:bottom w:val="single" w:color="B7C2D1" w:sz="4"/>
+                    <w:right w:val="single" w:color="B7C2D1" w:sz="4"/>
+                  </w:tcBorders>
+                  <w:shd w:fill="FFFFFF" w:color="auto" w:val="clear"/>
+                  <w:tcMar>
+                    <w:top w:type="dxa" w:w="80"/>
+                    <w:left w:type="dxa" w:w="120"/>
+                    <w:bottom w:type="dxa" w:w="80"/>
+                    <w:right w:type="dxa" w:w="120"/>
+                  </w:tcMar>
+                  <w:vAlign w:val="center"/>
+                </w:tcPr>
+                <w:p>
+                  <w:pPr>
+                    <w:spacing w:after="0" w:before="0"/>
+                  </w:pPr>
+                  <w:r>
+                    <w:rPr>
+                      <w:rFonts w:ascii="Arial" w:cs="Arial" w:eastAsia="Arial" w:hAnsi="Arial"/>
+                      <w:b w:val="false"/>
+                      <w:bCs w:val="false"/>
+                      <w:sz w:val="21"/>
+                      <w:szCs w:val="21"/>
+                    </w:rPr>
+                    <w:t xml:space="preserve"/>
+                  </w:r>
+                </w:p>
+              </w:tc>
+            </w:tr>
+            <w:tr>
+              <w:trPr>
+                <w:cantSplit/>
+                <w:trHeight w:val="360" w:hRule="atLeast"/>
+              </w:trPr>
+              <w:tc>
+                <w:tcPr>
+                  <w:tcW w:type="dxa" w:w="2506"/>
+                  <w:tcBorders>
+                    <w:top w:val="single" w:color="B7C2D1" w:sz="4"/>
+                    <w:left w:val="single" w:color="B7C2D1" w:sz="4"/>
+                    <w:bottom w:val="single" w:color="B7C2D1" w:sz="4"/>
+                    <w:right w:val="single" w:color="B7C2D1" w:sz="4"/>
+                  </w:tcBorders>
+                  <w:shd w:fill="FFFFFF" w:color="auto" w:val="clear"/>
+                  <w:tcMar>
+                    <w:top w:type="dxa" w:w="80"/>
+                    <w:left w:type="dxa" w:w="120"/>
+                    <w:bottom w:type="dxa" w:w="80"/>
+                    <w:right w:type="dxa" w:w="120"/>
+                  </w:tcMar>
+                  <w:vAlign w:val="center"/>
+                </w:tcPr>
+                <w:p>
+                  <w:pPr>
+                    <w:spacing w:after="0" w:before="0"/>
+                  </w:pPr>
+                  <w:r>
+                    <w:rPr>
+                      <w:rFonts w:ascii="Arial" w:cs="Arial" w:eastAsia="Arial" w:hAnsi="Arial"/>
+                      <w:sz w:val="21"/>
+                      <w:szCs w:val="21"/>
+                    </w:rPr>
+                    <w:t xml:space="preserve">This program should display every number from 0 to 4, one on each line. Find the mistake and put it right.</w:t>
+                  </w:r>
+                </w:p>
+              </w:tc>
+              <w:tc>
+                <w:tcPr>
+                  <w:tcW w:type="dxa" w:w="2506"/>
+                  <w:tcBorders>
+                    <w:top w:val="single" w:color="B7C2D1" w:sz="4"/>
+                    <w:left w:val="single" w:color="B7C2D1" w:sz="4"/>
+                    <w:bottom w:val="single" w:color="B7C2D1" w:sz="4"/>
+                    <w:right w:val="single" w:color="B7C2D1" w:sz="4"/>
+                  </w:tcBorders>
+                  <w:shd w:fill="FFFFFF" w:color="auto" w:val="clear"/>
+                  <w:tcMar>
+                    <w:top w:type="dxa" w:w="80"/>
+                    <w:left w:type="dxa" w:w="120"/>
+                    <w:bottom w:type="dxa" w:w="80"/>
+                    <w:right w:type="dxa" w:w="120"/>
+                  </w:tcMar>
+                  <w:vAlign w:val="center"/>
+                </w:tcPr>
+                <w:p>
+                  <w:pPr>
+                    <w:spacing w:after="0" w:before="0"/>
+                  </w:pPr>
+                  <w:r>
+                    <w:rPr>
+                      <w:rFonts w:ascii="Arial" w:cs="Arial" w:eastAsia="Arial" w:hAnsi="Arial"/>
+                      <w:b w:val="false"/>
+                      <w:bCs w:val="false"/>
+                      <w:sz w:val="21"/>
+                      <w:szCs w:val="21"/>
+                    </w:rPr>
+                    <w:t xml:space="preserve">Fix it</w:t>
+                  </w:r>
+                </w:p>
+              </w:tc>
+              <w:tc>
+                <w:tcPr>
+                  <w:tcW w:type="dxa" w:w="2506"/>
+                  <w:tcBorders>
+                    <w:top w:val="single" w:color="B7C2D1" w:sz="4"/>
+                    <w:left w:val="single" w:color="B7C2D1" w:sz="4"/>
+                    <w:bottom w:val="single" w:color="B7C2D1" w:sz="4"/>
+                    <w:right w:val="single" w:color="B7C2D1" w:sz="4"/>
+                  </w:tcBorders>
+                  <w:shd w:fill="FFFFFF" w:color="auto" w:val="clear"/>
+                  <w:tcMar>
+                    <w:top w:type="dxa" w:w="80"/>
+                    <w:left w:type="dxa" w:w="120"/>
+                    <w:bottom w:type="dxa" w:w="80"/>
+                    <w:right w:type="dxa" w:w="120"/>
+                  </w:tcMar>
+                  <w:vAlign w:val="center"/>
+                </w:tcPr>
+                <w:p>
+                  <w:pPr>
+                    <w:spacing w:after="0" w:before="0"/>
+                  </w:pPr>
+                  <w:r>
+                    <w:rPr>
+                      <w:rFonts w:ascii="Arial" w:cs="Arial" w:eastAsia="Arial" w:hAnsi="Arial"/>
+                      <w:b w:val="false"/>
+                      <w:bCs w:val="false"/>
+                      <w:sz w:val="21"/>
+                      <w:szCs w:val="21"/>
+                    </w:rPr>
+                    <w:t xml:space="preserve">2</w:t>
+                  </w:r>
+                </w:p>
+              </w:tc>
+              <w:tc>
+                <w:tcPr>
+                  <w:tcW w:type="dxa" w:w="2506"/>
+                  <w:tcBorders>
+                    <w:top w:val="single" w:color="B7C2D1" w:sz="4"/>
+                    <w:left w:val="single" w:color="B7C2D1" w:sz="4"/>
+                    <w:bottom w:val="single" w:color="B7C2D1" w:sz="4"/>
+                    <w:right w:val="single" w:color="B7C2D1" w:sz="4"/>
+                  </w:tcBorders>
+                  <w:shd w:fill="FFFFFF" w:color="auto" w:val="clear"/>
+                  <w:tcMar>
+                    <w:top w:type="dxa" w:w="80"/>
+                    <w:left w:type="dxa" w:w="120"/>
+                    <w:bottom w:type="dxa" w:w="80"/>
+                    <w:right w:type="dxa" w:w="120"/>
+                  </w:tcMar>
+                  <w:vAlign w:val="center"/>
+                </w:tcPr>
+                <w:p>
+                  <w:pPr>
+                    <w:spacing w:after="0" w:before="0"/>
+                  </w:pPr>
+                  <w:r>
+                    <w:rPr>
+                      <w:rFonts w:ascii="Arial" w:cs="Arial" w:eastAsia="Arial" w:hAnsi="Arial"/>
+                      <w:b w:val="false"/>
+                      <w:bCs w:val="false"/>
+                      <w:sz w:val="21"/>
+                      <w:szCs w:val="21"/>
+                    </w:rPr>
+                    <w:t xml:space="preserve"/>
+                  </w:r>
+                </w:p>
+              </w:tc>
+            </w:tr>
+            <w:tr>
+              <w:trPr>
+                <w:cantSplit/>
+                <w:trHeight w:val="360" w:hRule="atLeast"/>
+              </w:trPr>
+              <w:tc>
+                <w:tcPr>
+                  <w:tcW w:type="dxa" w:w="2506"/>
+                  <w:tcBorders>
+                    <w:top w:val="single" w:color="B7C2D1" w:sz="4"/>
+                    <w:left w:val="single" w:color="B7C2D1" w:sz="4"/>
+                    <w:bottom w:val="single" w:color="B7C2D1" w:sz="4"/>
+                    <w:right w:val="single" w:color="B7C2D1" w:sz="4"/>
+                  </w:tcBorders>
+                  <w:shd w:fill="FFFFFF" w:color="auto" w:val="clear"/>
+                  <w:tcMar>
+                    <w:top w:type="dxa" w:w="80"/>
+                    <w:left w:type="dxa" w:w="120"/>
+                    <w:bottom w:type="dxa" w:w="80"/>
+                    <w:right w:type="dxa" w:w="120"/>
+                  </w:tcMar>
+                  <w:vAlign w:val="center"/>
+                </w:tcPr>
+                <w:p>
+                  <w:pPr>
+                    <w:spacing w:after="0" w:before="0"/>
+                  </w:pPr>
+                  <w:r>
+                    <w:rPr>
+                      <w:rFonts w:ascii="Arial" w:cs="Arial" w:eastAsia="Arial" w:hAnsi="Arial"/>
+                      <w:sz w:val="21"/>
+                      <w:szCs w:val="21"/>
+                    </w:rPr>
+                    <w:t xml:space="preserve">Ask the user for a whole number. For every number from 1 up to and including it, work out that number multiplied by itself. Display a line in the form [number] [answer].</w:t>
+                  </w:r>
+                </w:p>
+              </w:tc>
+              <w:tc>
+                <w:tcPr>
+                  <w:tcW w:type="dxa" w:w="2506"/>
+                  <w:tcBorders>
+                    <w:top w:val="single" w:color="B7C2D1" w:sz="4"/>
+                    <w:left w:val="single" w:color="B7C2D1" w:sz="4"/>
+                    <w:bottom w:val="single" w:color="B7C2D1" w:sz="4"/>
+                    <w:right w:val="single" w:color="B7C2D1" w:sz="4"/>
+                  </w:tcBorders>
+                  <w:shd w:fill="FFFFFF" w:color="auto" w:val="clear"/>
+                  <w:tcMar>
+                    <w:top w:type="dxa" w:w="80"/>
+                    <w:left w:type="dxa" w:w="120"/>
+                    <w:bottom w:type="dxa" w:w="80"/>
+                    <w:right w:type="dxa" w:w="120"/>
+                  </w:tcMar>
+                  <w:vAlign w:val="center"/>
+                </w:tcPr>
+                <w:p>
+                  <w:pPr>
+                    <w:spacing w:after="0" w:before="0"/>
+                  </w:pPr>
+                  <w:r>
+                    <w:rPr>
+                      <w:rFonts w:ascii="Arial" w:cs="Arial" w:eastAsia="Arial" w:hAnsi="Arial"/>
+                      <w:b w:val="false"/>
+                      <w:bCs w:val="false"/>
+                      <w:sz w:val="21"/>
+                      <w:szCs w:val="21"/>
+                    </w:rPr>
+                    <w:t xml:space="preserve">Challenge (optional)</w:t>
+                  </w:r>
+                </w:p>
+              </w:tc>
+              <w:tc>
+                <w:tcPr>
+                  <w:tcW w:type="dxa" w:w="2506"/>
                   <w:tcBorders>
                     <w:top w:val="single" w:color="B7C2D1" w:sz="4"/>
                     <w:left w:val="single" w:color="B7C2D1" w:sz="4"/>
@@ -3014,7 +4802,7 @@
               </w:tc>
               <w:tc>
                 <w:tcPr>
-                  <w:tcW w:type="dxa" w:w="3342"/>
+                  <w:tcW w:type="dxa" w:w="2506"/>
                   <w:tcBorders>
                     <w:top w:val="single" w:color="B7C2D1" w:sz="4"/>
                     <w:left w:val="single" w:color="B7C2D1" w:sz="4"/>
@@ -3061,7 +4849,7 @@
                 <w:sz w:val="21"/>
                 <w:szCs w:val="21"/>
               </w:rPr>
-              <w:t xml:space="preserve">Plan the one you found hardest: inputs, what happens to them, what is printed.</w:t>
+              <w:t xml:space="preserve">Plan the one you found hardest: what is typed in, what happens to it, what is displayed.</w:t>
             </w:r>
           </w:p>
           <w:tbl>
@@ -3487,12 +5275,12 @@
                 <w:sz w:val="21"/>
                 <w:szCs w:val="21"/>
               </w:rPr>
-              <w:t xml:space="preserve">Tick each one off as its tests pass in the editor</w:t>
+              <w:t xml:space="preserve">Tick each one off as you finish it in the editor</w:t>
             </w:r>
           </w:p>
           <w:tbl>
             <w:tblPr>
-              <w:tblW w:type="dxa" w:w="10026"/>
+              <w:tblW w:type="dxa" w:w="10024"/>
               <w:tblBorders>
                 <w:top w:val="single" w:color="auto" w:sz="4"/>
                 <w:left w:val="single" w:color="auto" w:sz="4"/>
@@ -3503,9 +5291,10 @@
               </w:tblBorders>
             </w:tblPr>
             <w:tblGrid>
-              <w:gridCol w:w="3342"/>
-              <w:gridCol w:w="3342"/>
-              <w:gridCol w:w="3342"/>
+              <w:gridCol w:w="2506"/>
+              <w:gridCol w:w="2506"/>
+              <w:gridCol w:w="2506"/>
+              <w:gridCol w:w="2506"/>
             </w:tblGrid>
             <w:tr>
               <w:trPr>
@@ -3514,7 +5303,7 @@
               </w:trPr>
               <w:tc>
                 <w:tcPr>
-                  <w:tcW w:type="dxa" w:w="3342"/>
+                  <w:tcW w:type="dxa" w:w="2506"/>
                   <w:tcBorders>
                     <w:top w:val="single" w:color="B7C2D1" w:sz="4"/>
                     <w:left w:val="single" w:color="B7C2D1" w:sz="4"/>
@@ -3542,13 +5331,13 @@
                       <w:sz w:val="20"/>
                       <w:szCs w:val="20"/>
                     </w:rPr>
-                    <w:t xml:space="preserve">Program</w:t>
-                  </w:r>
-                </w:p>
-              </w:tc>
-              <w:tc>
-                <w:tcPr>
-                  <w:tcW w:type="dxa" w:w="3342"/>
+                    <w:t xml:space="preserve">Activity</w:t>
+                  </w:r>
+                </w:p>
+              </w:tc>
+              <w:tc>
+                <w:tcPr>
+                  <w:tcW w:type="dxa" w:w="2506"/>
                   <w:tcBorders>
                     <w:top w:val="single" w:color="B7C2D1" w:sz="4"/>
                     <w:left w:val="single" w:color="B7C2D1" w:sz="4"/>
@@ -3576,13 +5365,47 @@
                       <w:sz w:val="20"/>
                       <w:szCs w:val="20"/>
                     </w:rPr>
+                    <w:t xml:space="preserve">What to do</w:t>
+                  </w:r>
+                </w:p>
+              </w:tc>
+              <w:tc>
+                <w:tcPr>
+                  <w:tcW w:type="dxa" w:w="2506"/>
+                  <w:tcBorders>
+                    <w:top w:val="single" w:color="B7C2D1" w:sz="4"/>
+                    <w:left w:val="single" w:color="B7C2D1" w:sz="4"/>
+                    <w:bottom w:val="single" w:color="B7C2D1" w:sz="4"/>
+                    <w:right w:val="single" w:color="B7C2D1" w:sz="4"/>
+                  </w:tcBorders>
+                  <w:shd w:fill="E6ECF5" w:color="auto" w:val="clear"/>
+                  <w:tcMar>
+                    <w:top w:type="dxa" w:w="80"/>
+                    <w:left w:type="dxa" w:w="120"/>
+                    <w:bottom w:type="dxa" w:w="80"/>
+                    <w:right w:type="dxa" w:w="120"/>
+                  </w:tcMar>
+                  <w:vAlign w:val="center"/>
+                </w:tcPr>
+                <w:p>
+                  <w:pPr>
+                    <w:spacing w:after="0" w:before="0"/>
+                  </w:pPr>
+                  <w:r>
+                    <w:rPr>
+                      <w:rFonts w:ascii="Arial" w:cs="Arial" w:eastAsia="Arial" w:hAnsi="Arial"/>
+                      <w:b/>
+                      <w:bCs/>
+                      <w:sz w:val="20"/>
+                      <w:szCs w:val="20"/>
+                    </w:rPr>
                     <w:t xml:space="preserve">Marks</w:t>
                   </w:r>
                 </w:p>
               </w:tc>
               <w:tc>
                 <w:tcPr>
-                  <w:tcW w:type="dxa" w:w="3342"/>
+                  <w:tcW w:type="dxa" w:w="2506"/>
                   <w:tcBorders>
                     <w:top w:val="single" w:color="B7C2D1" w:sz="4"/>
                     <w:left w:val="single" w:color="B7C2D1" w:sz="4"/>
@@ -3622,73 +5445,107 @@
               </w:trPr>
               <w:tc>
                 <w:tcPr>
-                  <w:tcW w:type="dxa" w:w="3342"/>
-                  <w:tcBorders>
-                    <w:top w:val="single" w:color="B7C2D1" w:sz="4"/>
-                    <w:left w:val="single" w:color="B7C2D1" w:sz="4"/>
-                    <w:bottom w:val="single" w:color="B7C2D1" w:sz="4"/>
-                    <w:right w:val="single" w:color="B7C2D1" w:sz="4"/>
-                  </w:tcBorders>
-                  <w:shd w:fill="FFFFFF" w:color="auto" w:val="clear"/>
-                  <w:tcMar>
-                    <w:top w:type="dxa" w:w="80"/>
-                    <w:left w:type="dxa" w:w="120"/>
-                    <w:bottom w:type="dxa" w:w="80"/>
-                    <w:right w:type="dxa" w:w="120"/>
-                  </w:tcMar>
-                  <w:vAlign w:val="center"/>
-                </w:tcPr>
-                <w:p>
-                  <w:pPr>
-                    <w:spacing w:after="0" w:before="0"/>
-                  </w:pPr>
-                  <w:r>
-                    <w:rPr>
-                      <w:rFonts w:ascii="Arial" w:cs="Arial" w:eastAsia="Arial" w:hAnsi="Arial"/>
-                      <w:sz w:val="21"/>
-                      <w:szCs w:val="21"/>
-                    </w:rPr>
-                    <w:t xml:space="preserve">Ask the user for a whole number. Then ask for a second whole number, which is never smaller than the first. Display every number from the first to the second, both included, one on each line.</w:t>
-                  </w:r>
-                </w:p>
-              </w:tc>
-              <w:tc>
-                <w:tcPr>
-                  <w:tcW w:type="dxa" w:w="3342"/>
-                  <w:tcBorders>
-                    <w:top w:val="single" w:color="B7C2D1" w:sz="4"/>
-                    <w:left w:val="single" w:color="B7C2D1" w:sz="4"/>
-                    <w:bottom w:val="single" w:color="B7C2D1" w:sz="4"/>
-                    <w:right w:val="single" w:color="B7C2D1" w:sz="4"/>
-                  </w:tcBorders>
-                  <w:shd w:fill="FFFFFF" w:color="auto" w:val="clear"/>
-                  <w:tcMar>
-                    <w:top w:type="dxa" w:w="80"/>
-                    <w:left w:type="dxa" w:w="120"/>
-                    <w:bottom w:type="dxa" w:w="80"/>
-                    <w:right w:type="dxa" w:w="120"/>
-                  </w:tcMar>
-                  <w:vAlign w:val="center"/>
-                </w:tcPr>
-                <w:p>
-                  <w:pPr>
-                    <w:spacing w:after="0" w:before="0"/>
-                  </w:pPr>
-                  <w:r>
-                    <w:rPr>
-                      <w:rFonts w:ascii="Arial" w:cs="Arial" w:eastAsia="Arial" w:hAnsi="Arial"/>
-                      <w:b w:val="false"/>
-                      <w:bCs w:val="false"/>
-                      <w:sz w:val="21"/>
-                      <w:szCs w:val="21"/>
-                    </w:rPr>
-                    <w:t xml:space="preserve">2</w:t>
-                  </w:r>
-                </w:p>
-              </w:tc>
-              <w:tc>
-                <w:tcPr>
-                  <w:tcW w:type="dxa" w:w="3342"/>
+                  <w:tcW w:type="dxa" w:w="2506"/>
+                  <w:tcBorders>
+                    <w:top w:val="single" w:color="B7C2D1" w:sz="4"/>
+                    <w:left w:val="single" w:color="B7C2D1" w:sz="4"/>
+                    <w:bottom w:val="single" w:color="B7C2D1" w:sz="4"/>
+                    <w:right w:val="single" w:color="B7C2D1" w:sz="4"/>
+                  </w:tcBorders>
+                  <w:shd w:fill="FFFFFF" w:color="auto" w:val="clear"/>
+                  <w:tcMar>
+                    <w:top w:type="dxa" w:w="80"/>
+                    <w:left w:type="dxa" w:w="120"/>
+                    <w:bottom w:type="dxa" w:w="80"/>
+                    <w:right w:type="dxa" w:w="120"/>
+                  </w:tcMar>
+                  <w:vAlign w:val="center"/>
+                </w:tcPr>
+                <w:p>
+                  <w:pPr>
+                    <w:spacing w:after="0" w:before="0"/>
+                  </w:pPr>
+                  <w:r>
+                    <w:rPr>
+                      <w:rFonts w:ascii="Arial" w:cs="Arial" w:eastAsia="Arial" w:hAnsi="Arial"/>
+                      <w:sz w:val="21"/>
+                      <w:szCs w:val="21"/>
+                    </w:rPr>
+                    <w:t xml:space="preserve">Press Run. The range now has two numbers in it.</w:t>
+                  </w:r>
+                </w:p>
+              </w:tc>
+              <w:tc>
+                <w:tcPr>
+                  <w:tcW w:type="dxa" w:w="2506"/>
+                  <w:tcBorders>
+                    <w:top w:val="single" w:color="B7C2D1" w:sz="4"/>
+                    <w:left w:val="single" w:color="B7C2D1" w:sz="4"/>
+                    <w:bottom w:val="single" w:color="B7C2D1" w:sz="4"/>
+                    <w:right w:val="single" w:color="B7C2D1" w:sz="4"/>
+                  </w:tcBorders>
+                  <w:shd w:fill="FFFFFF" w:color="auto" w:val="clear"/>
+                  <w:tcMar>
+                    <w:top w:type="dxa" w:w="80"/>
+                    <w:left w:type="dxa" w:w="120"/>
+                    <w:bottom w:type="dxa" w:w="80"/>
+                    <w:right w:type="dxa" w:w="120"/>
+                  </w:tcMar>
+                  <w:vAlign w:val="center"/>
+                </w:tcPr>
+                <w:p>
+                  <w:pPr>
+                    <w:spacing w:after="0" w:before="0"/>
+                  </w:pPr>
+                  <w:r>
+                    <w:rPr>
+                      <w:rFonts w:ascii="Arial" w:cs="Arial" w:eastAsia="Arial" w:hAnsi="Arial"/>
+                      <w:b w:val="false"/>
+                      <w:bCs w:val="false"/>
+                      <w:sz w:val="21"/>
+                      <w:szCs w:val="21"/>
+                    </w:rPr>
+                    <w:t xml:space="preserve">Run it</w:t>
+                  </w:r>
+                </w:p>
+              </w:tc>
+              <w:tc>
+                <w:tcPr>
+                  <w:tcW w:type="dxa" w:w="2506"/>
+                  <w:tcBorders>
+                    <w:top w:val="single" w:color="B7C2D1" w:sz="4"/>
+                    <w:left w:val="single" w:color="B7C2D1" w:sz="4"/>
+                    <w:bottom w:val="single" w:color="B7C2D1" w:sz="4"/>
+                    <w:right w:val="single" w:color="B7C2D1" w:sz="4"/>
+                  </w:tcBorders>
+                  <w:shd w:fill="FFFFFF" w:color="auto" w:val="clear"/>
+                  <w:tcMar>
+                    <w:top w:type="dxa" w:w="80"/>
+                    <w:left w:type="dxa" w:w="120"/>
+                    <w:bottom w:type="dxa" w:w="80"/>
+                    <w:right w:type="dxa" w:w="120"/>
+                  </w:tcMar>
+                  <w:vAlign w:val="center"/>
+                </w:tcPr>
+                <w:p>
+                  <w:pPr>
+                    <w:spacing w:after="0" w:before="0"/>
+                  </w:pPr>
+                  <w:r>
+                    <w:rPr>
+                      <w:rFonts w:ascii="Arial" w:cs="Arial" w:eastAsia="Arial" w:hAnsi="Arial"/>
+                      <w:b w:val="false"/>
+                      <w:bCs w:val="false"/>
+                      <w:sz w:val="21"/>
+                      <w:szCs w:val="21"/>
+                    </w:rPr>
+                    <w:t xml:space="preserve">1</w:t>
+                  </w:r>
+                </w:p>
+              </w:tc>
+              <w:tc>
+                <w:tcPr>
+                  <w:tcW w:type="dxa" w:w="2506"/>
                   <w:tcBorders>
                     <w:top w:val="single" w:color="B7C2D1" w:sz="4"/>
                     <w:left w:val="single" w:color="B7C2D1" w:sz="4"/>
@@ -3728,73 +5585,107 @@
               </w:trPr>
               <w:tc>
                 <w:tcPr>
-                  <w:tcW w:type="dxa" w:w="3342"/>
-                  <w:tcBorders>
-                    <w:top w:val="single" w:color="B7C2D1" w:sz="4"/>
-                    <w:left w:val="single" w:color="B7C2D1" w:sz="4"/>
-                    <w:bottom w:val="single" w:color="B7C2D1" w:sz="4"/>
-                    <w:right w:val="single" w:color="B7C2D1" w:sz="4"/>
-                  </w:tcBorders>
-                  <w:shd w:fill="FFFFFF" w:color="auto" w:val="clear"/>
-                  <w:tcMar>
-                    <w:top w:type="dxa" w:w="80"/>
-                    <w:left w:type="dxa" w:w="120"/>
-                    <w:bottom w:type="dxa" w:w="80"/>
-                    <w:right w:type="dxa" w:w="120"/>
-                  </w:tcMar>
-                  <w:vAlign w:val="center"/>
-                </w:tcPr>
-                <w:p>
-                  <w:pPr>
-                    <w:spacing w:after="0" w:before="0"/>
-                  </w:pPr>
-                  <w:r>
-                    <w:rPr>
-                      <w:rFonts w:ascii="Arial" w:cs="Arial" w:eastAsia="Arial" w:hAnsi="Arial"/>
-                      <w:sz w:val="21"/>
-                      <w:szCs w:val="21"/>
-                    </w:rPr>
-                    <w:t xml:space="preserve">Ask the user for a whole number. Display every number from it down to 1, one on each line.</w:t>
-                  </w:r>
-                </w:p>
-              </w:tc>
-              <w:tc>
-                <w:tcPr>
-                  <w:tcW w:type="dxa" w:w="3342"/>
-                  <w:tcBorders>
-                    <w:top w:val="single" w:color="B7C2D1" w:sz="4"/>
-                    <w:left w:val="single" w:color="B7C2D1" w:sz="4"/>
-                    <w:bottom w:val="single" w:color="B7C2D1" w:sz="4"/>
-                    <w:right w:val="single" w:color="B7C2D1" w:sz="4"/>
-                  </w:tcBorders>
-                  <w:shd w:fill="FFFFFF" w:color="auto" w:val="clear"/>
-                  <w:tcMar>
-                    <w:top w:type="dxa" w:w="80"/>
-                    <w:left w:type="dxa" w:w="120"/>
-                    <w:bottom w:type="dxa" w:w="80"/>
-                    <w:right w:type="dxa" w:w="120"/>
-                  </w:tcMar>
-                  <w:vAlign w:val="center"/>
-                </w:tcPr>
-                <w:p>
-                  <w:pPr>
-                    <w:spacing w:after="0" w:before="0"/>
-                  </w:pPr>
-                  <w:r>
-                    <w:rPr>
-                      <w:rFonts w:ascii="Arial" w:cs="Arial" w:eastAsia="Arial" w:hAnsi="Arial"/>
-                      <w:b w:val="false"/>
-                      <w:bCs w:val="false"/>
-                      <w:sz w:val="21"/>
-                      <w:szCs w:val="21"/>
-                    </w:rPr>
-                    <w:t xml:space="preserve">2</w:t>
-                  </w:r>
-                </w:p>
-              </w:tc>
-              <w:tc>
-                <w:tcPr>
-                  <w:tcW w:type="dxa" w:w="3342"/>
+                  <w:tcW w:type="dxa" w:w="2506"/>
+                  <w:tcBorders>
+                    <w:top w:val="single" w:color="B7C2D1" w:sz="4"/>
+                    <w:left w:val="single" w:color="B7C2D1" w:sz="4"/>
+                    <w:bottom w:val="single" w:color="B7C2D1" w:sz="4"/>
+                    <w:right w:val="single" w:color="B7C2D1" w:sz="4"/>
+                  </w:tcBorders>
+                  <w:shd w:fill="FFFFFF" w:color="auto" w:val="clear"/>
+                  <w:tcMar>
+                    <w:top w:type="dxa" w:w="80"/>
+                    <w:left w:type="dxa" w:w="120"/>
+                    <w:bottom w:type="dxa" w:w="80"/>
+                    <w:right w:type="dxa" w:w="120"/>
+                  </w:tcMar>
+                  <w:vAlign w:val="center"/>
+                </w:tcPr>
+                <w:p>
+                  <w:pPr>
+                    <w:spacing w:after="0" w:before="0"/>
+                  </w:pPr>
+                  <w:r>
+                    <w:rPr>
+                      <w:rFonts w:ascii="Arial" w:cs="Arial" w:eastAsia="Arial" w:hAnsi="Arial"/>
+                      <w:sz w:val="21"/>
+                      <w:szCs w:val="21"/>
+                    </w:rPr>
+                    <w:t xml:space="preserve">What will this program display?</w:t>
+                  </w:r>
+                </w:p>
+              </w:tc>
+              <w:tc>
+                <w:tcPr>
+                  <w:tcW w:type="dxa" w:w="2506"/>
+                  <w:tcBorders>
+                    <w:top w:val="single" w:color="B7C2D1" w:sz="4"/>
+                    <w:left w:val="single" w:color="B7C2D1" w:sz="4"/>
+                    <w:bottom w:val="single" w:color="B7C2D1" w:sz="4"/>
+                    <w:right w:val="single" w:color="B7C2D1" w:sz="4"/>
+                  </w:tcBorders>
+                  <w:shd w:fill="FFFFFF" w:color="auto" w:val="clear"/>
+                  <w:tcMar>
+                    <w:top w:type="dxa" w:w="80"/>
+                    <w:left w:type="dxa" w:w="120"/>
+                    <w:bottom w:type="dxa" w:w="80"/>
+                    <w:right w:type="dxa" w:w="120"/>
+                  </w:tcMar>
+                  <w:vAlign w:val="center"/>
+                </w:tcPr>
+                <w:p>
+                  <w:pPr>
+                    <w:spacing w:after="0" w:before="0"/>
+                  </w:pPr>
+                  <w:r>
+                    <w:rPr>
+                      <w:rFonts w:ascii="Arial" w:cs="Arial" w:eastAsia="Arial" w:hAnsi="Arial"/>
+                      <w:b w:val="false"/>
+                      <w:bCs w:val="false"/>
+                      <w:sz w:val="21"/>
+                      <w:szCs w:val="21"/>
+                    </w:rPr>
+                    <w:t xml:space="preserve">Predict</w:t>
+                  </w:r>
+                </w:p>
+              </w:tc>
+              <w:tc>
+                <w:tcPr>
+                  <w:tcW w:type="dxa" w:w="2506"/>
+                  <w:tcBorders>
+                    <w:top w:val="single" w:color="B7C2D1" w:sz="4"/>
+                    <w:left w:val="single" w:color="B7C2D1" w:sz="4"/>
+                    <w:bottom w:val="single" w:color="B7C2D1" w:sz="4"/>
+                    <w:right w:val="single" w:color="B7C2D1" w:sz="4"/>
+                  </w:tcBorders>
+                  <w:shd w:fill="FFFFFF" w:color="auto" w:val="clear"/>
+                  <w:tcMar>
+                    <w:top w:type="dxa" w:w="80"/>
+                    <w:left w:type="dxa" w:w="120"/>
+                    <w:bottom w:type="dxa" w:w="80"/>
+                    <w:right w:type="dxa" w:w="120"/>
+                  </w:tcMar>
+                  <w:vAlign w:val="center"/>
+                </w:tcPr>
+                <w:p>
+                  <w:pPr>
+                    <w:spacing w:after="0" w:before="0"/>
+                  </w:pPr>
+                  <w:r>
+                    <w:rPr>
+                      <w:rFonts w:ascii="Arial" w:cs="Arial" w:eastAsia="Arial" w:hAnsi="Arial"/>
+                      <w:b w:val="false"/>
+                      <w:bCs w:val="false"/>
+                      <w:sz w:val="21"/>
+                      <w:szCs w:val="21"/>
+                    </w:rPr>
+                    <w:t xml:space="preserve">1</w:t>
+                  </w:r>
+                </w:p>
+              </w:tc>
+              <w:tc>
+                <w:tcPr>
+                  <w:tcW w:type="dxa" w:w="2506"/>
                   <w:tcBorders>
                     <w:top w:val="single" w:color="B7C2D1" w:sz="4"/>
                     <w:left w:val="single" w:color="B7C2D1" w:sz="4"/>
@@ -3834,73 +5725,107 @@
               </w:trPr>
               <w:tc>
                 <w:tcPr>
-                  <w:tcW w:type="dxa" w:w="3342"/>
-                  <w:tcBorders>
-                    <w:top w:val="single" w:color="B7C2D1" w:sz="4"/>
-                    <w:left w:val="single" w:color="B7C2D1" w:sz="4"/>
-                    <w:bottom w:val="single" w:color="B7C2D1" w:sz="4"/>
-                    <w:right w:val="single" w:color="B7C2D1" w:sz="4"/>
-                  </w:tcBorders>
-                  <w:shd w:fill="FFFFFF" w:color="auto" w:val="clear"/>
-                  <w:tcMar>
-                    <w:top w:type="dxa" w:w="80"/>
-                    <w:left w:type="dxa" w:w="120"/>
-                    <w:bottom w:type="dxa" w:w="80"/>
-                    <w:right w:type="dxa" w:w="120"/>
-                  </w:tcMar>
-                  <w:vAlign w:val="center"/>
-                </w:tcPr>
-                <w:p>
-                  <w:pPr>
-                    <w:spacing w:after="0" w:before="0"/>
-                  </w:pPr>
-                  <w:r>
-                    <w:rPr>
-                      <w:rFonts w:ascii="Arial" w:cs="Arial" w:eastAsia="Arial" w:hAnsi="Arial"/>
-                      <w:sz w:val="21"/>
-                      <w:szCs w:val="21"/>
-                    </w:rPr>
-                    <w:t xml:space="preserve">Ask the user for a whole number. Display every even number from 2 up to and including it, one on each line.</w:t>
-                  </w:r>
-                </w:p>
-              </w:tc>
-              <w:tc>
-                <w:tcPr>
-                  <w:tcW w:type="dxa" w:w="3342"/>
-                  <w:tcBorders>
-                    <w:top w:val="single" w:color="B7C2D1" w:sz="4"/>
-                    <w:left w:val="single" w:color="B7C2D1" w:sz="4"/>
-                    <w:bottom w:val="single" w:color="B7C2D1" w:sz="4"/>
-                    <w:right w:val="single" w:color="B7C2D1" w:sz="4"/>
-                  </w:tcBorders>
-                  <w:shd w:fill="FFFFFF" w:color="auto" w:val="clear"/>
-                  <w:tcMar>
-                    <w:top w:type="dxa" w:w="80"/>
-                    <w:left w:type="dxa" w:w="120"/>
-                    <w:bottom w:type="dxa" w:w="80"/>
-                    <w:right w:type="dxa" w:w="120"/>
-                  </w:tcMar>
-                  <w:vAlign w:val="center"/>
-                </w:tcPr>
-                <w:p>
-                  <w:pPr>
-                    <w:spacing w:after="0" w:before="0"/>
-                  </w:pPr>
-                  <w:r>
-                    <w:rPr>
-                      <w:rFonts w:ascii="Arial" w:cs="Arial" w:eastAsia="Arial" w:hAnsi="Arial"/>
-                      <w:b w:val="false"/>
-                      <w:bCs w:val="false"/>
-                      <w:sz w:val="21"/>
-                      <w:szCs w:val="21"/>
-                    </w:rPr>
-                    <w:t xml:space="preserve">2</w:t>
-                  </w:r>
-                </w:p>
-              </w:tc>
-              <w:tc>
-                <w:tcPr>
-                  <w:tcW w:type="dxa" w:w="3342"/>
+                  <w:tcW w:type="dxa" w:w="2506"/>
+                  <w:tcBorders>
+                    <w:top w:val="single" w:color="B7C2D1" w:sz="4"/>
+                    <w:left w:val="single" w:color="B7C2D1" w:sz="4"/>
+                    <w:bottom w:val="single" w:color="B7C2D1" w:sz="4"/>
+                    <w:right w:val="single" w:color="B7C2D1" w:sz="4"/>
+                  </w:tcBorders>
+                  <w:shd w:fill="FFFFFF" w:color="auto" w:val="clear"/>
+                  <w:tcMar>
+                    <w:top w:type="dxa" w:w="80"/>
+                    <w:left w:type="dxa" w:w="120"/>
+                    <w:bottom w:type="dxa" w:w="80"/>
+                    <w:right w:type="dxa" w:w="120"/>
+                  </w:tcMar>
+                  <w:vAlign w:val="center"/>
+                </w:tcPr>
+                <w:p>
+                  <w:pPr>
+                    <w:spacing w:after="0" w:before="0"/>
+                  </w:pPr>
+                  <w:r>
+                    <w:rPr>
+                      <w:rFonts w:ascii="Arial" w:cs="Arial" w:eastAsia="Arial" w:hAnsi="Arial"/>
+                      <w:sz w:val="21"/>
+                      <w:szCs w:val="21"/>
+                    </w:rPr>
+                    <w:t xml:space="preserve">Change the program so 8 is displayed as well.</w:t>
+                  </w:r>
+                </w:p>
+              </w:tc>
+              <w:tc>
+                <w:tcPr>
+                  <w:tcW w:type="dxa" w:w="2506"/>
+                  <w:tcBorders>
+                    <w:top w:val="single" w:color="B7C2D1" w:sz="4"/>
+                    <w:left w:val="single" w:color="B7C2D1" w:sz="4"/>
+                    <w:bottom w:val="single" w:color="B7C2D1" w:sz="4"/>
+                    <w:right w:val="single" w:color="B7C2D1" w:sz="4"/>
+                  </w:tcBorders>
+                  <w:shd w:fill="FFFFFF" w:color="auto" w:val="clear"/>
+                  <w:tcMar>
+                    <w:top w:type="dxa" w:w="80"/>
+                    <w:left w:type="dxa" w:w="120"/>
+                    <w:bottom w:type="dxa" w:w="80"/>
+                    <w:right w:type="dxa" w:w="120"/>
+                  </w:tcMar>
+                  <w:vAlign w:val="center"/>
+                </w:tcPr>
+                <w:p>
+                  <w:pPr>
+                    <w:spacing w:after="0" w:before="0"/>
+                  </w:pPr>
+                  <w:r>
+                    <w:rPr>
+                      <w:rFonts w:ascii="Arial" w:cs="Arial" w:eastAsia="Arial" w:hAnsi="Arial"/>
+                      <w:b w:val="false"/>
+                      <w:bCs w:val="false"/>
+                      <w:sz w:val="21"/>
+                      <w:szCs w:val="21"/>
+                    </w:rPr>
+                    <w:t xml:space="preserve">Change it</w:t>
+                  </w:r>
+                </w:p>
+              </w:tc>
+              <w:tc>
+                <w:tcPr>
+                  <w:tcW w:type="dxa" w:w="2506"/>
+                  <w:tcBorders>
+                    <w:top w:val="single" w:color="B7C2D1" w:sz="4"/>
+                    <w:left w:val="single" w:color="B7C2D1" w:sz="4"/>
+                    <w:bottom w:val="single" w:color="B7C2D1" w:sz="4"/>
+                    <w:right w:val="single" w:color="B7C2D1" w:sz="4"/>
+                  </w:tcBorders>
+                  <w:shd w:fill="FFFFFF" w:color="auto" w:val="clear"/>
+                  <w:tcMar>
+                    <w:top w:type="dxa" w:w="80"/>
+                    <w:left w:type="dxa" w:w="120"/>
+                    <w:bottom w:type="dxa" w:w="80"/>
+                    <w:right w:type="dxa" w:w="120"/>
+                  </w:tcMar>
+                  <w:vAlign w:val="center"/>
+                </w:tcPr>
+                <w:p>
+                  <w:pPr>
+                    <w:spacing w:after="0" w:before="0"/>
+                  </w:pPr>
+                  <w:r>
+                    <w:rPr>
+                      <w:rFonts w:ascii="Arial" w:cs="Arial" w:eastAsia="Arial" w:hAnsi="Arial"/>
+                      <w:b w:val="false"/>
+                      <w:bCs w:val="false"/>
+                      <w:sz w:val="21"/>
+                      <w:szCs w:val="21"/>
+                    </w:rPr>
+                    <w:t xml:space="preserve">1</w:t>
+                  </w:r>
+                </w:p>
+              </w:tc>
+              <w:tc>
+                <w:tcPr>
+                  <w:tcW w:type="dxa" w:w="2506"/>
                   <w:tcBorders>
                     <w:top w:val="single" w:color="B7C2D1" w:sz="4"/>
                     <w:left w:val="single" w:color="B7C2D1" w:sz="4"/>
@@ -3940,39 +5865,213 @@
               </w:trPr>
               <w:tc>
                 <w:tcPr>
-                  <w:tcW w:type="dxa" w:w="3342"/>
-                  <w:tcBorders>
-                    <w:top w:val="single" w:color="B7C2D1" w:sz="4"/>
-                    <w:left w:val="single" w:color="B7C2D1" w:sz="4"/>
-                    <w:bottom w:val="single" w:color="B7C2D1" w:sz="4"/>
-                    <w:right w:val="single" w:color="B7C2D1" w:sz="4"/>
-                  </w:tcBorders>
-                  <w:shd w:fill="FFFFFF" w:color="auto" w:val="clear"/>
-                  <w:tcMar>
-                    <w:top w:type="dxa" w:w="80"/>
-                    <w:left w:type="dxa" w:w="120"/>
-                    <w:bottom w:type="dxa" w:w="80"/>
-                    <w:right w:type="dxa" w:w="120"/>
-                  </w:tcMar>
-                  <w:vAlign w:val="center"/>
-                </w:tcPr>
-                <w:p>
-                  <w:pPr>
-                    <w:spacing w:after="0" w:before="0"/>
-                  </w:pPr>
-                  <w:r>
-                    <w:rPr>
-                      <w:rFonts w:ascii="Arial" w:cs="Arial" w:eastAsia="Arial" w:hAnsi="Arial"/>
-                      <w:sz w:val="21"/>
-                      <w:szCs w:val="21"/>
-                    </w:rPr>
-                    <w:t xml:space="preserve">Ask the user for a whole number. Then ask for a second whole number, which is never larger than the first. Display every number from the first down to the second, both included, one on each line.</w:t>
-                  </w:r>
-                </w:p>
-              </w:tc>
-              <w:tc>
-                <w:tcPr>
-                  <w:tcW w:type="dxa" w:w="3342"/>
+                  <w:tcW w:type="dxa" w:w="2506"/>
+                  <w:tcBorders>
+                    <w:top w:val="single" w:color="B7C2D1" w:sz="4"/>
+                    <w:left w:val="single" w:color="B7C2D1" w:sz="4"/>
+                    <w:bottom w:val="single" w:color="B7C2D1" w:sz="4"/>
+                    <w:right w:val="single" w:color="B7C2D1" w:sz="4"/>
+                  </w:tcBorders>
+                  <w:shd w:fill="FFFFFF" w:color="auto" w:val="clear"/>
+                  <w:tcMar>
+                    <w:top w:type="dxa" w:w="80"/>
+                    <w:left w:type="dxa" w:w="120"/>
+                    <w:bottom w:type="dxa" w:w="80"/>
+                    <w:right w:type="dxa" w:w="120"/>
+                  </w:tcMar>
+                  <w:vAlign w:val="center"/>
+                </w:tcPr>
+                <w:p>
+                  <w:pPr>
+                    <w:spacing w:after="0" w:before="0"/>
+                  </w:pPr>
+                  <w:r>
+                    <w:rPr>
+                      <w:rFonts w:ascii="Arial" w:cs="Arial" w:eastAsia="Arial" w:hAnsi="Arial"/>
+                      <w:sz w:val="21"/>
+                      <w:szCs w:val="21"/>
+                    </w:rPr>
+                    <w:t xml:space="preserve">Finish the program so it displays every number from 5 to 9, one on each line.</w:t>
+                  </w:r>
+                </w:p>
+              </w:tc>
+              <w:tc>
+                <w:tcPr>
+                  <w:tcW w:type="dxa" w:w="2506"/>
+                  <w:tcBorders>
+                    <w:top w:val="single" w:color="B7C2D1" w:sz="4"/>
+                    <w:left w:val="single" w:color="B7C2D1" w:sz="4"/>
+                    <w:bottom w:val="single" w:color="B7C2D1" w:sz="4"/>
+                    <w:right w:val="single" w:color="B7C2D1" w:sz="4"/>
+                  </w:tcBorders>
+                  <w:shd w:fill="FFFFFF" w:color="auto" w:val="clear"/>
+                  <w:tcMar>
+                    <w:top w:type="dxa" w:w="80"/>
+                    <w:left w:type="dxa" w:w="120"/>
+                    <w:bottom w:type="dxa" w:w="80"/>
+                    <w:right w:type="dxa" w:w="120"/>
+                  </w:tcMar>
+                  <w:vAlign w:val="center"/>
+                </w:tcPr>
+                <w:p>
+                  <w:pPr>
+                    <w:spacing w:after="0" w:before="0"/>
+                  </w:pPr>
+                  <w:r>
+                    <w:rPr>
+                      <w:rFonts w:ascii="Arial" w:cs="Arial" w:eastAsia="Arial" w:hAnsi="Arial"/>
+                      <w:b w:val="false"/>
+                      <w:bCs w:val="false"/>
+                      <w:sz w:val="21"/>
+                      <w:szCs w:val="21"/>
+                    </w:rPr>
+                    <w:t xml:space="preserve">Complete it</w:t>
+                  </w:r>
+                </w:p>
+              </w:tc>
+              <w:tc>
+                <w:tcPr>
+                  <w:tcW w:type="dxa" w:w="2506"/>
+                  <w:tcBorders>
+                    <w:top w:val="single" w:color="B7C2D1" w:sz="4"/>
+                    <w:left w:val="single" w:color="B7C2D1" w:sz="4"/>
+                    <w:bottom w:val="single" w:color="B7C2D1" w:sz="4"/>
+                    <w:right w:val="single" w:color="B7C2D1" w:sz="4"/>
+                  </w:tcBorders>
+                  <w:shd w:fill="FFFFFF" w:color="auto" w:val="clear"/>
+                  <w:tcMar>
+                    <w:top w:type="dxa" w:w="80"/>
+                    <w:left w:type="dxa" w:w="120"/>
+                    <w:bottom w:type="dxa" w:w="80"/>
+                    <w:right w:type="dxa" w:w="120"/>
+                  </w:tcMar>
+                  <w:vAlign w:val="center"/>
+                </w:tcPr>
+                <w:p>
+                  <w:pPr>
+                    <w:spacing w:after="0" w:before="0"/>
+                  </w:pPr>
+                  <w:r>
+                    <w:rPr>
+                      <w:rFonts w:ascii="Arial" w:cs="Arial" w:eastAsia="Arial" w:hAnsi="Arial"/>
+                      <w:b w:val="false"/>
+                      <w:bCs w:val="false"/>
+                      <w:sz w:val="21"/>
+                      <w:szCs w:val="21"/>
+                    </w:rPr>
+                    <w:t xml:space="preserve">2</w:t>
+                  </w:r>
+                </w:p>
+              </w:tc>
+              <w:tc>
+                <w:tcPr>
+                  <w:tcW w:type="dxa" w:w="2506"/>
+                  <w:tcBorders>
+                    <w:top w:val="single" w:color="B7C2D1" w:sz="4"/>
+                    <w:left w:val="single" w:color="B7C2D1" w:sz="4"/>
+                    <w:bottom w:val="single" w:color="B7C2D1" w:sz="4"/>
+                    <w:right w:val="single" w:color="B7C2D1" w:sz="4"/>
+                  </w:tcBorders>
+                  <w:shd w:fill="FFFFFF" w:color="auto" w:val="clear"/>
+                  <w:tcMar>
+                    <w:top w:type="dxa" w:w="80"/>
+                    <w:left w:type="dxa" w:w="120"/>
+                    <w:bottom w:type="dxa" w:w="80"/>
+                    <w:right w:type="dxa" w:w="120"/>
+                  </w:tcMar>
+                  <w:vAlign w:val="center"/>
+                </w:tcPr>
+                <w:p>
+                  <w:pPr>
+                    <w:spacing w:after="0" w:before="0"/>
+                  </w:pPr>
+                  <w:r>
+                    <w:rPr>
+                      <w:rFonts w:ascii="Arial" w:cs="Arial" w:eastAsia="Arial" w:hAnsi="Arial"/>
+                      <w:b w:val="false"/>
+                      <w:bCs w:val="false"/>
+                      <w:sz w:val="21"/>
+                      <w:szCs w:val="21"/>
+                    </w:rPr>
+                    <w:t xml:space="preserve"/>
+                  </w:r>
+                </w:p>
+              </w:tc>
+            </w:tr>
+            <w:tr>
+              <w:trPr>
+                <w:cantSplit/>
+                <w:trHeight w:val="360" w:hRule="atLeast"/>
+              </w:trPr>
+              <w:tc>
+                <w:tcPr>
+                  <w:tcW w:type="dxa" w:w="2506"/>
+                  <w:tcBorders>
+                    <w:top w:val="single" w:color="B7C2D1" w:sz="4"/>
+                    <w:left w:val="single" w:color="B7C2D1" w:sz="4"/>
+                    <w:bottom w:val="single" w:color="B7C2D1" w:sz="4"/>
+                    <w:right w:val="single" w:color="B7C2D1" w:sz="4"/>
+                  </w:tcBorders>
+                  <w:shd w:fill="FFFFFF" w:color="auto" w:val="clear"/>
+                  <w:tcMar>
+                    <w:top w:type="dxa" w:w="80"/>
+                    <w:left w:type="dxa" w:w="120"/>
+                    <w:bottom w:type="dxa" w:w="80"/>
+                    <w:right w:type="dxa" w:w="120"/>
+                  </w:tcMar>
+                  <w:vAlign w:val="center"/>
+                </w:tcPr>
+                <w:p>
+                  <w:pPr>
+                    <w:spacing w:after="0" w:before="0"/>
+                  </w:pPr>
+                  <w:r>
+                    <w:rPr>
+                      <w:rFonts w:ascii="Arial" w:cs="Arial" w:eastAsia="Arial" w:hAnsi="Arial"/>
+                      <w:sz w:val="21"/>
+                      <w:szCs w:val="21"/>
+                    </w:rPr>
+                    <w:t xml:space="preserve">Ask the user for a whole number. Then ask for a second whole number, which is never smaller than the first. Display every number from the first to the second, both included, one on each line.</w:t>
+                  </w:r>
+                </w:p>
+              </w:tc>
+              <w:tc>
+                <w:tcPr>
+                  <w:tcW w:type="dxa" w:w="2506"/>
+                  <w:tcBorders>
+                    <w:top w:val="single" w:color="B7C2D1" w:sz="4"/>
+                    <w:left w:val="single" w:color="B7C2D1" w:sz="4"/>
+                    <w:bottom w:val="single" w:color="B7C2D1" w:sz="4"/>
+                    <w:right w:val="single" w:color="B7C2D1" w:sz="4"/>
+                  </w:tcBorders>
+                  <w:shd w:fill="FFFFFF" w:color="auto" w:val="clear"/>
+                  <w:tcMar>
+                    <w:top w:type="dxa" w:w="80"/>
+                    <w:left w:type="dxa" w:w="120"/>
+                    <w:bottom w:type="dxa" w:w="80"/>
+                    <w:right w:type="dxa" w:w="120"/>
+                  </w:tcMar>
+                  <w:vAlign w:val="center"/>
+                </w:tcPr>
+                <w:p>
+                  <w:pPr>
+                    <w:spacing w:after="0" w:before="0"/>
+                  </w:pPr>
+                  <w:r>
+                    <w:rPr>
+                      <w:rFonts w:ascii="Arial" w:cs="Arial" w:eastAsia="Arial" w:hAnsi="Arial"/>
+                      <w:b w:val="false"/>
+                      <w:bCs w:val="false"/>
+                      <w:sz w:val="21"/>
+                      <w:szCs w:val="21"/>
+                    </w:rPr>
+                    <w:t xml:space="preserve">Write it</w:t>
+                  </w:r>
+                </w:p>
+              </w:tc>
+              <w:tc>
+                <w:tcPr>
+                  <w:tcW w:type="dxa" w:w="2506"/>
                   <w:tcBorders>
                     <w:top w:val="single" w:color="B7C2D1" w:sz="4"/>
                     <w:left w:val="single" w:color="B7C2D1" w:sz="4"/>
@@ -4006,7 +6105,567 @@
               </w:tc>
               <w:tc>
                 <w:tcPr>
-                  <w:tcW w:type="dxa" w:w="3342"/>
+                  <w:tcW w:type="dxa" w:w="2506"/>
+                  <w:tcBorders>
+                    <w:top w:val="single" w:color="B7C2D1" w:sz="4"/>
+                    <w:left w:val="single" w:color="B7C2D1" w:sz="4"/>
+                    <w:bottom w:val="single" w:color="B7C2D1" w:sz="4"/>
+                    <w:right w:val="single" w:color="B7C2D1" w:sz="4"/>
+                  </w:tcBorders>
+                  <w:shd w:fill="FFFFFF" w:color="auto" w:val="clear"/>
+                  <w:tcMar>
+                    <w:top w:type="dxa" w:w="80"/>
+                    <w:left w:type="dxa" w:w="120"/>
+                    <w:bottom w:type="dxa" w:w="80"/>
+                    <w:right w:type="dxa" w:w="120"/>
+                  </w:tcMar>
+                  <w:vAlign w:val="center"/>
+                </w:tcPr>
+                <w:p>
+                  <w:pPr>
+                    <w:spacing w:after="0" w:before="0"/>
+                  </w:pPr>
+                  <w:r>
+                    <w:rPr>
+                      <w:rFonts w:ascii="Arial" w:cs="Arial" w:eastAsia="Arial" w:hAnsi="Arial"/>
+                      <w:b w:val="false"/>
+                      <w:bCs w:val="false"/>
+                      <w:sz w:val="21"/>
+                      <w:szCs w:val="21"/>
+                    </w:rPr>
+                    <w:t xml:space="preserve"/>
+                  </w:r>
+                </w:p>
+              </w:tc>
+            </w:tr>
+            <w:tr>
+              <w:trPr>
+                <w:cantSplit/>
+                <w:trHeight w:val="360" w:hRule="atLeast"/>
+              </w:trPr>
+              <w:tc>
+                <w:tcPr>
+                  <w:tcW w:type="dxa" w:w="2506"/>
+                  <w:tcBorders>
+                    <w:top w:val="single" w:color="B7C2D1" w:sz="4"/>
+                    <w:left w:val="single" w:color="B7C2D1" w:sz="4"/>
+                    <w:bottom w:val="single" w:color="B7C2D1" w:sz="4"/>
+                    <w:right w:val="single" w:color="B7C2D1" w:sz="4"/>
+                  </w:tcBorders>
+                  <w:shd w:fill="FFFFFF" w:color="auto" w:val="clear"/>
+                  <w:tcMar>
+                    <w:top w:type="dxa" w:w="80"/>
+                    <w:left w:type="dxa" w:w="120"/>
+                    <w:bottom w:type="dxa" w:w="80"/>
+                    <w:right w:type="dxa" w:w="120"/>
+                  </w:tcMar>
+                  <w:vAlign w:val="center"/>
+                </w:tcPr>
+                <w:p>
+                  <w:pPr>
+                    <w:spacing w:after="0" w:before="0"/>
+                  </w:pPr>
+                  <w:r>
+                    <w:rPr>
+                      <w:rFonts w:ascii="Arial" w:cs="Arial" w:eastAsia="Arial" w:hAnsi="Arial"/>
+                      <w:sz w:val="21"/>
+                      <w:szCs w:val="21"/>
+                    </w:rPr>
+                    <w:t xml:space="preserve">What will this program display?</w:t>
+                  </w:r>
+                </w:p>
+              </w:tc>
+              <w:tc>
+                <w:tcPr>
+                  <w:tcW w:type="dxa" w:w="2506"/>
+                  <w:tcBorders>
+                    <w:top w:val="single" w:color="B7C2D1" w:sz="4"/>
+                    <w:left w:val="single" w:color="B7C2D1" w:sz="4"/>
+                    <w:bottom w:val="single" w:color="B7C2D1" w:sz="4"/>
+                    <w:right w:val="single" w:color="B7C2D1" w:sz="4"/>
+                  </w:tcBorders>
+                  <w:shd w:fill="FFFFFF" w:color="auto" w:val="clear"/>
+                  <w:tcMar>
+                    <w:top w:type="dxa" w:w="80"/>
+                    <w:left w:type="dxa" w:w="120"/>
+                    <w:bottom w:type="dxa" w:w="80"/>
+                    <w:right w:type="dxa" w:w="120"/>
+                  </w:tcMar>
+                  <w:vAlign w:val="center"/>
+                </w:tcPr>
+                <w:p>
+                  <w:pPr>
+                    <w:spacing w:after="0" w:before="0"/>
+                  </w:pPr>
+                  <w:r>
+                    <w:rPr>
+                      <w:rFonts w:ascii="Arial" w:cs="Arial" w:eastAsia="Arial" w:hAnsi="Arial"/>
+                      <w:b w:val="false"/>
+                      <w:bCs w:val="false"/>
+                      <w:sz w:val="21"/>
+                      <w:szCs w:val="21"/>
+                    </w:rPr>
+                    <w:t xml:space="preserve">Predict</w:t>
+                  </w:r>
+                </w:p>
+              </w:tc>
+              <w:tc>
+                <w:tcPr>
+                  <w:tcW w:type="dxa" w:w="2506"/>
+                  <w:tcBorders>
+                    <w:top w:val="single" w:color="B7C2D1" w:sz="4"/>
+                    <w:left w:val="single" w:color="B7C2D1" w:sz="4"/>
+                    <w:bottom w:val="single" w:color="B7C2D1" w:sz="4"/>
+                    <w:right w:val="single" w:color="B7C2D1" w:sz="4"/>
+                  </w:tcBorders>
+                  <w:shd w:fill="FFFFFF" w:color="auto" w:val="clear"/>
+                  <w:tcMar>
+                    <w:top w:type="dxa" w:w="80"/>
+                    <w:left w:type="dxa" w:w="120"/>
+                    <w:bottom w:type="dxa" w:w="80"/>
+                    <w:right w:type="dxa" w:w="120"/>
+                  </w:tcMar>
+                  <w:vAlign w:val="center"/>
+                </w:tcPr>
+                <w:p>
+                  <w:pPr>
+                    <w:spacing w:after="0" w:before="0"/>
+                  </w:pPr>
+                  <w:r>
+                    <w:rPr>
+                      <w:rFonts w:ascii="Arial" w:cs="Arial" w:eastAsia="Arial" w:hAnsi="Arial"/>
+                      <w:b w:val="false"/>
+                      <w:bCs w:val="false"/>
+                      <w:sz w:val="21"/>
+                      <w:szCs w:val="21"/>
+                    </w:rPr>
+                    <w:t xml:space="preserve">1</w:t>
+                  </w:r>
+                </w:p>
+              </w:tc>
+              <w:tc>
+                <w:tcPr>
+                  <w:tcW w:type="dxa" w:w="2506"/>
+                  <w:tcBorders>
+                    <w:top w:val="single" w:color="B7C2D1" w:sz="4"/>
+                    <w:left w:val="single" w:color="B7C2D1" w:sz="4"/>
+                    <w:bottom w:val="single" w:color="B7C2D1" w:sz="4"/>
+                    <w:right w:val="single" w:color="B7C2D1" w:sz="4"/>
+                  </w:tcBorders>
+                  <w:shd w:fill="FFFFFF" w:color="auto" w:val="clear"/>
+                  <w:tcMar>
+                    <w:top w:type="dxa" w:w="80"/>
+                    <w:left w:type="dxa" w:w="120"/>
+                    <w:bottom w:type="dxa" w:w="80"/>
+                    <w:right w:type="dxa" w:w="120"/>
+                  </w:tcMar>
+                  <w:vAlign w:val="center"/>
+                </w:tcPr>
+                <w:p>
+                  <w:pPr>
+                    <w:spacing w:after="0" w:before="0"/>
+                  </w:pPr>
+                  <w:r>
+                    <w:rPr>
+                      <w:rFonts w:ascii="Arial" w:cs="Arial" w:eastAsia="Arial" w:hAnsi="Arial"/>
+                      <w:b w:val="false"/>
+                      <w:bCs w:val="false"/>
+                      <w:sz w:val="21"/>
+                      <w:szCs w:val="21"/>
+                    </w:rPr>
+                    <w:t xml:space="preserve"/>
+                  </w:r>
+                </w:p>
+              </w:tc>
+            </w:tr>
+            <w:tr>
+              <w:trPr>
+                <w:cantSplit/>
+                <w:trHeight w:val="360" w:hRule="atLeast"/>
+              </w:trPr>
+              <w:tc>
+                <w:tcPr>
+                  <w:tcW w:type="dxa" w:w="2506"/>
+                  <w:tcBorders>
+                    <w:top w:val="single" w:color="B7C2D1" w:sz="4"/>
+                    <w:left w:val="single" w:color="B7C2D1" w:sz="4"/>
+                    <w:bottom w:val="single" w:color="B7C2D1" w:sz="4"/>
+                    <w:right w:val="single" w:color="B7C2D1" w:sz="4"/>
+                  </w:tcBorders>
+                  <w:shd w:fill="FFFFFF" w:color="auto" w:val="clear"/>
+                  <w:tcMar>
+                    <w:top w:type="dxa" w:w="80"/>
+                    <w:left w:type="dxa" w:w="120"/>
+                    <w:bottom w:type="dxa" w:w="80"/>
+                    <w:right w:type="dxa" w:w="120"/>
+                  </w:tcMar>
+                  <w:vAlign w:val="center"/>
+                </w:tcPr>
+                <w:p>
+                  <w:pPr>
+                    <w:spacing w:after="0" w:before="0"/>
+                  </w:pPr>
+                  <w:r>
+                    <w:rPr>
+                      <w:rFonts w:ascii="Arial" w:cs="Arial" w:eastAsia="Arial" w:hAnsi="Arial"/>
+                      <w:sz w:val="21"/>
+                      <w:szCs w:val="21"/>
+                    </w:rPr>
+                    <w:t xml:space="preserve">Ask the user for a whole number. Display every even number from 2 up to and including it, one on each line.</w:t>
+                  </w:r>
+                </w:p>
+              </w:tc>
+              <w:tc>
+                <w:tcPr>
+                  <w:tcW w:type="dxa" w:w="2506"/>
+                  <w:tcBorders>
+                    <w:top w:val="single" w:color="B7C2D1" w:sz="4"/>
+                    <w:left w:val="single" w:color="B7C2D1" w:sz="4"/>
+                    <w:bottom w:val="single" w:color="B7C2D1" w:sz="4"/>
+                    <w:right w:val="single" w:color="B7C2D1" w:sz="4"/>
+                  </w:tcBorders>
+                  <w:shd w:fill="FFFFFF" w:color="auto" w:val="clear"/>
+                  <w:tcMar>
+                    <w:top w:type="dxa" w:w="80"/>
+                    <w:left w:type="dxa" w:w="120"/>
+                    <w:bottom w:type="dxa" w:w="80"/>
+                    <w:right w:type="dxa" w:w="120"/>
+                  </w:tcMar>
+                  <w:vAlign w:val="center"/>
+                </w:tcPr>
+                <w:p>
+                  <w:pPr>
+                    <w:spacing w:after="0" w:before="0"/>
+                  </w:pPr>
+                  <w:r>
+                    <w:rPr>
+                      <w:rFonts w:ascii="Arial" w:cs="Arial" w:eastAsia="Arial" w:hAnsi="Arial"/>
+                      <w:b w:val="false"/>
+                      <w:bCs w:val="false"/>
+                      <w:sz w:val="21"/>
+                      <w:szCs w:val="21"/>
+                    </w:rPr>
+                    <w:t xml:space="preserve">Write it</w:t>
+                  </w:r>
+                </w:p>
+              </w:tc>
+              <w:tc>
+                <w:tcPr>
+                  <w:tcW w:type="dxa" w:w="2506"/>
+                  <w:tcBorders>
+                    <w:top w:val="single" w:color="B7C2D1" w:sz="4"/>
+                    <w:left w:val="single" w:color="B7C2D1" w:sz="4"/>
+                    <w:bottom w:val="single" w:color="B7C2D1" w:sz="4"/>
+                    <w:right w:val="single" w:color="B7C2D1" w:sz="4"/>
+                  </w:tcBorders>
+                  <w:shd w:fill="FFFFFF" w:color="auto" w:val="clear"/>
+                  <w:tcMar>
+                    <w:top w:type="dxa" w:w="80"/>
+                    <w:left w:type="dxa" w:w="120"/>
+                    <w:bottom w:type="dxa" w:w="80"/>
+                    <w:right w:type="dxa" w:w="120"/>
+                  </w:tcMar>
+                  <w:vAlign w:val="center"/>
+                </w:tcPr>
+                <w:p>
+                  <w:pPr>
+                    <w:spacing w:after="0" w:before="0"/>
+                  </w:pPr>
+                  <w:r>
+                    <w:rPr>
+                      <w:rFonts w:ascii="Arial" w:cs="Arial" w:eastAsia="Arial" w:hAnsi="Arial"/>
+                      <w:b w:val="false"/>
+                      <w:bCs w:val="false"/>
+                      <w:sz w:val="21"/>
+                      <w:szCs w:val="21"/>
+                    </w:rPr>
+                    <w:t xml:space="preserve">3</w:t>
+                  </w:r>
+                </w:p>
+              </w:tc>
+              <w:tc>
+                <w:tcPr>
+                  <w:tcW w:type="dxa" w:w="2506"/>
+                  <w:tcBorders>
+                    <w:top w:val="single" w:color="B7C2D1" w:sz="4"/>
+                    <w:left w:val="single" w:color="B7C2D1" w:sz="4"/>
+                    <w:bottom w:val="single" w:color="B7C2D1" w:sz="4"/>
+                    <w:right w:val="single" w:color="B7C2D1" w:sz="4"/>
+                  </w:tcBorders>
+                  <w:shd w:fill="FFFFFF" w:color="auto" w:val="clear"/>
+                  <w:tcMar>
+                    <w:top w:type="dxa" w:w="80"/>
+                    <w:left w:type="dxa" w:w="120"/>
+                    <w:bottom w:type="dxa" w:w="80"/>
+                    <w:right w:type="dxa" w:w="120"/>
+                  </w:tcMar>
+                  <w:vAlign w:val="center"/>
+                </w:tcPr>
+                <w:p>
+                  <w:pPr>
+                    <w:spacing w:after="0" w:before="0"/>
+                  </w:pPr>
+                  <w:r>
+                    <w:rPr>
+                      <w:rFonts w:ascii="Arial" w:cs="Arial" w:eastAsia="Arial" w:hAnsi="Arial"/>
+                      <w:b w:val="false"/>
+                      <w:bCs w:val="false"/>
+                      <w:sz w:val="21"/>
+                      <w:szCs w:val="21"/>
+                    </w:rPr>
+                    <w:t xml:space="preserve"/>
+                  </w:r>
+                </w:p>
+              </w:tc>
+            </w:tr>
+            <w:tr>
+              <w:trPr>
+                <w:cantSplit/>
+                <w:trHeight w:val="360" w:hRule="atLeast"/>
+              </w:trPr>
+              <w:tc>
+                <w:tcPr>
+                  <w:tcW w:type="dxa" w:w="2506"/>
+                  <w:tcBorders>
+                    <w:top w:val="single" w:color="B7C2D1" w:sz="4"/>
+                    <w:left w:val="single" w:color="B7C2D1" w:sz="4"/>
+                    <w:bottom w:val="single" w:color="B7C2D1" w:sz="4"/>
+                    <w:right w:val="single" w:color="B7C2D1" w:sz="4"/>
+                  </w:tcBorders>
+                  <w:shd w:fill="FFFFFF" w:color="auto" w:val="clear"/>
+                  <w:tcMar>
+                    <w:top w:type="dxa" w:w="80"/>
+                    <w:left w:type="dxa" w:w="120"/>
+                    <w:bottom w:type="dxa" w:w="80"/>
+                    <w:right w:type="dxa" w:w="120"/>
+                  </w:tcMar>
+                  <w:vAlign w:val="center"/>
+                </w:tcPr>
+                <w:p>
+                  <w:pPr>
+                    <w:spacing w:after="0" w:before="0"/>
+                  </w:pPr>
+                  <w:r>
+                    <w:rPr>
+                      <w:rFonts w:ascii="Arial" w:cs="Arial" w:eastAsia="Arial" w:hAnsi="Arial"/>
+                      <w:sz w:val="21"/>
+                      <w:szCs w:val="21"/>
+                    </w:rPr>
+                    <w:t xml:space="preserve">This program should display every number from the first to the second, both included. Find the mistake and put it right.</w:t>
+                  </w:r>
+                </w:p>
+              </w:tc>
+              <w:tc>
+                <w:tcPr>
+                  <w:tcW w:type="dxa" w:w="2506"/>
+                  <w:tcBorders>
+                    <w:top w:val="single" w:color="B7C2D1" w:sz="4"/>
+                    <w:left w:val="single" w:color="B7C2D1" w:sz="4"/>
+                    <w:bottom w:val="single" w:color="B7C2D1" w:sz="4"/>
+                    <w:right w:val="single" w:color="B7C2D1" w:sz="4"/>
+                  </w:tcBorders>
+                  <w:shd w:fill="FFFFFF" w:color="auto" w:val="clear"/>
+                  <w:tcMar>
+                    <w:top w:type="dxa" w:w="80"/>
+                    <w:left w:type="dxa" w:w="120"/>
+                    <w:bottom w:type="dxa" w:w="80"/>
+                    <w:right w:type="dxa" w:w="120"/>
+                  </w:tcMar>
+                  <w:vAlign w:val="center"/>
+                </w:tcPr>
+                <w:p>
+                  <w:pPr>
+                    <w:spacing w:after="0" w:before="0"/>
+                  </w:pPr>
+                  <w:r>
+                    <w:rPr>
+                      <w:rFonts w:ascii="Arial" w:cs="Arial" w:eastAsia="Arial" w:hAnsi="Arial"/>
+                      <w:b w:val="false"/>
+                      <w:bCs w:val="false"/>
+                      <w:sz w:val="21"/>
+                      <w:szCs w:val="21"/>
+                    </w:rPr>
+                    <w:t xml:space="preserve">Fix it</w:t>
+                  </w:r>
+                </w:p>
+              </w:tc>
+              <w:tc>
+                <w:tcPr>
+                  <w:tcW w:type="dxa" w:w="2506"/>
+                  <w:tcBorders>
+                    <w:top w:val="single" w:color="B7C2D1" w:sz="4"/>
+                    <w:left w:val="single" w:color="B7C2D1" w:sz="4"/>
+                    <w:bottom w:val="single" w:color="B7C2D1" w:sz="4"/>
+                    <w:right w:val="single" w:color="B7C2D1" w:sz="4"/>
+                  </w:tcBorders>
+                  <w:shd w:fill="FFFFFF" w:color="auto" w:val="clear"/>
+                  <w:tcMar>
+                    <w:top w:type="dxa" w:w="80"/>
+                    <w:left w:type="dxa" w:w="120"/>
+                    <w:bottom w:type="dxa" w:w="80"/>
+                    <w:right w:type="dxa" w:w="120"/>
+                  </w:tcMar>
+                  <w:vAlign w:val="center"/>
+                </w:tcPr>
+                <w:p>
+                  <w:pPr>
+                    <w:spacing w:after="0" w:before="0"/>
+                  </w:pPr>
+                  <w:r>
+                    <w:rPr>
+                      <w:rFonts w:ascii="Arial" w:cs="Arial" w:eastAsia="Arial" w:hAnsi="Arial"/>
+                      <w:b w:val="false"/>
+                      <w:bCs w:val="false"/>
+                      <w:sz w:val="21"/>
+                      <w:szCs w:val="21"/>
+                    </w:rPr>
+                    <w:t xml:space="preserve">2</w:t>
+                  </w:r>
+                </w:p>
+              </w:tc>
+              <w:tc>
+                <w:tcPr>
+                  <w:tcW w:type="dxa" w:w="2506"/>
+                  <w:tcBorders>
+                    <w:top w:val="single" w:color="B7C2D1" w:sz="4"/>
+                    <w:left w:val="single" w:color="B7C2D1" w:sz="4"/>
+                    <w:bottom w:val="single" w:color="B7C2D1" w:sz="4"/>
+                    <w:right w:val="single" w:color="B7C2D1" w:sz="4"/>
+                  </w:tcBorders>
+                  <w:shd w:fill="FFFFFF" w:color="auto" w:val="clear"/>
+                  <w:tcMar>
+                    <w:top w:type="dxa" w:w="80"/>
+                    <w:left w:type="dxa" w:w="120"/>
+                    <w:bottom w:type="dxa" w:w="80"/>
+                    <w:right w:type="dxa" w:w="120"/>
+                  </w:tcMar>
+                  <w:vAlign w:val="center"/>
+                </w:tcPr>
+                <w:p>
+                  <w:pPr>
+                    <w:spacing w:after="0" w:before="0"/>
+                  </w:pPr>
+                  <w:r>
+                    <w:rPr>
+                      <w:rFonts w:ascii="Arial" w:cs="Arial" w:eastAsia="Arial" w:hAnsi="Arial"/>
+                      <w:b w:val="false"/>
+                      <w:bCs w:val="false"/>
+                      <w:sz w:val="21"/>
+                      <w:szCs w:val="21"/>
+                    </w:rPr>
+                    <w:t xml:space="preserve"/>
+                  </w:r>
+                </w:p>
+              </w:tc>
+            </w:tr>
+            <w:tr>
+              <w:trPr>
+                <w:cantSplit/>
+                <w:trHeight w:val="360" w:hRule="atLeast"/>
+              </w:trPr>
+              <w:tc>
+                <w:tcPr>
+                  <w:tcW w:type="dxa" w:w="2506"/>
+                  <w:tcBorders>
+                    <w:top w:val="single" w:color="B7C2D1" w:sz="4"/>
+                    <w:left w:val="single" w:color="B7C2D1" w:sz="4"/>
+                    <w:bottom w:val="single" w:color="B7C2D1" w:sz="4"/>
+                    <w:right w:val="single" w:color="B7C2D1" w:sz="4"/>
+                  </w:tcBorders>
+                  <w:shd w:fill="FFFFFF" w:color="auto" w:val="clear"/>
+                  <w:tcMar>
+                    <w:top w:type="dxa" w:w="80"/>
+                    <w:left w:type="dxa" w:w="120"/>
+                    <w:bottom w:type="dxa" w:w="80"/>
+                    <w:right w:type="dxa" w:w="120"/>
+                  </w:tcMar>
+                  <w:vAlign w:val="center"/>
+                </w:tcPr>
+                <w:p>
+                  <w:pPr>
+                    <w:spacing w:after="0" w:before="0"/>
+                  </w:pPr>
+                  <w:r>
+                    <w:rPr>
+                      <w:rFonts w:ascii="Arial" w:cs="Arial" w:eastAsia="Arial" w:hAnsi="Arial"/>
+                      <w:sz w:val="21"/>
+                      <w:szCs w:val="21"/>
+                    </w:rPr>
+                    <w:t xml:space="preserve">Ask the user for a whole number. Display every number from it down to 1, one on each line.</w:t>
+                  </w:r>
+                </w:p>
+              </w:tc>
+              <w:tc>
+                <w:tcPr>
+                  <w:tcW w:type="dxa" w:w="2506"/>
+                  <w:tcBorders>
+                    <w:top w:val="single" w:color="B7C2D1" w:sz="4"/>
+                    <w:left w:val="single" w:color="B7C2D1" w:sz="4"/>
+                    <w:bottom w:val="single" w:color="B7C2D1" w:sz="4"/>
+                    <w:right w:val="single" w:color="B7C2D1" w:sz="4"/>
+                  </w:tcBorders>
+                  <w:shd w:fill="FFFFFF" w:color="auto" w:val="clear"/>
+                  <w:tcMar>
+                    <w:top w:type="dxa" w:w="80"/>
+                    <w:left w:type="dxa" w:w="120"/>
+                    <w:bottom w:type="dxa" w:w="80"/>
+                    <w:right w:type="dxa" w:w="120"/>
+                  </w:tcMar>
+                  <w:vAlign w:val="center"/>
+                </w:tcPr>
+                <w:p>
+                  <w:pPr>
+                    <w:spacing w:after="0" w:before="0"/>
+                  </w:pPr>
+                  <w:r>
+                    <w:rPr>
+                      <w:rFonts w:ascii="Arial" w:cs="Arial" w:eastAsia="Arial" w:hAnsi="Arial"/>
+                      <w:b w:val="false"/>
+                      <w:bCs w:val="false"/>
+                      <w:sz w:val="21"/>
+                      <w:szCs w:val="21"/>
+                    </w:rPr>
+                    <w:t xml:space="preserve">Challenge (optional)</w:t>
+                  </w:r>
+                </w:p>
+              </w:tc>
+              <w:tc>
+                <w:tcPr>
+                  <w:tcW w:type="dxa" w:w="2506"/>
+                  <w:tcBorders>
+                    <w:top w:val="single" w:color="B7C2D1" w:sz="4"/>
+                    <w:left w:val="single" w:color="B7C2D1" w:sz="4"/>
+                    <w:bottom w:val="single" w:color="B7C2D1" w:sz="4"/>
+                    <w:right w:val="single" w:color="B7C2D1" w:sz="4"/>
+                  </w:tcBorders>
+                  <w:shd w:fill="FFFFFF" w:color="auto" w:val="clear"/>
+                  <w:tcMar>
+                    <w:top w:type="dxa" w:w="80"/>
+                    <w:left w:type="dxa" w:w="120"/>
+                    <w:bottom w:type="dxa" w:w="80"/>
+                    <w:right w:type="dxa" w:w="120"/>
+                  </w:tcMar>
+                  <w:vAlign w:val="center"/>
+                </w:tcPr>
+                <w:p>
+                  <w:pPr>
+                    <w:spacing w:after="0" w:before="0"/>
+                  </w:pPr>
+                  <w:r>
+                    <w:rPr>
+                      <w:rFonts w:ascii="Arial" w:cs="Arial" w:eastAsia="Arial" w:hAnsi="Arial"/>
+                      <w:b w:val="false"/>
+                      <w:bCs w:val="false"/>
+                      <w:sz w:val="21"/>
+                      <w:szCs w:val="21"/>
+                    </w:rPr>
+                    <w:t xml:space="preserve">3</w:t>
+                  </w:r>
+                </w:p>
+              </w:tc>
+              <w:tc>
+                <w:tcPr>
+                  <w:tcW w:type="dxa" w:w="2506"/>
                   <w:tcBorders>
                     <w:top w:val="single" w:color="B7C2D1" w:sz="4"/>
                     <w:left w:val="single" w:color="B7C2D1" w:sz="4"/>
@@ -4053,7 +6712,7 @@
                 <w:sz w:val="21"/>
                 <w:szCs w:val="21"/>
               </w:rPr>
-              <w:t xml:space="preserve">Plan the one you found hardest: inputs, what happens to them, what is printed.</w:t>
+              <w:t xml:space="preserve">Plan the one you found hardest: what is typed in, what happens to it, what is displayed.</w:t>
             </w:r>
           </w:p>
           <w:tbl>
@@ -4479,12 +7138,12 @@
                 <w:sz w:val="21"/>
                 <w:szCs w:val="21"/>
               </w:rPr>
-              <w:t xml:space="preserve">Tick each one off as its tests pass in the editor</w:t>
+              <w:t xml:space="preserve">Tick each one off as you finish it in the editor</w:t>
             </w:r>
           </w:p>
           <w:tbl>
             <w:tblPr>
-              <w:tblW w:type="dxa" w:w="10026"/>
+              <w:tblW w:type="dxa" w:w="10024"/>
               <w:tblBorders>
                 <w:top w:val="single" w:color="auto" w:sz="4"/>
                 <w:left w:val="single" w:color="auto" w:sz="4"/>
@@ -4495,9 +7154,10 @@
               </w:tblBorders>
             </w:tblPr>
             <w:tblGrid>
-              <w:gridCol w:w="3342"/>
-              <w:gridCol w:w="3342"/>
-              <w:gridCol w:w="3342"/>
+              <w:gridCol w:w="2506"/>
+              <w:gridCol w:w="2506"/>
+              <w:gridCol w:w="2506"/>
+              <w:gridCol w:w="2506"/>
             </w:tblGrid>
             <w:tr>
               <w:trPr>
@@ -4506,7 +7166,7 @@
               </w:trPr>
               <w:tc>
                 <w:tcPr>
-                  <w:tcW w:type="dxa" w:w="3342"/>
+                  <w:tcW w:type="dxa" w:w="2506"/>
                   <w:tcBorders>
                     <w:top w:val="single" w:color="B7C2D1" w:sz="4"/>
                     <w:left w:val="single" w:color="B7C2D1" w:sz="4"/>
@@ -4534,13 +7194,13 @@
                       <w:sz w:val="20"/>
                       <w:szCs w:val="20"/>
                     </w:rPr>
-                    <w:t xml:space="preserve">Program</w:t>
-                  </w:r>
-                </w:p>
-              </w:tc>
-              <w:tc>
-                <w:tcPr>
-                  <w:tcW w:type="dxa" w:w="3342"/>
+                    <w:t xml:space="preserve">Activity</w:t>
+                  </w:r>
+                </w:p>
+              </w:tc>
+              <w:tc>
+                <w:tcPr>
+                  <w:tcW w:type="dxa" w:w="2506"/>
                   <w:tcBorders>
                     <w:top w:val="single" w:color="B7C2D1" w:sz="4"/>
                     <w:left w:val="single" w:color="B7C2D1" w:sz="4"/>
@@ -4568,13 +7228,47 @@
                       <w:sz w:val="20"/>
                       <w:szCs w:val="20"/>
                     </w:rPr>
+                    <w:t xml:space="preserve">What to do</w:t>
+                  </w:r>
+                </w:p>
+              </w:tc>
+              <w:tc>
+                <w:tcPr>
+                  <w:tcW w:type="dxa" w:w="2506"/>
+                  <w:tcBorders>
+                    <w:top w:val="single" w:color="B7C2D1" w:sz="4"/>
+                    <w:left w:val="single" w:color="B7C2D1" w:sz="4"/>
+                    <w:bottom w:val="single" w:color="B7C2D1" w:sz="4"/>
+                    <w:right w:val="single" w:color="B7C2D1" w:sz="4"/>
+                  </w:tcBorders>
+                  <w:shd w:fill="E6ECF5" w:color="auto" w:val="clear"/>
+                  <w:tcMar>
+                    <w:top w:type="dxa" w:w="80"/>
+                    <w:left w:type="dxa" w:w="120"/>
+                    <w:bottom w:type="dxa" w:w="80"/>
+                    <w:right w:type="dxa" w:w="120"/>
+                  </w:tcMar>
+                  <w:vAlign w:val="center"/>
+                </w:tcPr>
+                <w:p>
+                  <w:pPr>
+                    <w:spacing w:after="0" w:before="0"/>
+                  </w:pPr>
+                  <w:r>
+                    <w:rPr>
+                      <w:rFonts w:ascii="Arial" w:cs="Arial" w:eastAsia="Arial" w:hAnsi="Arial"/>
+                      <w:b/>
+                      <w:bCs/>
+                      <w:sz w:val="20"/>
+                      <w:szCs w:val="20"/>
+                    </w:rPr>
                     <w:t xml:space="preserve">Marks</w:t>
                   </w:r>
                 </w:p>
               </w:tc>
               <w:tc>
                 <w:tcPr>
-                  <w:tcW w:type="dxa" w:w="3342"/>
+                  <w:tcW w:type="dxa" w:w="2506"/>
                   <w:tcBorders>
                     <w:top w:val="single" w:color="B7C2D1" w:sz="4"/>
                     <w:left w:val="single" w:color="B7C2D1" w:sz="4"/>
@@ -4614,73 +7308,107 @@
               </w:trPr>
               <w:tc>
                 <w:tcPr>
-                  <w:tcW w:type="dxa" w:w="3342"/>
-                  <w:tcBorders>
-                    <w:top w:val="single" w:color="B7C2D1" w:sz="4"/>
-                    <w:left w:val="single" w:color="B7C2D1" w:sz="4"/>
-                    <w:bottom w:val="single" w:color="B7C2D1" w:sz="4"/>
-                    <w:right w:val="single" w:color="B7C2D1" w:sz="4"/>
-                  </w:tcBorders>
-                  <w:shd w:fill="FFFFFF" w:color="auto" w:val="clear"/>
-                  <w:tcMar>
-                    <w:top w:type="dxa" w:w="80"/>
-                    <w:left w:type="dxa" w:w="120"/>
-                    <w:bottom w:type="dxa" w:w="80"/>
-                    <w:right w:type="dxa" w:w="120"/>
-                  </w:tcMar>
-                  <w:vAlign w:val="center"/>
-                </w:tcPr>
-                <w:p>
-                  <w:pPr>
-                    <w:spacing w:after="0" w:before="0"/>
-                  </w:pPr>
-                  <w:r>
-                    <w:rPr>
-                      <w:rFonts w:ascii="Arial" w:cs="Arial" w:eastAsia="Arial" w:hAnsi="Arial"/>
-                      <w:sz w:val="21"/>
-                      <w:szCs w:val="21"/>
-                    </w:rPr>
-                    <w:t xml:space="preserve">Ask the user for how many numbers there are. Then ask for that many whole numbers. Add them up. Display [total] and nothing else.</w:t>
-                  </w:r>
-                </w:p>
-              </w:tc>
-              <w:tc>
-                <w:tcPr>
-                  <w:tcW w:type="dxa" w:w="3342"/>
-                  <w:tcBorders>
-                    <w:top w:val="single" w:color="B7C2D1" w:sz="4"/>
-                    <w:left w:val="single" w:color="B7C2D1" w:sz="4"/>
-                    <w:bottom w:val="single" w:color="B7C2D1" w:sz="4"/>
-                    <w:right w:val="single" w:color="B7C2D1" w:sz="4"/>
-                  </w:tcBorders>
-                  <w:shd w:fill="FFFFFF" w:color="auto" w:val="clear"/>
-                  <w:tcMar>
-                    <w:top w:type="dxa" w:w="80"/>
-                    <w:left w:type="dxa" w:w="120"/>
-                    <w:bottom w:type="dxa" w:w="80"/>
-                    <w:right w:type="dxa" w:w="120"/>
-                  </w:tcMar>
-                  <w:vAlign w:val="center"/>
-                </w:tcPr>
-                <w:p>
-                  <w:pPr>
-                    <w:spacing w:after="0" w:before="0"/>
-                  </w:pPr>
-                  <w:r>
-                    <w:rPr>
-                      <w:rFonts w:ascii="Arial" w:cs="Arial" w:eastAsia="Arial" w:hAnsi="Arial"/>
-                      <w:b w:val="false"/>
-                      <w:bCs w:val="false"/>
-                      <w:sz w:val="21"/>
-                      <w:szCs w:val="21"/>
-                    </w:rPr>
-                    <w:t xml:space="preserve">2</w:t>
-                  </w:r>
-                </w:p>
-              </w:tc>
-              <w:tc>
-                <w:tcPr>
-                  <w:tcW w:type="dxa" w:w="3342"/>
+                  <w:tcW w:type="dxa" w:w="2506"/>
+                  <w:tcBorders>
+                    <w:top w:val="single" w:color="B7C2D1" w:sz="4"/>
+                    <w:left w:val="single" w:color="B7C2D1" w:sz="4"/>
+                    <w:bottom w:val="single" w:color="B7C2D1" w:sz="4"/>
+                    <w:right w:val="single" w:color="B7C2D1" w:sz="4"/>
+                  </w:tcBorders>
+                  <w:shd w:fill="FFFFFF" w:color="auto" w:val="clear"/>
+                  <w:tcMar>
+                    <w:top w:type="dxa" w:w="80"/>
+                    <w:left w:type="dxa" w:w="120"/>
+                    <w:bottom w:type="dxa" w:w="80"/>
+                    <w:right w:type="dxa" w:w="120"/>
+                  </w:tcMar>
+                  <w:vAlign w:val="center"/>
+                </w:tcPr>
+                <w:p>
+                  <w:pPr>
+                    <w:spacing w:after="0" w:before="0"/>
+                  </w:pPr>
+                  <w:r>
+                    <w:rPr>
+                      <w:rFonts w:ascii="Arial" w:cs="Arial" w:eastAsia="Arial" w:hAnsi="Arial"/>
+                      <w:sz w:val="21"/>
+                      <w:szCs w:val="21"/>
+                    </w:rPr>
+                    <w:t xml:space="preserve">Press Run. The program adds four numbers up and displays the answer.</w:t>
+                  </w:r>
+                </w:p>
+              </w:tc>
+              <w:tc>
+                <w:tcPr>
+                  <w:tcW w:type="dxa" w:w="2506"/>
+                  <w:tcBorders>
+                    <w:top w:val="single" w:color="B7C2D1" w:sz="4"/>
+                    <w:left w:val="single" w:color="B7C2D1" w:sz="4"/>
+                    <w:bottom w:val="single" w:color="B7C2D1" w:sz="4"/>
+                    <w:right w:val="single" w:color="B7C2D1" w:sz="4"/>
+                  </w:tcBorders>
+                  <w:shd w:fill="FFFFFF" w:color="auto" w:val="clear"/>
+                  <w:tcMar>
+                    <w:top w:type="dxa" w:w="80"/>
+                    <w:left w:type="dxa" w:w="120"/>
+                    <w:bottom w:type="dxa" w:w="80"/>
+                    <w:right w:type="dxa" w:w="120"/>
+                  </w:tcMar>
+                  <w:vAlign w:val="center"/>
+                </w:tcPr>
+                <w:p>
+                  <w:pPr>
+                    <w:spacing w:after="0" w:before="0"/>
+                  </w:pPr>
+                  <w:r>
+                    <w:rPr>
+                      <w:rFonts w:ascii="Arial" w:cs="Arial" w:eastAsia="Arial" w:hAnsi="Arial"/>
+                      <w:b w:val="false"/>
+                      <w:bCs w:val="false"/>
+                      <w:sz w:val="21"/>
+                      <w:szCs w:val="21"/>
+                    </w:rPr>
+                    <w:t xml:space="preserve">Run it</w:t>
+                  </w:r>
+                </w:p>
+              </w:tc>
+              <w:tc>
+                <w:tcPr>
+                  <w:tcW w:type="dxa" w:w="2506"/>
+                  <w:tcBorders>
+                    <w:top w:val="single" w:color="B7C2D1" w:sz="4"/>
+                    <w:left w:val="single" w:color="B7C2D1" w:sz="4"/>
+                    <w:bottom w:val="single" w:color="B7C2D1" w:sz="4"/>
+                    <w:right w:val="single" w:color="B7C2D1" w:sz="4"/>
+                  </w:tcBorders>
+                  <w:shd w:fill="FFFFFF" w:color="auto" w:val="clear"/>
+                  <w:tcMar>
+                    <w:top w:type="dxa" w:w="80"/>
+                    <w:left w:type="dxa" w:w="120"/>
+                    <w:bottom w:type="dxa" w:w="80"/>
+                    <w:right w:type="dxa" w:w="120"/>
+                  </w:tcMar>
+                  <w:vAlign w:val="center"/>
+                </w:tcPr>
+                <w:p>
+                  <w:pPr>
+                    <w:spacing w:after="0" w:before="0"/>
+                  </w:pPr>
+                  <w:r>
+                    <w:rPr>
+                      <w:rFonts w:ascii="Arial" w:cs="Arial" w:eastAsia="Arial" w:hAnsi="Arial"/>
+                      <w:b w:val="false"/>
+                      <w:bCs w:val="false"/>
+                      <w:sz w:val="21"/>
+                      <w:szCs w:val="21"/>
+                    </w:rPr>
+                    <w:t xml:space="preserve">1</w:t>
+                  </w:r>
+                </w:p>
+              </w:tc>
+              <w:tc>
+                <w:tcPr>
+                  <w:tcW w:type="dxa" w:w="2506"/>
                   <w:tcBorders>
                     <w:top w:val="single" w:color="B7C2D1" w:sz="4"/>
                     <w:left w:val="single" w:color="B7C2D1" w:sz="4"/>
@@ -4720,73 +7448,107 @@
               </w:trPr>
               <w:tc>
                 <w:tcPr>
-                  <w:tcW w:type="dxa" w:w="3342"/>
-                  <w:tcBorders>
-                    <w:top w:val="single" w:color="B7C2D1" w:sz="4"/>
-                    <w:left w:val="single" w:color="B7C2D1" w:sz="4"/>
-                    <w:bottom w:val="single" w:color="B7C2D1" w:sz="4"/>
-                    <w:right w:val="single" w:color="B7C2D1" w:sz="4"/>
-                  </w:tcBorders>
-                  <w:shd w:fill="FFFFFF" w:color="auto" w:val="clear"/>
-                  <w:tcMar>
-                    <w:top w:type="dxa" w:w="80"/>
-                    <w:left w:type="dxa" w:w="120"/>
-                    <w:bottom w:type="dxa" w:w="80"/>
-                    <w:right w:type="dxa" w:w="120"/>
-                  </w:tcMar>
-                  <w:vAlign w:val="center"/>
-                </w:tcPr>
-                <w:p>
-                  <w:pPr>
-                    <w:spacing w:after="0" w:before="0"/>
-                  </w:pPr>
-                  <w:r>
-                    <w:rPr>
-                      <w:rFonts w:ascii="Arial" w:cs="Arial" w:eastAsia="Arial" w:hAnsi="Arial"/>
-                      <w:sz w:val="21"/>
-                      <w:szCs w:val="21"/>
-                    </w:rPr>
-                    <w:t xml:space="preserve">Ask the user for how many numbers there are. Then ask for that many whole numbers. Count how many of them are below 0. Display [the count] and nothing else.</w:t>
-                  </w:r>
-                </w:p>
-              </w:tc>
-              <w:tc>
-                <w:tcPr>
-                  <w:tcW w:type="dxa" w:w="3342"/>
-                  <w:tcBorders>
-                    <w:top w:val="single" w:color="B7C2D1" w:sz="4"/>
-                    <w:left w:val="single" w:color="B7C2D1" w:sz="4"/>
-                    <w:bottom w:val="single" w:color="B7C2D1" w:sz="4"/>
-                    <w:right w:val="single" w:color="B7C2D1" w:sz="4"/>
-                  </w:tcBorders>
-                  <w:shd w:fill="FFFFFF" w:color="auto" w:val="clear"/>
-                  <w:tcMar>
-                    <w:top w:type="dxa" w:w="80"/>
-                    <w:left w:type="dxa" w:w="120"/>
-                    <w:bottom w:type="dxa" w:w="80"/>
-                    <w:right w:type="dxa" w:w="120"/>
-                  </w:tcMar>
-                  <w:vAlign w:val="center"/>
-                </w:tcPr>
-                <w:p>
-                  <w:pPr>
-                    <w:spacing w:after="0" w:before="0"/>
-                  </w:pPr>
-                  <w:r>
-                    <w:rPr>
-                      <w:rFonts w:ascii="Arial" w:cs="Arial" w:eastAsia="Arial" w:hAnsi="Arial"/>
-                      <w:b w:val="false"/>
-                      <w:bCs w:val="false"/>
-                      <w:sz w:val="21"/>
-                      <w:szCs w:val="21"/>
-                    </w:rPr>
-                    <w:t xml:space="preserve">2</w:t>
-                  </w:r>
-                </w:p>
-              </w:tc>
-              <w:tc>
-                <w:tcPr>
-                  <w:tcW w:type="dxa" w:w="3342"/>
+                  <w:tcW w:type="dxa" w:w="2506"/>
+                  <w:tcBorders>
+                    <w:top w:val="single" w:color="B7C2D1" w:sz="4"/>
+                    <w:left w:val="single" w:color="B7C2D1" w:sz="4"/>
+                    <w:bottom w:val="single" w:color="B7C2D1" w:sz="4"/>
+                    <w:right w:val="single" w:color="B7C2D1" w:sz="4"/>
+                  </w:tcBorders>
+                  <w:shd w:fill="FFFFFF" w:color="auto" w:val="clear"/>
+                  <w:tcMar>
+                    <w:top w:type="dxa" w:w="80"/>
+                    <w:left w:type="dxa" w:w="120"/>
+                    <w:bottom w:type="dxa" w:w="80"/>
+                    <w:right w:type="dxa" w:w="120"/>
+                  </w:tcMar>
+                  <w:vAlign w:val="center"/>
+                </w:tcPr>
+                <w:p>
+                  <w:pPr>
+                    <w:spacing w:after="0" w:before="0"/>
+                  </w:pPr>
+                  <w:r>
+                    <w:rPr>
+                      <w:rFonts w:ascii="Arial" w:cs="Arial" w:eastAsia="Arial" w:hAnsi="Arial"/>
+                      <w:sz w:val="21"/>
+                      <w:szCs w:val="21"/>
+                    </w:rPr>
+                    <w:t xml:space="preserve">What will this program display?</w:t>
+                  </w:r>
+                </w:p>
+              </w:tc>
+              <w:tc>
+                <w:tcPr>
+                  <w:tcW w:type="dxa" w:w="2506"/>
+                  <w:tcBorders>
+                    <w:top w:val="single" w:color="B7C2D1" w:sz="4"/>
+                    <w:left w:val="single" w:color="B7C2D1" w:sz="4"/>
+                    <w:bottom w:val="single" w:color="B7C2D1" w:sz="4"/>
+                    <w:right w:val="single" w:color="B7C2D1" w:sz="4"/>
+                  </w:tcBorders>
+                  <w:shd w:fill="FFFFFF" w:color="auto" w:val="clear"/>
+                  <w:tcMar>
+                    <w:top w:type="dxa" w:w="80"/>
+                    <w:left w:type="dxa" w:w="120"/>
+                    <w:bottom w:type="dxa" w:w="80"/>
+                    <w:right w:type="dxa" w:w="120"/>
+                  </w:tcMar>
+                  <w:vAlign w:val="center"/>
+                </w:tcPr>
+                <w:p>
+                  <w:pPr>
+                    <w:spacing w:after="0" w:before="0"/>
+                  </w:pPr>
+                  <w:r>
+                    <w:rPr>
+                      <w:rFonts w:ascii="Arial" w:cs="Arial" w:eastAsia="Arial" w:hAnsi="Arial"/>
+                      <w:b w:val="false"/>
+                      <w:bCs w:val="false"/>
+                      <w:sz w:val="21"/>
+                      <w:szCs w:val="21"/>
+                    </w:rPr>
+                    <w:t xml:space="preserve">Predict</w:t>
+                  </w:r>
+                </w:p>
+              </w:tc>
+              <w:tc>
+                <w:tcPr>
+                  <w:tcW w:type="dxa" w:w="2506"/>
+                  <w:tcBorders>
+                    <w:top w:val="single" w:color="B7C2D1" w:sz="4"/>
+                    <w:left w:val="single" w:color="B7C2D1" w:sz="4"/>
+                    <w:bottom w:val="single" w:color="B7C2D1" w:sz="4"/>
+                    <w:right w:val="single" w:color="B7C2D1" w:sz="4"/>
+                  </w:tcBorders>
+                  <w:shd w:fill="FFFFFF" w:color="auto" w:val="clear"/>
+                  <w:tcMar>
+                    <w:top w:type="dxa" w:w="80"/>
+                    <w:left w:type="dxa" w:w="120"/>
+                    <w:bottom w:type="dxa" w:w="80"/>
+                    <w:right w:type="dxa" w:w="120"/>
+                  </w:tcMar>
+                  <w:vAlign w:val="center"/>
+                </w:tcPr>
+                <w:p>
+                  <w:pPr>
+                    <w:spacing w:after="0" w:before="0"/>
+                  </w:pPr>
+                  <w:r>
+                    <w:rPr>
+                      <w:rFonts w:ascii="Arial" w:cs="Arial" w:eastAsia="Arial" w:hAnsi="Arial"/>
+                      <w:b w:val="false"/>
+                      <w:bCs w:val="false"/>
+                      <w:sz w:val="21"/>
+                      <w:szCs w:val="21"/>
+                    </w:rPr>
+                    <w:t xml:space="preserve">1</w:t>
+                  </w:r>
+                </w:p>
+              </w:tc>
+              <w:tc>
+                <w:tcPr>
+                  <w:tcW w:type="dxa" w:w="2506"/>
                   <w:tcBorders>
                     <w:top w:val="single" w:color="B7C2D1" w:sz="4"/>
                     <w:left w:val="single" w:color="B7C2D1" w:sz="4"/>
@@ -4826,73 +7588,107 @@
               </w:trPr>
               <w:tc>
                 <w:tcPr>
-                  <w:tcW w:type="dxa" w:w="3342"/>
-                  <w:tcBorders>
-                    <w:top w:val="single" w:color="B7C2D1" w:sz="4"/>
-                    <w:left w:val="single" w:color="B7C2D1" w:sz="4"/>
-                    <w:bottom w:val="single" w:color="B7C2D1" w:sz="4"/>
-                    <w:right w:val="single" w:color="B7C2D1" w:sz="4"/>
-                  </w:tcBorders>
-                  <w:shd w:fill="FFFFFF" w:color="auto" w:val="clear"/>
-                  <w:tcMar>
-                    <w:top w:type="dxa" w:w="80"/>
-                    <w:left w:type="dxa" w:w="120"/>
-                    <w:bottom w:type="dxa" w:w="80"/>
-                    <w:right w:type="dxa" w:w="120"/>
-                  </w:tcMar>
-                  <w:vAlign w:val="center"/>
-                </w:tcPr>
-                <w:p>
-                  <w:pPr>
-                    <w:spacing w:after="0" w:before="0"/>
-                  </w:pPr>
-                  <w:r>
-                    <w:rPr>
-                      <w:rFonts w:ascii="Arial" w:cs="Arial" w:eastAsia="Arial" w:hAnsi="Arial"/>
-                      <w:sz w:val="21"/>
-                      <w:szCs w:val="21"/>
-                    </w:rPr>
-                    <w:t xml:space="preserve">Ask the user for how many numbers there are. Then ask for that many whole numbers. Add them up. Count how many of them are below 0. Display [total]. Then display [the count] on the next line.</w:t>
-                  </w:r>
-                </w:p>
-              </w:tc>
-              <w:tc>
-                <w:tcPr>
-                  <w:tcW w:type="dxa" w:w="3342"/>
-                  <w:tcBorders>
-                    <w:top w:val="single" w:color="B7C2D1" w:sz="4"/>
-                    <w:left w:val="single" w:color="B7C2D1" w:sz="4"/>
-                    <w:bottom w:val="single" w:color="B7C2D1" w:sz="4"/>
-                    <w:right w:val="single" w:color="B7C2D1" w:sz="4"/>
-                  </w:tcBorders>
-                  <w:shd w:fill="FFFFFF" w:color="auto" w:val="clear"/>
-                  <w:tcMar>
-                    <w:top w:type="dxa" w:w="80"/>
-                    <w:left w:type="dxa" w:w="120"/>
-                    <w:bottom w:type="dxa" w:w="80"/>
-                    <w:right w:type="dxa" w:w="120"/>
-                  </w:tcMar>
-                  <w:vAlign w:val="center"/>
-                </w:tcPr>
-                <w:p>
-                  <w:pPr>
-                    <w:spacing w:after="0" w:before="0"/>
-                  </w:pPr>
-                  <w:r>
-                    <w:rPr>
-                      <w:rFonts w:ascii="Arial" w:cs="Arial" w:eastAsia="Arial" w:hAnsi="Arial"/>
-                      <w:b w:val="false"/>
-                      <w:bCs w:val="false"/>
-                      <w:sz w:val="21"/>
-                      <w:szCs w:val="21"/>
-                    </w:rPr>
-                    <w:t xml:space="preserve">3</w:t>
-                  </w:r>
-                </w:p>
-              </w:tc>
-              <w:tc>
-                <w:tcPr>
-                  <w:tcW w:type="dxa" w:w="3342"/>
+                  <w:tcW w:type="dxa" w:w="2506"/>
+                  <w:tcBorders>
+                    <w:top w:val="single" w:color="B7C2D1" w:sz="4"/>
+                    <w:left w:val="single" w:color="B7C2D1" w:sz="4"/>
+                    <w:bottom w:val="single" w:color="B7C2D1" w:sz="4"/>
+                    <w:right w:val="single" w:color="B7C2D1" w:sz="4"/>
+                  </w:tcBorders>
+                  <w:shd w:fill="FFFFFF" w:color="auto" w:val="clear"/>
+                  <w:tcMar>
+                    <w:top w:type="dxa" w:w="80"/>
+                    <w:left w:type="dxa" w:w="120"/>
+                    <w:bottom w:type="dxa" w:w="80"/>
+                    <w:right w:type="dxa" w:w="120"/>
+                  </w:tcMar>
+                  <w:vAlign w:val="center"/>
+                </w:tcPr>
+                <w:p>
+                  <w:pPr>
+                    <w:spacing w:after="0" w:before="0"/>
+                  </w:pPr>
+                  <w:r>
+                    <w:rPr>
+                      <w:rFonts w:ascii="Arial" w:cs="Arial" w:eastAsia="Arial" w:hAnsi="Arial"/>
+                      <w:sz w:val="21"/>
+                      <w:szCs w:val="21"/>
+                    </w:rPr>
+                    <w:t xml:space="preserve">What will this program display?</w:t>
+                  </w:r>
+                </w:p>
+              </w:tc>
+              <w:tc>
+                <w:tcPr>
+                  <w:tcW w:type="dxa" w:w="2506"/>
+                  <w:tcBorders>
+                    <w:top w:val="single" w:color="B7C2D1" w:sz="4"/>
+                    <w:left w:val="single" w:color="B7C2D1" w:sz="4"/>
+                    <w:bottom w:val="single" w:color="B7C2D1" w:sz="4"/>
+                    <w:right w:val="single" w:color="B7C2D1" w:sz="4"/>
+                  </w:tcBorders>
+                  <w:shd w:fill="FFFFFF" w:color="auto" w:val="clear"/>
+                  <w:tcMar>
+                    <w:top w:type="dxa" w:w="80"/>
+                    <w:left w:type="dxa" w:w="120"/>
+                    <w:bottom w:type="dxa" w:w="80"/>
+                    <w:right w:type="dxa" w:w="120"/>
+                  </w:tcMar>
+                  <w:vAlign w:val="center"/>
+                </w:tcPr>
+                <w:p>
+                  <w:pPr>
+                    <w:spacing w:after="0" w:before="0"/>
+                  </w:pPr>
+                  <w:r>
+                    <w:rPr>
+                      <w:rFonts w:ascii="Arial" w:cs="Arial" w:eastAsia="Arial" w:hAnsi="Arial"/>
+                      <w:b w:val="false"/>
+                      <w:bCs w:val="false"/>
+                      <w:sz w:val="21"/>
+                      <w:szCs w:val="21"/>
+                    </w:rPr>
+                    <w:t xml:space="preserve">Predict</w:t>
+                  </w:r>
+                </w:p>
+              </w:tc>
+              <w:tc>
+                <w:tcPr>
+                  <w:tcW w:type="dxa" w:w="2506"/>
+                  <w:tcBorders>
+                    <w:top w:val="single" w:color="B7C2D1" w:sz="4"/>
+                    <w:left w:val="single" w:color="B7C2D1" w:sz="4"/>
+                    <w:bottom w:val="single" w:color="B7C2D1" w:sz="4"/>
+                    <w:right w:val="single" w:color="B7C2D1" w:sz="4"/>
+                  </w:tcBorders>
+                  <w:shd w:fill="FFFFFF" w:color="auto" w:val="clear"/>
+                  <w:tcMar>
+                    <w:top w:type="dxa" w:w="80"/>
+                    <w:left w:type="dxa" w:w="120"/>
+                    <w:bottom w:type="dxa" w:w="80"/>
+                    <w:right w:type="dxa" w:w="120"/>
+                  </w:tcMar>
+                  <w:vAlign w:val="center"/>
+                </w:tcPr>
+                <w:p>
+                  <w:pPr>
+                    <w:spacing w:after="0" w:before="0"/>
+                  </w:pPr>
+                  <w:r>
+                    <w:rPr>
+                      <w:rFonts w:ascii="Arial" w:cs="Arial" w:eastAsia="Arial" w:hAnsi="Arial"/>
+                      <w:b w:val="false"/>
+                      <w:bCs w:val="false"/>
+                      <w:sz w:val="21"/>
+                      <w:szCs w:val="21"/>
+                    </w:rPr>
+                    <w:t xml:space="preserve">1</w:t>
+                  </w:r>
+                </w:p>
+              </w:tc>
+              <w:tc>
+                <w:tcPr>
+                  <w:tcW w:type="dxa" w:w="2506"/>
                   <w:tcBorders>
                     <w:top w:val="single" w:color="B7C2D1" w:sz="4"/>
                     <w:left w:val="single" w:color="B7C2D1" w:sz="4"/>
@@ -4932,39 +7728,353 @@
               </w:trPr>
               <w:tc>
                 <w:tcPr>
-                  <w:tcW w:type="dxa" w:w="3342"/>
-                  <w:tcBorders>
-                    <w:top w:val="single" w:color="B7C2D1" w:sz="4"/>
-                    <w:left w:val="single" w:color="B7C2D1" w:sz="4"/>
-                    <w:bottom w:val="single" w:color="B7C2D1" w:sz="4"/>
-                    <w:right w:val="single" w:color="B7C2D1" w:sz="4"/>
-                  </w:tcBorders>
-                  <w:shd w:fill="FFFFFF" w:color="auto" w:val="clear"/>
-                  <w:tcMar>
-                    <w:top w:type="dxa" w:w="80"/>
-                    <w:left w:type="dxa" w:w="120"/>
-                    <w:bottom w:type="dxa" w:w="80"/>
-                    <w:right w:type="dxa" w:w="120"/>
-                  </w:tcMar>
-                  <w:vAlign w:val="center"/>
-                </w:tcPr>
-                <w:p>
-                  <w:pPr>
-                    <w:spacing w:after="0" w:before="0"/>
-                  </w:pPr>
-                  <w:r>
-                    <w:rPr>
-                      <w:rFonts w:ascii="Arial" w:cs="Arial" w:eastAsia="Arial" w:hAnsi="Arial"/>
-                      <w:sz w:val="21"/>
-                      <w:szCs w:val="21"/>
-                    </w:rPr>
-                    <w:t xml:space="preserve">Ask the user for how many numbers there are. Then ask for that many whole numbers. After each one, display a line in the form [number] [total so far].</w:t>
-                  </w:r>
-                </w:p>
-              </w:tc>
-              <w:tc>
-                <w:tcPr>
-                  <w:tcW w:type="dxa" w:w="3342"/>
+                  <w:tcW w:type="dxa" w:w="2506"/>
+                  <w:tcBorders>
+                    <w:top w:val="single" w:color="B7C2D1" w:sz="4"/>
+                    <w:left w:val="single" w:color="B7C2D1" w:sz="4"/>
+                    <w:bottom w:val="single" w:color="B7C2D1" w:sz="4"/>
+                    <w:right w:val="single" w:color="B7C2D1" w:sz="4"/>
+                  </w:tcBorders>
+                  <w:shd w:fill="FFFFFF" w:color="auto" w:val="clear"/>
+                  <w:tcMar>
+                    <w:top w:type="dxa" w:w="80"/>
+                    <w:left w:type="dxa" w:w="120"/>
+                    <w:bottom w:type="dxa" w:w="80"/>
+                    <w:right w:type="dxa" w:w="120"/>
+                  </w:tcMar>
+                  <w:vAlign w:val="center"/>
+                </w:tcPr>
+                <w:p>
+                  <w:pPr>
+                    <w:spacing w:after="0" w:before="0"/>
+                  </w:pPr>
+                  <w:r>
+                    <w:rPr>
+                      <w:rFonts w:ascii="Arial" w:cs="Arial" w:eastAsia="Arial" w:hAnsi="Arial"/>
+                      <w:sz w:val="21"/>
+                      <w:szCs w:val="21"/>
+                    </w:rPr>
+                    <w:t xml:space="preserve">Change the program so only the finished total is displayed.</w:t>
+                  </w:r>
+                </w:p>
+              </w:tc>
+              <w:tc>
+                <w:tcPr>
+                  <w:tcW w:type="dxa" w:w="2506"/>
+                  <w:tcBorders>
+                    <w:top w:val="single" w:color="B7C2D1" w:sz="4"/>
+                    <w:left w:val="single" w:color="B7C2D1" w:sz="4"/>
+                    <w:bottom w:val="single" w:color="B7C2D1" w:sz="4"/>
+                    <w:right w:val="single" w:color="B7C2D1" w:sz="4"/>
+                  </w:tcBorders>
+                  <w:shd w:fill="FFFFFF" w:color="auto" w:val="clear"/>
+                  <w:tcMar>
+                    <w:top w:type="dxa" w:w="80"/>
+                    <w:left w:type="dxa" w:w="120"/>
+                    <w:bottom w:type="dxa" w:w="80"/>
+                    <w:right w:type="dxa" w:w="120"/>
+                  </w:tcMar>
+                  <w:vAlign w:val="center"/>
+                </w:tcPr>
+                <w:p>
+                  <w:pPr>
+                    <w:spacing w:after="0" w:before="0"/>
+                  </w:pPr>
+                  <w:r>
+                    <w:rPr>
+                      <w:rFonts w:ascii="Arial" w:cs="Arial" w:eastAsia="Arial" w:hAnsi="Arial"/>
+                      <w:b w:val="false"/>
+                      <w:bCs w:val="false"/>
+                      <w:sz w:val="21"/>
+                      <w:szCs w:val="21"/>
+                    </w:rPr>
+                    <w:t xml:space="preserve">Change it</w:t>
+                  </w:r>
+                </w:p>
+              </w:tc>
+              <w:tc>
+                <w:tcPr>
+                  <w:tcW w:type="dxa" w:w="2506"/>
+                  <w:tcBorders>
+                    <w:top w:val="single" w:color="B7C2D1" w:sz="4"/>
+                    <w:left w:val="single" w:color="B7C2D1" w:sz="4"/>
+                    <w:bottom w:val="single" w:color="B7C2D1" w:sz="4"/>
+                    <w:right w:val="single" w:color="B7C2D1" w:sz="4"/>
+                  </w:tcBorders>
+                  <w:shd w:fill="FFFFFF" w:color="auto" w:val="clear"/>
+                  <w:tcMar>
+                    <w:top w:type="dxa" w:w="80"/>
+                    <w:left w:type="dxa" w:w="120"/>
+                    <w:bottom w:type="dxa" w:w="80"/>
+                    <w:right w:type="dxa" w:w="120"/>
+                  </w:tcMar>
+                  <w:vAlign w:val="center"/>
+                </w:tcPr>
+                <w:p>
+                  <w:pPr>
+                    <w:spacing w:after="0" w:before="0"/>
+                  </w:pPr>
+                  <w:r>
+                    <w:rPr>
+                      <w:rFonts w:ascii="Arial" w:cs="Arial" w:eastAsia="Arial" w:hAnsi="Arial"/>
+                      <w:b w:val="false"/>
+                      <w:bCs w:val="false"/>
+                      <w:sz w:val="21"/>
+                      <w:szCs w:val="21"/>
+                    </w:rPr>
+                    <w:t xml:space="preserve">1</w:t>
+                  </w:r>
+                </w:p>
+              </w:tc>
+              <w:tc>
+                <w:tcPr>
+                  <w:tcW w:type="dxa" w:w="2506"/>
+                  <w:tcBorders>
+                    <w:top w:val="single" w:color="B7C2D1" w:sz="4"/>
+                    <w:left w:val="single" w:color="B7C2D1" w:sz="4"/>
+                    <w:bottom w:val="single" w:color="B7C2D1" w:sz="4"/>
+                    <w:right w:val="single" w:color="B7C2D1" w:sz="4"/>
+                  </w:tcBorders>
+                  <w:shd w:fill="FFFFFF" w:color="auto" w:val="clear"/>
+                  <w:tcMar>
+                    <w:top w:type="dxa" w:w="80"/>
+                    <w:left w:type="dxa" w:w="120"/>
+                    <w:bottom w:type="dxa" w:w="80"/>
+                    <w:right w:type="dxa" w:w="120"/>
+                  </w:tcMar>
+                  <w:vAlign w:val="center"/>
+                </w:tcPr>
+                <w:p>
+                  <w:pPr>
+                    <w:spacing w:after="0" w:before="0"/>
+                  </w:pPr>
+                  <w:r>
+                    <w:rPr>
+                      <w:rFonts w:ascii="Arial" w:cs="Arial" w:eastAsia="Arial" w:hAnsi="Arial"/>
+                      <w:b w:val="false"/>
+                      <w:bCs w:val="false"/>
+                      <w:sz w:val="21"/>
+                      <w:szCs w:val="21"/>
+                    </w:rPr>
+                    <w:t xml:space="preserve"/>
+                  </w:r>
+                </w:p>
+              </w:tc>
+            </w:tr>
+            <w:tr>
+              <w:trPr>
+                <w:cantSplit/>
+                <w:trHeight w:val="360" w:hRule="atLeast"/>
+              </w:trPr>
+              <w:tc>
+                <w:tcPr>
+                  <w:tcW w:type="dxa" w:w="2506"/>
+                  <w:tcBorders>
+                    <w:top w:val="single" w:color="B7C2D1" w:sz="4"/>
+                    <w:left w:val="single" w:color="B7C2D1" w:sz="4"/>
+                    <w:bottom w:val="single" w:color="B7C2D1" w:sz="4"/>
+                    <w:right w:val="single" w:color="B7C2D1" w:sz="4"/>
+                  </w:tcBorders>
+                  <w:shd w:fill="FFFFFF" w:color="auto" w:val="clear"/>
+                  <w:tcMar>
+                    <w:top w:type="dxa" w:w="80"/>
+                    <w:left w:type="dxa" w:w="120"/>
+                    <w:bottom w:type="dxa" w:w="80"/>
+                    <w:right w:type="dxa" w:w="120"/>
+                  </w:tcMar>
+                  <w:vAlign w:val="center"/>
+                </w:tcPr>
+                <w:p>
+                  <w:pPr>
+                    <w:spacing w:after="0" w:before="0"/>
+                  </w:pPr>
+                  <w:r>
+                    <w:rPr>
+                      <w:rFonts w:ascii="Arial" w:cs="Arial" w:eastAsia="Arial" w:hAnsi="Arial"/>
+                      <w:sz w:val="21"/>
+                      <w:szCs w:val="21"/>
+                    </w:rPr>
+                    <w:t xml:space="preserve">Finish the program so it displays the total of all the numbers from 1 to 5.</w:t>
+                  </w:r>
+                </w:p>
+              </w:tc>
+              <w:tc>
+                <w:tcPr>
+                  <w:tcW w:type="dxa" w:w="2506"/>
+                  <w:tcBorders>
+                    <w:top w:val="single" w:color="B7C2D1" w:sz="4"/>
+                    <w:left w:val="single" w:color="B7C2D1" w:sz="4"/>
+                    <w:bottom w:val="single" w:color="B7C2D1" w:sz="4"/>
+                    <w:right w:val="single" w:color="B7C2D1" w:sz="4"/>
+                  </w:tcBorders>
+                  <w:shd w:fill="FFFFFF" w:color="auto" w:val="clear"/>
+                  <w:tcMar>
+                    <w:top w:type="dxa" w:w="80"/>
+                    <w:left w:type="dxa" w:w="120"/>
+                    <w:bottom w:type="dxa" w:w="80"/>
+                    <w:right w:type="dxa" w:w="120"/>
+                  </w:tcMar>
+                  <w:vAlign w:val="center"/>
+                </w:tcPr>
+                <w:p>
+                  <w:pPr>
+                    <w:spacing w:after="0" w:before="0"/>
+                  </w:pPr>
+                  <w:r>
+                    <w:rPr>
+                      <w:rFonts w:ascii="Arial" w:cs="Arial" w:eastAsia="Arial" w:hAnsi="Arial"/>
+                      <w:b w:val="false"/>
+                      <w:bCs w:val="false"/>
+                      <w:sz w:val="21"/>
+                      <w:szCs w:val="21"/>
+                    </w:rPr>
+                    <w:t xml:space="preserve">Complete it</w:t>
+                  </w:r>
+                </w:p>
+              </w:tc>
+              <w:tc>
+                <w:tcPr>
+                  <w:tcW w:type="dxa" w:w="2506"/>
+                  <w:tcBorders>
+                    <w:top w:val="single" w:color="B7C2D1" w:sz="4"/>
+                    <w:left w:val="single" w:color="B7C2D1" w:sz="4"/>
+                    <w:bottom w:val="single" w:color="B7C2D1" w:sz="4"/>
+                    <w:right w:val="single" w:color="B7C2D1" w:sz="4"/>
+                  </w:tcBorders>
+                  <w:shd w:fill="FFFFFF" w:color="auto" w:val="clear"/>
+                  <w:tcMar>
+                    <w:top w:type="dxa" w:w="80"/>
+                    <w:left w:type="dxa" w:w="120"/>
+                    <w:bottom w:type="dxa" w:w="80"/>
+                    <w:right w:type="dxa" w:w="120"/>
+                  </w:tcMar>
+                  <w:vAlign w:val="center"/>
+                </w:tcPr>
+                <w:p>
+                  <w:pPr>
+                    <w:spacing w:after="0" w:before="0"/>
+                  </w:pPr>
+                  <w:r>
+                    <w:rPr>
+                      <w:rFonts w:ascii="Arial" w:cs="Arial" w:eastAsia="Arial" w:hAnsi="Arial"/>
+                      <w:b w:val="false"/>
+                      <w:bCs w:val="false"/>
+                      <w:sz w:val="21"/>
+                      <w:szCs w:val="21"/>
+                    </w:rPr>
+                    <w:t xml:space="preserve">2</w:t>
+                  </w:r>
+                </w:p>
+              </w:tc>
+              <w:tc>
+                <w:tcPr>
+                  <w:tcW w:type="dxa" w:w="2506"/>
+                  <w:tcBorders>
+                    <w:top w:val="single" w:color="B7C2D1" w:sz="4"/>
+                    <w:left w:val="single" w:color="B7C2D1" w:sz="4"/>
+                    <w:bottom w:val="single" w:color="B7C2D1" w:sz="4"/>
+                    <w:right w:val="single" w:color="B7C2D1" w:sz="4"/>
+                  </w:tcBorders>
+                  <w:shd w:fill="FFFFFF" w:color="auto" w:val="clear"/>
+                  <w:tcMar>
+                    <w:top w:type="dxa" w:w="80"/>
+                    <w:left w:type="dxa" w:w="120"/>
+                    <w:bottom w:type="dxa" w:w="80"/>
+                    <w:right w:type="dxa" w:w="120"/>
+                  </w:tcMar>
+                  <w:vAlign w:val="center"/>
+                </w:tcPr>
+                <w:p>
+                  <w:pPr>
+                    <w:spacing w:after="0" w:before="0"/>
+                  </w:pPr>
+                  <w:r>
+                    <w:rPr>
+                      <w:rFonts w:ascii="Arial" w:cs="Arial" w:eastAsia="Arial" w:hAnsi="Arial"/>
+                      <w:b w:val="false"/>
+                      <w:bCs w:val="false"/>
+                      <w:sz w:val="21"/>
+                      <w:szCs w:val="21"/>
+                    </w:rPr>
+                    <w:t xml:space="preserve"/>
+                  </w:r>
+                </w:p>
+              </w:tc>
+            </w:tr>
+            <w:tr>
+              <w:trPr>
+                <w:cantSplit/>
+                <w:trHeight w:val="360" w:hRule="atLeast"/>
+              </w:trPr>
+              <w:tc>
+                <w:tcPr>
+                  <w:tcW w:type="dxa" w:w="2506"/>
+                  <w:tcBorders>
+                    <w:top w:val="single" w:color="B7C2D1" w:sz="4"/>
+                    <w:left w:val="single" w:color="B7C2D1" w:sz="4"/>
+                    <w:bottom w:val="single" w:color="B7C2D1" w:sz="4"/>
+                    <w:right w:val="single" w:color="B7C2D1" w:sz="4"/>
+                  </w:tcBorders>
+                  <w:shd w:fill="FFFFFF" w:color="auto" w:val="clear"/>
+                  <w:tcMar>
+                    <w:top w:type="dxa" w:w="80"/>
+                    <w:left w:type="dxa" w:w="120"/>
+                    <w:bottom w:type="dxa" w:w="80"/>
+                    <w:right w:type="dxa" w:w="120"/>
+                  </w:tcMar>
+                  <w:vAlign w:val="center"/>
+                </w:tcPr>
+                <w:p>
+                  <w:pPr>
+                    <w:spacing w:after="0" w:before="0"/>
+                  </w:pPr>
+                  <w:r>
+                    <w:rPr>
+                      <w:rFonts w:ascii="Arial" w:cs="Arial" w:eastAsia="Arial" w:hAnsi="Arial"/>
+                      <w:sz w:val="21"/>
+                      <w:szCs w:val="21"/>
+                    </w:rPr>
+                    <w:t xml:space="preserve">Ask the user for how many numbers there are. Then ask for that many whole numbers. Add them up. Display the total.</w:t>
+                  </w:r>
+                </w:p>
+              </w:tc>
+              <w:tc>
+                <w:tcPr>
+                  <w:tcW w:type="dxa" w:w="2506"/>
+                  <w:tcBorders>
+                    <w:top w:val="single" w:color="B7C2D1" w:sz="4"/>
+                    <w:left w:val="single" w:color="B7C2D1" w:sz="4"/>
+                    <w:bottom w:val="single" w:color="B7C2D1" w:sz="4"/>
+                    <w:right w:val="single" w:color="B7C2D1" w:sz="4"/>
+                  </w:tcBorders>
+                  <w:shd w:fill="FFFFFF" w:color="auto" w:val="clear"/>
+                  <w:tcMar>
+                    <w:top w:type="dxa" w:w="80"/>
+                    <w:left w:type="dxa" w:w="120"/>
+                    <w:bottom w:type="dxa" w:w="80"/>
+                    <w:right w:type="dxa" w:w="120"/>
+                  </w:tcMar>
+                  <w:vAlign w:val="center"/>
+                </w:tcPr>
+                <w:p>
+                  <w:pPr>
+                    <w:spacing w:after="0" w:before="0"/>
+                  </w:pPr>
+                  <w:r>
+                    <w:rPr>
+                      <w:rFonts w:ascii="Arial" w:cs="Arial" w:eastAsia="Arial" w:hAnsi="Arial"/>
+                      <w:b w:val="false"/>
+                      <w:bCs w:val="false"/>
+                      <w:sz w:val="21"/>
+                      <w:szCs w:val="21"/>
+                    </w:rPr>
+                    <w:t xml:space="preserve">Write it</w:t>
+                  </w:r>
+                </w:p>
+              </w:tc>
+              <w:tc>
+                <w:tcPr>
+                  <w:tcW w:type="dxa" w:w="2506"/>
                   <w:tcBorders>
                     <w:top w:val="single" w:color="B7C2D1" w:sz="4"/>
                     <w:left w:val="single" w:color="B7C2D1" w:sz="4"/>
@@ -4998,7 +8108,427 @@
               </w:tc>
               <w:tc>
                 <w:tcPr>
-                  <w:tcW w:type="dxa" w:w="3342"/>
+                  <w:tcW w:type="dxa" w:w="2506"/>
+                  <w:tcBorders>
+                    <w:top w:val="single" w:color="B7C2D1" w:sz="4"/>
+                    <w:left w:val="single" w:color="B7C2D1" w:sz="4"/>
+                    <w:bottom w:val="single" w:color="B7C2D1" w:sz="4"/>
+                    <w:right w:val="single" w:color="B7C2D1" w:sz="4"/>
+                  </w:tcBorders>
+                  <w:shd w:fill="FFFFFF" w:color="auto" w:val="clear"/>
+                  <w:tcMar>
+                    <w:top w:type="dxa" w:w="80"/>
+                    <w:left w:type="dxa" w:w="120"/>
+                    <w:bottom w:type="dxa" w:w="80"/>
+                    <w:right w:type="dxa" w:w="120"/>
+                  </w:tcMar>
+                  <w:vAlign w:val="center"/>
+                </w:tcPr>
+                <w:p>
+                  <w:pPr>
+                    <w:spacing w:after="0" w:before="0"/>
+                  </w:pPr>
+                  <w:r>
+                    <w:rPr>
+                      <w:rFonts w:ascii="Arial" w:cs="Arial" w:eastAsia="Arial" w:hAnsi="Arial"/>
+                      <w:b w:val="false"/>
+                      <w:bCs w:val="false"/>
+                      <w:sz w:val="21"/>
+                      <w:szCs w:val="21"/>
+                    </w:rPr>
+                    <w:t xml:space="preserve"/>
+                  </w:r>
+                </w:p>
+              </w:tc>
+            </w:tr>
+            <w:tr>
+              <w:trPr>
+                <w:cantSplit/>
+                <w:trHeight w:val="360" w:hRule="atLeast"/>
+              </w:trPr>
+              <w:tc>
+                <w:tcPr>
+                  <w:tcW w:type="dxa" w:w="2506"/>
+                  <w:tcBorders>
+                    <w:top w:val="single" w:color="B7C2D1" w:sz="4"/>
+                    <w:left w:val="single" w:color="B7C2D1" w:sz="4"/>
+                    <w:bottom w:val="single" w:color="B7C2D1" w:sz="4"/>
+                    <w:right w:val="single" w:color="B7C2D1" w:sz="4"/>
+                  </w:tcBorders>
+                  <w:shd w:fill="FFFFFF" w:color="auto" w:val="clear"/>
+                  <w:tcMar>
+                    <w:top w:type="dxa" w:w="80"/>
+                    <w:left w:type="dxa" w:w="120"/>
+                    <w:bottom w:type="dxa" w:w="80"/>
+                    <w:right w:type="dxa" w:w="120"/>
+                  </w:tcMar>
+                  <w:vAlign w:val="center"/>
+                </w:tcPr>
+                <w:p>
+                  <w:pPr>
+                    <w:spacing w:after="0" w:before="0"/>
+                  </w:pPr>
+                  <w:r>
+                    <w:rPr>
+                      <w:rFonts w:ascii="Arial" w:cs="Arial" w:eastAsia="Arial" w:hAnsi="Arial"/>
+                      <w:sz w:val="21"/>
+                      <w:szCs w:val="21"/>
+                    </w:rPr>
+                    <w:t xml:space="preserve">Ask the user for how many numbers there are. Then ask for that many whole numbers. Count how many of them are below 0. Display the count.</w:t>
+                  </w:r>
+                </w:p>
+              </w:tc>
+              <w:tc>
+                <w:tcPr>
+                  <w:tcW w:type="dxa" w:w="2506"/>
+                  <w:tcBorders>
+                    <w:top w:val="single" w:color="B7C2D1" w:sz="4"/>
+                    <w:left w:val="single" w:color="B7C2D1" w:sz="4"/>
+                    <w:bottom w:val="single" w:color="B7C2D1" w:sz="4"/>
+                    <w:right w:val="single" w:color="B7C2D1" w:sz="4"/>
+                  </w:tcBorders>
+                  <w:shd w:fill="FFFFFF" w:color="auto" w:val="clear"/>
+                  <w:tcMar>
+                    <w:top w:type="dxa" w:w="80"/>
+                    <w:left w:type="dxa" w:w="120"/>
+                    <w:bottom w:type="dxa" w:w="80"/>
+                    <w:right w:type="dxa" w:w="120"/>
+                  </w:tcMar>
+                  <w:vAlign w:val="center"/>
+                </w:tcPr>
+                <w:p>
+                  <w:pPr>
+                    <w:spacing w:after="0" w:before="0"/>
+                  </w:pPr>
+                  <w:r>
+                    <w:rPr>
+                      <w:rFonts w:ascii="Arial" w:cs="Arial" w:eastAsia="Arial" w:hAnsi="Arial"/>
+                      <w:b w:val="false"/>
+                      <w:bCs w:val="false"/>
+                      <w:sz w:val="21"/>
+                      <w:szCs w:val="21"/>
+                    </w:rPr>
+                    <w:t xml:space="preserve">Write it</w:t>
+                  </w:r>
+                </w:p>
+              </w:tc>
+              <w:tc>
+                <w:tcPr>
+                  <w:tcW w:type="dxa" w:w="2506"/>
+                  <w:tcBorders>
+                    <w:top w:val="single" w:color="B7C2D1" w:sz="4"/>
+                    <w:left w:val="single" w:color="B7C2D1" w:sz="4"/>
+                    <w:bottom w:val="single" w:color="B7C2D1" w:sz="4"/>
+                    <w:right w:val="single" w:color="B7C2D1" w:sz="4"/>
+                  </w:tcBorders>
+                  <w:shd w:fill="FFFFFF" w:color="auto" w:val="clear"/>
+                  <w:tcMar>
+                    <w:top w:type="dxa" w:w="80"/>
+                    <w:left w:type="dxa" w:w="120"/>
+                    <w:bottom w:type="dxa" w:w="80"/>
+                    <w:right w:type="dxa" w:w="120"/>
+                  </w:tcMar>
+                  <w:vAlign w:val="center"/>
+                </w:tcPr>
+                <w:p>
+                  <w:pPr>
+                    <w:spacing w:after="0" w:before="0"/>
+                  </w:pPr>
+                  <w:r>
+                    <w:rPr>
+                      <w:rFonts w:ascii="Arial" w:cs="Arial" w:eastAsia="Arial" w:hAnsi="Arial"/>
+                      <w:b w:val="false"/>
+                      <w:bCs w:val="false"/>
+                      <w:sz w:val="21"/>
+                      <w:szCs w:val="21"/>
+                    </w:rPr>
+                    <w:t xml:space="preserve">3</w:t>
+                  </w:r>
+                </w:p>
+              </w:tc>
+              <w:tc>
+                <w:tcPr>
+                  <w:tcW w:type="dxa" w:w="2506"/>
+                  <w:tcBorders>
+                    <w:top w:val="single" w:color="B7C2D1" w:sz="4"/>
+                    <w:left w:val="single" w:color="B7C2D1" w:sz="4"/>
+                    <w:bottom w:val="single" w:color="B7C2D1" w:sz="4"/>
+                    <w:right w:val="single" w:color="B7C2D1" w:sz="4"/>
+                  </w:tcBorders>
+                  <w:shd w:fill="FFFFFF" w:color="auto" w:val="clear"/>
+                  <w:tcMar>
+                    <w:top w:type="dxa" w:w="80"/>
+                    <w:left w:type="dxa" w:w="120"/>
+                    <w:bottom w:type="dxa" w:w="80"/>
+                    <w:right w:type="dxa" w:w="120"/>
+                  </w:tcMar>
+                  <w:vAlign w:val="center"/>
+                </w:tcPr>
+                <w:p>
+                  <w:pPr>
+                    <w:spacing w:after="0" w:before="0"/>
+                  </w:pPr>
+                  <w:r>
+                    <w:rPr>
+                      <w:rFonts w:ascii="Arial" w:cs="Arial" w:eastAsia="Arial" w:hAnsi="Arial"/>
+                      <w:b w:val="false"/>
+                      <w:bCs w:val="false"/>
+                      <w:sz w:val="21"/>
+                      <w:szCs w:val="21"/>
+                    </w:rPr>
+                    <w:t xml:space="preserve"/>
+                  </w:r>
+                </w:p>
+              </w:tc>
+            </w:tr>
+            <w:tr>
+              <w:trPr>
+                <w:cantSplit/>
+                <w:trHeight w:val="360" w:hRule="atLeast"/>
+              </w:trPr>
+              <w:tc>
+                <w:tcPr>
+                  <w:tcW w:type="dxa" w:w="2506"/>
+                  <w:tcBorders>
+                    <w:top w:val="single" w:color="B7C2D1" w:sz="4"/>
+                    <w:left w:val="single" w:color="B7C2D1" w:sz="4"/>
+                    <w:bottom w:val="single" w:color="B7C2D1" w:sz="4"/>
+                    <w:right w:val="single" w:color="B7C2D1" w:sz="4"/>
+                  </w:tcBorders>
+                  <w:shd w:fill="FFFFFF" w:color="auto" w:val="clear"/>
+                  <w:tcMar>
+                    <w:top w:type="dxa" w:w="80"/>
+                    <w:left w:type="dxa" w:w="120"/>
+                    <w:bottom w:type="dxa" w:w="80"/>
+                    <w:right w:type="dxa" w:w="120"/>
+                  </w:tcMar>
+                  <w:vAlign w:val="center"/>
+                </w:tcPr>
+                <w:p>
+                  <w:pPr>
+                    <w:spacing w:after="0" w:before="0"/>
+                  </w:pPr>
+                  <w:r>
+                    <w:rPr>
+                      <w:rFonts w:ascii="Arial" w:cs="Arial" w:eastAsia="Arial" w:hAnsi="Arial"/>
+                      <w:sz w:val="21"/>
+                      <w:szCs w:val="21"/>
+                    </w:rPr>
+                    <w:t xml:space="preserve">This program should display the total of all the numbers typed in. Find the mistake and put it right.</w:t>
+                  </w:r>
+                </w:p>
+              </w:tc>
+              <w:tc>
+                <w:tcPr>
+                  <w:tcW w:type="dxa" w:w="2506"/>
+                  <w:tcBorders>
+                    <w:top w:val="single" w:color="B7C2D1" w:sz="4"/>
+                    <w:left w:val="single" w:color="B7C2D1" w:sz="4"/>
+                    <w:bottom w:val="single" w:color="B7C2D1" w:sz="4"/>
+                    <w:right w:val="single" w:color="B7C2D1" w:sz="4"/>
+                  </w:tcBorders>
+                  <w:shd w:fill="FFFFFF" w:color="auto" w:val="clear"/>
+                  <w:tcMar>
+                    <w:top w:type="dxa" w:w="80"/>
+                    <w:left w:type="dxa" w:w="120"/>
+                    <w:bottom w:type="dxa" w:w="80"/>
+                    <w:right w:type="dxa" w:w="120"/>
+                  </w:tcMar>
+                  <w:vAlign w:val="center"/>
+                </w:tcPr>
+                <w:p>
+                  <w:pPr>
+                    <w:spacing w:after="0" w:before="0"/>
+                  </w:pPr>
+                  <w:r>
+                    <w:rPr>
+                      <w:rFonts w:ascii="Arial" w:cs="Arial" w:eastAsia="Arial" w:hAnsi="Arial"/>
+                      <w:b w:val="false"/>
+                      <w:bCs w:val="false"/>
+                      <w:sz w:val="21"/>
+                      <w:szCs w:val="21"/>
+                    </w:rPr>
+                    <w:t xml:space="preserve">Fix it</w:t>
+                  </w:r>
+                </w:p>
+              </w:tc>
+              <w:tc>
+                <w:tcPr>
+                  <w:tcW w:type="dxa" w:w="2506"/>
+                  <w:tcBorders>
+                    <w:top w:val="single" w:color="B7C2D1" w:sz="4"/>
+                    <w:left w:val="single" w:color="B7C2D1" w:sz="4"/>
+                    <w:bottom w:val="single" w:color="B7C2D1" w:sz="4"/>
+                    <w:right w:val="single" w:color="B7C2D1" w:sz="4"/>
+                  </w:tcBorders>
+                  <w:shd w:fill="FFFFFF" w:color="auto" w:val="clear"/>
+                  <w:tcMar>
+                    <w:top w:type="dxa" w:w="80"/>
+                    <w:left w:type="dxa" w:w="120"/>
+                    <w:bottom w:type="dxa" w:w="80"/>
+                    <w:right w:type="dxa" w:w="120"/>
+                  </w:tcMar>
+                  <w:vAlign w:val="center"/>
+                </w:tcPr>
+                <w:p>
+                  <w:pPr>
+                    <w:spacing w:after="0" w:before="0"/>
+                  </w:pPr>
+                  <w:r>
+                    <w:rPr>
+                      <w:rFonts w:ascii="Arial" w:cs="Arial" w:eastAsia="Arial" w:hAnsi="Arial"/>
+                      <w:b w:val="false"/>
+                      <w:bCs w:val="false"/>
+                      <w:sz w:val="21"/>
+                      <w:szCs w:val="21"/>
+                    </w:rPr>
+                    <w:t xml:space="preserve">2</w:t>
+                  </w:r>
+                </w:p>
+              </w:tc>
+              <w:tc>
+                <w:tcPr>
+                  <w:tcW w:type="dxa" w:w="2506"/>
+                  <w:tcBorders>
+                    <w:top w:val="single" w:color="B7C2D1" w:sz="4"/>
+                    <w:left w:val="single" w:color="B7C2D1" w:sz="4"/>
+                    <w:bottom w:val="single" w:color="B7C2D1" w:sz="4"/>
+                    <w:right w:val="single" w:color="B7C2D1" w:sz="4"/>
+                  </w:tcBorders>
+                  <w:shd w:fill="FFFFFF" w:color="auto" w:val="clear"/>
+                  <w:tcMar>
+                    <w:top w:type="dxa" w:w="80"/>
+                    <w:left w:type="dxa" w:w="120"/>
+                    <w:bottom w:type="dxa" w:w="80"/>
+                    <w:right w:type="dxa" w:w="120"/>
+                  </w:tcMar>
+                  <w:vAlign w:val="center"/>
+                </w:tcPr>
+                <w:p>
+                  <w:pPr>
+                    <w:spacing w:after="0" w:before="0"/>
+                  </w:pPr>
+                  <w:r>
+                    <w:rPr>
+                      <w:rFonts w:ascii="Arial" w:cs="Arial" w:eastAsia="Arial" w:hAnsi="Arial"/>
+                      <w:b w:val="false"/>
+                      <w:bCs w:val="false"/>
+                      <w:sz w:val="21"/>
+                      <w:szCs w:val="21"/>
+                    </w:rPr>
+                    <w:t xml:space="preserve"/>
+                  </w:r>
+                </w:p>
+              </w:tc>
+            </w:tr>
+            <w:tr>
+              <w:trPr>
+                <w:cantSplit/>
+                <w:trHeight w:val="360" w:hRule="atLeast"/>
+              </w:trPr>
+              <w:tc>
+                <w:tcPr>
+                  <w:tcW w:type="dxa" w:w="2506"/>
+                  <w:tcBorders>
+                    <w:top w:val="single" w:color="B7C2D1" w:sz="4"/>
+                    <w:left w:val="single" w:color="B7C2D1" w:sz="4"/>
+                    <w:bottom w:val="single" w:color="B7C2D1" w:sz="4"/>
+                    <w:right w:val="single" w:color="B7C2D1" w:sz="4"/>
+                  </w:tcBorders>
+                  <w:shd w:fill="FFFFFF" w:color="auto" w:val="clear"/>
+                  <w:tcMar>
+                    <w:top w:type="dxa" w:w="80"/>
+                    <w:left w:type="dxa" w:w="120"/>
+                    <w:bottom w:type="dxa" w:w="80"/>
+                    <w:right w:type="dxa" w:w="120"/>
+                  </w:tcMar>
+                  <w:vAlign w:val="center"/>
+                </w:tcPr>
+                <w:p>
+                  <w:pPr>
+                    <w:spacing w:after="0" w:before="0"/>
+                  </w:pPr>
+                  <w:r>
+                    <w:rPr>
+                      <w:rFonts w:ascii="Arial" w:cs="Arial" w:eastAsia="Arial" w:hAnsi="Arial"/>
+                      <w:sz w:val="21"/>
+                      <w:szCs w:val="21"/>
+                    </w:rPr>
+                    <w:t xml:space="preserve">Ask the user for how many numbers there are. Then ask for that many whole numbers. After each number, display a line in the form [number] [total so far].</w:t>
+                  </w:r>
+                </w:p>
+              </w:tc>
+              <w:tc>
+                <w:tcPr>
+                  <w:tcW w:type="dxa" w:w="2506"/>
+                  <w:tcBorders>
+                    <w:top w:val="single" w:color="B7C2D1" w:sz="4"/>
+                    <w:left w:val="single" w:color="B7C2D1" w:sz="4"/>
+                    <w:bottom w:val="single" w:color="B7C2D1" w:sz="4"/>
+                    <w:right w:val="single" w:color="B7C2D1" w:sz="4"/>
+                  </w:tcBorders>
+                  <w:shd w:fill="FFFFFF" w:color="auto" w:val="clear"/>
+                  <w:tcMar>
+                    <w:top w:type="dxa" w:w="80"/>
+                    <w:left w:type="dxa" w:w="120"/>
+                    <w:bottom w:type="dxa" w:w="80"/>
+                    <w:right w:type="dxa" w:w="120"/>
+                  </w:tcMar>
+                  <w:vAlign w:val="center"/>
+                </w:tcPr>
+                <w:p>
+                  <w:pPr>
+                    <w:spacing w:after="0" w:before="0"/>
+                  </w:pPr>
+                  <w:r>
+                    <w:rPr>
+                      <w:rFonts w:ascii="Arial" w:cs="Arial" w:eastAsia="Arial" w:hAnsi="Arial"/>
+                      <w:b w:val="false"/>
+                      <w:bCs w:val="false"/>
+                      <w:sz w:val="21"/>
+                      <w:szCs w:val="21"/>
+                    </w:rPr>
+                    <w:t xml:space="preserve">Challenge (optional)</w:t>
+                  </w:r>
+                </w:p>
+              </w:tc>
+              <w:tc>
+                <w:tcPr>
+                  <w:tcW w:type="dxa" w:w="2506"/>
+                  <w:tcBorders>
+                    <w:top w:val="single" w:color="B7C2D1" w:sz="4"/>
+                    <w:left w:val="single" w:color="B7C2D1" w:sz="4"/>
+                    <w:bottom w:val="single" w:color="B7C2D1" w:sz="4"/>
+                    <w:right w:val="single" w:color="B7C2D1" w:sz="4"/>
+                  </w:tcBorders>
+                  <w:shd w:fill="FFFFFF" w:color="auto" w:val="clear"/>
+                  <w:tcMar>
+                    <w:top w:type="dxa" w:w="80"/>
+                    <w:left w:type="dxa" w:w="120"/>
+                    <w:bottom w:type="dxa" w:w="80"/>
+                    <w:right w:type="dxa" w:w="120"/>
+                  </w:tcMar>
+                  <w:vAlign w:val="center"/>
+                </w:tcPr>
+                <w:p>
+                  <w:pPr>
+                    <w:spacing w:after="0" w:before="0"/>
+                  </w:pPr>
+                  <w:r>
+                    <w:rPr>
+                      <w:rFonts w:ascii="Arial" w:cs="Arial" w:eastAsia="Arial" w:hAnsi="Arial"/>
+                      <w:b w:val="false"/>
+                      <w:bCs w:val="false"/>
+                      <w:sz w:val="21"/>
+                      <w:szCs w:val="21"/>
+                    </w:rPr>
+                    <w:t xml:space="preserve">3</w:t>
+                  </w:r>
+                </w:p>
+              </w:tc>
+              <w:tc>
+                <w:tcPr>
+                  <w:tcW w:type="dxa" w:w="2506"/>
                   <w:tcBorders>
                     <w:top w:val="single" w:color="B7C2D1" w:sz="4"/>
                     <w:left w:val="single" w:color="B7C2D1" w:sz="4"/>
@@ -5045,7 +8575,7 @@
                 <w:sz w:val="21"/>
                 <w:szCs w:val="21"/>
               </w:rPr>
-              <w:t xml:space="preserve">Plan the one you found hardest: inputs, what happens to them, what is printed.</w:t>
+              <w:t xml:space="preserve">Plan the one you found hardest: what is typed in, what happens to it, what is displayed.</w:t>
             </w:r>
           </w:p>
           <w:tbl>
@@ -5471,12 +9001,12 @@
                 <w:sz w:val="21"/>
                 <w:szCs w:val="21"/>
               </w:rPr>
-              <w:t xml:space="preserve">Tick each one off as its tests pass in the editor</w:t>
+              <w:t xml:space="preserve">Tick each one off as you finish it in the editor</w:t>
             </w:r>
           </w:p>
           <w:tbl>
             <w:tblPr>
-              <w:tblW w:type="dxa" w:w="10026"/>
+              <w:tblW w:type="dxa" w:w="10024"/>
               <w:tblBorders>
                 <w:top w:val="single" w:color="auto" w:sz="4"/>
                 <w:left w:val="single" w:color="auto" w:sz="4"/>
@@ -5487,9 +9017,10 @@
               </w:tblBorders>
             </w:tblPr>
             <w:tblGrid>
-              <w:gridCol w:w="3342"/>
-              <w:gridCol w:w="3342"/>
-              <w:gridCol w:w="3342"/>
+              <w:gridCol w:w="2506"/>
+              <w:gridCol w:w="2506"/>
+              <w:gridCol w:w="2506"/>
+              <w:gridCol w:w="2506"/>
             </w:tblGrid>
             <w:tr>
               <w:trPr>
@@ -5498,7 +9029,7 @@
               </w:trPr>
               <w:tc>
                 <w:tcPr>
-                  <w:tcW w:type="dxa" w:w="3342"/>
+                  <w:tcW w:type="dxa" w:w="2506"/>
                   <w:tcBorders>
                     <w:top w:val="single" w:color="B7C2D1" w:sz="4"/>
                     <w:left w:val="single" w:color="B7C2D1" w:sz="4"/>
@@ -5526,13 +9057,13 @@
                       <w:sz w:val="20"/>
                       <w:szCs w:val="20"/>
                     </w:rPr>
-                    <w:t xml:space="preserve">Program</w:t>
-                  </w:r>
-                </w:p>
-              </w:tc>
-              <w:tc>
-                <w:tcPr>
-                  <w:tcW w:type="dxa" w:w="3342"/>
+                    <w:t xml:space="preserve">Activity</w:t>
+                  </w:r>
+                </w:p>
+              </w:tc>
+              <w:tc>
+                <w:tcPr>
+                  <w:tcW w:type="dxa" w:w="2506"/>
                   <w:tcBorders>
                     <w:top w:val="single" w:color="B7C2D1" w:sz="4"/>
                     <w:left w:val="single" w:color="B7C2D1" w:sz="4"/>
@@ -5560,13 +9091,47 @@
                       <w:sz w:val="20"/>
                       <w:szCs w:val="20"/>
                     </w:rPr>
+                    <w:t xml:space="preserve">What to do</w:t>
+                  </w:r>
+                </w:p>
+              </w:tc>
+              <w:tc>
+                <w:tcPr>
+                  <w:tcW w:type="dxa" w:w="2506"/>
+                  <w:tcBorders>
+                    <w:top w:val="single" w:color="B7C2D1" w:sz="4"/>
+                    <w:left w:val="single" w:color="B7C2D1" w:sz="4"/>
+                    <w:bottom w:val="single" w:color="B7C2D1" w:sz="4"/>
+                    <w:right w:val="single" w:color="B7C2D1" w:sz="4"/>
+                  </w:tcBorders>
+                  <w:shd w:fill="E6ECF5" w:color="auto" w:val="clear"/>
+                  <w:tcMar>
+                    <w:top w:type="dxa" w:w="80"/>
+                    <w:left w:type="dxa" w:w="120"/>
+                    <w:bottom w:type="dxa" w:w="80"/>
+                    <w:right w:type="dxa" w:w="120"/>
+                  </w:tcMar>
+                  <w:vAlign w:val="center"/>
+                </w:tcPr>
+                <w:p>
+                  <w:pPr>
+                    <w:spacing w:after="0" w:before="0"/>
+                  </w:pPr>
+                  <w:r>
+                    <w:rPr>
+                      <w:rFonts w:ascii="Arial" w:cs="Arial" w:eastAsia="Arial" w:hAnsi="Arial"/>
+                      <w:b/>
+                      <w:bCs/>
+                      <w:sz w:val="20"/>
+                      <w:szCs w:val="20"/>
+                    </w:rPr>
                     <w:t xml:space="preserve">Marks</w:t>
                   </w:r>
                 </w:p>
               </w:tc>
               <w:tc>
                 <w:tcPr>
-                  <w:tcW w:type="dxa" w:w="3342"/>
+                  <w:tcW w:type="dxa" w:w="2506"/>
                   <w:tcBorders>
                     <w:top w:val="single" w:color="B7C2D1" w:sz="4"/>
                     <w:left w:val="single" w:color="B7C2D1" w:sz="4"/>
@@ -5606,73 +9171,107 @@
               </w:trPr>
               <w:tc>
                 <w:tcPr>
-                  <w:tcW w:type="dxa" w:w="3342"/>
-                  <w:tcBorders>
-                    <w:top w:val="single" w:color="B7C2D1" w:sz="4"/>
-                    <w:left w:val="single" w:color="B7C2D1" w:sz="4"/>
-                    <w:bottom w:val="single" w:color="B7C2D1" w:sz="4"/>
-                    <w:right w:val="single" w:color="B7C2D1" w:sz="4"/>
-                  </w:tcBorders>
-                  <w:shd w:fill="FFFFFF" w:color="auto" w:val="clear"/>
-                  <w:tcMar>
-                    <w:top w:type="dxa" w:w="80"/>
-                    <w:left w:type="dxa" w:w="120"/>
-                    <w:bottom w:type="dxa" w:w="80"/>
-                    <w:right w:type="dxa" w:w="120"/>
-                  </w:tcMar>
-                  <w:vAlign w:val="center"/>
-                </w:tcPr>
-                <w:p>
-                  <w:pPr>
-                    <w:spacing w:after="0" w:before="0"/>
-                  </w:pPr>
-                  <w:r>
-                    <w:rPr>
-                      <w:rFonts w:ascii="Arial" w:cs="Arial" w:eastAsia="Arial" w:hAnsi="Arial"/>
-                      <w:sz w:val="21"/>
-                      <w:szCs w:val="21"/>
-                    </w:rPr>
-                    <w:t xml:space="preserve">Ask the user for a whole number. Then ask for a second whole number. As many times as the first number says, display every number from 1 up to and including the second number, one on each line.</w:t>
-                  </w:r>
-                </w:p>
-              </w:tc>
-              <w:tc>
-                <w:tcPr>
-                  <w:tcW w:type="dxa" w:w="3342"/>
-                  <w:tcBorders>
-                    <w:top w:val="single" w:color="B7C2D1" w:sz="4"/>
-                    <w:left w:val="single" w:color="B7C2D1" w:sz="4"/>
-                    <w:bottom w:val="single" w:color="B7C2D1" w:sz="4"/>
-                    <w:right w:val="single" w:color="B7C2D1" w:sz="4"/>
-                  </w:tcBorders>
-                  <w:shd w:fill="FFFFFF" w:color="auto" w:val="clear"/>
-                  <w:tcMar>
-                    <w:top w:type="dxa" w:w="80"/>
-                    <w:left w:type="dxa" w:w="120"/>
-                    <w:bottom w:type="dxa" w:w="80"/>
-                    <w:right w:type="dxa" w:w="120"/>
-                  </w:tcMar>
-                  <w:vAlign w:val="center"/>
-                </w:tcPr>
-                <w:p>
-                  <w:pPr>
-                    <w:spacing w:after="0" w:before="0"/>
-                  </w:pPr>
-                  <w:r>
-                    <w:rPr>
-                      <w:rFonts w:ascii="Arial" w:cs="Arial" w:eastAsia="Arial" w:hAnsi="Arial"/>
-                      <w:b w:val="false"/>
-                      <w:bCs w:val="false"/>
-                      <w:sz w:val="21"/>
-                      <w:szCs w:val="21"/>
-                    </w:rPr>
-                    <w:t xml:space="preserve">2</w:t>
-                  </w:r>
-                </w:p>
-              </w:tc>
-              <w:tc>
-                <w:tcPr>
-                  <w:tcW w:type="dxa" w:w="3342"/>
+                  <w:tcW w:type="dxa" w:w="2506"/>
+                  <w:tcBorders>
+                    <w:top w:val="single" w:color="B7C2D1" w:sz="4"/>
+                    <w:left w:val="single" w:color="B7C2D1" w:sz="4"/>
+                    <w:bottom w:val="single" w:color="B7C2D1" w:sz="4"/>
+                    <w:right w:val="single" w:color="B7C2D1" w:sz="4"/>
+                  </w:tcBorders>
+                  <w:shd w:fill="FFFFFF" w:color="auto" w:val="clear"/>
+                  <w:tcMar>
+                    <w:top w:type="dxa" w:w="80"/>
+                    <w:left w:type="dxa" w:w="120"/>
+                    <w:bottom w:type="dxa" w:w="80"/>
+                    <w:right w:type="dxa" w:w="120"/>
+                  </w:tcMar>
+                  <w:vAlign w:val="center"/>
+                </w:tcPr>
+                <w:p>
+                  <w:pPr>
+                    <w:spacing w:after="0" w:before="0"/>
+                  </w:pPr>
+                  <w:r>
+                    <w:rPr>
+                      <w:rFonts w:ascii="Arial" w:cs="Arial" w:eastAsia="Arial" w:hAnsi="Arial"/>
+                      <w:sz w:val="21"/>
+                      <w:szCs w:val="21"/>
+                    </w:rPr>
+                    <w:t xml:space="preserve">Press Run. There are two loops, and one of them is inside the other.</w:t>
+                  </w:r>
+                </w:p>
+              </w:tc>
+              <w:tc>
+                <w:tcPr>
+                  <w:tcW w:type="dxa" w:w="2506"/>
+                  <w:tcBorders>
+                    <w:top w:val="single" w:color="B7C2D1" w:sz="4"/>
+                    <w:left w:val="single" w:color="B7C2D1" w:sz="4"/>
+                    <w:bottom w:val="single" w:color="B7C2D1" w:sz="4"/>
+                    <w:right w:val="single" w:color="B7C2D1" w:sz="4"/>
+                  </w:tcBorders>
+                  <w:shd w:fill="FFFFFF" w:color="auto" w:val="clear"/>
+                  <w:tcMar>
+                    <w:top w:type="dxa" w:w="80"/>
+                    <w:left w:type="dxa" w:w="120"/>
+                    <w:bottom w:type="dxa" w:w="80"/>
+                    <w:right w:type="dxa" w:w="120"/>
+                  </w:tcMar>
+                  <w:vAlign w:val="center"/>
+                </w:tcPr>
+                <w:p>
+                  <w:pPr>
+                    <w:spacing w:after="0" w:before="0"/>
+                  </w:pPr>
+                  <w:r>
+                    <w:rPr>
+                      <w:rFonts w:ascii="Arial" w:cs="Arial" w:eastAsia="Arial" w:hAnsi="Arial"/>
+                      <w:b w:val="false"/>
+                      <w:bCs w:val="false"/>
+                      <w:sz w:val="21"/>
+                      <w:szCs w:val="21"/>
+                    </w:rPr>
+                    <w:t xml:space="preserve">Run it</w:t>
+                  </w:r>
+                </w:p>
+              </w:tc>
+              <w:tc>
+                <w:tcPr>
+                  <w:tcW w:type="dxa" w:w="2506"/>
+                  <w:tcBorders>
+                    <w:top w:val="single" w:color="B7C2D1" w:sz="4"/>
+                    <w:left w:val="single" w:color="B7C2D1" w:sz="4"/>
+                    <w:bottom w:val="single" w:color="B7C2D1" w:sz="4"/>
+                    <w:right w:val="single" w:color="B7C2D1" w:sz="4"/>
+                  </w:tcBorders>
+                  <w:shd w:fill="FFFFFF" w:color="auto" w:val="clear"/>
+                  <w:tcMar>
+                    <w:top w:type="dxa" w:w="80"/>
+                    <w:left w:type="dxa" w:w="120"/>
+                    <w:bottom w:type="dxa" w:w="80"/>
+                    <w:right w:type="dxa" w:w="120"/>
+                  </w:tcMar>
+                  <w:vAlign w:val="center"/>
+                </w:tcPr>
+                <w:p>
+                  <w:pPr>
+                    <w:spacing w:after="0" w:before="0"/>
+                  </w:pPr>
+                  <w:r>
+                    <w:rPr>
+                      <w:rFonts w:ascii="Arial" w:cs="Arial" w:eastAsia="Arial" w:hAnsi="Arial"/>
+                      <w:b w:val="false"/>
+                      <w:bCs w:val="false"/>
+                      <w:sz w:val="21"/>
+                      <w:szCs w:val="21"/>
+                    </w:rPr>
+                    <w:t xml:space="preserve">1</w:t>
+                  </w:r>
+                </w:p>
+              </w:tc>
+              <w:tc>
+                <w:tcPr>
+                  <w:tcW w:type="dxa" w:w="2506"/>
                   <w:tcBorders>
                     <w:top w:val="single" w:color="B7C2D1" w:sz="4"/>
                     <w:left w:val="single" w:color="B7C2D1" w:sz="4"/>
@@ -5712,73 +9311,107 @@
               </w:trPr>
               <w:tc>
                 <w:tcPr>
-                  <w:tcW w:type="dxa" w:w="3342"/>
-                  <w:tcBorders>
-                    <w:top w:val="single" w:color="B7C2D1" w:sz="4"/>
-                    <w:left w:val="single" w:color="B7C2D1" w:sz="4"/>
-                    <w:bottom w:val="single" w:color="B7C2D1" w:sz="4"/>
-                    <w:right w:val="single" w:color="B7C2D1" w:sz="4"/>
-                  </w:tcBorders>
-                  <w:shd w:fill="FFFFFF" w:color="auto" w:val="clear"/>
-                  <w:tcMar>
-                    <w:top w:type="dxa" w:w="80"/>
-                    <w:left w:type="dxa" w:w="120"/>
-                    <w:bottom w:type="dxa" w:w="80"/>
-                    <w:right w:type="dxa" w:w="120"/>
-                  </w:tcMar>
-                  <w:vAlign w:val="center"/>
-                </w:tcPr>
-                <w:p>
-                  <w:pPr>
-                    <w:spacing w:after="0" w:before="0"/>
-                  </w:pPr>
-                  <w:r>
-                    <w:rPr>
-                      <w:rFonts w:ascii="Arial" w:cs="Arial" w:eastAsia="Arial" w:hAnsi="Arial"/>
-                      <w:sz w:val="21"/>
-                      <w:szCs w:val="21"/>
-                    </w:rPr>
-                    <w:t xml:space="preserve">Ask the user for the number of rows. Then ask for the number of * characters in each row. Display one line for each row, made of that many * characters and nothing else.</w:t>
-                  </w:r>
-                </w:p>
-              </w:tc>
-              <w:tc>
-                <w:tcPr>
-                  <w:tcW w:type="dxa" w:w="3342"/>
-                  <w:tcBorders>
-                    <w:top w:val="single" w:color="B7C2D1" w:sz="4"/>
-                    <w:left w:val="single" w:color="B7C2D1" w:sz="4"/>
-                    <w:bottom w:val="single" w:color="B7C2D1" w:sz="4"/>
-                    <w:right w:val="single" w:color="B7C2D1" w:sz="4"/>
-                  </w:tcBorders>
-                  <w:shd w:fill="FFFFFF" w:color="auto" w:val="clear"/>
-                  <w:tcMar>
-                    <w:top w:type="dxa" w:w="80"/>
-                    <w:left w:type="dxa" w:w="120"/>
-                    <w:bottom w:type="dxa" w:w="80"/>
-                    <w:right w:type="dxa" w:w="120"/>
-                  </w:tcMar>
-                  <w:vAlign w:val="center"/>
-                </w:tcPr>
-                <w:p>
-                  <w:pPr>
-                    <w:spacing w:after="0" w:before="0"/>
-                  </w:pPr>
-                  <w:r>
-                    <w:rPr>
-                      <w:rFonts w:ascii="Arial" w:cs="Arial" w:eastAsia="Arial" w:hAnsi="Arial"/>
-                      <w:b w:val="false"/>
-                      <w:bCs w:val="false"/>
-                      <w:sz w:val="21"/>
-                      <w:szCs w:val="21"/>
-                    </w:rPr>
-                    <w:t xml:space="preserve">3</w:t>
-                  </w:r>
-                </w:p>
-              </w:tc>
-              <w:tc>
-                <w:tcPr>
-                  <w:tcW w:type="dxa" w:w="3342"/>
+                  <w:tcW w:type="dxa" w:w="2506"/>
+                  <w:tcBorders>
+                    <w:top w:val="single" w:color="B7C2D1" w:sz="4"/>
+                    <w:left w:val="single" w:color="B7C2D1" w:sz="4"/>
+                    <w:bottom w:val="single" w:color="B7C2D1" w:sz="4"/>
+                    <w:right w:val="single" w:color="B7C2D1" w:sz="4"/>
+                  </w:tcBorders>
+                  <w:shd w:fill="FFFFFF" w:color="auto" w:val="clear"/>
+                  <w:tcMar>
+                    <w:top w:type="dxa" w:w="80"/>
+                    <w:left w:type="dxa" w:w="120"/>
+                    <w:bottom w:type="dxa" w:w="80"/>
+                    <w:right w:type="dxa" w:w="120"/>
+                  </w:tcMar>
+                  <w:vAlign w:val="center"/>
+                </w:tcPr>
+                <w:p>
+                  <w:pPr>
+                    <w:spacing w:after="0" w:before="0"/>
+                  </w:pPr>
+                  <w:r>
+                    <w:rPr>
+                      <w:rFonts w:ascii="Arial" w:cs="Arial" w:eastAsia="Arial" w:hAnsi="Arial"/>
+                      <w:sz w:val="21"/>
+                      <w:szCs w:val="21"/>
+                    </w:rPr>
+                    <w:t xml:space="preserve">What will this program display?</w:t>
+                  </w:r>
+                </w:p>
+              </w:tc>
+              <w:tc>
+                <w:tcPr>
+                  <w:tcW w:type="dxa" w:w="2506"/>
+                  <w:tcBorders>
+                    <w:top w:val="single" w:color="B7C2D1" w:sz="4"/>
+                    <w:left w:val="single" w:color="B7C2D1" w:sz="4"/>
+                    <w:bottom w:val="single" w:color="B7C2D1" w:sz="4"/>
+                    <w:right w:val="single" w:color="B7C2D1" w:sz="4"/>
+                  </w:tcBorders>
+                  <w:shd w:fill="FFFFFF" w:color="auto" w:val="clear"/>
+                  <w:tcMar>
+                    <w:top w:type="dxa" w:w="80"/>
+                    <w:left w:type="dxa" w:w="120"/>
+                    <w:bottom w:type="dxa" w:w="80"/>
+                    <w:right w:type="dxa" w:w="120"/>
+                  </w:tcMar>
+                  <w:vAlign w:val="center"/>
+                </w:tcPr>
+                <w:p>
+                  <w:pPr>
+                    <w:spacing w:after="0" w:before="0"/>
+                  </w:pPr>
+                  <w:r>
+                    <w:rPr>
+                      <w:rFonts w:ascii="Arial" w:cs="Arial" w:eastAsia="Arial" w:hAnsi="Arial"/>
+                      <w:b w:val="false"/>
+                      <w:bCs w:val="false"/>
+                      <w:sz w:val="21"/>
+                      <w:szCs w:val="21"/>
+                    </w:rPr>
+                    <w:t xml:space="preserve">Predict</w:t>
+                  </w:r>
+                </w:p>
+              </w:tc>
+              <w:tc>
+                <w:tcPr>
+                  <w:tcW w:type="dxa" w:w="2506"/>
+                  <w:tcBorders>
+                    <w:top w:val="single" w:color="B7C2D1" w:sz="4"/>
+                    <w:left w:val="single" w:color="B7C2D1" w:sz="4"/>
+                    <w:bottom w:val="single" w:color="B7C2D1" w:sz="4"/>
+                    <w:right w:val="single" w:color="B7C2D1" w:sz="4"/>
+                  </w:tcBorders>
+                  <w:shd w:fill="FFFFFF" w:color="auto" w:val="clear"/>
+                  <w:tcMar>
+                    <w:top w:type="dxa" w:w="80"/>
+                    <w:left w:type="dxa" w:w="120"/>
+                    <w:bottom w:type="dxa" w:w="80"/>
+                    <w:right w:type="dxa" w:w="120"/>
+                  </w:tcMar>
+                  <w:vAlign w:val="center"/>
+                </w:tcPr>
+                <w:p>
+                  <w:pPr>
+                    <w:spacing w:after="0" w:before="0"/>
+                  </w:pPr>
+                  <w:r>
+                    <w:rPr>
+                      <w:rFonts w:ascii="Arial" w:cs="Arial" w:eastAsia="Arial" w:hAnsi="Arial"/>
+                      <w:b w:val="false"/>
+                      <w:bCs w:val="false"/>
+                      <w:sz w:val="21"/>
+                      <w:szCs w:val="21"/>
+                    </w:rPr>
+                    <w:t xml:space="preserve">1</w:t>
+                  </w:r>
+                </w:p>
+              </w:tc>
+              <w:tc>
+                <w:tcPr>
+                  <w:tcW w:type="dxa" w:w="2506"/>
                   <w:tcBorders>
                     <w:top w:val="single" w:color="B7C2D1" w:sz="4"/>
                     <w:left w:val="single" w:color="B7C2D1" w:sz="4"/>
@@ -5818,73 +9451,107 @@
               </w:trPr>
               <w:tc>
                 <w:tcPr>
-                  <w:tcW w:type="dxa" w:w="3342"/>
-                  <w:tcBorders>
-                    <w:top w:val="single" w:color="B7C2D1" w:sz="4"/>
-                    <w:left w:val="single" w:color="B7C2D1" w:sz="4"/>
-                    <w:bottom w:val="single" w:color="B7C2D1" w:sz="4"/>
-                    <w:right w:val="single" w:color="B7C2D1" w:sz="4"/>
-                  </w:tcBorders>
-                  <w:shd w:fill="FFFFFF" w:color="auto" w:val="clear"/>
-                  <w:tcMar>
-                    <w:top w:type="dxa" w:w="80"/>
-                    <w:left w:type="dxa" w:w="120"/>
-                    <w:bottom w:type="dxa" w:w="80"/>
-                    <w:right w:type="dxa" w:w="120"/>
-                  </w:tcMar>
-                  <w:vAlign w:val="center"/>
-                </w:tcPr>
-                <w:p>
-                  <w:pPr>
-                    <w:spacing w:after="0" w:before="0"/>
-                  </w:pPr>
-                  <w:r>
-                    <w:rPr>
-                      <w:rFonts w:ascii="Arial" w:cs="Arial" w:eastAsia="Arial" w:hAnsi="Arial"/>
-                      <w:sz w:val="21"/>
-                      <w:szCs w:val="21"/>
-                    </w:rPr>
-                    <w:t xml:space="preserve">Ask the user for a whole number. Display that many lines: the first with one * character, the second with two, and so on, so the last line has as many as the number says.</w:t>
-                  </w:r>
-                </w:p>
-              </w:tc>
-              <w:tc>
-                <w:tcPr>
-                  <w:tcW w:type="dxa" w:w="3342"/>
-                  <w:tcBorders>
-                    <w:top w:val="single" w:color="B7C2D1" w:sz="4"/>
-                    <w:left w:val="single" w:color="B7C2D1" w:sz="4"/>
-                    <w:bottom w:val="single" w:color="B7C2D1" w:sz="4"/>
-                    <w:right w:val="single" w:color="B7C2D1" w:sz="4"/>
-                  </w:tcBorders>
-                  <w:shd w:fill="FFFFFF" w:color="auto" w:val="clear"/>
-                  <w:tcMar>
-                    <w:top w:type="dxa" w:w="80"/>
-                    <w:left w:type="dxa" w:w="120"/>
-                    <w:bottom w:type="dxa" w:w="80"/>
-                    <w:right w:type="dxa" w:w="120"/>
-                  </w:tcMar>
-                  <w:vAlign w:val="center"/>
-                </w:tcPr>
-                <w:p>
-                  <w:pPr>
-                    <w:spacing w:after="0" w:before="0"/>
-                  </w:pPr>
-                  <w:r>
-                    <w:rPr>
-                      <w:rFonts w:ascii="Arial" w:cs="Arial" w:eastAsia="Arial" w:hAnsi="Arial"/>
-                      <w:b w:val="false"/>
-                      <w:bCs w:val="false"/>
-                      <w:sz w:val="21"/>
-                      <w:szCs w:val="21"/>
-                    </w:rPr>
-                    <w:t xml:space="preserve">3</w:t>
-                  </w:r>
-                </w:p>
-              </w:tc>
-              <w:tc>
-                <w:tcPr>
-                  <w:tcW w:type="dxa" w:w="3342"/>
+                  <w:tcW w:type="dxa" w:w="2506"/>
+                  <w:tcBorders>
+                    <w:top w:val="single" w:color="B7C2D1" w:sz="4"/>
+                    <w:left w:val="single" w:color="B7C2D1" w:sz="4"/>
+                    <w:bottom w:val="single" w:color="B7C2D1" w:sz="4"/>
+                    <w:right w:val="single" w:color="B7C2D1" w:sz="4"/>
+                  </w:tcBorders>
+                  <w:shd w:fill="FFFFFF" w:color="auto" w:val="clear"/>
+                  <w:tcMar>
+                    <w:top w:type="dxa" w:w="80"/>
+                    <w:left w:type="dxa" w:w="120"/>
+                    <w:bottom w:type="dxa" w:w="80"/>
+                    <w:right w:type="dxa" w:w="120"/>
+                  </w:tcMar>
+                  <w:vAlign w:val="center"/>
+                </w:tcPr>
+                <w:p>
+                  <w:pPr>
+                    <w:spacing w:after="0" w:before="0"/>
+                  </w:pPr>
+                  <w:r>
+                    <w:rPr>
+                      <w:rFonts w:ascii="Arial" w:cs="Arial" w:eastAsia="Arial" w:hAnsi="Arial"/>
+                      <w:sz w:val="21"/>
+                      <w:szCs w:val="21"/>
+                    </w:rPr>
+                    <w:t xml:space="preserve">What will this program display?</w:t>
+                  </w:r>
+                </w:p>
+              </w:tc>
+              <w:tc>
+                <w:tcPr>
+                  <w:tcW w:type="dxa" w:w="2506"/>
+                  <w:tcBorders>
+                    <w:top w:val="single" w:color="B7C2D1" w:sz="4"/>
+                    <w:left w:val="single" w:color="B7C2D1" w:sz="4"/>
+                    <w:bottom w:val="single" w:color="B7C2D1" w:sz="4"/>
+                    <w:right w:val="single" w:color="B7C2D1" w:sz="4"/>
+                  </w:tcBorders>
+                  <w:shd w:fill="FFFFFF" w:color="auto" w:val="clear"/>
+                  <w:tcMar>
+                    <w:top w:type="dxa" w:w="80"/>
+                    <w:left w:type="dxa" w:w="120"/>
+                    <w:bottom w:type="dxa" w:w="80"/>
+                    <w:right w:type="dxa" w:w="120"/>
+                  </w:tcMar>
+                  <w:vAlign w:val="center"/>
+                </w:tcPr>
+                <w:p>
+                  <w:pPr>
+                    <w:spacing w:after="0" w:before="0"/>
+                  </w:pPr>
+                  <w:r>
+                    <w:rPr>
+                      <w:rFonts w:ascii="Arial" w:cs="Arial" w:eastAsia="Arial" w:hAnsi="Arial"/>
+                      <w:b w:val="false"/>
+                      <w:bCs w:val="false"/>
+                      <w:sz w:val="21"/>
+                      <w:szCs w:val="21"/>
+                    </w:rPr>
+                    <w:t xml:space="preserve">Predict</w:t>
+                  </w:r>
+                </w:p>
+              </w:tc>
+              <w:tc>
+                <w:tcPr>
+                  <w:tcW w:type="dxa" w:w="2506"/>
+                  <w:tcBorders>
+                    <w:top w:val="single" w:color="B7C2D1" w:sz="4"/>
+                    <w:left w:val="single" w:color="B7C2D1" w:sz="4"/>
+                    <w:bottom w:val="single" w:color="B7C2D1" w:sz="4"/>
+                    <w:right w:val="single" w:color="B7C2D1" w:sz="4"/>
+                  </w:tcBorders>
+                  <w:shd w:fill="FFFFFF" w:color="auto" w:val="clear"/>
+                  <w:tcMar>
+                    <w:top w:type="dxa" w:w="80"/>
+                    <w:left w:type="dxa" w:w="120"/>
+                    <w:bottom w:type="dxa" w:w="80"/>
+                    <w:right w:type="dxa" w:w="120"/>
+                  </w:tcMar>
+                  <w:vAlign w:val="center"/>
+                </w:tcPr>
+                <w:p>
+                  <w:pPr>
+                    <w:spacing w:after="0" w:before="0"/>
+                  </w:pPr>
+                  <w:r>
+                    <w:rPr>
+                      <w:rFonts w:ascii="Arial" w:cs="Arial" w:eastAsia="Arial" w:hAnsi="Arial"/>
+                      <w:b w:val="false"/>
+                      <w:bCs w:val="false"/>
+                      <w:sz w:val="21"/>
+                      <w:szCs w:val="21"/>
+                    </w:rPr>
+                    <w:t xml:space="preserve">1</w:t>
+                  </w:r>
+                </w:p>
+              </w:tc>
+              <w:tc>
+                <w:tcPr>
+                  <w:tcW w:type="dxa" w:w="2506"/>
                   <w:tcBorders>
                     <w:top w:val="single" w:color="B7C2D1" w:sz="4"/>
                     <w:left w:val="single" w:color="B7C2D1" w:sz="4"/>
@@ -5924,39 +9591,353 @@
               </w:trPr>
               <w:tc>
                 <w:tcPr>
-                  <w:tcW w:type="dxa" w:w="3342"/>
-                  <w:tcBorders>
-                    <w:top w:val="single" w:color="B7C2D1" w:sz="4"/>
-                    <w:left w:val="single" w:color="B7C2D1" w:sz="4"/>
-                    <w:bottom w:val="single" w:color="B7C2D1" w:sz="4"/>
-                    <w:right w:val="single" w:color="B7C2D1" w:sz="4"/>
-                  </w:tcBorders>
-                  <w:shd w:fill="FFFFFF" w:color="auto" w:val="clear"/>
-                  <w:tcMar>
-                    <w:top w:type="dxa" w:w="80"/>
-                    <w:left w:type="dxa" w:w="120"/>
-                    <w:bottom w:type="dxa" w:w="80"/>
-                    <w:right w:type="dxa" w:w="120"/>
-                  </w:tcMar>
-                  <w:vAlign w:val="center"/>
-                </w:tcPr>
-                <w:p>
-                  <w:pPr>
-                    <w:spacing w:after="0" w:before="0"/>
-                  </w:pPr>
-                  <w:r>
-                    <w:rPr>
-                      <w:rFonts w:ascii="Arial" w:cs="Arial" w:eastAsia="Arial" w:hAnsi="Arial"/>
-                      <w:sz w:val="21"/>
-                      <w:szCs w:val="21"/>
-                    </w:rPr>
-                    <w:t xml:space="preserve">Ask the user for a whole number. For every row from 1 up to and including it, display one line holding that row number multiplied by 1, then by 2, and so on up to that number.</w:t>
-                  </w:r>
-                </w:p>
-              </w:tc>
-              <w:tc>
-                <w:tcPr>
-                  <w:tcW w:type="dxa" w:w="3342"/>
+                  <w:tcW w:type="dxa" w:w="2506"/>
+                  <w:tcBorders>
+                    <w:top w:val="single" w:color="B7C2D1" w:sz="4"/>
+                    <w:left w:val="single" w:color="B7C2D1" w:sz="4"/>
+                    <w:bottom w:val="single" w:color="B7C2D1" w:sz="4"/>
+                    <w:right w:val="single" w:color="B7C2D1" w:sz="4"/>
+                  </w:tcBorders>
+                  <w:shd w:fill="FFFFFF" w:color="auto" w:val="clear"/>
+                  <w:tcMar>
+                    <w:top w:type="dxa" w:w="80"/>
+                    <w:left w:type="dxa" w:w="120"/>
+                    <w:bottom w:type="dxa" w:w="80"/>
+                    <w:right w:type="dxa" w:w="120"/>
+                  </w:tcMar>
+                  <w:vAlign w:val="center"/>
+                </w:tcPr>
+                <w:p>
+                  <w:pPr>
+                    <w:spacing w:after="0" w:before="0"/>
+                  </w:pPr>
+                  <w:r>
+                    <w:rPr>
+                      <w:rFonts w:ascii="Arial" w:cs="Arial" w:eastAsia="Arial" w:hAnsi="Arial"/>
+                      <w:sz w:val="21"/>
+                      <w:szCs w:val="21"/>
+                    </w:rPr>
+                    <w:t xml:space="preserve">Change the program so it displays six lines instead of four.</w:t>
+                  </w:r>
+                </w:p>
+              </w:tc>
+              <w:tc>
+                <w:tcPr>
+                  <w:tcW w:type="dxa" w:w="2506"/>
+                  <w:tcBorders>
+                    <w:top w:val="single" w:color="B7C2D1" w:sz="4"/>
+                    <w:left w:val="single" w:color="B7C2D1" w:sz="4"/>
+                    <w:bottom w:val="single" w:color="B7C2D1" w:sz="4"/>
+                    <w:right w:val="single" w:color="B7C2D1" w:sz="4"/>
+                  </w:tcBorders>
+                  <w:shd w:fill="FFFFFF" w:color="auto" w:val="clear"/>
+                  <w:tcMar>
+                    <w:top w:type="dxa" w:w="80"/>
+                    <w:left w:type="dxa" w:w="120"/>
+                    <w:bottom w:type="dxa" w:w="80"/>
+                    <w:right w:type="dxa" w:w="120"/>
+                  </w:tcMar>
+                  <w:vAlign w:val="center"/>
+                </w:tcPr>
+                <w:p>
+                  <w:pPr>
+                    <w:spacing w:after="0" w:before="0"/>
+                  </w:pPr>
+                  <w:r>
+                    <w:rPr>
+                      <w:rFonts w:ascii="Arial" w:cs="Arial" w:eastAsia="Arial" w:hAnsi="Arial"/>
+                      <w:b w:val="false"/>
+                      <w:bCs w:val="false"/>
+                      <w:sz w:val="21"/>
+                      <w:szCs w:val="21"/>
+                    </w:rPr>
+                    <w:t xml:space="preserve">Change it</w:t>
+                  </w:r>
+                </w:p>
+              </w:tc>
+              <w:tc>
+                <w:tcPr>
+                  <w:tcW w:type="dxa" w:w="2506"/>
+                  <w:tcBorders>
+                    <w:top w:val="single" w:color="B7C2D1" w:sz="4"/>
+                    <w:left w:val="single" w:color="B7C2D1" w:sz="4"/>
+                    <w:bottom w:val="single" w:color="B7C2D1" w:sz="4"/>
+                    <w:right w:val="single" w:color="B7C2D1" w:sz="4"/>
+                  </w:tcBorders>
+                  <w:shd w:fill="FFFFFF" w:color="auto" w:val="clear"/>
+                  <w:tcMar>
+                    <w:top w:type="dxa" w:w="80"/>
+                    <w:left w:type="dxa" w:w="120"/>
+                    <w:bottom w:type="dxa" w:w="80"/>
+                    <w:right w:type="dxa" w:w="120"/>
+                  </w:tcMar>
+                  <w:vAlign w:val="center"/>
+                </w:tcPr>
+                <w:p>
+                  <w:pPr>
+                    <w:spacing w:after="0" w:before="0"/>
+                  </w:pPr>
+                  <w:r>
+                    <w:rPr>
+                      <w:rFonts w:ascii="Arial" w:cs="Arial" w:eastAsia="Arial" w:hAnsi="Arial"/>
+                      <w:b w:val="false"/>
+                      <w:bCs w:val="false"/>
+                      <w:sz w:val="21"/>
+                      <w:szCs w:val="21"/>
+                    </w:rPr>
+                    <w:t xml:space="preserve">1</w:t>
+                  </w:r>
+                </w:p>
+              </w:tc>
+              <w:tc>
+                <w:tcPr>
+                  <w:tcW w:type="dxa" w:w="2506"/>
+                  <w:tcBorders>
+                    <w:top w:val="single" w:color="B7C2D1" w:sz="4"/>
+                    <w:left w:val="single" w:color="B7C2D1" w:sz="4"/>
+                    <w:bottom w:val="single" w:color="B7C2D1" w:sz="4"/>
+                    <w:right w:val="single" w:color="B7C2D1" w:sz="4"/>
+                  </w:tcBorders>
+                  <w:shd w:fill="FFFFFF" w:color="auto" w:val="clear"/>
+                  <w:tcMar>
+                    <w:top w:type="dxa" w:w="80"/>
+                    <w:left w:type="dxa" w:w="120"/>
+                    <w:bottom w:type="dxa" w:w="80"/>
+                    <w:right w:type="dxa" w:w="120"/>
+                  </w:tcMar>
+                  <w:vAlign w:val="center"/>
+                </w:tcPr>
+                <w:p>
+                  <w:pPr>
+                    <w:spacing w:after="0" w:before="0"/>
+                  </w:pPr>
+                  <w:r>
+                    <w:rPr>
+                      <w:rFonts w:ascii="Arial" w:cs="Arial" w:eastAsia="Arial" w:hAnsi="Arial"/>
+                      <w:b w:val="false"/>
+                      <w:bCs w:val="false"/>
+                      <w:sz w:val="21"/>
+                      <w:szCs w:val="21"/>
+                    </w:rPr>
+                    <w:t xml:space="preserve"/>
+                  </w:r>
+                </w:p>
+              </w:tc>
+            </w:tr>
+            <w:tr>
+              <w:trPr>
+                <w:cantSplit/>
+                <w:trHeight w:val="360" w:hRule="atLeast"/>
+              </w:trPr>
+              <w:tc>
+                <w:tcPr>
+                  <w:tcW w:type="dxa" w:w="2506"/>
+                  <w:tcBorders>
+                    <w:top w:val="single" w:color="B7C2D1" w:sz="4"/>
+                    <w:left w:val="single" w:color="B7C2D1" w:sz="4"/>
+                    <w:bottom w:val="single" w:color="B7C2D1" w:sz="4"/>
+                    <w:right w:val="single" w:color="B7C2D1" w:sz="4"/>
+                  </w:tcBorders>
+                  <w:shd w:fill="FFFFFF" w:color="auto" w:val="clear"/>
+                  <w:tcMar>
+                    <w:top w:type="dxa" w:w="80"/>
+                    <w:left w:type="dxa" w:w="120"/>
+                    <w:bottom w:type="dxa" w:w="80"/>
+                    <w:right w:type="dxa" w:w="120"/>
+                  </w:tcMar>
+                  <w:vAlign w:val="center"/>
+                </w:tcPr>
+                <w:p>
+                  <w:pPr>
+                    <w:spacing w:after="0" w:before="0"/>
+                  </w:pPr>
+                  <w:r>
+                    <w:rPr>
+                      <w:rFonts w:ascii="Arial" w:cs="Arial" w:eastAsia="Arial" w:hAnsi="Arial"/>
+                      <w:sz w:val="21"/>
+                      <w:szCs w:val="21"/>
+                    </w:rPr>
+                    <w:t xml:space="preserve">Finish the program so it displays three lines of five * characters.</w:t>
+                  </w:r>
+                </w:p>
+              </w:tc>
+              <w:tc>
+                <w:tcPr>
+                  <w:tcW w:type="dxa" w:w="2506"/>
+                  <w:tcBorders>
+                    <w:top w:val="single" w:color="B7C2D1" w:sz="4"/>
+                    <w:left w:val="single" w:color="B7C2D1" w:sz="4"/>
+                    <w:bottom w:val="single" w:color="B7C2D1" w:sz="4"/>
+                    <w:right w:val="single" w:color="B7C2D1" w:sz="4"/>
+                  </w:tcBorders>
+                  <w:shd w:fill="FFFFFF" w:color="auto" w:val="clear"/>
+                  <w:tcMar>
+                    <w:top w:type="dxa" w:w="80"/>
+                    <w:left w:type="dxa" w:w="120"/>
+                    <w:bottom w:type="dxa" w:w="80"/>
+                    <w:right w:type="dxa" w:w="120"/>
+                  </w:tcMar>
+                  <w:vAlign w:val="center"/>
+                </w:tcPr>
+                <w:p>
+                  <w:pPr>
+                    <w:spacing w:after="0" w:before="0"/>
+                  </w:pPr>
+                  <w:r>
+                    <w:rPr>
+                      <w:rFonts w:ascii="Arial" w:cs="Arial" w:eastAsia="Arial" w:hAnsi="Arial"/>
+                      <w:b w:val="false"/>
+                      <w:bCs w:val="false"/>
+                      <w:sz w:val="21"/>
+                      <w:szCs w:val="21"/>
+                    </w:rPr>
+                    <w:t xml:space="preserve">Complete it</w:t>
+                  </w:r>
+                </w:p>
+              </w:tc>
+              <w:tc>
+                <w:tcPr>
+                  <w:tcW w:type="dxa" w:w="2506"/>
+                  <w:tcBorders>
+                    <w:top w:val="single" w:color="B7C2D1" w:sz="4"/>
+                    <w:left w:val="single" w:color="B7C2D1" w:sz="4"/>
+                    <w:bottom w:val="single" w:color="B7C2D1" w:sz="4"/>
+                    <w:right w:val="single" w:color="B7C2D1" w:sz="4"/>
+                  </w:tcBorders>
+                  <w:shd w:fill="FFFFFF" w:color="auto" w:val="clear"/>
+                  <w:tcMar>
+                    <w:top w:type="dxa" w:w="80"/>
+                    <w:left w:type="dxa" w:w="120"/>
+                    <w:bottom w:type="dxa" w:w="80"/>
+                    <w:right w:type="dxa" w:w="120"/>
+                  </w:tcMar>
+                  <w:vAlign w:val="center"/>
+                </w:tcPr>
+                <w:p>
+                  <w:pPr>
+                    <w:spacing w:after="0" w:before="0"/>
+                  </w:pPr>
+                  <w:r>
+                    <w:rPr>
+                      <w:rFonts w:ascii="Arial" w:cs="Arial" w:eastAsia="Arial" w:hAnsi="Arial"/>
+                      <w:b w:val="false"/>
+                      <w:bCs w:val="false"/>
+                      <w:sz w:val="21"/>
+                      <w:szCs w:val="21"/>
+                    </w:rPr>
+                    <w:t xml:space="preserve">2</w:t>
+                  </w:r>
+                </w:p>
+              </w:tc>
+              <w:tc>
+                <w:tcPr>
+                  <w:tcW w:type="dxa" w:w="2506"/>
+                  <w:tcBorders>
+                    <w:top w:val="single" w:color="B7C2D1" w:sz="4"/>
+                    <w:left w:val="single" w:color="B7C2D1" w:sz="4"/>
+                    <w:bottom w:val="single" w:color="B7C2D1" w:sz="4"/>
+                    <w:right w:val="single" w:color="B7C2D1" w:sz="4"/>
+                  </w:tcBorders>
+                  <w:shd w:fill="FFFFFF" w:color="auto" w:val="clear"/>
+                  <w:tcMar>
+                    <w:top w:type="dxa" w:w="80"/>
+                    <w:left w:type="dxa" w:w="120"/>
+                    <w:bottom w:type="dxa" w:w="80"/>
+                    <w:right w:type="dxa" w:w="120"/>
+                  </w:tcMar>
+                  <w:vAlign w:val="center"/>
+                </w:tcPr>
+                <w:p>
+                  <w:pPr>
+                    <w:spacing w:after="0" w:before="0"/>
+                  </w:pPr>
+                  <w:r>
+                    <w:rPr>
+                      <w:rFonts w:ascii="Arial" w:cs="Arial" w:eastAsia="Arial" w:hAnsi="Arial"/>
+                      <w:b w:val="false"/>
+                      <w:bCs w:val="false"/>
+                      <w:sz w:val="21"/>
+                      <w:szCs w:val="21"/>
+                    </w:rPr>
+                    <w:t xml:space="preserve"/>
+                  </w:r>
+                </w:p>
+              </w:tc>
+            </w:tr>
+            <w:tr>
+              <w:trPr>
+                <w:cantSplit/>
+                <w:trHeight w:val="360" w:hRule="atLeast"/>
+              </w:trPr>
+              <w:tc>
+                <w:tcPr>
+                  <w:tcW w:type="dxa" w:w="2506"/>
+                  <w:tcBorders>
+                    <w:top w:val="single" w:color="B7C2D1" w:sz="4"/>
+                    <w:left w:val="single" w:color="B7C2D1" w:sz="4"/>
+                    <w:bottom w:val="single" w:color="B7C2D1" w:sz="4"/>
+                    <w:right w:val="single" w:color="B7C2D1" w:sz="4"/>
+                  </w:tcBorders>
+                  <w:shd w:fill="FFFFFF" w:color="auto" w:val="clear"/>
+                  <w:tcMar>
+                    <w:top w:type="dxa" w:w="80"/>
+                    <w:left w:type="dxa" w:w="120"/>
+                    <w:bottom w:type="dxa" w:w="80"/>
+                    <w:right w:type="dxa" w:w="120"/>
+                  </w:tcMar>
+                  <w:vAlign w:val="center"/>
+                </w:tcPr>
+                <w:p>
+                  <w:pPr>
+                    <w:spacing w:after="0" w:before="0"/>
+                  </w:pPr>
+                  <w:r>
+                    <w:rPr>
+                      <w:rFonts w:ascii="Arial" w:cs="Arial" w:eastAsia="Arial" w:hAnsi="Arial"/>
+                      <w:sz w:val="21"/>
+                      <w:szCs w:val="21"/>
+                    </w:rPr>
+                    <w:t xml:space="preserve">Ask the user for a number of rows. Then ask for how many * characters each row holds. Display that many rows, each holding that many * characters.</w:t>
+                  </w:r>
+                </w:p>
+              </w:tc>
+              <w:tc>
+                <w:tcPr>
+                  <w:tcW w:type="dxa" w:w="2506"/>
+                  <w:tcBorders>
+                    <w:top w:val="single" w:color="B7C2D1" w:sz="4"/>
+                    <w:left w:val="single" w:color="B7C2D1" w:sz="4"/>
+                    <w:bottom w:val="single" w:color="B7C2D1" w:sz="4"/>
+                    <w:right w:val="single" w:color="B7C2D1" w:sz="4"/>
+                  </w:tcBorders>
+                  <w:shd w:fill="FFFFFF" w:color="auto" w:val="clear"/>
+                  <w:tcMar>
+                    <w:top w:type="dxa" w:w="80"/>
+                    <w:left w:type="dxa" w:w="120"/>
+                    <w:bottom w:type="dxa" w:w="80"/>
+                    <w:right w:type="dxa" w:w="120"/>
+                  </w:tcMar>
+                  <w:vAlign w:val="center"/>
+                </w:tcPr>
+                <w:p>
+                  <w:pPr>
+                    <w:spacing w:after="0" w:before="0"/>
+                  </w:pPr>
+                  <w:r>
+                    <w:rPr>
+                      <w:rFonts w:ascii="Arial" w:cs="Arial" w:eastAsia="Arial" w:hAnsi="Arial"/>
+                      <w:b w:val="false"/>
+                      <w:bCs w:val="false"/>
+                      <w:sz w:val="21"/>
+                      <w:szCs w:val="21"/>
+                    </w:rPr>
+                    <w:t xml:space="preserve">Write it</w:t>
+                  </w:r>
+                </w:p>
+              </w:tc>
+              <w:tc>
+                <w:tcPr>
+                  <w:tcW w:type="dxa" w:w="2506"/>
                   <w:tcBorders>
                     <w:top w:val="single" w:color="B7C2D1" w:sz="4"/>
                     <w:left w:val="single" w:color="B7C2D1" w:sz="4"/>
@@ -5990,7 +9971,427 @@
               </w:tc>
               <w:tc>
                 <w:tcPr>
-                  <w:tcW w:type="dxa" w:w="3342"/>
+                  <w:tcW w:type="dxa" w:w="2506"/>
+                  <w:tcBorders>
+                    <w:top w:val="single" w:color="B7C2D1" w:sz="4"/>
+                    <w:left w:val="single" w:color="B7C2D1" w:sz="4"/>
+                    <w:bottom w:val="single" w:color="B7C2D1" w:sz="4"/>
+                    <w:right w:val="single" w:color="B7C2D1" w:sz="4"/>
+                  </w:tcBorders>
+                  <w:shd w:fill="FFFFFF" w:color="auto" w:val="clear"/>
+                  <w:tcMar>
+                    <w:top w:type="dxa" w:w="80"/>
+                    <w:left w:type="dxa" w:w="120"/>
+                    <w:bottom w:type="dxa" w:w="80"/>
+                    <w:right w:type="dxa" w:w="120"/>
+                  </w:tcMar>
+                  <w:vAlign w:val="center"/>
+                </w:tcPr>
+                <w:p>
+                  <w:pPr>
+                    <w:spacing w:after="0" w:before="0"/>
+                  </w:pPr>
+                  <w:r>
+                    <w:rPr>
+                      <w:rFonts w:ascii="Arial" w:cs="Arial" w:eastAsia="Arial" w:hAnsi="Arial"/>
+                      <w:b w:val="false"/>
+                      <w:bCs w:val="false"/>
+                      <w:sz w:val="21"/>
+                      <w:szCs w:val="21"/>
+                    </w:rPr>
+                    <w:t xml:space="preserve"/>
+                  </w:r>
+                </w:p>
+              </w:tc>
+            </w:tr>
+            <w:tr>
+              <w:trPr>
+                <w:cantSplit/>
+                <w:trHeight w:val="360" w:hRule="atLeast"/>
+              </w:trPr>
+              <w:tc>
+                <w:tcPr>
+                  <w:tcW w:type="dxa" w:w="2506"/>
+                  <w:tcBorders>
+                    <w:top w:val="single" w:color="B7C2D1" w:sz="4"/>
+                    <w:left w:val="single" w:color="B7C2D1" w:sz="4"/>
+                    <w:bottom w:val="single" w:color="B7C2D1" w:sz="4"/>
+                    <w:right w:val="single" w:color="B7C2D1" w:sz="4"/>
+                  </w:tcBorders>
+                  <w:shd w:fill="FFFFFF" w:color="auto" w:val="clear"/>
+                  <w:tcMar>
+                    <w:top w:type="dxa" w:w="80"/>
+                    <w:left w:type="dxa" w:w="120"/>
+                    <w:bottom w:type="dxa" w:w="80"/>
+                    <w:right w:type="dxa" w:w="120"/>
+                  </w:tcMar>
+                  <w:vAlign w:val="center"/>
+                </w:tcPr>
+                <w:p>
+                  <w:pPr>
+                    <w:spacing w:after="0" w:before="0"/>
+                  </w:pPr>
+                  <w:r>
+                    <w:rPr>
+                      <w:rFonts w:ascii="Arial" w:cs="Arial" w:eastAsia="Arial" w:hAnsi="Arial"/>
+                      <w:sz w:val="21"/>
+                      <w:szCs w:val="21"/>
+                    </w:rPr>
+                    <w:t xml:space="preserve">Ask the user for a whole number. Display that many lines of * characters. Make the first line one character long and every line after it one longer than the one above.</w:t>
+                  </w:r>
+                </w:p>
+              </w:tc>
+              <w:tc>
+                <w:tcPr>
+                  <w:tcW w:type="dxa" w:w="2506"/>
+                  <w:tcBorders>
+                    <w:top w:val="single" w:color="B7C2D1" w:sz="4"/>
+                    <w:left w:val="single" w:color="B7C2D1" w:sz="4"/>
+                    <w:bottom w:val="single" w:color="B7C2D1" w:sz="4"/>
+                    <w:right w:val="single" w:color="B7C2D1" w:sz="4"/>
+                  </w:tcBorders>
+                  <w:shd w:fill="FFFFFF" w:color="auto" w:val="clear"/>
+                  <w:tcMar>
+                    <w:top w:type="dxa" w:w="80"/>
+                    <w:left w:type="dxa" w:w="120"/>
+                    <w:bottom w:type="dxa" w:w="80"/>
+                    <w:right w:type="dxa" w:w="120"/>
+                  </w:tcMar>
+                  <w:vAlign w:val="center"/>
+                </w:tcPr>
+                <w:p>
+                  <w:pPr>
+                    <w:spacing w:after="0" w:before="0"/>
+                  </w:pPr>
+                  <w:r>
+                    <w:rPr>
+                      <w:rFonts w:ascii="Arial" w:cs="Arial" w:eastAsia="Arial" w:hAnsi="Arial"/>
+                      <w:b w:val="false"/>
+                      <w:bCs w:val="false"/>
+                      <w:sz w:val="21"/>
+                      <w:szCs w:val="21"/>
+                    </w:rPr>
+                    <w:t xml:space="preserve">Write it</w:t>
+                  </w:r>
+                </w:p>
+              </w:tc>
+              <w:tc>
+                <w:tcPr>
+                  <w:tcW w:type="dxa" w:w="2506"/>
+                  <w:tcBorders>
+                    <w:top w:val="single" w:color="B7C2D1" w:sz="4"/>
+                    <w:left w:val="single" w:color="B7C2D1" w:sz="4"/>
+                    <w:bottom w:val="single" w:color="B7C2D1" w:sz="4"/>
+                    <w:right w:val="single" w:color="B7C2D1" w:sz="4"/>
+                  </w:tcBorders>
+                  <w:shd w:fill="FFFFFF" w:color="auto" w:val="clear"/>
+                  <w:tcMar>
+                    <w:top w:type="dxa" w:w="80"/>
+                    <w:left w:type="dxa" w:w="120"/>
+                    <w:bottom w:type="dxa" w:w="80"/>
+                    <w:right w:type="dxa" w:w="120"/>
+                  </w:tcMar>
+                  <w:vAlign w:val="center"/>
+                </w:tcPr>
+                <w:p>
+                  <w:pPr>
+                    <w:spacing w:after="0" w:before="0"/>
+                  </w:pPr>
+                  <w:r>
+                    <w:rPr>
+                      <w:rFonts w:ascii="Arial" w:cs="Arial" w:eastAsia="Arial" w:hAnsi="Arial"/>
+                      <w:b w:val="false"/>
+                      <w:bCs w:val="false"/>
+                      <w:sz w:val="21"/>
+                      <w:szCs w:val="21"/>
+                    </w:rPr>
+                    <w:t xml:space="preserve">3</w:t>
+                  </w:r>
+                </w:p>
+              </w:tc>
+              <w:tc>
+                <w:tcPr>
+                  <w:tcW w:type="dxa" w:w="2506"/>
+                  <w:tcBorders>
+                    <w:top w:val="single" w:color="B7C2D1" w:sz="4"/>
+                    <w:left w:val="single" w:color="B7C2D1" w:sz="4"/>
+                    <w:bottom w:val="single" w:color="B7C2D1" w:sz="4"/>
+                    <w:right w:val="single" w:color="B7C2D1" w:sz="4"/>
+                  </w:tcBorders>
+                  <w:shd w:fill="FFFFFF" w:color="auto" w:val="clear"/>
+                  <w:tcMar>
+                    <w:top w:type="dxa" w:w="80"/>
+                    <w:left w:type="dxa" w:w="120"/>
+                    <w:bottom w:type="dxa" w:w="80"/>
+                    <w:right w:type="dxa" w:w="120"/>
+                  </w:tcMar>
+                  <w:vAlign w:val="center"/>
+                </w:tcPr>
+                <w:p>
+                  <w:pPr>
+                    <w:spacing w:after="0" w:before="0"/>
+                  </w:pPr>
+                  <w:r>
+                    <w:rPr>
+                      <w:rFonts w:ascii="Arial" w:cs="Arial" w:eastAsia="Arial" w:hAnsi="Arial"/>
+                      <w:b w:val="false"/>
+                      <w:bCs w:val="false"/>
+                      <w:sz w:val="21"/>
+                      <w:szCs w:val="21"/>
+                    </w:rPr>
+                    <w:t xml:space="preserve"/>
+                  </w:r>
+                </w:p>
+              </w:tc>
+            </w:tr>
+            <w:tr>
+              <w:trPr>
+                <w:cantSplit/>
+                <w:trHeight w:val="360" w:hRule="atLeast"/>
+              </w:trPr>
+              <w:tc>
+                <w:tcPr>
+                  <w:tcW w:type="dxa" w:w="2506"/>
+                  <w:tcBorders>
+                    <w:top w:val="single" w:color="B7C2D1" w:sz="4"/>
+                    <w:left w:val="single" w:color="B7C2D1" w:sz="4"/>
+                    <w:bottom w:val="single" w:color="B7C2D1" w:sz="4"/>
+                    <w:right w:val="single" w:color="B7C2D1" w:sz="4"/>
+                  </w:tcBorders>
+                  <w:shd w:fill="FFFFFF" w:color="auto" w:val="clear"/>
+                  <w:tcMar>
+                    <w:top w:type="dxa" w:w="80"/>
+                    <w:left w:type="dxa" w:w="120"/>
+                    <w:bottom w:type="dxa" w:w="80"/>
+                    <w:right w:type="dxa" w:w="120"/>
+                  </w:tcMar>
+                  <w:vAlign w:val="center"/>
+                </w:tcPr>
+                <w:p>
+                  <w:pPr>
+                    <w:spacing w:after="0" w:before="0"/>
+                  </w:pPr>
+                  <w:r>
+                    <w:rPr>
+                      <w:rFonts w:ascii="Arial" w:cs="Arial" w:eastAsia="Arial" w:hAnsi="Arial"/>
+                      <w:sz w:val="21"/>
+                      <w:szCs w:val="21"/>
+                    </w:rPr>
+                    <w:t xml:space="preserve">This program should display a rectangle of * characters. Find the mistake and put it right.</w:t>
+                  </w:r>
+                </w:p>
+              </w:tc>
+              <w:tc>
+                <w:tcPr>
+                  <w:tcW w:type="dxa" w:w="2506"/>
+                  <w:tcBorders>
+                    <w:top w:val="single" w:color="B7C2D1" w:sz="4"/>
+                    <w:left w:val="single" w:color="B7C2D1" w:sz="4"/>
+                    <w:bottom w:val="single" w:color="B7C2D1" w:sz="4"/>
+                    <w:right w:val="single" w:color="B7C2D1" w:sz="4"/>
+                  </w:tcBorders>
+                  <w:shd w:fill="FFFFFF" w:color="auto" w:val="clear"/>
+                  <w:tcMar>
+                    <w:top w:type="dxa" w:w="80"/>
+                    <w:left w:type="dxa" w:w="120"/>
+                    <w:bottom w:type="dxa" w:w="80"/>
+                    <w:right w:type="dxa" w:w="120"/>
+                  </w:tcMar>
+                  <w:vAlign w:val="center"/>
+                </w:tcPr>
+                <w:p>
+                  <w:pPr>
+                    <w:spacing w:after="0" w:before="0"/>
+                  </w:pPr>
+                  <w:r>
+                    <w:rPr>
+                      <w:rFonts w:ascii="Arial" w:cs="Arial" w:eastAsia="Arial" w:hAnsi="Arial"/>
+                      <w:b w:val="false"/>
+                      <w:bCs w:val="false"/>
+                      <w:sz w:val="21"/>
+                      <w:szCs w:val="21"/>
+                    </w:rPr>
+                    <w:t xml:space="preserve">Fix it</w:t>
+                  </w:r>
+                </w:p>
+              </w:tc>
+              <w:tc>
+                <w:tcPr>
+                  <w:tcW w:type="dxa" w:w="2506"/>
+                  <w:tcBorders>
+                    <w:top w:val="single" w:color="B7C2D1" w:sz="4"/>
+                    <w:left w:val="single" w:color="B7C2D1" w:sz="4"/>
+                    <w:bottom w:val="single" w:color="B7C2D1" w:sz="4"/>
+                    <w:right w:val="single" w:color="B7C2D1" w:sz="4"/>
+                  </w:tcBorders>
+                  <w:shd w:fill="FFFFFF" w:color="auto" w:val="clear"/>
+                  <w:tcMar>
+                    <w:top w:type="dxa" w:w="80"/>
+                    <w:left w:type="dxa" w:w="120"/>
+                    <w:bottom w:type="dxa" w:w="80"/>
+                    <w:right w:type="dxa" w:w="120"/>
+                  </w:tcMar>
+                  <w:vAlign w:val="center"/>
+                </w:tcPr>
+                <w:p>
+                  <w:pPr>
+                    <w:spacing w:after="0" w:before="0"/>
+                  </w:pPr>
+                  <w:r>
+                    <w:rPr>
+                      <w:rFonts w:ascii="Arial" w:cs="Arial" w:eastAsia="Arial" w:hAnsi="Arial"/>
+                      <w:b w:val="false"/>
+                      <w:bCs w:val="false"/>
+                      <w:sz w:val="21"/>
+                      <w:szCs w:val="21"/>
+                    </w:rPr>
+                    <w:t xml:space="preserve">2</w:t>
+                  </w:r>
+                </w:p>
+              </w:tc>
+              <w:tc>
+                <w:tcPr>
+                  <w:tcW w:type="dxa" w:w="2506"/>
+                  <w:tcBorders>
+                    <w:top w:val="single" w:color="B7C2D1" w:sz="4"/>
+                    <w:left w:val="single" w:color="B7C2D1" w:sz="4"/>
+                    <w:bottom w:val="single" w:color="B7C2D1" w:sz="4"/>
+                    <w:right w:val="single" w:color="B7C2D1" w:sz="4"/>
+                  </w:tcBorders>
+                  <w:shd w:fill="FFFFFF" w:color="auto" w:val="clear"/>
+                  <w:tcMar>
+                    <w:top w:type="dxa" w:w="80"/>
+                    <w:left w:type="dxa" w:w="120"/>
+                    <w:bottom w:type="dxa" w:w="80"/>
+                    <w:right w:type="dxa" w:w="120"/>
+                  </w:tcMar>
+                  <w:vAlign w:val="center"/>
+                </w:tcPr>
+                <w:p>
+                  <w:pPr>
+                    <w:spacing w:after="0" w:before="0"/>
+                  </w:pPr>
+                  <w:r>
+                    <w:rPr>
+                      <w:rFonts w:ascii="Arial" w:cs="Arial" w:eastAsia="Arial" w:hAnsi="Arial"/>
+                      <w:b w:val="false"/>
+                      <w:bCs w:val="false"/>
+                      <w:sz w:val="21"/>
+                      <w:szCs w:val="21"/>
+                    </w:rPr>
+                    <w:t xml:space="preserve"/>
+                  </w:r>
+                </w:p>
+              </w:tc>
+            </w:tr>
+            <w:tr>
+              <w:trPr>
+                <w:cantSplit/>
+                <w:trHeight w:val="360" w:hRule="atLeast"/>
+              </w:trPr>
+              <w:tc>
+                <w:tcPr>
+                  <w:tcW w:type="dxa" w:w="2506"/>
+                  <w:tcBorders>
+                    <w:top w:val="single" w:color="B7C2D1" w:sz="4"/>
+                    <w:left w:val="single" w:color="B7C2D1" w:sz="4"/>
+                    <w:bottom w:val="single" w:color="B7C2D1" w:sz="4"/>
+                    <w:right w:val="single" w:color="B7C2D1" w:sz="4"/>
+                  </w:tcBorders>
+                  <w:shd w:fill="FFFFFF" w:color="auto" w:val="clear"/>
+                  <w:tcMar>
+                    <w:top w:type="dxa" w:w="80"/>
+                    <w:left w:type="dxa" w:w="120"/>
+                    <w:bottom w:type="dxa" w:w="80"/>
+                    <w:right w:type="dxa" w:w="120"/>
+                  </w:tcMar>
+                  <w:vAlign w:val="center"/>
+                </w:tcPr>
+                <w:p>
+                  <w:pPr>
+                    <w:spacing w:after="0" w:before="0"/>
+                  </w:pPr>
+                  <w:r>
+                    <w:rPr>
+                      <w:rFonts w:ascii="Arial" w:cs="Arial" w:eastAsia="Arial" w:hAnsi="Arial"/>
+                      <w:sz w:val="21"/>
+                      <w:szCs w:val="21"/>
+                    </w:rPr>
+                    <w:t xml:space="preserve">Ask the user for a whole number. For every row from 1 up to and including that number, work out the row number multiplied by 1, then by 2, and so on up to the number. Display each row's answers on one line.</w:t>
+                  </w:r>
+                </w:p>
+              </w:tc>
+              <w:tc>
+                <w:tcPr>
+                  <w:tcW w:type="dxa" w:w="2506"/>
+                  <w:tcBorders>
+                    <w:top w:val="single" w:color="B7C2D1" w:sz="4"/>
+                    <w:left w:val="single" w:color="B7C2D1" w:sz="4"/>
+                    <w:bottom w:val="single" w:color="B7C2D1" w:sz="4"/>
+                    <w:right w:val="single" w:color="B7C2D1" w:sz="4"/>
+                  </w:tcBorders>
+                  <w:shd w:fill="FFFFFF" w:color="auto" w:val="clear"/>
+                  <w:tcMar>
+                    <w:top w:type="dxa" w:w="80"/>
+                    <w:left w:type="dxa" w:w="120"/>
+                    <w:bottom w:type="dxa" w:w="80"/>
+                    <w:right w:type="dxa" w:w="120"/>
+                  </w:tcMar>
+                  <w:vAlign w:val="center"/>
+                </w:tcPr>
+                <w:p>
+                  <w:pPr>
+                    <w:spacing w:after="0" w:before="0"/>
+                  </w:pPr>
+                  <w:r>
+                    <w:rPr>
+                      <w:rFonts w:ascii="Arial" w:cs="Arial" w:eastAsia="Arial" w:hAnsi="Arial"/>
+                      <w:b w:val="false"/>
+                      <w:bCs w:val="false"/>
+                      <w:sz w:val="21"/>
+                      <w:szCs w:val="21"/>
+                    </w:rPr>
+                    <w:t xml:space="preserve">Challenge (optional)</w:t>
+                  </w:r>
+                </w:p>
+              </w:tc>
+              <w:tc>
+                <w:tcPr>
+                  <w:tcW w:type="dxa" w:w="2506"/>
+                  <w:tcBorders>
+                    <w:top w:val="single" w:color="B7C2D1" w:sz="4"/>
+                    <w:left w:val="single" w:color="B7C2D1" w:sz="4"/>
+                    <w:bottom w:val="single" w:color="B7C2D1" w:sz="4"/>
+                    <w:right w:val="single" w:color="B7C2D1" w:sz="4"/>
+                  </w:tcBorders>
+                  <w:shd w:fill="FFFFFF" w:color="auto" w:val="clear"/>
+                  <w:tcMar>
+                    <w:top w:type="dxa" w:w="80"/>
+                    <w:left w:type="dxa" w:w="120"/>
+                    <w:bottom w:type="dxa" w:w="80"/>
+                    <w:right w:type="dxa" w:w="120"/>
+                  </w:tcMar>
+                  <w:vAlign w:val="center"/>
+                </w:tcPr>
+                <w:p>
+                  <w:pPr>
+                    <w:spacing w:after="0" w:before="0"/>
+                  </w:pPr>
+                  <w:r>
+                    <w:rPr>
+                      <w:rFonts w:ascii="Arial" w:cs="Arial" w:eastAsia="Arial" w:hAnsi="Arial"/>
+                      <w:b w:val="false"/>
+                      <w:bCs w:val="false"/>
+                      <w:sz w:val="21"/>
+                      <w:szCs w:val="21"/>
+                    </w:rPr>
+                    <w:t xml:space="preserve">3</w:t>
+                  </w:r>
+                </w:p>
+              </w:tc>
+              <w:tc>
+                <w:tcPr>
+                  <w:tcW w:type="dxa" w:w="2506"/>
                   <w:tcBorders>
                     <w:top w:val="single" w:color="B7C2D1" w:sz="4"/>
                     <w:left w:val="single" w:color="B7C2D1" w:sz="4"/>
@@ -6037,7 +10438,7 @@
                 <w:sz w:val="21"/>
                 <w:szCs w:val="21"/>
               </w:rPr>
-              <w:t xml:space="preserve">Plan the one you found hardest: inputs, what happens to them, what is printed.</w:t>
+              <w:t xml:space="preserve">Plan the one you found hardest: what is typed in, what happens to it, what is displayed.</w:t>
             </w:r>
           </w:p>
           <w:tbl>
@@ -6463,12 +10864,12 @@
                 <w:sz w:val="21"/>
                 <w:szCs w:val="21"/>
               </w:rPr>
-              <w:t xml:space="preserve">Tick each one off as its tests pass in the editor</w:t>
+              <w:t xml:space="preserve">Tick each one off as you finish it in the editor</w:t>
             </w:r>
           </w:p>
           <w:tbl>
             <w:tblPr>
-              <w:tblW w:type="dxa" w:w="10026"/>
+              <w:tblW w:type="dxa" w:w="10024"/>
               <w:tblBorders>
                 <w:top w:val="single" w:color="auto" w:sz="4"/>
                 <w:left w:val="single" w:color="auto" w:sz="4"/>
@@ -6479,9 +10880,10 @@
               </w:tblBorders>
             </w:tblPr>
             <w:tblGrid>
-              <w:gridCol w:w="3342"/>
-              <w:gridCol w:w="3342"/>
-              <w:gridCol w:w="3342"/>
+              <w:gridCol w:w="2506"/>
+              <w:gridCol w:w="2506"/>
+              <w:gridCol w:w="2506"/>
+              <w:gridCol w:w="2506"/>
             </w:tblGrid>
             <w:tr>
               <w:trPr>
@@ -6490,7 +10892,7 @@
               </w:trPr>
               <w:tc>
                 <w:tcPr>
-                  <w:tcW w:type="dxa" w:w="3342"/>
+                  <w:tcW w:type="dxa" w:w="2506"/>
                   <w:tcBorders>
                     <w:top w:val="single" w:color="B7C2D1" w:sz="4"/>
                     <w:left w:val="single" w:color="B7C2D1" w:sz="4"/>
@@ -6518,13 +10920,13 @@
                       <w:sz w:val="20"/>
                       <w:szCs w:val="20"/>
                     </w:rPr>
-                    <w:t xml:space="preserve">Program</w:t>
-                  </w:r>
-                </w:p>
-              </w:tc>
-              <w:tc>
-                <w:tcPr>
-                  <w:tcW w:type="dxa" w:w="3342"/>
+                    <w:t xml:space="preserve">Activity</w:t>
+                  </w:r>
+                </w:p>
+              </w:tc>
+              <w:tc>
+                <w:tcPr>
+                  <w:tcW w:type="dxa" w:w="2506"/>
                   <w:tcBorders>
                     <w:top w:val="single" w:color="B7C2D1" w:sz="4"/>
                     <w:left w:val="single" w:color="B7C2D1" w:sz="4"/>
@@ -6552,13 +10954,47 @@
                       <w:sz w:val="20"/>
                       <w:szCs w:val="20"/>
                     </w:rPr>
+                    <w:t xml:space="preserve">What to do</w:t>
+                  </w:r>
+                </w:p>
+              </w:tc>
+              <w:tc>
+                <w:tcPr>
+                  <w:tcW w:type="dxa" w:w="2506"/>
+                  <w:tcBorders>
+                    <w:top w:val="single" w:color="B7C2D1" w:sz="4"/>
+                    <w:left w:val="single" w:color="B7C2D1" w:sz="4"/>
+                    <w:bottom w:val="single" w:color="B7C2D1" w:sz="4"/>
+                    <w:right w:val="single" w:color="B7C2D1" w:sz="4"/>
+                  </w:tcBorders>
+                  <w:shd w:fill="E6ECF5" w:color="auto" w:val="clear"/>
+                  <w:tcMar>
+                    <w:top w:type="dxa" w:w="80"/>
+                    <w:left w:type="dxa" w:w="120"/>
+                    <w:bottom w:type="dxa" w:w="80"/>
+                    <w:right w:type="dxa" w:w="120"/>
+                  </w:tcMar>
+                  <w:vAlign w:val="center"/>
+                </w:tcPr>
+                <w:p>
+                  <w:pPr>
+                    <w:spacing w:after="0" w:before="0"/>
+                  </w:pPr>
+                  <w:r>
+                    <w:rPr>
+                      <w:rFonts w:ascii="Arial" w:cs="Arial" w:eastAsia="Arial" w:hAnsi="Arial"/>
+                      <w:b/>
+                      <w:bCs/>
+                      <w:sz w:val="20"/>
+                      <w:szCs w:val="20"/>
+                    </w:rPr>
                     <w:t xml:space="preserve">Marks</w:t>
                   </w:r>
                 </w:p>
               </w:tc>
               <w:tc>
                 <w:tcPr>
-                  <w:tcW w:type="dxa" w:w="3342"/>
+                  <w:tcW w:type="dxa" w:w="2506"/>
                   <w:tcBorders>
                     <w:top w:val="single" w:color="B7C2D1" w:sz="4"/>
                     <w:left w:val="single" w:color="B7C2D1" w:sz="4"/>
@@ -6598,73 +11034,107 @@
               </w:trPr>
               <w:tc>
                 <w:tcPr>
-                  <w:tcW w:type="dxa" w:w="3342"/>
-                  <w:tcBorders>
-                    <w:top w:val="single" w:color="B7C2D1" w:sz="4"/>
-                    <w:left w:val="single" w:color="B7C2D1" w:sz="4"/>
-                    <w:bottom w:val="single" w:color="B7C2D1" w:sz="4"/>
-                    <w:right w:val="single" w:color="B7C2D1" w:sz="4"/>
-                  </w:tcBorders>
-                  <w:shd w:fill="FFFFFF" w:color="auto" w:val="clear"/>
-                  <w:tcMar>
-                    <w:top w:type="dxa" w:w="80"/>
-                    <w:left w:type="dxa" w:w="120"/>
-                    <w:bottom w:type="dxa" w:w="80"/>
-                    <w:right w:type="dxa" w:w="120"/>
-                  </w:tcMar>
-                  <w:vAlign w:val="center"/>
-                </w:tcPr>
-                <w:p>
-                  <w:pPr>
-                    <w:spacing w:after="0" w:before="0"/>
-                  </w:pPr>
-                  <w:r>
-                    <w:rPr>
-                      <w:rFonts w:ascii="Arial" w:cs="Arial" w:eastAsia="Arial" w:hAnsi="Arial"/>
-                      <w:sz w:val="21"/>
-                      <w:szCs w:val="21"/>
-                    </w:rPr>
-                    <w:t xml:space="preserve">Ask the user for how many numbers there are. Then ask for that many whole numbers. Add them up. Work out their average. Round the average to 1 decimal place. Display [total]. Then display [average] on the next line.</w:t>
-                  </w:r>
-                </w:p>
-              </w:tc>
-              <w:tc>
-                <w:tcPr>
-                  <w:tcW w:type="dxa" w:w="3342"/>
-                  <w:tcBorders>
-                    <w:top w:val="single" w:color="B7C2D1" w:sz="4"/>
-                    <w:left w:val="single" w:color="B7C2D1" w:sz="4"/>
-                    <w:bottom w:val="single" w:color="B7C2D1" w:sz="4"/>
-                    <w:right w:val="single" w:color="B7C2D1" w:sz="4"/>
-                  </w:tcBorders>
-                  <w:shd w:fill="FFFFFF" w:color="auto" w:val="clear"/>
-                  <w:tcMar>
-                    <w:top w:type="dxa" w:w="80"/>
-                    <w:left w:type="dxa" w:w="120"/>
-                    <w:bottom w:type="dxa" w:w="80"/>
-                    <w:right w:type="dxa" w:w="120"/>
-                  </w:tcMar>
-                  <w:vAlign w:val="center"/>
-                </w:tcPr>
-                <w:p>
-                  <w:pPr>
-                    <w:spacing w:after="0" w:before="0"/>
-                  </w:pPr>
-                  <w:r>
-                    <w:rPr>
-                      <w:rFonts w:ascii="Arial" w:cs="Arial" w:eastAsia="Arial" w:hAnsi="Arial"/>
-                      <w:b w:val="false"/>
-                      <w:bCs w:val="false"/>
-                      <w:sz w:val="21"/>
-                      <w:szCs w:val="21"/>
-                    </w:rPr>
-                    <w:t xml:space="preserve">3</w:t>
-                  </w:r>
-                </w:p>
-              </w:tc>
-              <w:tc>
-                <w:tcPr>
-                  <w:tcW w:type="dxa" w:w="3342"/>
+                  <w:tcW w:type="dxa" w:w="2506"/>
+                  <w:tcBorders>
+                    <w:top w:val="single" w:color="B7C2D1" w:sz="4"/>
+                    <w:left w:val="single" w:color="B7C2D1" w:sz="4"/>
+                    <w:bottom w:val="single" w:color="B7C2D1" w:sz="4"/>
+                    <w:right w:val="single" w:color="B7C2D1" w:sz="4"/>
+                  </w:tcBorders>
+                  <w:shd w:fill="FFFFFF" w:color="auto" w:val="clear"/>
+                  <w:tcMar>
+                    <w:top w:type="dxa" w:w="80"/>
+                    <w:left w:type="dxa" w:w="120"/>
+                    <w:bottom w:type="dxa" w:w="80"/>
+                    <w:right w:type="dxa" w:w="120"/>
+                  </w:tcMar>
+                  <w:vAlign w:val="center"/>
+                </w:tcPr>
+                <w:p>
+                  <w:pPr>
+                    <w:spacing w:after="0" w:before="0"/>
+                  </w:pPr>
+                  <w:r>
+                    <w:rPr>
+                      <w:rFonts w:ascii="Arial" w:cs="Arial" w:eastAsia="Arial" w:hAnsi="Arial"/>
+                      <w:sz w:val="21"/>
+                      <w:szCs w:val="21"/>
+                    </w:rPr>
+                    <w:t xml:space="preserve">Press Run. Type 4, then 5, then 9, pressing Enter after each one.</w:t>
+                  </w:r>
+                </w:p>
+              </w:tc>
+              <w:tc>
+                <w:tcPr>
+                  <w:tcW w:type="dxa" w:w="2506"/>
+                  <w:tcBorders>
+                    <w:top w:val="single" w:color="B7C2D1" w:sz="4"/>
+                    <w:left w:val="single" w:color="B7C2D1" w:sz="4"/>
+                    <w:bottom w:val="single" w:color="B7C2D1" w:sz="4"/>
+                    <w:right w:val="single" w:color="B7C2D1" w:sz="4"/>
+                  </w:tcBorders>
+                  <w:shd w:fill="FFFFFF" w:color="auto" w:val="clear"/>
+                  <w:tcMar>
+                    <w:top w:type="dxa" w:w="80"/>
+                    <w:left w:type="dxa" w:w="120"/>
+                    <w:bottom w:type="dxa" w:w="80"/>
+                    <w:right w:type="dxa" w:w="120"/>
+                  </w:tcMar>
+                  <w:vAlign w:val="center"/>
+                </w:tcPr>
+                <w:p>
+                  <w:pPr>
+                    <w:spacing w:after="0" w:before="0"/>
+                  </w:pPr>
+                  <w:r>
+                    <w:rPr>
+                      <w:rFonts w:ascii="Arial" w:cs="Arial" w:eastAsia="Arial" w:hAnsi="Arial"/>
+                      <w:b w:val="false"/>
+                      <w:bCs w:val="false"/>
+                      <w:sz w:val="21"/>
+                      <w:szCs w:val="21"/>
+                    </w:rPr>
+                    <w:t xml:space="preserve">Run it</w:t>
+                  </w:r>
+                </w:p>
+              </w:tc>
+              <w:tc>
+                <w:tcPr>
+                  <w:tcW w:type="dxa" w:w="2506"/>
+                  <w:tcBorders>
+                    <w:top w:val="single" w:color="B7C2D1" w:sz="4"/>
+                    <w:left w:val="single" w:color="B7C2D1" w:sz="4"/>
+                    <w:bottom w:val="single" w:color="B7C2D1" w:sz="4"/>
+                    <w:right w:val="single" w:color="B7C2D1" w:sz="4"/>
+                  </w:tcBorders>
+                  <w:shd w:fill="FFFFFF" w:color="auto" w:val="clear"/>
+                  <w:tcMar>
+                    <w:top w:type="dxa" w:w="80"/>
+                    <w:left w:type="dxa" w:w="120"/>
+                    <w:bottom w:type="dxa" w:w="80"/>
+                    <w:right w:type="dxa" w:w="120"/>
+                  </w:tcMar>
+                  <w:vAlign w:val="center"/>
+                </w:tcPr>
+                <w:p>
+                  <w:pPr>
+                    <w:spacing w:after="0" w:before="0"/>
+                  </w:pPr>
+                  <w:r>
+                    <w:rPr>
+                      <w:rFonts w:ascii="Arial" w:cs="Arial" w:eastAsia="Arial" w:hAnsi="Arial"/>
+                      <w:b w:val="false"/>
+                      <w:bCs w:val="false"/>
+                      <w:sz w:val="21"/>
+                      <w:szCs w:val="21"/>
+                    </w:rPr>
+                    <w:t xml:space="preserve">1</w:t>
+                  </w:r>
+                </w:p>
+              </w:tc>
+              <w:tc>
+                <w:tcPr>
+                  <w:tcW w:type="dxa" w:w="2506"/>
                   <w:tcBorders>
                     <w:top w:val="single" w:color="B7C2D1" w:sz="4"/>
                     <w:left w:val="single" w:color="B7C2D1" w:sz="4"/>
@@ -6704,73 +11174,107 @@
               </w:trPr>
               <w:tc>
                 <w:tcPr>
-                  <w:tcW w:type="dxa" w:w="3342"/>
-                  <w:tcBorders>
-                    <w:top w:val="single" w:color="B7C2D1" w:sz="4"/>
-                    <w:left w:val="single" w:color="B7C2D1" w:sz="4"/>
-                    <w:bottom w:val="single" w:color="B7C2D1" w:sz="4"/>
-                    <w:right w:val="single" w:color="B7C2D1" w:sz="4"/>
-                  </w:tcBorders>
-                  <w:shd w:fill="FFFFFF" w:color="auto" w:val="clear"/>
-                  <w:tcMar>
-                    <w:top w:type="dxa" w:w="80"/>
-                    <w:left w:type="dxa" w:w="120"/>
-                    <w:bottom w:type="dxa" w:w="80"/>
-                    <w:right w:type="dxa" w:w="120"/>
-                  </w:tcMar>
-                  <w:vAlign w:val="center"/>
-                </w:tcPr>
-                <w:p>
-                  <w:pPr>
-                    <w:spacing w:after="0" w:before="0"/>
-                  </w:pPr>
-                  <w:r>
-                    <w:rPr>
-                      <w:rFonts w:ascii="Arial" w:cs="Arial" w:eastAsia="Arial" w:hAnsi="Arial"/>
-                      <w:sz w:val="21"/>
-                      <w:szCs w:val="21"/>
-                    </w:rPr>
-                    <w:t xml:space="preserve">Ask the user for how many numbers there are. Then ask for that many whole numbers. Add up only the ones above 0. Display [total] and nothing else.</w:t>
-                  </w:r>
-                </w:p>
-              </w:tc>
-              <w:tc>
-                <w:tcPr>
-                  <w:tcW w:type="dxa" w:w="3342"/>
-                  <w:tcBorders>
-                    <w:top w:val="single" w:color="B7C2D1" w:sz="4"/>
-                    <w:left w:val="single" w:color="B7C2D1" w:sz="4"/>
-                    <w:bottom w:val="single" w:color="B7C2D1" w:sz="4"/>
-                    <w:right w:val="single" w:color="B7C2D1" w:sz="4"/>
-                  </w:tcBorders>
-                  <w:shd w:fill="FFFFFF" w:color="auto" w:val="clear"/>
-                  <w:tcMar>
-                    <w:top w:type="dxa" w:w="80"/>
-                    <w:left w:type="dxa" w:w="120"/>
-                    <w:bottom w:type="dxa" w:w="80"/>
-                    <w:right w:type="dxa" w:w="120"/>
-                  </w:tcMar>
-                  <w:vAlign w:val="center"/>
-                </w:tcPr>
-                <w:p>
-                  <w:pPr>
-                    <w:spacing w:after="0" w:before="0"/>
-                  </w:pPr>
-                  <w:r>
-                    <w:rPr>
-                      <w:rFonts w:ascii="Arial" w:cs="Arial" w:eastAsia="Arial" w:hAnsi="Arial"/>
-                      <w:b w:val="false"/>
-                      <w:bCs w:val="false"/>
-                      <w:sz w:val="21"/>
-                      <w:szCs w:val="21"/>
-                    </w:rPr>
-                    <w:t xml:space="preserve">3</w:t>
-                  </w:r>
-                </w:p>
-              </w:tc>
-              <w:tc>
-                <w:tcPr>
-                  <w:tcW w:type="dxa" w:w="3342"/>
+                  <w:tcW w:type="dxa" w:w="2506"/>
+                  <w:tcBorders>
+                    <w:top w:val="single" w:color="B7C2D1" w:sz="4"/>
+                    <w:left w:val="single" w:color="B7C2D1" w:sz="4"/>
+                    <w:bottom w:val="single" w:color="B7C2D1" w:sz="4"/>
+                    <w:right w:val="single" w:color="B7C2D1" w:sz="4"/>
+                  </w:tcBorders>
+                  <w:shd w:fill="FFFFFF" w:color="auto" w:val="clear"/>
+                  <w:tcMar>
+                    <w:top w:type="dxa" w:w="80"/>
+                    <w:left w:type="dxa" w:w="120"/>
+                    <w:bottom w:type="dxa" w:w="80"/>
+                    <w:right w:type="dxa" w:w="120"/>
+                  </w:tcMar>
+                  <w:vAlign w:val="center"/>
+                </w:tcPr>
+                <w:p>
+                  <w:pPr>
+                    <w:spacing w:after="0" w:before="0"/>
+                  </w:pPr>
+                  <w:r>
+                    <w:rPr>
+                      <w:rFonts w:ascii="Arial" w:cs="Arial" w:eastAsia="Arial" w:hAnsi="Arial"/>
+                      <w:sz w:val="21"/>
+                      <w:szCs w:val="21"/>
+                    </w:rPr>
+                    <w:t xml:space="preserve">What will this program display?</w:t>
+                  </w:r>
+                </w:p>
+              </w:tc>
+              <w:tc>
+                <w:tcPr>
+                  <w:tcW w:type="dxa" w:w="2506"/>
+                  <w:tcBorders>
+                    <w:top w:val="single" w:color="B7C2D1" w:sz="4"/>
+                    <w:left w:val="single" w:color="B7C2D1" w:sz="4"/>
+                    <w:bottom w:val="single" w:color="B7C2D1" w:sz="4"/>
+                    <w:right w:val="single" w:color="B7C2D1" w:sz="4"/>
+                  </w:tcBorders>
+                  <w:shd w:fill="FFFFFF" w:color="auto" w:val="clear"/>
+                  <w:tcMar>
+                    <w:top w:type="dxa" w:w="80"/>
+                    <w:left w:type="dxa" w:w="120"/>
+                    <w:bottom w:type="dxa" w:w="80"/>
+                    <w:right w:type="dxa" w:w="120"/>
+                  </w:tcMar>
+                  <w:vAlign w:val="center"/>
+                </w:tcPr>
+                <w:p>
+                  <w:pPr>
+                    <w:spacing w:after="0" w:before="0"/>
+                  </w:pPr>
+                  <w:r>
+                    <w:rPr>
+                      <w:rFonts w:ascii="Arial" w:cs="Arial" w:eastAsia="Arial" w:hAnsi="Arial"/>
+                      <w:b w:val="false"/>
+                      <w:bCs w:val="false"/>
+                      <w:sz w:val="21"/>
+                      <w:szCs w:val="21"/>
+                    </w:rPr>
+                    <w:t xml:space="preserve">Predict</w:t>
+                  </w:r>
+                </w:p>
+              </w:tc>
+              <w:tc>
+                <w:tcPr>
+                  <w:tcW w:type="dxa" w:w="2506"/>
+                  <w:tcBorders>
+                    <w:top w:val="single" w:color="B7C2D1" w:sz="4"/>
+                    <w:left w:val="single" w:color="B7C2D1" w:sz="4"/>
+                    <w:bottom w:val="single" w:color="B7C2D1" w:sz="4"/>
+                    <w:right w:val="single" w:color="B7C2D1" w:sz="4"/>
+                  </w:tcBorders>
+                  <w:shd w:fill="FFFFFF" w:color="auto" w:val="clear"/>
+                  <w:tcMar>
+                    <w:top w:type="dxa" w:w="80"/>
+                    <w:left w:type="dxa" w:w="120"/>
+                    <w:bottom w:type="dxa" w:w="80"/>
+                    <w:right w:type="dxa" w:w="120"/>
+                  </w:tcMar>
+                  <w:vAlign w:val="center"/>
+                </w:tcPr>
+                <w:p>
+                  <w:pPr>
+                    <w:spacing w:after="0" w:before="0"/>
+                  </w:pPr>
+                  <w:r>
+                    <w:rPr>
+                      <w:rFonts w:ascii="Arial" w:cs="Arial" w:eastAsia="Arial" w:hAnsi="Arial"/>
+                      <w:b w:val="false"/>
+                      <w:bCs w:val="false"/>
+                      <w:sz w:val="21"/>
+                      <w:szCs w:val="21"/>
+                    </w:rPr>
+                    <w:t xml:space="preserve">1</w:t>
+                  </w:r>
+                </w:p>
+              </w:tc>
+              <w:tc>
+                <w:tcPr>
+                  <w:tcW w:type="dxa" w:w="2506"/>
                   <w:tcBorders>
                     <w:top w:val="single" w:color="B7C2D1" w:sz="4"/>
                     <w:left w:val="single" w:color="B7C2D1" w:sz="4"/>
@@ -6810,73 +11314,107 @@
               </w:trPr>
               <w:tc>
                 <w:tcPr>
-                  <w:tcW w:type="dxa" w:w="3342"/>
-                  <w:tcBorders>
-                    <w:top w:val="single" w:color="B7C2D1" w:sz="4"/>
-                    <w:left w:val="single" w:color="B7C2D1" w:sz="4"/>
-                    <w:bottom w:val="single" w:color="B7C2D1" w:sz="4"/>
-                    <w:right w:val="single" w:color="B7C2D1" w:sz="4"/>
-                  </w:tcBorders>
-                  <w:shd w:fill="FFFFFF" w:color="auto" w:val="clear"/>
-                  <w:tcMar>
-                    <w:top w:type="dxa" w:w="80"/>
-                    <w:left w:type="dxa" w:w="120"/>
-                    <w:bottom w:type="dxa" w:w="80"/>
-                    <w:right w:type="dxa" w:w="120"/>
-                  </w:tcMar>
-                  <w:vAlign w:val="center"/>
-                </w:tcPr>
-                <w:p>
-                  <w:pPr>
-                    <w:spacing w:after="0" w:before="0"/>
-                  </w:pPr>
-                  <w:r>
-                    <w:rPr>
-                      <w:rFonts w:ascii="Arial" w:cs="Arial" w:eastAsia="Arial" w:hAnsi="Arial"/>
-                      <w:sz w:val="21"/>
-                      <w:szCs w:val="21"/>
-                    </w:rPr>
-                    <w:t xml:space="preserve">Ask the user for how many numbers there are. Then ask for that many whole numbers. After each one, display a line in the form [number] [total so far]. At the end work out the average. Round it to 1 decimal place. Then display [average] on a line of its own.</w:t>
-                  </w:r>
-                </w:p>
-              </w:tc>
-              <w:tc>
-                <w:tcPr>
-                  <w:tcW w:type="dxa" w:w="3342"/>
-                  <w:tcBorders>
-                    <w:top w:val="single" w:color="B7C2D1" w:sz="4"/>
-                    <w:left w:val="single" w:color="B7C2D1" w:sz="4"/>
-                    <w:bottom w:val="single" w:color="B7C2D1" w:sz="4"/>
-                    <w:right w:val="single" w:color="B7C2D1" w:sz="4"/>
-                  </w:tcBorders>
-                  <w:shd w:fill="FFFFFF" w:color="auto" w:val="clear"/>
-                  <w:tcMar>
-                    <w:top w:type="dxa" w:w="80"/>
-                    <w:left w:type="dxa" w:w="120"/>
-                    <w:bottom w:type="dxa" w:w="80"/>
-                    <w:right w:type="dxa" w:w="120"/>
-                  </w:tcMar>
-                  <w:vAlign w:val="center"/>
-                </w:tcPr>
-                <w:p>
-                  <w:pPr>
-                    <w:spacing w:after="0" w:before="0"/>
-                  </w:pPr>
-                  <w:r>
-                    <w:rPr>
-                      <w:rFonts w:ascii="Arial" w:cs="Arial" w:eastAsia="Arial" w:hAnsi="Arial"/>
-                      <w:b w:val="false"/>
-                      <w:bCs w:val="false"/>
-                      <w:sz w:val="21"/>
-                      <w:szCs w:val="21"/>
-                    </w:rPr>
-                    <w:t xml:space="preserve">3</w:t>
-                  </w:r>
-                </w:p>
-              </w:tc>
-              <w:tc>
-                <w:tcPr>
-                  <w:tcW w:type="dxa" w:w="3342"/>
+                  <w:tcW w:type="dxa" w:w="2506"/>
+                  <w:tcBorders>
+                    <w:top w:val="single" w:color="B7C2D1" w:sz="4"/>
+                    <w:left w:val="single" w:color="B7C2D1" w:sz="4"/>
+                    <w:bottom w:val="single" w:color="B7C2D1" w:sz="4"/>
+                    <w:right w:val="single" w:color="B7C2D1" w:sz="4"/>
+                  </w:tcBorders>
+                  <w:shd w:fill="FFFFFF" w:color="auto" w:val="clear"/>
+                  <w:tcMar>
+                    <w:top w:type="dxa" w:w="80"/>
+                    <w:left w:type="dxa" w:w="120"/>
+                    <w:bottom w:type="dxa" w:w="80"/>
+                    <w:right w:type="dxa" w:w="120"/>
+                  </w:tcMar>
+                  <w:vAlign w:val="center"/>
+                </w:tcPr>
+                <w:p>
+                  <w:pPr>
+                    <w:spacing w:after="0" w:before="0"/>
+                  </w:pPr>
+                  <w:r>
+                    <w:rPr>
+                      <w:rFonts w:ascii="Arial" w:cs="Arial" w:eastAsia="Arial" w:hAnsi="Arial"/>
+                      <w:sz w:val="21"/>
+                      <w:szCs w:val="21"/>
+                    </w:rPr>
+                    <w:t xml:space="preserve">Change the program so the average is rounded to 1 decimal place.</w:t>
+                  </w:r>
+                </w:p>
+              </w:tc>
+              <w:tc>
+                <w:tcPr>
+                  <w:tcW w:type="dxa" w:w="2506"/>
+                  <w:tcBorders>
+                    <w:top w:val="single" w:color="B7C2D1" w:sz="4"/>
+                    <w:left w:val="single" w:color="B7C2D1" w:sz="4"/>
+                    <w:bottom w:val="single" w:color="B7C2D1" w:sz="4"/>
+                    <w:right w:val="single" w:color="B7C2D1" w:sz="4"/>
+                  </w:tcBorders>
+                  <w:shd w:fill="FFFFFF" w:color="auto" w:val="clear"/>
+                  <w:tcMar>
+                    <w:top w:type="dxa" w:w="80"/>
+                    <w:left w:type="dxa" w:w="120"/>
+                    <w:bottom w:type="dxa" w:w="80"/>
+                    <w:right w:type="dxa" w:w="120"/>
+                  </w:tcMar>
+                  <w:vAlign w:val="center"/>
+                </w:tcPr>
+                <w:p>
+                  <w:pPr>
+                    <w:spacing w:after="0" w:before="0"/>
+                  </w:pPr>
+                  <w:r>
+                    <w:rPr>
+                      <w:rFonts w:ascii="Arial" w:cs="Arial" w:eastAsia="Arial" w:hAnsi="Arial"/>
+                      <w:b w:val="false"/>
+                      <w:bCs w:val="false"/>
+                      <w:sz w:val="21"/>
+                      <w:szCs w:val="21"/>
+                    </w:rPr>
+                    <w:t xml:space="preserve">Change it</w:t>
+                  </w:r>
+                </w:p>
+              </w:tc>
+              <w:tc>
+                <w:tcPr>
+                  <w:tcW w:type="dxa" w:w="2506"/>
+                  <w:tcBorders>
+                    <w:top w:val="single" w:color="B7C2D1" w:sz="4"/>
+                    <w:left w:val="single" w:color="B7C2D1" w:sz="4"/>
+                    <w:bottom w:val="single" w:color="B7C2D1" w:sz="4"/>
+                    <w:right w:val="single" w:color="B7C2D1" w:sz="4"/>
+                  </w:tcBorders>
+                  <w:shd w:fill="FFFFFF" w:color="auto" w:val="clear"/>
+                  <w:tcMar>
+                    <w:top w:type="dxa" w:w="80"/>
+                    <w:left w:type="dxa" w:w="120"/>
+                    <w:bottom w:type="dxa" w:w="80"/>
+                    <w:right w:type="dxa" w:w="120"/>
+                  </w:tcMar>
+                  <w:vAlign w:val="center"/>
+                </w:tcPr>
+                <w:p>
+                  <w:pPr>
+                    <w:spacing w:after="0" w:before="0"/>
+                  </w:pPr>
+                  <w:r>
+                    <w:rPr>
+                      <w:rFonts w:ascii="Arial" w:cs="Arial" w:eastAsia="Arial" w:hAnsi="Arial"/>
+                      <w:b w:val="false"/>
+                      <w:bCs w:val="false"/>
+                      <w:sz w:val="21"/>
+                      <w:szCs w:val="21"/>
+                    </w:rPr>
+                    <w:t xml:space="preserve">1</w:t>
+                  </w:r>
+                </w:p>
+              </w:tc>
+              <w:tc>
+                <w:tcPr>
+                  <w:tcW w:type="dxa" w:w="2506"/>
                   <w:tcBorders>
                     <w:top w:val="single" w:color="B7C2D1" w:sz="4"/>
                     <w:left w:val="single" w:color="B7C2D1" w:sz="4"/>
@@ -6916,39 +11454,213 @@
               </w:trPr>
               <w:tc>
                 <w:tcPr>
-                  <w:tcW w:type="dxa" w:w="3342"/>
-                  <w:tcBorders>
-                    <w:top w:val="single" w:color="B7C2D1" w:sz="4"/>
-                    <w:left w:val="single" w:color="B7C2D1" w:sz="4"/>
-                    <w:bottom w:val="single" w:color="B7C2D1" w:sz="4"/>
-                    <w:right w:val="single" w:color="B7C2D1" w:sz="4"/>
-                  </w:tcBorders>
-                  <w:shd w:fill="FFFFFF" w:color="auto" w:val="clear"/>
-                  <w:tcMar>
-                    <w:top w:type="dxa" w:w="80"/>
-                    <w:left w:type="dxa" w:w="120"/>
-                    <w:bottom w:type="dxa" w:w="80"/>
-                    <w:right w:type="dxa" w:w="120"/>
-                  </w:tcMar>
-                  <w:vAlign w:val="center"/>
-                </w:tcPr>
-                <w:p>
-                  <w:pPr>
-                    <w:spacing w:after="0" w:before="0"/>
-                  </w:pPr>
-                  <w:r>
-                    <w:rPr>
-                      <w:rFonts w:ascii="Arial" w:cs="Arial" w:eastAsia="Arial" w:hAnsi="Arial"/>
-                      <w:sz w:val="21"/>
-                      <w:szCs w:val="21"/>
-                    </w:rPr>
-                    <w:t xml:space="preserve">Ask the user for a whole number. For every row from 1 up to and including it, display a line in the form [row] [the total of all the numbers from 1 up to that row].</w:t>
-                  </w:r>
-                </w:p>
-              </w:tc>
-              <w:tc>
-                <w:tcPr>
-                  <w:tcW w:type="dxa" w:w="3342"/>
+                  <w:tcW w:type="dxa" w:w="2506"/>
+                  <w:tcBorders>
+                    <w:top w:val="single" w:color="B7C2D1" w:sz="4"/>
+                    <w:left w:val="single" w:color="B7C2D1" w:sz="4"/>
+                    <w:bottom w:val="single" w:color="B7C2D1" w:sz="4"/>
+                    <w:right w:val="single" w:color="B7C2D1" w:sz="4"/>
+                  </w:tcBorders>
+                  <w:shd w:fill="FFFFFF" w:color="auto" w:val="clear"/>
+                  <w:tcMar>
+                    <w:top w:type="dxa" w:w="80"/>
+                    <w:left w:type="dxa" w:w="120"/>
+                    <w:bottom w:type="dxa" w:w="80"/>
+                    <w:right w:type="dxa" w:w="120"/>
+                  </w:tcMar>
+                  <w:vAlign w:val="center"/>
+                </w:tcPr>
+                <w:p>
+                  <w:pPr>
+                    <w:spacing w:after="0" w:before="0"/>
+                  </w:pPr>
+                  <w:r>
+                    <w:rPr>
+                      <w:rFonts w:ascii="Arial" w:cs="Arial" w:eastAsia="Arial" w:hAnsi="Arial"/>
+                      <w:sz w:val="21"/>
+                      <w:szCs w:val="21"/>
+                    </w:rPr>
+                    <w:t xml:space="preserve">Finish the program so it adds up only the numbers above 0.</w:t>
+                  </w:r>
+                </w:p>
+              </w:tc>
+              <w:tc>
+                <w:tcPr>
+                  <w:tcW w:type="dxa" w:w="2506"/>
+                  <w:tcBorders>
+                    <w:top w:val="single" w:color="B7C2D1" w:sz="4"/>
+                    <w:left w:val="single" w:color="B7C2D1" w:sz="4"/>
+                    <w:bottom w:val="single" w:color="B7C2D1" w:sz="4"/>
+                    <w:right w:val="single" w:color="B7C2D1" w:sz="4"/>
+                  </w:tcBorders>
+                  <w:shd w:fill="FFFFFF" w:color="auto" w:val="clear"/>
+                  <w:tcMar>
+                    <w:top w:type="dxa" w:w="80"/>
+                    <w:left w:type="dxa" w:w="120"/>
+                    <w:bottom w:type="dxa" w:w="80"/>
+                    <w:right w:type="dxa" w:w="120"/>
+                  </w:tcMar>
+                  <w:vAlign w:val="center"/>
+                </w:tcPr>
+                <w:p>
+                  <w:pPr>
+                    <w:spacing w:after="0" w:before="0"/>
+                  </w:pPr>
+                  <w:r>
+                    <w:rPr>
+                      <w:rFonts w:ascii="Arial" w:cs="Arial" w:eastAsia="Arial" w:hAnsi="Arial"/>
+                      <w:b w:val="false"/>
+                      <w:bCs w:val="false"/>
+                      <w:sz w:val="21"/>
+                      <w:szCs w:val="21"/>
+                    </w:rPr>
+                    <w:t xml:space="preserve">Complete it</w:t>
+                  </w:r>
+                </w:p>
+              </w:tc>
+              <w:tc>
+                <w:tcPr>
+                  <w:tcW w:type="dxa" w:w="2506"/>
+                  <w:tcBorders>
+                    <w:top w:val="single" w:color="B7C2D1" w:sz="4"/>
+                    <w:left w:val="single" w:color="B7C2D1" w:sz="4"/>
+                    <w:bottom w:val="single" w:color="B7C2D1" w:sz="4"/>
+                    <w:right w:val="single" w:color="B7C2D1" w:sz="4"/>
+                  </w:tcBorders>
+                  <w:shd w:fill="FFFFFF" w:color="auto" w:val="clear"/>
+                  <w:tcMar>
+                    <w:top w:type="dxa" w:w="80"/>
+                    <w:left w:type="dxa" w:w="120"/>
+                    <w:bottom w:type="dxa" w:w="80"/>
+                    <w:right w:type="dxa" w:w="120"/>
+                  </w:tcMar>
+                  <w:vAlign w:val="center"/>
+                </w:tcPr>
+                <w:p>
+                  <w:pPr>
+                    <w:spacing w:after="0" w:before="0"/>
+                  </w:pPr>
+                  <w:r>
+                    <w:rPr>
+                      <w:rFonts w:ascii="Arial" w:cs="Arial" w:eastAsia="Arial" w:hAnsi="Arial"/>
+                      <w:b w:val="false"/>
+                      <w:bCs w:val="false"/>
+                      <w:sz w:val="21"/>
+                      <w:szCs w:val="21"/>
+                    </w:rPr>
+                    <w:t xml:space="preserve">2</w:t>
+                  </w:r>
+                </w:p>
+              </w:tc>
+              <w:tc>
+                <w:tcPr>
+                  <w:tcW w:type="dxa" w:w="2506"/>
+                  <w:tcBorders>
+                    <w:top w:val="single" w:color="B7C2D1" w:sz="4"/>
+                    <w:left w:val="single" w:color="B7C2D1" w:sz="4"/>
+                    <w:bottom w:val="single" w:color="B7C2D1" w:sz="4"/>
+                    <w:right w:val="single" w:color="B7C2D1" w:sz="4"/>
+                  </w:tcBorders>
+                  <w:shd w:fill="FFFFFF" w:color="auto" w:val="clear"/>
+                  <w:tcMar>
+                    <w:top w:type="dxa" w:w="80"/>
+                    <w:left w:type="dxa" w:w="120"/>
+                    <w:bottom w:type="dxa" w:w="80"/>
+                    <w:right w:type="dxa" w:w="120"/>
+                  </w:tcMar>
+                  <w:vAlign w:val="center"/>
+                </w:tcPr>
+                <w:p>
+                  <w:pPr>
+                    <w:spacing w:after="0" w:before="0"/>
+                  </w:pPr>
+                  <w:r>
+                    <w:rPr>
+                      <w:rFonts w:ascii="Arial" w:cs="Arial" w:eastAsia="Arial" w:hAnsi="Arial"/>
+                      <w:b w:val="false"/>
+                      <w:bCs w:val="false"/>
+                      <w:sz w:val="21"/>
+                      <w:szCs w:val="21"/>
+                    </w:rPr>
+                    <w:t xml:space="preserve"/>
+                  </w:r>
+                </w:p>
+              </w:tc>
+            </w:tr>
+            <w:tr>
+              <w:trPr>
+                <w:cantSplit/>
+                <w:trHeight w:val="360" w:hRule="atLeast"/>
+              </w:trPr>
+              <w:tc>
+                <w:tcPr>
+                  <w:tcW w:type="dxa" w:w="2506"/>
+                  <w:tcBorders>
+                    <w:top w:val="single" w:color="B7C2D1" w:sz="4"/>
+                    <w:left w:val="single" w:color="B7C2D1" w:sz="4"/>
+                    <w:bottom w:val="single" w:color="B7C2D1" w:sz="4"/>
+                    <w:right w:val="single" w:color="B7C2D1" w:sz="4"/>
+                  </w:tcBorders>
+                  <w:shd w:fill="FFFFFF" w:color="auto" w:val="clear"/>
+                  <w:tcMar>
+                    <w:top w:type="dxa" w:w="80"/>
+                    <w:left w:type="dxa" w:w="120"/>
+                    <w:bottom w:type="dxa" w:w="80"/>
+                    <w:right w:type="dxa" w:w="120"/>
+                  </w:tcMar>
+                  <w:vAlign w:val="center"/>
+                </w:tcPr>
+                <w:p>
+                  <w:pPr>
+                    <w:spacing w:after="0" w:before="0"/>
+                  </w:pPr>
+                  <w:r>
+                    <w:rPr>
+                      <w:rFonts w:ascii="Arial" w:cs="Arial" w:eastAsia="Arial" w:hAnsi="Arial"/>
+                      <w:sz w:val="21"/>
+                      <w:szCs w:val="21"/>
+                    </w:rPr>
+                    <w:t xml:space="preserve">Ask the user for how many numbers there are. Then ask for that many whole numbers. Add them up. Work out their average. Display the total. Then display the average on the next line.</w:t>
+                  </w:r>
+                </w:p>
+              </w:tc>
+              <w:tc>
+                <w:tcPr>
+                  <w:tcW w:type="dxa" w:w="2506"/>
+                  <w:tcBorders>
+                    <w:top w:val="single" w:color="B7C2D1" w:sz="4"/>
+                    <w:left w:val="single" w:color="B7C2D1" w:sz="4"/>
+                    <w:bottom w:val="single" w:color="B7C2D1" w:sz="4"/>
+                    <w:right w:val="single" w:color="B7C2D1" w:sz="4"/>
+                  </w:tcBorders>
+                  <w:shd w:fill="FFFFFF" w:color="auto" w:val="clear"/>
+                  <w:tcMar>
+                    <w:top w:type="dxa" w:w="80"/>
+                    <w:left w:type="dxa" w:w="120"/>
+                    <w:bottom w:type="dxa" w:w="80"/>
+                    <w:right w:type="dxa" w:w="120"/>
+                  </w:tcMar>
+                  <w:vAlign w:val="center"/>
+                </w:tcPr>
+                <w:p>
+                  <w:pPr>
+                    <w:spacing w:after="0" w:before="0"/>
+                  </w:pPr>
+                  <w:r>
+                    <w:rPr>
+                      <w:rFonts w:ascii="Arial" w:cs="Arial" w:eastAsia="Arial" w:hAnsi="Arial"/>
+                      <w:b w:val="false"/>
+                      <w:bCs w:val="false"/>
+                      <w:sz w:val="21"/>
+                      <w:szCs w:val="21"/>
+                    </w:rPr>
+                    <w:t xml:space="preserve">Write it</w:t>
+                  </w:r>
+                </w:p>
+              </w:tc>
+              <w:tc>
+                <w:tcPr>
+                  <w:tcW w:type="dxa" w:w="2506"/>
                   <w:tcBorders>
                     <w:top w:val="single" w:color="B7C2D1" w:sz="4"/>
                     <w:left w:val="single" w:color="B7C2D1" w:sz="4"/>
@@ -6982,7 +11694,567 @@
               </w:tc>
               <w:tc>
                 <w:tcPr>
-                  <w:tcW w:type="dxa" w:w="3342"/>
+                  <w:tcW w:type="dxa" w:w="2506"/>
+                  <w:tcBorders>
+                    <w:top w:val="single" w:color="B7C2D1" w:sz="4"/>
+                    <w:left w:val="single" w:color="B7C2D1" w:sz="4"/>
+                    <w:bottom w:val="single" w:color="B7C2D1" w:sz="4"/>
+                    <w:right w:val="single" w:color="B7C2D1" w:sz="4"/>
+                  </w:tcBorders>
+                  <w:shd w:fill="FFFFFF" w:color="auto" w:val="clear"/>
+                  <w:tcMar>
+                    <w:top w:type="dxa" w:w="80"/>
+                    <w:left w:type="dxa" w:w="120"/>
+                    <w:bottom w:type="dxa" w:w="80"/>
+                    <w:right w:type="dxa" w:w="120"/>
+                  </w:tcMar>
+                  <w:vAlign w:val="center"/>
+                </w:tcPr>
+                <w:p>
+                  <w:pPr>
+                    <w:spacing w:after="0" w:before="0"/>
+                  </w:pPr>
+                  <w:r>
+                    <w:rPr>
+                      <w:rFonts w:ascii="Arial" w:cs="Arial" w:eastAsia="Arial" w:hAnsi="Arial"/>
+                      <w:b w:val="false"/>
+                      <w:bCs w:val="false"/>
+                      <w:sz w:val="21"/>
+                      <w:szCs w:val="21"/>
+                    </w:rPr>
+                    <w:t xml:space="preserve"/>
+                  </w:r>
+                </w:p>
+              </w:tc>
+            </w:tr>
+            <w:tr>
+              <w:trPr>
+                <w:cantSplit/>
+                <w:trHeight w:val="360" w:hRule="atLeast"/>
+              </w:trPr>
+              <w:tc>
+                <w:tcPr>
+                  <w:tcW w:type="dxa" w:w="2506"/>
+                  <w:tcBorders>
+                    <w:top w:val="single" w:color="B7C2D1" w:sz="4"/>
+                    <w:left w:val="single" w:color="B7C2D1" w:sz="4"/>
+                    <w:bottom w:val="single" w:color="B7C2D1" w:sz="4"/>
+                    <w:right w:val="single" w:color="B7C2D1" w:sz="4"/>
+                  </w:tcBorders>
+                  <w:shd w:fill="FFFFFF" w:color="auto" w:val="clear"/>
+                  <w:tcMar>
+                    <w:top w:type="dxa" w:w="80"/>
+                    <w:left w:type="dxa" w:w="120"/>
+                    <w:bottom w:type="dxa" w:w="80"/>
+                    <w:right w:type="dxa" w:w="120"/>
+                  </w:tcMar>
+                  <w:vAlign w:val="center"/>
+                </w:tcPr>
+                <w:p>
+                  <w:pPr>
+                    <w:spacing w:after="0" w:before="0"/>
+                  </w:pPr>
+                  <w:r>
+                    <w:rPr>
+                      <w:rFonts w:ascii="Arial" w:cs="Arial" w:eastAsia="Arial" w:hAnsi="Arial"/>
+                      <w:sz w:val="21"/>
+                      <w:szCs w:val="21"/>
+                    </w:rPr>
+                    <w:t xml:space="preserve">Ask the user for a whole number. Work out which numbers from 1 up to and including it divide into it exactly. Display those numbers, one on each line.</w:t>
+                  </w:r>
+                </w:p>
+              </w:tc>
+              <w:tc>
+                <w:tcPr>
+                  <w:tcW w:type="dxa" w:w="2506"/>
+                  <w:tcBorders>
+                    <w:top w:val="single" w:color="B7C2D1" w:sz="4"/>
+                    <w:left w:val="single" w:color="B7C2D1" w:sz="4"/>
+                    <w:bottom w:val="single" w:color="B7C2D1" w:sz="4"/>
+                    <w:right w:val="single" w:color="B7C2D1" w:sz="4"/>
+                  </w:tcBorders>
+                  <w:shd w:fill="FFFFFF" w:color="auto" w:val="clear"/>
+                  <w:tcMar>
+                    <w:top w:type="dxa" w:w="80"/>
+                    <w:left w:type="dxa" w:w="120"/>
+                    <w:bottom w:type="dxa" w:w="80"/>
+                    <w:right w:type="dxa" w:w="120"/>
+                  </w:tcMar>
+                  <w:vAlign w:val="center"/>
+                </w:tcPr>
+                <w:p>
+                  <w:pPr>
+                    <w:spacing w:after="0" w:before="0"/>
+                  </w:pPr>
+                  <w:r>
+                    <w:rPr>
+                      <w:rFonts w:ascii="Arial" w:cs="Arial" w:eastAsia="Arial" w:hAnsi="Arial"/>
+                      <w:b w:val="false"/>
+                      <w:bCs w:val="false"/>
+                      <w:sz w:val="21"/>
+                      <w:szCs w:val="21"/>
+                    </w:rPr>
+                    <w:t xml:space="preserve">Write it</w:t>
+                  </w:r>
+                </w:p>
+              </w:tc>
+              <w:tc>
+                <w:tcPr>
+                  <w:tcW w:type="dxa" w:w="2506"/>
+                  <w:tcBorders>
+                    <w:top w:val="single" w:color="B7C2D1" w:sz="4"/>
+                    <w:left w:val="single" w:color="B7C2D1" w:sz="4"/>
+                    <w:bottom w:val="single" w:color="B7C2D1" w:sz="4"/>
+                    <w:right w:val="single" w:color="B7C2D1" w:sz="4"/>
+                  </w:tcBorders>
+                  <w:shd w:fill="FFFFFF" w:color="auto" w:val="clear"/>
+                  <w:tcMar>
+                    <w:top w:type="dxa" w:w="80"/>
+                    <w:left w:type="dxa" w:w="120"/>
+                    <w:bottom w:type="dxa" w:w="80"/>
+                    <w:right w:type="dxa" w:w="120"/>
+                  </w:tcMar>
+                  <w:vAlign w:val="center"/>
+                </w:tcPr>
+                <w:p>
+                  <w:pPr>
+                    <w:spacing w:after="0" w:before="0"/>
+                  </w:pPr>
+                  <w:r>
+                    <w:rPr>
+                      <w:rFonts w:ascii="Arial" w:cs="Arial" w:eastAsia="Arial" w:hAnsi="Arial"/>
+                      <w:b w:val="false"/>
+                      <w:bCs w:val="false"/>
+                      <w:sz w:val="21"/>
+                      <w:szCs w:val="21"/>
+                    </w:rPr>
+                    <w:t xml:space="preserve">3</w:t>
+                  </w:r>
+                </w:p>
+              </w:tc>
+              <w:tc>
+                <w:tcPr>
+                  <w:tcW w:type="dxa" w:w="2506"/>
+                  <w:tcBorders>
+                    <w:top w:val="single" w:color="B7C2D1" w:sz="4"/>
+                    <w:left w:val="single" w:color="B7C2D1" w:sz="4"/>
+                    <w:bottom w:val="single" w:color="B7C2D1" w:sz="4"/>
+                    <w:right w:val="single" w:color="B7C2D1" w:sz="4"/>
+                  </w:tcBorders>
+                  <w:shd w:fill="FFFFFF" w:color="auto" w:val="clear"/>
+                  <w:tcMar>
+                    <w:top w:type="dxa" w:w="80"/>
+                    <w:left w:type="dxa" w:w="120"/>
+                    <w:bottom w:type="dxa" w:w="80"/>
+                    <w:right w:type="dxa" w:w="120"/>
+                  </w:tcMar>
+                  <w:vAlign w:val="center"/>
+                </w:tcPr>
+                <w:p>
+                  <w:pPr>
+                    <w:spacing w:after="0" w:before="0"/>
+                  </w:pPr>
+                  <w:r>
+                    <w:rPr>
+                      <w:rFonts w:ascii="Arial" w:cs="Arial" w:eastAsia="Arial" w:hAnsi="Arial"/>
+                      <w:b w:val="false"/>
+                      <w:bCs w:val="false"/>
+                      <w:sz w:val="21"/>
+                      <w:szCs w:val="21"/>
+                    </w:rPr>
+                    <w:t xml:space="preserve"/>
+                  </w:r>
+                </w:p>
+              </w:tc>
+            </w:tr>
+            <w:tr>
+              <w:trPr>
+                <w:cantSplit/>
+                <w:trHeight w:val="360" w:hRule="atLeast"/>
+              </w:trPr>
+              <w:tc>
+                <w:tcPr>
+                  <w:tcW w:type="dxa" w:w="2506"/>
+                  <w:tcBorders>
+                    <w:top w:val="single" w:color="B7C2D1" w:sz="4"/>
+                    <w:left w:val="single" w:color="B7C2D1" w:sz="4"/>
+                    <w:bottom w:val="single" w:color="B7C2D1" w:sz="4"/>
+                    <w:right w:val="single" w:color="B7C2D1" w:sz="4"/>
+                  </w:tcBorders>
+                  <w:shd w:fill="FFFFFF" w:color="auto" w:val="clear"/>
+                  <w:tcMar>
+                    <w:top w:type="dxa" w:w="80"/>
+                    <w:left w:type="dxa" w:w="120"/>
+                    <w:bottom w:type="dxa" w:w="80"/>
+                    <w:right w:type="dxa" w:w="120"/>
+                  </w:tcMar>
+                  <w:vAlign w:val="center"/>
+                </w:tcPr>
+                <w:p>
+                  <w:pPr>
+                    <w:spacing w:after="0" w:before="0"/>
+                  </w:pPr>
+                  <w:r>
+                    <w:rPr>
+                      <w:rFonts w:ascii="Arial" w:cs="Arial" w:eastAsia="Arial" w:hAnsi="Arial"/>
+                      <w:sz w:val="21"/>
+                      <w:szCs w:val="21"/>
+                    </w:rPr>
+                    <w:t xml:space="preserve">Ask the user for a whole number. For every counter from 1 to 10, work out the number multiplied by the counter. Display a line in the form [number] times [counter] is [answer].</w:t>
+                  </w:r>
+                </w:p>
+              </w:tc>
+              <w:tc>
+                <w:tcPr>
+                  <w:tcW w:type="dxa" w:w="2506"/>
+                  <w:tcBorders>
+                    <w:top w:val="single" w:color="B7C2D1" w:sz="4"/>
+                    <w:left w:val="single" w:color="B7C2D1" w:sz="4"/>
+                    <w:bottom w:val="single" w:color="B7C2D1" w:sz="4"/>
+                    <w:right w:val="single" w:color="B7C2D1" w:sz="4"/>
+                  </w:tcBorders>
+                  <w:shd w:fill="FFFFFF" w:color="auto" w:val="clear"/>
+                  <w:tcMar>
+                    <w:top w:type="dxa" w:w="80"/>
+                    <w:left w:type="dxa" w:w="120"/>
+                    <w:bottom w:type="dxa" w:w="80"/>
+                    <w:right w:type="dxa" w:w="120"/>
+                  </w:tcMar>
+                  <w:vAlign w:val="center"/>
+                </w:tcPr>
+                <w:p>
+                  <w:pPr>
+                    <w:spacing w:after="0" w:before="0"/>
+                  </w:pPr>
+                  <w:r>
+                    <w:rPr>
+                      <w:rFonts w:ascii="Arial" w:cs="Arial" w:eastAsia="Arial" w:hAnsi="Arial"/>
+                      <w:b w:val="false"/>
+                      <w:bCs w:val="false"/>
+                      <w:sz w:val="21"/>
+                      <w:szCs w:val="21"/>
+                    </w:rPr>
+                    <w:t xml:space="preserve">Write it</w:t>
+                  </w:r>
+                </w:p>
+              </w:tc>
+              <w:tc>
+                <w:tcPr>
+                  <w:tcW w:type="dxa" w:w="2506"/>
+                  <w:tcBorders>
+                    <w:top w:val="single" w:color="B7C2D1" w:sz="4"/>
+                    <w:left w:val="single" w:color="B7C2D1" w:sz="4"/>
+                    <w:bottom w:val="single" w:color="B7C2D1" w:sz="4"/>
+                    <w:right w:val="single" w:color="B7C2D1" w:sz="4"/>
+                  </w:tcBorders>
+                  <w:shd w:fill="FFFFFF" w:color="auto" w:val="clear"/>
+                  <w:tcMar>
+                    <w:top w:type="dxa" w:w="80"/>
+                    <w:left w:type="dxa" w:w="120"/>
+                    <w:bottom w:type="dxa" w:w="80"/>
+                    <w:right w:type="dxa" w:w="120"/>
+                  </w:tcMar>
+                  <w:vAlign w:val="center"/>
+                </w:tcPr>
+                <w:p>
+                  <w:pPr>
+                    <w:spacing w:after="0" w:before="0"/>
+                  </w:pPr>
+                  <w:r>
+                    <w:rPr>
+                      <w:rFonts w:ascii="Arial" w:cs="Arial" w:eastAsia="Arial" w:hAnsi="Arial"/>
+                      <w:b w:val="false"/>
+                      <w:bCs w:val="false"/>
+                      <w:sz w:val="21"/>
+                      <w:szCs w:val="21"/>
+                    </w:rPr>
+                    <w:t xml:space="preserve">3</w:t>
+                  </w:r>
+                </w:p>
+              </w:tc>
+              <w:tc>
+                <w:tcPr>
+                  <w:tcW w:type="dxa" w:w="2506"/>
+                  <w:tcBorders>
+                    <w:top w:val="single" w:color="B7C2D1" w:sz="4"/>
+                    <w:left w:val="single" w:color="B7C2D1" w:sz="4"/>
+                    <w:bottom w:val="single" w:color="B7C2D1" w:sz="4"/>
+                    <w:right w:val="single" w:color="B7C2D1" w:sz="4"/>
+                  </w:tcBorders>
+                  <w:shd w:fill="FFFFFF" w:color="auto" w:val="clear"/>
+                  <w:tcMar>
+                    <w:top w:type="dxa" w:w="80"/>
+                    <w:left w:type="dxa" w:w="120"/>
+                    <w:bottom w:type="dxa" w:w="80"/>
+                    <w:right w:type="dxa" w:w="120"/>
+                  </w:tcMar>
+                  <w:vAlign w:val="center"/>
+                </w:tcPr>
+                <w:p>
+                  <w:pPr>
+                    <w:spacing w:after="0" w:before="0"/>
+                  </w:pPr>
+                  <w:r>
+                    <w:rPr>
+                      <w:rFonts w:ascii="Arial" w:cs="Arial" w:eastAsia="Arial" w:hAnsi="Arial"/>
+                      <w:b w:val="false"/>
+                      <w:bCs w:val="false"/>
+                      <w:sz w:val="21"/>
+                      <w:szCs w:val="21"/>
+                    </w:rPr>
+                    <w:t xml:space="preserve"/>
+                  </w:r>
+                </w:p>
+              </w:tc>
+            </w:tr>
+            <w:tr>
+              <w:trPr>
+                <w:cantSplit/>
+                <w:trHeight w:val="360" w:hRule="atLeast"/>
+              </w:trPr>
+              <w:tc>
+                <w:tcPr>
+                  <w:tcW w:type="dxa" w:w="2506"/>
+                  <w:tcBorders>
+                    <w:top w:val="single" w:color="B7C2D1" w:sz="4"/>
+                    <w:left w:val="single" w:color="B7C2D1" w:sz="4"/>
+                    <w:bottom w:val="single" w:color="B7C2D1" w:sz="4"/>
+                    <w:right w:val="single" w:color="B7C2D1" w:sz="4"/>
+                  </w:tcBorders>
+                  <w:shd w:fill="FFFFFF" w:color="auto" w:val="clear"/>
+                  <w:tcMar>
+                    <w:top w:type="dxa" w:w="80"/>
+                    <w:left w:type="dxa" w:w="120"/>
+                    <w:bottom w:type="dxa" w:w="80"/>
+                    <w:right w:type="dxa" w:w="120"/>
+                  </w:tcMar>
+                  <w:vAlign w:val="center"/>
+                </w:tcPr>
+                <w:p>
+                  <w:pPr>
+                    <w:spacing w:after="0" w:before="0"/>
+                  </w:pPr>
+                  <w:r>
+                    <w:rPr>
+                      <w:rFonts w:ascii="Arial" w:cs="Arial" w:eastAsia="Arial" w:hAnsi="Arial"/>
+                      <w:sz w:val="21"/>
+                      <w:szCs w:val="21"/>
+                    </w:rPr>
+                    <w:t xml:space="preserve">This program should display the total of all the numbers typed in. Find the mistake and put it right.</w:t>
+                  </w:r>
+                </w:p>
+              </w:tc>
+              <w:tc>
+                <w:tcPr>
+                  <w:tcW w:type="dxa" w:w="2506"/>
+                  <w:tcBorders>
+                    <w:top w:val="single" w:color="B7C2D1" w:sz="4"/>
+                    <w:left w:val="single" w:color="B7C2D1" w:sz="4"/>
+                    <w:bottom w:val="single" w:color="B7C2D1" w:sz="4"/>
+                    <w:right w:val="single" w:color="B7C2D1" w:sz="4"/>
+                  </w:tcBorders>
+                  <w:shd w:fill="FFFFFF" w:color="auto" w:val="clear"/>
+                  <w:tcMar>
+                    <w:top w:type="dxa" w:w="80"/>
+                    <w:left w:type="dxa" w:w="120"/>
+                    <w:bottom w:type="dxa" w:w="80"/>
+                    <w:right w:type="dxa" w:w="120"/>
+                  </w:tcMar>
+                  <w:vAlign w:val="center"/>
+                </w:tcPr>
+                <w:p>
+                  <w:pPr>
+                    <w:spacing w:after="0" w:before="0"/>
+                  </w:pPr>
+                  <w:r>
+                    <w:rPr>
+                      <w:rFonts w:ascii="Arial" w:cs="Arial" w:eastAsia="Arial" w:hAnsi="Arial"/>
+                      <w:b w:val="false"/>
+                      <w:bCs w:val="false"/>
+                      <w:sz w:val="21"/>
+                      <w:szCs w:val="21"/>
+                    </w:rPr>
+                    <w:t xml:space="preserve">Fix it</w:t>
+                  </w:r>
+                </w:p>
+              </w:tc>
+              <w:tc>
+                <w:tcPr>
+                  <w:tcW w:type="dxa" w:w="2506"/>
+                  <w:tcBorders>
+                    <w:top w:val="single" w:color="B7C2D1" w:sz="4"/>
+                    <w:left w:val="single" w:color="B7C2D1" w:sz="4"/>
+                    <w:bottom w:val="single" w:color="B7C2D1" w:sz="4"/>
+                    <w:right w:val="single" w:color="B7C2D1" w:sz="4"/>
+                  </w:tcBorders>
+                  <w:shd w:fill="FFFFFF" w:color="auto" w:val="clear"/>
+                  <w:tcMar>
+                    <w:top w:type="dxa" w:w="80"/>
+                    <w:left w:type="dxa" w:w="120"/>
+                    <w:bottom w:type="dxa" w:w="80"/>
+                    <w:right w:type="dxa" w:w="120"/>
+                  </w:tcMar>
+                  <w:vAlign w:val="center"/>
+                </w:tcPr>
+                <w:p>
+                  <w:pPr>
+                    <w:spacing w:after="0" w:before="0"/>
+                  </w:pPr>
+                  <w:r>
+                    <w:rPr>
+                      <w:rFonts w:ascii="Arial" w:cs="Arial" w:eastAsia="Arial" w:hAnsi="Arial"/>
+                      <w:b w:val="false"/>
+                      <w:bCs w:val="false"/>
+                      <w:sz w:val="21"/>
+                      <w:szCs w:val="21"/>
+                    </w:rPr>
+                    <w:t xml:space="preserve">2</w:t>
+                  </w:r>
+                </w:p>
+              </w:tc>
+              <w:tc>
+                <w:tcPr>
+                  <w:tcW w:type="dxa" w:w="2506"/>
+                  <w:tcBorders>
+                    <w:top w:val="single" w:color="B7C2D1" w:sz="4"/>
+                    <w:left w:val="single" w:color="B7C2D1" w:sz="4"/>
+                    <w:bottom w:val="single" w:color="B7C2D1" w:sz="4"/>
+                    <w:right w:val="single" w:color="B7C2D1" w:sz="4"/>
+                  </w:tcBorders>
+                  <w:shd w:fill="FFFFFF" w:color="auto" w:val="clear"/>
+                  <w:tcMar>
+                    <w:top w:type="dxa" w:w="80"/>
+                    <w:left w:type="dxa" w:w="120"/>
+                    <w:bottom w:type="dxa" w:w="80"/>
+                    <w:right w:type="dxa" w:w="120"/>
+                  </w:tcMar>
+                  <w:vAlign w:val="center"/>
+                </w:tcPr>
+                <w:p>
+                  <w:pPr>
+                    <w:spacing w:after="0" w:before="0"/>
+                  </w:pPr>
+                  <w:r>
+                    <w:rPr>
+                      <w:rFonts w:ascii="Arial" w:cs="Arial" w:eastAsia="Arial" w:hAnsi="Arial"/>
+                      <w:b w:val="false"/>
+                      <w:bCs w:val="false"/>
+                      <w:sz w:val="21"/>
+                      <w:szCs w:val="21"/>
+                    </w:rPr>
+                    <w:t xml:space="preserve"/>
+                  </w:r>
+                </w:p>
+              </w:tc>
+            </w:tr>
+            <w:tr>
+              <w:trPr>
+                <w:cantSplit/>
+                <w:trHeight w:val="360" w:hRule="atLeast"/>
+              </w:trPr>
+              <w:tc>
+                <w:tcPr>
+                  <w:tcW w:type="dxa" w:w="2506"/>
+                  <w:tcBorders>
+                    <w:top w:val="single" w:color="B7C2D1" w:sz="4"/>
+                    <w:left w:val="single" w:color="B7C2D1" w:sz="4"/>
+                    <w:bottom w:val="single" w:color="B7C2D1" w:sz="4"/>
+                    <w:right w:val="single" w:color="B7C2D1" w:sz="4"/>
+                  </w:tcBorders>
+                  <w:shd w:fill="FFFFFF" w:color="auto" w:val="clear"/>
+                  <w:tcMar>
+                    <w:top w:type="dxa" w:w="80"/>
+                    <w:left w:type="dxa" w:w="120"/>
+                    <w:bottom w:type="dxa" w:w="80"/>
+                    <w:right w:type="dxa" w:w="120"/>
+                  </w:tcMar>
+                  <w:vAlign w:val="center"/>
+                </w:tcPr>
+                <w:p>
+                  <w:pPr>
+                    <w:spacing w:after="0" w:before="0"/>
+                  </w:pPr>
+                  <w:r>
+                    <w:rPr>
+                      <w:rFonts w:ascii="Arial" w:cs="Arial" w:eastAsia="Arial" w:hAnsi="Arial"/>
+                      <w:sz w:val="21"/>
+                      <w:szCs w:val="21"/>
+                    </w:rPr>
+                    <w:t xml:space="preserve">Ask the user for how many numbers there are. Then ask for that many whole numbers. Display the total of the ones above 0. Then display how many are below 0 on the next line. Then display the average of all of them on the next line.</w:t>
+                  </w:r>
+                </w:p>
+              </w:tc>
+              <w:tc>
+                <w:tcPr>
+                  <w:tcW w:type="dxa" w:w="2506"/>
+                  <w:tcBorders>
+                    <w:top w:val="single" w:color="B7C2D1" w:sz="4"/>
+                    <w:left w:val="single" w:color="B7C2D1" w:sz="4"/>
+                    <w:bottom w:val="single" w:color="B7C2D1" w:sz="4"/>
+                    <w:right w:val="single" w:color="B7C2D1" w:sz="4"/>
+                  </w:tcBorders>
+                  <w:shd w:fill="FFFFFF" w:color="auto" w:val="clear"/>
+                  <w:tcMar>
+                    <w:top w:type="dxa" w:w="80"/>
+                    <w:left w:type="dxa" w:w="120"/>
+                    <w:bottom w:type="dxa" w:w="80"/>
+                    <w:right w:type="dxa" w:w="120"/>
+                  </w:tcMar>
+                  <w:vAlign w:val="center"/>
+                </w:tcPr>
+                <w:p>
+                  <w:pPr>
+                    <w:spacing w:after="0" w:before="0"/>
+                  </w:pPr>
+                  <w:r>
+                    <w:rPr>
+                      <w:rFonts w:ascii="Arial" w:cs="Arial" w:eastAsia="Arial" w:hAnsi="Arial"/>
+                      <w:b w:val="false"/>
+                      <w:bCs w:val="false"/>
+                      <w:sz w:val="21"/>
+                      <w:szCs w:val="21"/>
+                    </w:rPr>
+                    <w:t xml:space="preserve">Challenge (optional)</w:t>
+                  </w:r>
+                </w:p>
+              </w:tc>
+              <w:tc>
+                <w:tcPr>
+                  <w:tcW w:type="dxa" w:w="2506"/>
+                  <w:tcBorders>
+                    <w:top w:val="single" w:color="B7C2D1" w:sz="4"/>
+                    <w:left w:val="single" w:color="B7C2D1" w:sz="4"/>
+                    <w:bottom w:val="single" w:color="B7C2D1" w:sz="4"/>
+                    <w:right w:val="single" w:color="B7C2D1" w:sz="4"/>
+                  </w:tcBorders>
+                  <w:shd w:fill="FFFFFF" w:color="auto" w:val="clear"/>
+                  <w:tcMar>
+                    <w:top w:type="dxa" w:w="80"/>
+                    <w:left w:type="dxa" w:w="120"/>
+                    <w:bottom w:type="dxa" w:w="80"/>
+                    <w:right w:type="dxa" w:w="120"/>
+                  </w:tcMar>
+                  <w:vAlign w:val="center"/>
+                </w:tcPr>
+                <w:p>
+                  <w:pPr>
+                    <w:spacing w:after="0" w:before="0"/>
+                  </w:pPr>
+                  <w:r>
+                    <w:rPr>
+                      <w:rFonts w:ascii="Arial" w:cs="Arial" w:eastAsia="Arial" w:hAnsi="Arial"/>
+                      <w:b w:val="false"/>
+                      <w:bCs w:val="false"/>
+                      <w:sz w:val="21"/>
+                      <w:szCs w:val="21"/>
+                    </w:rPr>
+                    <w:t xml:space="preserve">3</w:t>
+                  </w:r>
+                </w:p>
+              </w:tc>
+              <w:tc>
+                <w:tcPr>
+                  <w:tcW w:type="dxa" w:w="2506"/>
                   <w:tcBorders>
                     <w:top w:val="single" w:color="B7C2D1" w:sz="4"/>
                     <w:left w:val="single" w:color="B7C2D1" w:sz="4"/>
@@ -7029,7 +12301,7 @@
                 <w:sz w:val="21"/>
                 <w:szCs w:val="21"/>
               </w:rPr>
-              <w:t xml:space="preserve">Plan the one you found hardest: inputs, what happens to them, what is printed.</w:t>
+              <w:t xml:space="preserve">Plan the one you found hardest: what is typed in, what happens to it, what is displayed.</w:t>
             </w:r>
           </w:p>
           <w:tbl>
@@ -8021,7 +13293,7 @@
                 <w:sz w:val="32"/>
                 <w:szCs w:val="32"/>
               </w:rPr>
-              <w:t xml:space="preserve">______ / 68</w:t>
+              <w:t xml:space="preserve">______ / 109</w:t>
             </w:r>
           </w:p>
         </w:tc>

--- a/worksheets/PR_L04_CountControlledLoops_Worksheet.docx
+++ b/worksheets/PR_L04_CountControlledLoops_Worksheet.docx
@@ -455,7 +455,30 @@
                 <w:sz w:val="21"/>
                 <w:szCs w:val="21"/>
               </w:rPr>
-              <w:t xml:space="preserve">The activities marked Challenge are optional. Finish the rest of a station first, and come back to them if you have time.</w:t>
+              <w:t xml:space="preserve">Work through the activities in order and complete every one. The next activity opens when the one you are on is finished.</w:t>
+            </w:r>
+          </w:p>
+          <w:p>
+            <w:pPr>
+              <w:spacing w:after="60" w:before="60"/>
+            </w:pPr>
+            <w:r>
+              <w:rPr>
+                <w:rFonts w:ascii="Arial" w:cs="Arial" w:eastAsia="Arial" w:hAnsi="Arial"/>
+                <w:b/>
+                <w:bCs/>
+                <w:sz w:val="21"/>
+                <w:szCs w:val="21"/>
+              </w:rPr>
+              <w:t xml:space="preserve">8.  </w:t>
+            </w:r>
+            <w:r>
+              <w:rPr>
+                <w:rFonts w:ascii="Arial" w:cs="Arial" w:eastAsia="Arial" w:hAnsi="Arial"/>
+                <w:sz w:val="21"/>
+                <w:szCs w:val="21"/>
+              </w:rPr>
+              <w:t xml:space="preserve">If you get stuck, press I need help. Use a hint, or ask your teacher and show them the question and your code. Complete the question before moving on.</w:t>
             </w:r>
           </w:p>
         </w:tc>

--- a/worksheets/PR_L04_CountControlledLoops_Worksheet.docx
+++ b/worksheets/PR_L04_CountControlledLoops_Worksheet.docx
@@ -2048,7 +2048,25 @@
                       <w:sz w:val="21"/>
                       <w:szCs w:val="21"/>
                     </w:rPr>
-                    <w:t xml:space="preserve">Change the program so the word ping appears on five lines.</w:t>
+                    <w:t xml:space="preserve">Change the program so the word </w:t>
+                  </w:r>
+                  <w:r>
+                    <w:rPr>
+                      <w:rFonts w:ascii="Consolas" w:cs="Consolas" w:eastAsia="Consolas" w:hAnsi="Consolas"/>
+                      <w:color w:val="15803D"/>
+                      <w:sz w:val="21"/>
+                      <w:szCs w:val="21"/>
+                      <w:shd w:fill="F4F4F5"/>
+                    </w:rPr>
+                    <w:t xml:space="preserve">"ping"</w:t>
+                  </w:r>
+                  <w:r>
+                    <w:rPr>
+                      <w:rFonts w:ascii="Arial" w:cs="Arial" w:eastAsia="Arial" w:hAnsi="Arial"/>
+                      <w:sz w:val="21"/>
+                      <w:szCs w:val="21"/>
+                    </w:rPr>
+                    <w:t xml:space="preserve"> appears on five lines.</w:t>
                   </w:r>
                 </w:p>
               </w:tc>
@@ -2188,7 +2206,25 @@
                       <w:sz w:val="21"/>
                       <w:szCs w:val="21"/>
                     </w:rPr>
-                    <w:t xml:space="preserve">Finish the program so the word ready appears on three lines.</w:t>
+                    <w:t xml:space="preserve">Finish the program so the word </w:t>
+                  </w:r>
+                  <w:r>
+                    <w:rPr>
+                      <w:rFonts w:ascii="Consolas" w:cs="Consolas" w:eastAsia="Consolas" w:hAnsi="Consolas"/>
+                      <w:color w:val="15803D"/>
+                      <w:sz w:val="21"/>
+                      <w:szCs w:val="21"/>
+                      <w:shd w:fill="F4F4F5"/>
+                    </w:rPr>
+                    <w:t xml:space="preserve">"ready"</w:t>
+                  </w:r>
+                  <w:r>
+                    <w:rPr>
+                      <w:rFonts w:ascii="Arial" w:cs="Arial" w:eastAsia="Arial" w:hAnsi="Arial"/>
+                      <w:sz w:val="21"/>
+                      <w:szCs w:val="21"/>
+                    </w:rPr>
+                    <w:t xml:space="preserve"> appears on three lines.</w:t>
                   </w:r>
                 </w:p>
               </w:tc>
@@ -2748,7 +2784,25 @@
                       <w:sz w:val="21"/>
                       <w:szCs w:val="21"/>
                     </w:rPr>
-                    <w:t xml:space="preserve">This program should display the word drip on four lines. Find the mistake and put it right.</w:t>
+                    <w:t xml:space="preserve">This program should display the word </w:t>
+                  </w:r>
+                  <w:r>
+                    <w:rPr>
+                      <w:rFonts w:ascii="Consolas" w:cs="Consolas" w:eastAsia="Consolas" w:hAnsi="Consolas"/>
+                      <w:color w:val="15803D"/>
+                      <w:sz w:val="21"/>
+                      <w:szCs w:val="21"/>
+                      <w:shd w:fill="F4F4F5"/>
+                    </w:rPr>
+                    <w:t xml:space="preserve">"drip"</w:t>
+                  </w:r>
+                  <w:r>
+                    <w:rPr>
+                      <w:rFonts w:ascii="Arial" w:cs="Arial" w:eastAsia="Arial" w:hAnsi="Arial"/>
+                      <w:sz w:val="21"/>
+                      <w:szCs w:val="21"/>
+                    </w:rPr>
+                    <w:t xml:space="preserve"> on four lines. Find the mistake and put it right.</w:t>
                   </w:r>
                 </w:p>
               </w:tc>
@@ -2888,7 +2942,25 @@
                       <w:sz w:val="21"/>
                       <w:szCs w:val="21"/>
                     </w:rPr>
-                    <w:t xml:space="preserve">Ask the user for a word. Then ask for a whole number. Display the word on that many lines. Then display done on the next line.</w:t>
+                    <w:t xml:space="preserve">Ask the user for a word. Then ask for a whole number. Display the word on that many lines. Then display </w:t>
+                  </w:r>
+                  <w:r>
+                    <w:rPr>
+                      <w:rFonts w:ascii="Consolas" w:cs="Consolas" w:eastAsia="Consolas" w:hAnsi="Consolas"/>
+                      <w:color w:val="15803D"/>
+                      <w:sz w:val="21"/>
+                      <w:szCs w:val="21"/>
+                      <w:shd w:fill="F4F4F5"/>
+                    </w:rPr>
+                    <w:t xml:space="preserve">"done"</w:t>
+                  </w:r>
+                  <w:r>
+                    <w:rPr>
+                      <w:rFonts w:ascii="Arial" w:cs="Arial" w:eastAsia="Arial" w:hAnsi="Arial"/>
+                      <w:sz w:val="21"/>
+                      <w:szCs w:val="21"/>
+                    </w:rPr>
+                    <w:t xml:space="preserve"> on the next line.</w:t>
                   </w:r>
                 </w:p>
               </w:tc>
@@ -4051,7 +4123,43 @@
                       <w:sz w:val="21"/>
                       <w:szCs w:val="21"/>
                     </w:rPr>
-                    <w:t xml:space="preserve">Change the program so it displays 1 to 5 instead of 0 to 4.</w:t>
+                    <w:t xml:space="preserve">Change the program so it displays </w:t>
+                  </w:r>
+                  <w:r>
+                    <w:rPr>
+                      <w:rFonts w:ascii="Consolas" w:cs="Consolas" w:eastAsia="Consolas" w:hAnsi="Consolas"/>
+                      <w:color w:val="9A3412"/>
+                      <w:sz w:val="21"/>
+                      <w:szCs w:val="21"/>
+                      <w:shd w:fill="F4F4F5"/>
+                    </w:rPr>
+                    <w:t xml:space="preserve">1</w:t>
+                  </w:r>
+                  <w:r>
+                    <w:rPr>
+                      <w:rFonts w:ascii="Arial" w:cs="Arial" w:eastAsia="Arial" w:hAnsi="Arial"/>
+                      <w:sz w:val="21"/>
+                      <w:szCs w:val="21"/>
+                    </w:rPr>
+                    <w:t xml:space="preserve"> to </w:t>
+                  </w:r>
+                  <w:r>
+                    <w:rPr>
+                      <w:rFonts w:ascii="Consolas" w:cs="Consolas" w:eastAsia="Consolas" w:hAnsi="Consolas"/>
+                      <w:color w:val="9A3412"/>
+                      <w:sz w:val="21"/>
+                      <w:szCs w:val="21"/>
+                      <w:shd w:fill="F4F4F5"/>
+                    </w:rPr>
+                    <w:t xml:space="preserve">5</w:t>
+                  </w:r>
+                  <w:r>
+                    <w:rPr>
+                      <w:rFonts w:ascii="Arial" w:cs="Arial" w:eastAsia="Arial" w:hAnsi="Arial"/>
+                      <w:sz w:val="21"/>
+                      <w:szCs w:val="21"/>
+                    </w:rPr>
+                    <w:t xml:space="preserve"> instead of 0 to 4.</w:t>
                   </w:r>
                 </w:p>
               </w:tc>
@@ -4191,7 +4299,25 @@
                       <w:sz w:val="21"/>
                       <w:szCs w:val="21"/>
                     </w:rPr>
-                    <w:t xml:space="preserve">Finish the program so it displays every multiple of 10 from 0 to 50, one on each line.</w:t>
+                    <w:t xml:space="preserve">Finish the program so it displays every multiple of </w:t>
+                  </w:r>
+                  <w:r>
+                    <w:rPr>
+                      <w:rFonts w:ascii="Consolas" w:cs="Consolas" w:eastAsia="Consolas" w:hAnsi="Consolas"/>
+                      <w:color w:val="9A3412"/>
+                      <w:sz w:val="21"/>
+                      <w:szCs w:val="21"/>
+                      <w:shd w:fill="F4F4F5"/>
+                    </w:rPr>
+                    <w:t xml:space="preserve">10</w:t>
+                  </w:r>
+                  <w:r>
+                    <w:rPr>
+                      <w:rFonts w:ascii="Arial" w:cs="Arial" w:eastAsia="Arial" w:hAnsi="Arial"/>
+                      <w:sz w:val="21"/>
+                      <w:szCs w:val="21"/>
+                    </w:rPr>
+                    <w:t xml:space="preserve"> from 0 to 50, one on each line.</w:t>
                   </w:r>
                 </w:p>
               </w:tc>
@@ -4471,7 +4597,25 @@
                       <w:sz w:val="21"/>
                       <w:szCs w:val="21"/>
                     </w:rPr>
-                    <w:t xml:space="preserve">Ask the user for a whole number. Display every number from 1 up to and including it, one on each line.</w:t>
+                    <w:t xml:space="preserve">Ask the user for a whole number. Display every number from </w:t>
+                  </w:r>
+                  <w:r>
+                    <w:rPr>
+                      <w:rFonts w:ascii="Consolas" w:cs="Consolas" w:eastAsia="Consolas" w:hAnsi="Consolas"/>
+                      <w:color w:val="9A3412"/>
+                      <w:sz w:val="21"/>
+                      <w:szCs w:val="21"/>
+                      <w:shd w:fill="F4F4F5"/>
+                    </w:rPr>
+                    <w:t xml:space="preserve">1</w:t>
+                  </w:r>
+                  <w:r>
+                    <w:rPr>
+                      <w:rFonts w:ascii="Arial" w:cs="Arial" w:eastAsia="Arial" w:hAnsi="Arial"/>
+                      <w:sz w:val="21"/>
+                      <w:szCs w:val="21"/>
+                    </w:rPr>
+                    <w:t xml:space="preserve"> up to and including it, one on each line.</w:t>
                   </w:r>
                 </w:p>
               </w:tc>
@@ -4751,7 +4895,25 @@
                       <w:sz w:val="21"/>
                       <w:szCs w:val="21"/>
                     </w:rPr>
-                    <w:t xml:space="preserve">Ask the user for a whole number. For every number from 1 up to and including it, work out that number multiplied by itself. Display a line in the form [number] [answer].</w:t>
+                    <w:t xml:space="preserve">Ask the user for a whole number. For every number from </w:t>
+                  </w:r>
+                  <w:r>
+                    <w:rPr>
+                      <w:rFonts w:ascii="Consolas" w:cs="Consolas" w:eastAsia="Consolas" w:hAnsi="Consolas"/>
+                      <w:color w:val="9A3412"/>
+                      <w:sz w:val="21"/>
+                      <w:szCs w:val="21"/>
+                      <w:shd w:fill="F4F4F5"/>
+                    </w:rPr>
+                    <w:t xml:space="preserve">1</w:t>
+                  </w:r>
+                  <w:r>
+                    <w:rPr>
+                      <w:rFonts w:ascii="Arial" w:cs="Arial" w:eastAsia="Arial" w:hAnsi="Arial"/>
+                      <w:sz w:val="21"/>
+                      <w:szCs w:val="21"/>
+                    </w:rPr>
+                    <w:t xml:space="preserve"> up to and including it, work out that number multiplied by itself. Display a line in the form [number] [answer].</w:t>
                   </w:r>
                 </w:p>
               </w:tc>
@@ -5774,7 +5936,25 @@
                       <w:sz w:val="21"/>
                       <w:szCs w:val="21"/>
                     </w:rPr>
-                    <w:t xml:space="preserve">Change the program so 8 is displayed as well.</w:t>
+                    <w:t xml:space="preserve">Change the program so </w:t>
+                  </w:r>
+                  <w:r>
+                    <w:rPr>
+                      <w:rFonts w:ascii="Consolas" w:cs="Consolas" w:eastAsia="Consolas" w:hAnsi="Consolas"/>
+                      <w:color w:val="9A3412"/>
+                      <w:sz w:val="21"/>
+                      <w:szCs w:val="21"/>
+                      <w:shd w:fill="F4F4F5"/>
+                    </w:rPr>
+                    <w:t xml:space="preserve">8</w:t>
+                  </w:r>
+                  <w:r>
+                    <w:rPr>
+                      <w:rFonts w:ascii="Arial" w:cs="Arial" w:eastAsia="Arial" w:hAnsi="Arial"/>
+                      <w:sz w:val="21"/>
+                      <w:szCs w:val="21"/>
+                    </w:rPr>
+                    <w:t xml:space="preserve"> is displayed as well.</w:t>
                   </w:r>
                 </w:p>
               </w:tc>
@@ -6334,7 +6514,25 @@
                       <w:sz w:val="21"/>
                       <w:szCs w:val="21"/>
                     </w:rPr>
-                    <w:t xml:space="preserve">Ask the user for a whole number. Display every even number from 2 up to and including it, one on each line.</w:t>
+                    <w:t xml:space="preserve">Ask the user for a whole number. Display every even number from </w:t>
+                  </w:r>
+                  <w:r>
+                    <w:rPr>
+                      <w:rFonts w:ascii="Consolas" w:cs="Consolas" w:eastAsia="Consolas" w:hAnsi="Consolas"/>
+                      <w:color w:val="9A3412"/>
+                      <w:sz w:val="21"/>
+                      <w:szCs w:val="21"/>
+                      <w:shd w:fill="F4F4F5"/>
+                    </w:rPr>
+                    <w:t xml:space="preserve">2</w:t>
+                  </w:r>
+                  <w:r>
+                    <w:rPr>
+                      <w:rFonts w:ascii="Arial" w:cs="Arial" w:eastAsia="Arial" w:hAnsi="Arial"/>
+                      <w:sz w:val="21"/>
+                      <w:szCs w:val="21"/>
+                    </w:rPr>
+                    <w:t xml:space="preserve"> up to and including it, one on each line.</w:t>
                   </w:r>
                 </w:p>
               </w:tc>
@@ -6614,7 +6812,25 @@
                       <w:sz w:val="21"/>
                       <w:szCs w:val="21"/>
                     </w:rPr>
-                    <w:t xml:space="preserve">Ask the user for a whole number. Display every number from it down to 1, one on each line.</w:t>
+                    <w:t xml:space="preserve">Ask the user for a whole number. Display every number from it down to </w:t>
+                  </w:r>
+                  <w:r>
+                    <w:rPr>
+                      <w:rFonts w:ascii="Consolas" w:cs="Consolas" w:eastAsia="Consolas" w:hAnsi="Consolas"/>
+                      <w:color w:val="9A3412"/>
+                      <w:sz w:val="21"/>
+                      <w:szCs w:val="21"/>
+                      <w:shd w:fill="F4F4F5"/>
+                    </w:rPr>
+                    <w:t xml:space="preserve">1</w:t>
+                  </w:r>
+                  <w:r>
+                    <w:rPr>
+                      <w:rFonts w:ascii="Arial" w:cs="Arial" w:eastAsia="Arial" w:hAnsi="Arial"/>
+                      <w:sz w:val="21"/>
+                      <w:szCs w:val="21"/>
+                    </w:rPr>
+                    <w:t xml:space="preserve">, one on each line.</w:t>
                   </w:r>
                 </w:p>
               </w:tc>
@@ -8197,7 +8413,25 @@
                       <w:sz w:val="21"/>
                       <w:szCs w:val="21"/>
                     </w:rPr>
-                    <w:t xml:space="preserve">Ask the user for how many numbers there are. Then ask for that many whole numbers. Count how many of them are below 0. Display the count.</w:t>
+                    <w:t xml:space="preserve">Ask the user for how many numbers there are. Then ask for that many whole numbers. Count how many of them are below </w:t>
+                  </w:r>
+                  <w:r>
+                    <w:rPr>
+                      <w:rFonts w:ascii="Consolas" w:cs="Consolas" w:eastAsia="Consolas" w:hAnsi="Consolas"/>
+                      <w:color w:val="9A3412"/>
+                      <w:sz w:val="21"/>
+                      <w:szCs w:val="21"/>
+                      <w:shd w:fill="F4F4F5"/>
+                    </w:rPr>
+                    <w:t xml:space="preserve">0</w:t>
+                  </w:r>
+                  <w:r>
+                    <w:rPr>
+                      <w:rFonts w:ascii="Arial" w:cs="Arial" w:eastAsia="Arial" w:hAnsi="Arial"/>
+                      <w:sz w:val="21"/>
+                      <w:szCs w:val="21"/>
+                    </w:rPr>
+                    <w:t xml:space="preserve">. Display the count.</w:t>
                   </w:r>
                 </w:p>
               </w:tc>
@@ -10340,7 +10574,43 @@
                       <w:sz w:val="21"/>
                       <w:szCs w:val="21"/>
                     </w:rPr>
-                    <w:t xml:space="preserve">Ask the user for a whole number. For every row from 1 up to and including that number, work out the row number multiplied by 1, then by 2, and so on up to the number. Display each row's answers on one line.</w:t>
+                    <w:t xml:space="preserve">Ask the user for a whole number. For every row from </w:t>
+                  </w:r>
+                  <w:r>
+                    <w:rPr>
+                      <w:rFonts w:ascii="Consolas" w:cs="Consolas" w:eastAsia="Consolas" w:hAnsi="Consolas"/>
+                      <w:color w:val="9A3412"/>
+                      <w:sz w:val="21"/>
+                      <w:szCs w:val="21"/>
+                      <w:shd w:fill="F4F4F5"/>
+                    </w:rPr>
+                    <w:t xml:space="preserve">1</w:t>
+                  </w:r>
+                  <w:r>
+                    <w:rPr>
+                      <w:rFonts w:ascii="Arial" w:cs="Arial" w:eastAsia="Arial" w:hAnsi="Arial"/>
+                      <w:sz w:val="21"/>
+                      <w:szCs w:val="21"/>
+                    </w:rPr>
+                    <w:t xml:space="preserve"> up to and including that number, work out the row number multiplied by </w:t>
+                  </w:r>
+                  <w:r>
+                    <w:rPr>
+                      <w:rFonts w:ascii="Consolas" w:cs="Consolas" w:eastAsia="Consolas" w:hAnsi="Consolas"/>
+                      <w:color w:val="9A3412"/>
+                      <w:sz w:val="21"/>
+                      <w:szCs w:val="21"/>
+                      <w:shd w:fill="F4F4F5"/>
+                    </w:rPr>
+                    <w:t xml:space="preserve">1</w:t>
+                  </w:r>
+                  <w:r>
+                    <w:rPr>
+                      <w:rFonts w:ascii="Arial" w:cs="Arial" w:eastAsia="Arial" w:hAnsi="Arial"/>
+                      <w:sz w:val="21"/>
+                      <w:szCs w:val="21"/>
+                    </w:rPr>
+                    <w:t xml:space="preserve">, then by 2, and so on up to the number. Display each row's answers on one line.</w:t>
                   </w:r>
                 </w:p>
               </w:tc>
@@ -11363,7 +11633,25 @@
                       <w:sz w:val="21"/>
                       <w:szCs w:val="21"/>
                     </w:rPr>
-                    <w:t xml:space="preserve">Change the program so the average is rounded to 1 decimal place.</w:t>
+                    <w:t xml:space="preserve">Change the program so the average is rounded to </w:t>
+                  </w:r>
+                  <w:r>
+                    <w:rPr>
+                      <w:rFonts w:ascii="Consolas" w:cs="Consolas" w:eastAsia="Consolas" w:hAnsi="Consolas"/>
+                      <w:color w:val="9A3412"/>
+                      <w:sz w:val="21"/>
+                      <w:szCs w:val="21"/>
+                      <w:shd w:fill="F4F4F5"/>
+                    </w:rPr>
+                    <w:t xml:space="preserve">1</w:t>
+                  </w:r>
+                  <w:r>
+                    <w:rPr>
+                      <w:rFonts w:ascii="Arial" w:cs="Arial" w:eastAsia="Arial" w:hAnsi="Arial"/>
+                      <w:sz w:val="21"/>
+                      <w:szCs w:val="21"/>
+                    </w:rPr>
+                    <w:t xml:space="preserve"> decimal place.</w:t>
                   </w:r>
                 </w:p>
               </w:tc>
@@ -11503,7 +11791,25 @@
                       <w:sz w:val="21"/>
                       <w:szCs w:val="21"/>
                     </w:rPr>
-                    <w:t xml:space="preserve">Finish the program so it adds up only the numbers above 0.</w:t>
+                    <w:t xml:space="preserve">Finish the program so it adds up only the numbers above </w:t>
+                  </w:r>
+                  <w:r>
+                    <w:rPr>
+                      <w:rFonts w:ascii="Consolas" w:cs="Consolas" w:eastAsia="Consolas" w:hAnsi="Consolas"/>
+                      <w:color w:val="9A3412"/>
+                      <w:sz w:val="21"/>
+                      <w:szCs w:val="21"/>
+                      <w:shd w:fill="F4F4F5"/>
+                    </w:rPr>
+                    <w:t xml:space="preserve">0</w:t>
+                  </w:r>
+                  <w:r>
+                    <w:rPr>
+                      <w:rFonts w:ascii="Arial" w:cs="Arial" w:eastAsia="Arial" w:hAnsi="Arial"/>
+                      <w:sz w:val="21"/>
+                      <w:szCs w:val="21"/>
+                    </w:rPr>
+                    <w:t xml:space="preserve">.</w:t>
                   </w:r>
                 </w:p>
               </w:tc>
@@ -11783,7 +12089,25 @@
                       <w:sz w:val="21"/>
                       <w:szCs w:val="21"/>
                     </w:rPr>
-                    <w:t xml:space="preserve">Ask the user for a whole number. Work out which numbers from 1 up to and including it divide into it exactly. Display those numbers, one on each line.</w:t>
+                    <w:t xml:space="preserve">Ask the user for a whole number. Work out which numbers from </w:t>
+                  </w:r>
+                  <w:r>
+                    <w:rPr>
+                      <w:rFonts w:ascii="Consolas" w:cs="Consolas" w:eastAsia="Consolas" w:hAnsi="Consolas"/>
+                      <w:color w:val="9A3412"/>
+                      <w:sz w:val="21"/>
+                      <w:szCs w:val="21"/>
+                      <w:shd w:fill="F4F4F5"/>
+                    </w:rPr>
+                    <w:t xml:space="preserve">1</w:t>
+                  </w:r>
+                  <w:r>
+                    <w:rPr>
+                      <w:rFonts w:ascii="Arial" w:cs="Arial" w:eastAsia="Arial" w:hAnsi="Arial"/>
+                      <w:sz w:val="21"/>
+                      <w:szCs w:val="21"/>
+                    </w:rPr>
+                    <w:t xml:space="preserve"> up to and including it divide into it exactly. Display those numbers, one on each line.</w:t>
                   </w:r>
                 </w:p>
               </w:tc>
@@ -12203,7 +12527,43 @@
                       <w:sz w:val="21"/>
                       <w:szCs w:val="21"/>
                     </w:rPr>
-                    <w:t xml:space="preserve">Ask the user for how many numbers there are. Then ask for that many whole numbers. Display the total of the ones above 0. Then display how many are below 0 on the next line. Then display the average of all of them on the next line.</w:t>
+                    <w:t xml:space="preserve">Ask the user for how many numbers there are. Then ask for that many whole numbers. Display the total of the ones above </w:t>
+                  </w:r>
+                  <w:r>
+                    <w:rPr>
+                      <w:rFonts w:ascii="Consolas" w:cs="Consolas" w:eastAsia="Consolas" w:hAnsi="Consolas"/>
+                      <w:color w:val="9A3412"/>
+                      <w:sz w:val="21"/>
+                      <w:szCs w:val="21"/>
+                      <w:shd w:fill="F4F4F5"/>
+                    </w:rPr>
+                    <w:t xml:space="preserve">0</w:t>
+                  </w:r>
+                  <w:r>
+                    <w:rPr>
+                      <w:rFonts w:ascii="Arial" w:cs="Arial" w:eastAsia="Arial" w:hAnsi="Arial"/>
+                      <w:sz w:val="21"/>
+                      <w:szCs w:val="21"/>
+                    </w:rPr>
+                    <w:t xml:space="preserve">. Then display how many are below </w:t>
+                  </w:r>
+                  <w:r>
+                    <w:rPr>
+                      <w:rFonts w:ascii="Consolas" w:cs="Consolas" w:eastAsia="Consolas" w:hAnsi="Consolas"/>
+                      <w:color w:val="9A3412"/>
+                      <w:sz w:val="21"/>
+                      <w:szCs w:val="21"/>
+                      <w:shd w:fill="F4F4F5"/>
+                    </w:rPr>
+                    <w:t xml:space="preserve">0</w:t>
+                  </w:r>
+                  <w:r>
+                    <w:rPr>
+                      <w:rFonts w:ascii="Arial" w:cs="Arial" w:eastAsia="Arial" w:hAnsi="Arial"/>
+                      <w:sz w:val="21"/>
+                      <w:szCs w:val="21"/>
+                    </w:rPr>
+                    <w:t xml:space="preserve"> on the next line. Then display the average of all of them on the next line.</w:t>
                   </w:r>
                 </w:p>
               </w:tc>

--- a/worksheets/PR_L04_CountControlledLoops_Worksheet.docx
+++ b/worksheets/PR_L04_CountControlledLoops_Worksheet.docx
@@ -13989,7 +13989,193 @@
                 <w:sz w:val="21"/>
                 <w:szCs w:val="21"/>
               </w:rPr>
-              <w:t xml:space="preserve">a)  A program should print the numbers 1 to 10 but prints 0 to 9 instead. Its loop begins for i in range(10). State which values the original range() counted through, and rewrite the line so the loop prints 1 to 10.  </w:t>
+              <w:t xml:space="preserve">a)  </w:t>
+            </w:r>
+            <w:r>
+              <w:rPr>
+                <w:rFonts w:ascii="Arial" w:cs="Arial" w:eastAsia="Arial" w:hAnsi="Arial"/>
+                <w:b/>
+                <w:bCs/>
+                <w:sz w:val="21"/>
+                <w:szCs w:val="21"/>
+              </w:rPr>
+              <w:t xml:space="preserve">A program should print the numbers 1 to 10 but prints 0 to 9 instead. Its loop begins </w:t>
+            </w:r>
+            <w:r>
+              <w:rPr>
+                <w:rFonts w:ascii="Consolas" w:cs="Consolas" w:eastAsia="Consolas" w:hAnsi="Consolas"/>
+                <w:b/>
+                <w:bCs/>
+                <w:color w:val="6B21A8"/>
+                <w:sz w:val="21"/>
+                <w:szCs w:val="21"/>
+                <w:shd w:fill="F4F4F5"/>
+              </w:rPr>
+              <w:t xml:space="preserve">for</w:t>
+            </w:r>
+            <w:r>
+              <w:rPr>
+                <w:rFonts w:ascii="Consolas" w:cs="Consolas" w:eastAsia="Consolas" w:hAnsi="Consolas"/>
+                <w:b/>
+                <w:bCs/>
+                <w:color w:val="18181B"/>
+                <w:sz w:val="21"/>
+                <w:szCs w:val="21"/>
+                <w:shd w:fill="F4F4F5"/>
+              </w:rPr>
+              <w:t xml:space="preserve"> </w:t>
+            </w:r>
+            <w:r>
+              <w:rPr>
+                <w:rFonts w:ascii="Consolas" w:cs="Consolas" w:eastAsia="Consolas" w:hAnsi="Consolas"/>
+                <w:b/>
+                <w:bCs/>
+                <w:color w:val="18181B"/>
+                <w:sz w:val="21"/>
+                <w:szCs w:val="21"/>
+                <w:shd w:fill="F4F4F5"/>
+              </w:rPr>
+              <w:t xml:space="preserve">i</w:t>
+            </w:r>
+            <w:r>
+              <w:rPr>
+                <w:rFonts w:ascii="Consolas" w:cs="Consolas" w:eastAsia="Consolas" w:hAnsi="Consolas"/>
+                <w:b/>
+                <w:bCs/>
+                <w:color w:val="18181B"/>
+                <w:sz w:val="21"/>
+                <w:szCs w:val="21"/>
+                <w:shd w:fill="F4F4F5"/>
+              </w:rPr>
+              <w:t xml:space="preserve"> </w:t>
+            </w:r>
+            <w:r>
+              <w:rPr>
+                <w:rFonts w:ascii="Consolas" w:cs="Consolas" w:eastAsia="Consolas" w:hAnsi="Consolas"/>
+                <w:b/>
+                <w:bCs/>
+                <w:color w:val="6B21A8"/>
+                <w:sz w:val="21"/>
+                <w:szCs w:val="21"/>
+                <w:shd w:fill="F4F4F5"/>
+              </w:rPr>
+              <w:t xml:space="preserve">in</w:t>
+            </w:r>
+            <w:r>
+              <w:rPr>
+                <w:rFonts w:ascii="Consolas" w:cs="Consolas" w:eastAsia="Consolas" w:hAnsi="Consolas"/>
+                <w:b/>
+                <w:bCs/>
+                <w:color w:val="18181B"/>
+                <w:sz w:val="21"/>
+                <w:szCs w:val="21"/>
+                <w:shd w:fill="F4F4F5"/>
+              </w:rPr>
+              <w:t xml:space="preserve"> </w:t>
+            </w:r>
+            <w:r>
+              <w:rPr>
+                <w:rFonts w:ascii="Consolas" w:cs="Consolas" w:eastAsia="Consolas" w:hAnsi="Consolas"/>
+                <w:b/>
+                <w:bCs/>
+                <w:color w:val="1D4ED8"/>
+                <w:sz w:val="21"/>
+                <w:szCs w:val="21"/>
+                <w:shd w:fill="F4F4F5"/>
+              </w:rPr>
+              <w:t xml:space="preserve">range</w:t>
+            </w:r>
+            <w:r>
+              <w:rPr>
+                <w:rFonts w:ascii="Consolas" w:cs="Consolas" w:eastAsia="Consolas" w:hAnsi="Consolas"/>
+                <w:b/>
+                <w:bCs/>
+                <w:color w:val="3F3F46"/>
+                <w:sz w:val="21"/>
+                <w:szCs w:val="21"/>
+                <w:shd w:fill="F4F4F5"/>
+              </w:rPr>
+              <w:t xml:space="preserve">(</w:t>
+            </w:r>
+            <w:r>
+              <w:rPr>
+                <w:rFonts w:ascii="Consolas" w:cs="Consolas" w:eastAsia="Consolas" w:hAnsi="Consolas"/>
+                <w:b/>
+                <w:bCs/>
+                <w:color w:val="9A3412"/>
+                <w:sz w:val="21"/>
+                <w:szCs w:val="21"/>
+                <w:shd w:fill="F4F4F5"/>
+              </w:rPr>
+              <w:t xml:space="preserve">10</w:t>
+            </w:r>
+            <w:r>
+              <w:rPr>
+                <w:rFonts w:ascii="Consolas" w:cs="Consolas" w:eastAsia="Consolas" w:hAnsi="Consolas"/>
+                <w:b/>
+                <w:bCs/>
+                <w:color w:val="3F3F46"/>
+                <w:sz w:val="21"/>
+                <w:szCs w:val="21"/>
+                <w:shd w:fill="F4F4F5"/>
+              </w:rPr>
+              <w:t xml:space="preserve">)</w:t>
+            </w:r>
+            <w:r>
+              <w:rPr>
+                <w:rFonts w:ascii="Arial" w:cs="Arial" w:eastAsia="Arial" w:hAnsi="Arial"/>
+                <w:b/>
+                <w:bCs/>
+                <w:sz w:val="21"/>
+                <w:szCs w:val="21"/>
+              </w:rPr>
+              <w:t xml:space="preserve">. State which values the original </w:t>
+            </w:r>
+            <w:r>
+              <w:rPr>
+                <w:rFonts w:ascii="Consolas" w:cs="Consolas" w:eastAsia="Consolas" w:hAnsi="Consolas"/>
+                <w:b/>
+                <w:bCs/>
+                <w:color w:val="1D4ED8"/>
+                <w:sz w:val="21"/>
+                <w:szCs w:val="21"/>
+                <w:shd w:fill="F4F4F5"/>
+              </w:rPr>
+              <w:t xml:space="preserve">range</w:t>
+            </w:r>
+            <w:r>
+              <w:rPr>
+                <w:rFonts w:ascii="Consolas" w:cs="Consolas" w:eastAsia="Consolas" w:hAnsi="Consolas"/>
+                <w:b/>
+                <w:bCs/>
+                <w:color w:val="3F3F46"/>
+                <w:sz w:val="21"/>
+                <w:szCs w:val="21"/>
+                <w:shd w:fill="F4F4F5"/>
+              </w:rPr>
+              <w:t xml:space="preserve">(</w:t>
+            </w:r>
+            <w:r>
+              <w:rPr>
+                <w:rFonts w:ascii="Consolas" w:cs="Consolas" w:eastAsia="Consolas" w:hAnsi="Consolas"/>
+                <w:b/>
+                <w:bCs/>
+                <w:color w:val="3F3F46"/>
+                <w:sz w:val="21"/>
+                <w:szCs w:val="21"/>
+                <w:shd w:fill="F4F4F5"/>
+              </w:rPr>
+              <w:t xml:space="preserve">)</w:t>
+            </w:r>
+            <w:r>
+              <w:rPr>
+                <w:rFonts w:ascii="Arial" w:cs="Arial" w:eastAsia="Arial" w:hAnsi="Arial"/>
+                <w:b/>
+                <w:bCs/>
+                <w:sz w:val="21"/>
+                <w:szCs w:val="21"/>
+              </w:rPr>
+              <w:t xml:space="preserve"> counted through, and rewrite the line so the loop prints 1 to 10.  </w:t>
             </w:r>
             <w:r>
               <w:rPr>
@@ -14178,7 +14364,17 @@
                 <w:sz w:val="21"/>
                 <w:szCs w:val="21"/>
               </w:rPr>
-              <w:t xml:space="preserve">b)  Write a program that reads how many numbers there are, then reads that many whole numbers and prints their total and their average.  </w:t>
+              <w:t xml:space="preserve">b)  </w:t>
+            </w:r>
+            <w:r>
+              <w:rPr>
+                <w:rFonts w:ascii="Arial" w:cs="Arial" w:eastAsia="Arial" w:hAnsi="Arial"/>
+                <w:b/>
+                <w:bCs/>
+                <w:sz w:val="21"/>
+                <w:szCs w:val="21"/>
+              </w:rPr>
+              <w:t xml:space="preserve">Write a program that reads how many numbers there are, then reads that many whole numbers and prints their total and their average.  </w:t>
             </w:r>
             <w:r>
               <w:rPr>
@@ -14626,7 +14822,17 @@
                 <w:sz w:val="21"/>
                 <w:szCs w:val="21"/>
               </w:rPr>
-              <w:t xml:space="preserve">c)  Write a program that reads a whole number and prints that many lines, the first holding one * character, the second two, and so on.  </w:t>
+              <w:t xml:space="preserve">c)  </w:t>
+            </w:r>
+            <w:r>
+              <w:rPr>
+                <w:rFonts w:ascii="Arial" w:cs="Arial" w:eastAsia="Arial" w:hAnsi="Arial"/>
+                <w:b/>
+                <w:bCs/>
+                <w:sz w:val="21"/>
+                <w:szCs w:val="21"/>
+              </w:rPr>
+              <w:t xml:space="preserve">Write a program that reads a whole number and prints that many lines, the first holding one * character, the second two, and so on.  </w:t>
             </w:r>
             <w:r>
               <w:rPr>
